--- a/RMUTL_WORK/Teaching work/2025/เทอม_02/ENGCE121_Computer Architecture and Organization/FINAL/FINAL_เฉลย.docx
+++ b/RMUTL_WORK/Teaching work/2025/เทอม_02/ENGCE121_Computer Architecture and Organization/FINAL/FINAL_เฉลย.docx
@@ -4,7 +4,7 @@
   <w:body>
     <w:p>
       <w:pPr>
-        <w:pStyle w:val="3"/>
+        <w:pStyle w:val="1"/>
         <w:rPr>
           <w:rFonts w:ascii="TH SarabunPSK" w:eastAsia="Times New Roman" w:hAnsi="TH SarabunPSK" w:cs="TH SarabunPSK" w:hint="cs"/>
           <w:sz w:val="32"/>
@@ -19,20 +19,20 @@
           <w:szCs w:val="32"/>
           <w:cs/>
         </w:rPr>
-        <w:t>เฉลยแบบละเอียด (</w:t>
-      </w:r>
-      <w:r>
-        <w:rPr>
-          <w:rFonts w:ascii="TH SarabunPSK" w:hAnsi="TH SarabunPSK" w:cs="TH SarabunPSK" w:hint="cs"/>
-          <w:sz w:val="32"/>
-          <w:szCs w:val="32"/>
-        </w:rPr>
-        <w:t>Detailed Answer Key)</w:t>
+        <w:t xml:space="preserve">เฉลยข้อสอบปลายภาค ภาคการศึกษาที่ </w:t>
+      </w:r>
+      <w:r>
+        <w:rPr>
+          <w:rFonts w:ascii="TH SarabunPSK" w:hAnsi="TH SarabunPSK" w:cs="TH SarabunPSK" w:hint="cs"/>
+          <w:sz w:val="32"/>
+          <w:szCs w:val="32"/>
+        </w:rPr>
+        <w:t>2/2568</w:t>
       </w:r>
     </w:p>
     <w:p>
       <w:pPr>
-        <w:pStyle w:val="4"/>
+        <w:pStyle w:val="af"/>
         <w:rPr>
           <w:rFonts w:ascii="TH SarabunPSK" w:hAnsi="TH SarabunPSK" w:cs="TH SarabunPSK" w:hint="cs"/>
           <w:sz w:val="32"/>
@@ -42,52 +42,107 @@
       <w:r>
         <w:rPr>
           <w:rStyle w:val="af1"/>
-          <w:rFonts w:ascii="TH SarabunPSK" w:hAnsi="TH SarabunPSK" w:cs="TH SarabunPSK" w:hint="cs"/>
-          <w:b w:val="0"/>
-          <w:bCs w:val="0"/>
-          <w:sz w:val="32"/>
-          <w:szCs w:val="32"/>
-          <w:cs/>
-        </w:rPr>
-        <w:t xml:space="preserve">ข้อที่ </w:t>
+          <w:rFonts w:ascii="TH SarabunPSK" w:eastAsiaTheme="majorEastAsia" w:hAnsi="TH SarabunPSK" w:cs="TH SarabunPSK" w:hint="cs"/>
+          <w:sz w:val="32"/>
+          <w:szCs w:val="32"/>
+          <w:cs/>
+        </w:rPr>
+        <w:t>รายวิชา:</w:t>
+      </w:r>
+      <w:r>
+        <w:rPr>
+          <w:rFonts w:ascii="TH SarabunPSK" w:hAnsi="TH SarabunPSK" w:cs="TH SarabunPSK" w:hint="cs"/>
+          <w:sz w:val="32"/>
+          <w:szCs w:val="32"/>
+        </w:rPr>
+        <w:t xml:space="preserve"> ENGCE121 Computer Architecture and Organization </w:t>
       </w:r>
       <w:r>
         <w:rPr>
           <w:rStyle w:val="af1"/>
-          <w:rFonts w:ascii="TH SarabunPSK" w:hAnsi="TH SarabunPSK" w:cs="TH SarabunPSK" w:hint="cs"/>
-          <w:b w:val="0"/>
-          <w:bCs w:val="0"/>
-          <w:sz w:val="32"/>
-          <w:szCs w:val="32"/>
-        </w:rPr>
-        <w:t xml:space="preserve">1: </w:t>
-      </w:r>
-      <w:r>
-        <w:rPr>
-          <w:rStyle w:val="af1"/>
-          <w:rFonts w:ascii="TH SarabunPSK" w:hAnsi="TH SarabunPSK" w:cs="TH SarabunPSK" w:hint="cs"/>
-          <w:b w:val="0"/>
-          <w:bCs w:val="0"/>
-          <w:sz w:val="32"/>
-          <w:szCs w:val="32"/>
-          <w:cs/>
-        </w:rPr>
-        <w:t xml:space="preserve">การออกแบบ </w:t>
-      </w:r>
-      <w:r>
-        <w:rPr>
-          <w:rStyle w:val="af1"/>
-          <w:rFonts w:ascii="TH SarabunPSK" w:hAnsi="TH SarabunPSK" w:cs="TH SarabunPSK" w:hint="cs"/>
-          <w:b w:val="0"/>
-          <w:bCs w:val="0"/>
-          <w:sz w:val="32"/>
-          <w:szCs w:val="32"/>
-        </w:rPr>
-        <w:t>Control Unit</w:t>
+          <w:rFonts w:ascii="TH SarabunPSK" w:eastAsiaTheme="majorEastAsia" w:hAnsi="TH SarabunPSK" w:cs="TH SarabunPSK" w:hint="cs"/>
+          <w:sz w:val="32"/>
+          <w:szCs w:val="32"/>
+          <w:cs/>
+        </w:rPr>
+        <w:t>คะแนนเต็ม:</w:t>
+      </w:r>
+      <w:r>
+        <w:rPr>
+          <w:rFonts w:ascii="TH SarabunPSK" w:hAnsi="TH SarabunPSK" w:cs="TH SarabunPSK" w:hint="cs"/>
+          <w:sz w:val="32"/>
+          <w:szCs w:val="32"/>
+        </w:rPr>
+        <w:t xml:space="preserve"> 250 </w:t>
+      </w:r>
+      <w:r>
+        <w:rPr>
+          <w:rFonts w:ascii="TH SarabunPSK" w:hAnsi="TH SarabunPSK" w:cs="TH SarabunPSK" w:hint="cs"/>
+          <w:sz w:val="32"/>
+          <w:szCs w:val="32"/>
+          <w:cs/>
+        </w:rPr>
+        <w:t xml:space="preserve">คะแนน (ข้อละ </w:t>
+      </w:r>
+      <w:r>
+        <w:rPr>
+          <w:rFonts w:ascii="TH SarabunPSK" w:hAnsi="TH SarabunPSK" w:cs="TH SarabunPSK" w:hint="cs"/>
+          <w:sz w:val="32"/>
+          <w:szCs w:val="32"/>
+        </w:rPr>
+        <w:t xml:space="preserve">50 </w:t>
+      </w:r>
+      <w:r>
+        <w:rPr>
+          <w:rFonts w:ascii="TH SarabunPSK" w:hAnsi="TH SarabunPSK" w:cs="TH SarabunPSK" w:hint="cs"/>
+          <w:sz w:val="32"/>
+          <w:szCs w:val="32"/>
+          <w:cs/>
+        </w:rPr>
+        <w:t>คะแนน)</w:t>
       </w:r>
     </w:p>
     <w:p>
       <w:pPr>
+        <w:pStyle w:val="2"/>
+        <w:rPr>
+          <w:rFonts w:ascii="TH SarabunPSK" w:hAnsi="TH SarabunPSK" w:cs="TH SarabunPSK" w:hint="cs"/>
+          <w:szCs w:val="32"/>
+        </w:rPr>
+      </w:pPr>
+      <w:r>
+        <w:rPr>
+          <w:rFonts w:ascii="TH SarabunPSK" w:hAnsi="TH SarabunPSK" w:cs="TH SarabunPSK" w:hint="cs"/>
+          <w:szCs w:val="32"/>
+          <w:cs/>
+        </w:rPr>
+        <w:t xml:space="preserve">ข้อ </w:t>
+      </w:r>
+      <w:r>
+        <w:rPr>
+          <w:rFonts w:ascii="TH SarabunPSK" w:hAnsi="TH SarabunPSK" w:cs="TH SarabunPSK" w:hint="cs"/>
+          <w:szCs w:val="32"/>
+        </w:rPr>
+        <w:t xml:space="preserve">1 </w:t>
+      </w:r>
+      <w:r>
+        <w:rPr>
+          <w:rFonts w:ascii="TH SarabunPSK" w:hAnsi="TH SarabunPSK" w:cs="TH SarabunPSK" w:hint="cs"/>
+          <w:szCs w:val="32"/>
+          <w:cs/>
+        </w:rPr>
+        <w:t xml:space="preserve">การคำนวณประสิทธิภาพหน่วยความจำและวิเคราะห์ </w:t>
+      </w:r>
+      <w:r>
+        <w:rPr>
+          <w:rFonts w:ascii="TH SarabunPSK" w:hAnsi="TH SarabunPSK" w:cs="TH SarabunPSK" w:hint="cs"/>
+          <w:szCs w:val="32"/>
+        </w:rPr>
+        <w:t>Cache</w:t>
+      </w:r>
+    </w:p>
+    <w:p>
+      <w:pPr>
         <w:pStyle w:val="af"/>
         <w:rPr>
           <w:rFonts w:ascii="TH SarabunPSK" w:hAnsi="TH SarabunPSK" w:cs="TH SarabunPSK" w:hint="cs"/>
@@ -101,34 +156,8 @@
           <w:rFonts w:ascii="TH SarabunPSK" w:eastAsiaTheme="majorEastAsia" w:hAnsi="TH SarabunPSK" w:cs="TH SarabunPSK" w:hint="cs"/>
           <w:sz w:val="32"/>
           <w:szCs w:val="32"/>
-          <w:cs/>
-        </w:rPr>
-        <w:t>คำตอบ:</w:t>
-      </w:r>
-      <w:r>
-        <w:rPr>
-          <w:rFonts w:ascii="TH SarabunPSK" w:hAnsi="TH SarabunPSK" w:cs="TH SarabunPSK" w:hint="cs"/>
-          <w:sz w:val="32"/>
-          <w:szCs w:val="32"/>
-        </w:rPr>
-        <w:t xml:space="preserve"> </w:t>
-      </w:r>
-      <w:r>
-        <w:rPr>
-          <w:rFonts w:ascii="TH SarabunPSK" w:hAnsi="TH SarabunPSK" w:cs="TH SarabunPSK" w:hint="cs"/>
-          <w:sz w:val="32"/>
-          <w:szCs w:val="32"/>
-          <w:cs/>
-        </w:rPr>
-        <w:t>เลือกออกแบบแบบ</w:t>
-      </w:r>
-      <w:r>
-        <w:rPr>
-          <w:rFonts w:ascii="TH SarabunPSK" w:hAnsi="TH SarabunPSK" w:cs="TH SarabunPSK" w:hint="cs"/>
-          <w:sz w:val="32"/>
-          <w:szCs w:val="32"/>
-        </w:rPr>
-        <w:t xml:space="preserve"> </w:t>
+        </w:rPr>
+        <w:t xml:space="preserve">1.1 </w:t>
       </w:r>
       <w:r>
         <w:rPr>
@@ -136,28 +165,18 @@
           <w:rFonts w:ascii="TH SarabunPSK" w:eastAsiaTheme="majorEastAsia" w:hAnsi="TH SarabunPSK" w:cs="TH SarabunPSK" w:hint="cs"/>
           <w:sz w:val="32"/>
           <w:szCs w:val="32"/>
-        </w:rPr>
-        <w:t>Hardwired Control Unit</w:t>
-      </w:r>
-    </w:p>
-    <w:p>
-      <w:pPr>
-        <w:pStyle w:val="af"/>
-        <w:rPr>
-          <w:rFonts w:ascii="TH SarabunPSK" w:hAnsi="TH SarabunPSK" w:cs="TH SarabunPSK" w:hint="cs"/>
-          <w:sz w:val="32"/>
-          <w:szCs w:val="32"/>
-        </w:rPr>
-      </w:pPr>
+          <w:cs/>
+        </w:rPr>
+        <w:t>การคำนวณหาเวลาเฉลี่ยในการเข้าถึงข้อมูล (</w:t>
+      </w:r>
       <w:r>
         <w:rPr>
           <w:rStyle w:val="af1"/>
           <w:rFonts w:ascii="TH SarabunPSK" w:eastAsiaTheme="majorEastAsia" w:hAnsi="TH SarabunPSK" w:cs="TH SarabunPSK" w:hint="cs"/>
           <w:sz w:val="32"/>
           <w:szCs w:val="32"/>
-          <w:cs/>
-        </w:rPr>
-        <w:t>เหตุผลประกอบเชิงวิเคราะห์:</w:t>
+        </w:rPr>
+        <w:t>AMAT)</w:t>
       </w:r>
     </w:p>
     <w:p>
@@ -165,7 +184,7 @@
         <w:pStyle w:val="af"/>
         <w:numPr>
           <w:ilvl w:val="0"/>
-          <w:numId w:val="35"/>
+          <w:numId w:val="40"/>
         </w:numPr>
         <w:rPr>
           <w:rFonts w:ascii="TH SarabunPSK" w:hAnsi="TH SarabunPSK" w:cs="TH SarabunPSK" w:hint="cs"/>
@@ -181,16 +200,48 @@
           <w:szCs w:val="32"/>
           <w:cs/>
         </w:rPr>
-        <w:t>ความเร็วสูงสุด (</w:t>
-      </w:r>
+        <w:t>สูตรการคำนวณ:</w:t>
+      </w:r>
+      <w:r>
+        <w:rPr>
+          <w:rFonts w:ascii="TH SarabunPSK" w:hAnsi="TH SarabunPSK" w:cs="TH SarabunPSK" w:hint="cs"/>
+          <w:sz w:val="32"/>
+          <w:szCs w:val="32"/>
+        </w:rPr>
+        <w:t xml:space="preserve"> </w:t>
+      </w:r>
+      <w:r>
+        <w:rPr>
+          <w:rStyle w:val="HTML"/>
+          <w:rFonts w:ascii="TH SarabunPSK" w:eastAsiaTheme="majorEastAsia" w:hAnsi="TH SarabunPSK" w:cs="TH SarabunPSK" w:hint="cs"/>
+          <w:sz w:val="32"/>
+          <w:szCs w:val="32"/>
+        </w:rPr>
+        <w:t>AMAT = Hit Time + (Miss Rate × Miss Penalty)</w:t>
+      </w:r>
+    </w:p>
+    <w:p>
+      <w:pPr>
+        <w:pStyle w:val="af"/>
+        <w:numPr>
+          <w:ilvl w:val="0"/>
+          <w:numId w:val="40"/>
+        </w:numPr>
+        <w:rPr>
+          <w:rFonts w:ascii="TH SarabunPSK" w:hAnsi="TH SarabunPSK" w:cs="TH SarabunPSK" w:hint="cs"/>
+          <w:sz w:val="32"/>
+          <w:szCs w:val="32"/>
+        </w:rPr>
+      </w:pPr>
       <w:r>
         <w:rPr>
           <w:rStyle w:val="af1"/>
           <w:rFonts w:ascii="TH SarabunPSK" w:eastAsiaTheme="majorEastAsia" w:hAnsi="TH SarabunPSK" w:cs="TH SarabunPSK" w:hint="cs"/>
           <w:sz w:val="32"/>
           <w:szCs w:val="32"/>
-        </w:rPr>
-        <w:t>Speed):</w:t>
+          <w:cs/>
+        </w:rPr>
+        <w:t>ข้อมูลที่กำหนดให้:</w:t>
       </w:r>
     </w:p>
     <w:p>
@@ -198,7 +249,7 @@
         <w:pStyle w:val="af"/>
         <w:numPr>
           <w:ilvl w:val="1"/>
-          <w:numId w:val="35"/>
+          <w:numId w:val="40"/>
         </w:numPr>
         <w:rPr>
           <w:rFonts w:ascii="TH SarabunPSK" w:hAnsi="TH SarabunPSK" w:cs="TH SarabunPSK" w:hint="cs"/>
@@ -208,106 +259,11 @@
       </w:pPr>
       <w:r>
         <w:rPr>
-          <w:rStyle w:val="af2"/>
-          <w:rFonts w:ascii="TH SarabunPSK" w:eastAsiaTheme="majorEastAsia" w:hAnsi="TH SarabunPSK" w:cs="TH SarabunPSK" w:hint="cs"/>
-          <w:sz w:val="32"/>
-          <w:szCs w:val="32"/>
-          <w:cs/>
-        </w:rPr>
-        <w:t>คำอธิบาย:</w:t>
-      </w:r>
-      <w:r>
-        <w:rPr>
-          <w:rFonts w:ascii="TH SarabunPSK" w:hAnsi="TH SarabunPSK" w:cs="TH SarabunPSK" w:hint="cs"/>
-          <w:sz w:val="32"/>
-          <w:szCs w:val="32"/>
-        </w:rPr>
-        <w:t xml:space="preserve"> Hardwired Control </w:t>
-      </w:r>
-      <w:r>
-        <w:rPr>
-          <w:rFonts w:ascii="TH SarabunPSK" w:hAnsi="TH SarabunPSK" w:cs="TH SarabunPSK" w:hint="cs"/>
-          <w:sz w:val="32"/>
-          <w:szCs w:val="32"/>
-          <w:cs/>
-        </w:rPr>
-        <w:t>ทำงานโดยใช้วงจรตรรกะ (</w:t>
-      </w:r>
-      <w:r>
-        <w:rPr>
-          <w:rFonts w:ascii="TH SarabunPSK" w:hAnsi="TH SarabunPSK" w:cs="TH SarabunPSK" w:hint="cs"/>
-          <w:sz w:val="32"/>
-          <w:szCs w:val="32"/>
-        </w:rPr>
-        <w:t xml:space="preserve">Logic Gates) </w:t>
-      </w:r>
-      <w:r>
-        <w:rPr>
-          <w:rFonts w:ascii="TH SarabunPSK" w:hAnsi="TH SarabunPSK" w:cs="TH SarabunPSK" w:hint="cs"/>
-          <w:sz w:val="32"/>
-          <w:szCs w:val="32"/>
-          <w:cs/>
-        </w:rPr>
-        <w:t xml:space="preserve">โดยตรง สัญญาณไฟฟ้าจะวิ่งผ่าน </w:t>
-      </w:r>
-      <w:r>
-        <w:rPr>
-          <w:rFonts w:ascii="TH SarabunPSK" w:hAnsi="TH SarabunPSK" w:cs="TH SarabunPSK" w:hint="cs"/>
-          <w:sz w:val="32"/>
-          <w:szCs w:val="32"/>
-        </w:rPr>
-        <w:t xml:space="preserve">Gate </w:t>
-      </w:r>
-      <w:r>
-        <w:rPr>
-          <w:rFonts w:ascii="TH SarabunPSK" w:hAnsi="TH SarabunPSK" w:cs="TH SarabunPSK" w:hint="cs"/>
-          <w:sz w:val="32"/>
-          <w:szCs w:val="32"/>
-          <w:cs/>
-        </w:rPr>
-        <w:t xml:space="preserve">ต่างๆ ซึ่งมีความเร็วในระดับ </w:t>
-      </w:r>
-      <w:r>
-        <w:rPr>
-          <w:rFonts w:ascii="TH SarabunPSK" w:hAnsi="TH SarabunPSK" w:cs="TH SarabunPSK" w:hint="cs"/>
-          <w:sz w:val="32"/>
-          <w:szCs w:val="32"/>
-        </w:rPr>
-        <w:t xml:space="preserve">Nanosecond </w:t>
-      </w:r>
-      <w:r>
-        <w:rPr>
-          <w:rFonts w:ascii="TH SarabunPSK" w:hAnsi="TH SarabunPSK" w:cs="TH SarabunPSK" w:hint="cs"/>
-          <w:sz w:val="32"/>
-          <w:szCs w:val="32"/>
-          <w:cs/>
-        </w:rPr>
-        <w:t xml:space="preserve">โดยไม่ต้องรอรอบสัญญาณนาฬิกาเพื่ออ่านข้อมูลจากหน่วยความจำเหมือนแบบ </w:t>
-      </w:r>
-      <w:r>
-        <w:rPr>
-          <w:rFonts w:ascii="TH SarabunPSK" w:hAnsi="TH SarabunPSK" w:cs="TH SarabunPSK" w:hint="cs"/>
-          <w:sz w:val="32"/>
-          <w:szCs w:val="32"/>
-        </w:rPr>
-        <w:t>Microprogrammed (</w:t>
-      </w:r>
-      <w:r>
-        <w:rPr>
-          <w:rFonts w:ascii="TH SarabunPSK" w:hAnsi="TH SarabunPSK" w:cs="TH SarabunPSK" w:hint="cs"/>
-          <w:sz w:val="32"/>
-          <w:szCs w:val="32"/>
-          <w:cs/>
-        </w:rPr>
-        <w:t xml:space="preserve">ที่ต้องเสียเวลาอ่าน </w:t>
-      </w:r>
-      <w:r>
-        <w:rPr>
-          <w:rFonts w:ascii="TH SarabunPSK" w:hAnsi="TH SarabunPSK" w:cs="TH SarabunPSK" w:hint="cs"/>
-          <w:sz w:val="32"/>
-          <w:szCs w:val="32"/>
-        </w:rPr>
-        <w:t>ROM)</w:t>
+          <w:rFonts w:ascii="TH SarabunPSK" w:hAnsi="TH SarabunPSK" w:cs="TH SarabunPSK" w:hint="cs"/>
+          <w:sz w:val="32"/>
+          <w:szCs w:val="32"/>
+        </w:rPr>
+        <w:t>Hit Time = 2 ns</w:t>
       </w:r>
     </w:p>
     <w:p>
@@ -315,7 +271,7 @@
         <w:pStyle w:val="af"/>
         <w:numPr>
           <w:ilvl w:val="1"/>
-          <w:numId w:val="35"/>
+          <w:numId w:val="40"/>
         </w:numPr>
         <w:rPr>
           <w:rFonts w:ascii="TH SarabunPSK" w:hAnsi="TH SarabunPSK" w:cs="TH SarabunPSK" w:hint="cs"/>
@@ -325,47 +281,89 @@
       </w:pPr>
       <w:r>
         <w:rPr>
-          <w:rStyle w:val="af2"/>
-          <w:rFonts w:ascii="TH SarabunPSK" w:eastAsiaTheme="majorEastAsia" w:hAnsi="TH SarabunPSK" w:cs="TH SarabunPSK" w:hint="cs"/>
-          <w:sz w:val="32"/>
-          <w:szCs w:val="32"/>
-          <w:cs/>
-        </w:rPr>
-        <w:t>ความสอดคล้องกับโจทย์:</w:t>
-      </w:r>
-      <w:r>
-        <w:rPr>
-          <w:rFonts w:ascii="TH SarabunPSK" w:hAnsi="TH SarabunPSK" w:cs="TH SarabunPSK" w:hint="cs"/>
-          <w:sz w:val="32"/>
-          <w:szCs w:val="32"/>
-        </w:rPr>
-        <w:t xml:space="preserve"> </w:t>
-      </w:r>
-      <w:r>
-        <w:rPr>
-          <w:rFonts w:ascii="TH SarabunPSK" w:hAnsi="TH SarabunPSK" w:cs="TH SarabunPSK" w:hint="cs"/>
-          <w:sz w:val="32"/>
-          <w:szCs w:val="32"/>
-          <w:cs/>
-        </w:rPr>
-        <w:t xml:space="preserve">ระบบควบคุมหัวฉีดน้ำมันต้องการ "ความเร็วในการตอบสนองสูง" เพื่อควบคุมจังหวะเครื่องยนต์ให้แม่นยำ </w:t>
-      </w:r>
-      <w:r>
-        <w:rPr>
-          <w:rFonts w:ascii="TH SarabunPSK" w:hAnsi="TH SarabunPSK" w:cs="TH SarabunPSK" w:hint="cs"/>
-          <w:sz w:val="32"/>
-          <w:szCs w:val="32"/>
-        </w:rPr>
-        <w:t xml:space="preserve">Hardwired </w:t>
-      </w:r>
-      <w:r>
-        <w:rPr>
-          <w:rFonts w:ascii="TH SarabunPSK" w:hAnsi="TH SarabunPSK" w:cs="TH SarabunPSK" w:hint="cs"/>
-          <w:sz w:val="32"/>
-          <w:szCs w:val="32"/>
-          <w:cs/>
-        </w:rPr>
-        <w:t>จึงตอบโจทย์ที่สุด</w:t>
+          <w:rFonts w:ascii="TH SarabunPSK" w:hAnsi="TH SarabunPSK" w:cs="TH SarabunPSK" w:hint="cs"/>
+          <w:sz w:val="32"/>
+          <w:szCs w:val="32"/>
+        </w:rPr>
+        <w:t xml:space="preserve">Hit Rate = 90% </w:t>
+      </w:r>
+      <w:r>
+        <w:rPr>
+          <w:rFonts w:ascii="TH SarabunPSK" w:hAnsi="TH SarabunPSK" w:cs="TH SarabunPSK" w:hint="cs"/>
+          <w:sz w:val="32"/>
+          <w:szCs w:val="32"/>
+          <w:cs/>
+        </w:rPr>
+        <w:t xml:space="preserve">หรือ </w:t>
+      </w:r>
+      <w:r>
+        <w:rPr>
+          <w:rFonts w:ascii="TH SarabunPSK" w:hAnsi="TH SarabunPSK" w:cs="TH SarabunPSK" w:hint="cs"/>
+          <w:sz w:val="32"/>
+          <w:szCs w:val="32"/>
+        </w:rPr>
+        <w:t>0.9</w:t>
+      </w:r>
+    </w:p>
+    <w:p>
+      <w:pPr>
+        <w:pStyle w:val="af"/>
+        <w:numPr>
+          <w:ilvl w:val="1"/>
+          <w:numId w:val="40"/>
+        </w:numPr>
+        <w:rPr>
+          <w:rFonts w:ascii="TH SarabunPSK" w:hAnsi="TH SarabunPSK" w:cs="TH SarabunPSK" w:hint="cs"/>
+          <w:sz w:val="32"/>
+          <w:szCs w:val="32"/>
+        </w:rPr>
+      </w:pPr>
+      <w:r>
+        <w:rPr>
+          <w:rFonts w:ascii="TH SarabunPSK" w:hAnsi="TH SarabunPSK" w:cs="TH SarabunPSK" w:hint="cs"/>
+          <w:sz w:val="32"/>
+          <w:szCs w:val="32"/>
+        </w:rPr>
+        <w:t>Miss Rate = 1 - Hit Rate = 1 - 0.9 = 0.1 (</w:t>
+      </w:r>
+      <w:r>
+        <w:rPr>
+          <w:rFonts w:ascii="TH SarabunPSK" w:hAnsi="TH SarabunPSK" w:cs="TH SarabunPSK" w:hint="cs"/>
+          <w:sz w:val="32"/>
+          <w:szCs w:val="32"/>
+          <w:cs/>
+        </w:rPr>
+        <w:t xml:space="preserve">หรือ </w:t>
+      </w:r>
+      <w:r>
+        <w:rPr>
+          <w:rFonts w:ascii="TH SarabunPSK" w:hAnsi="TH SarabunPSK" w:cs="TH SarabunPSK" w:hint="cs"/>
+          <w:sz w:val="32"/>
+          <w:szCs w:val="32"/>
+        </w:rPr>
+        <w:t>10%)</w:t>
+      </w:r>
+    </w:p>
+    <w:p>
+      <w:pPr>
+        <w:pStyle w:val="af"/>
+        <w:numPr>
+          <w:ilvl w:val="1"/>
+          <w:numId w:val="40"/>
+        </w:numPr>
+        <w:rPr>
+          <w:rFonts w:ascii="TH SarabunPSK" w:hAnsi="TH SarabunPSK" w:cs="TH SarabunPSK" w:hint="cs"/>
+          <w:sz w:val="32"/>
+          <w:szCs w:val="32"/>
+        </w:rPr>
+      </w:pPr>
+      <w:r>
+        <w:rPr>
+          <w:rFonts w:ascii="TH SarabunPSK" w:hAnsi="TH SarabunPSK" w:cs="TH SarabunPSK" w:hint="cs"/>
+          <w:sz w:val="32"/>
+          <w:szCs w:val="32"/>
+        </w:rPr>
+        <w:t>Miss Penalty = 50 ns</w:t>
       </w:r>
     </w:p>
     <w:p>
@@ -373,7 +371,7 @@
         <w:pStyle w:val="af"/>
         <w:numPr>
           <w:ilvl w:val="0"/>
-          <w:numId w:val="35"/>
+          <w:numId w:val="40"/>
         </w:numPr>
         <w:rPr>
           <w:rFonts w:ascii="TH SarabunPSK" w:hAnsi="TH SarabunPSK" w:cs="TH SarabunPSK" w:hint="cs"/>
@@ -389,16 +387,7 @@
           <w:szCs w:val="32"/>
           <w:cs/>
         </w:rPr>
-        <w:t>ความซับซ้อนของชุดคำสั่ง (</w:t>
-      </w:r>
-      <w:r>
-        <w:rPr>
-          <w:rStyle w:val="af1"/>
-          <w:rFonts w:ascii="TH SarabunPSK" w:eastAsiaTheme="majorEastAsia" w:hAnsi="TH SarabunPSK" w:cs="TH SarabunPSK" w:hint="cs"/>
-          <w:sz w:val="32"/>
-          <w:szCs w:val="32"/>
-        </w:rPr>
-        <w:t>Instruction Complexity):</w:t>
+        <w:t>แทนค่าในสูตร:</w:t>
       </w:r>
     </w:p>
     <w:p>
@@ -406,7 +395,7 @@
         <w:pStyle w:val="af"/>
         <w:numPr>
           <w:ilvl w:val="1"/>
-          <w:numId w:val="35"/>
+          <w:numId w:val="40"/>
         </w:numPr>
         <w:rPr>
           <w:rFonts w:ascii="TH SarabunPSK" w:hAnsi="TH SarabunPSK" w:cs="TH SarabunPSK" w:hint="cs"/>
@@ -416,115 +405,56 @@
       </w:pPr>
       <w:r>
         <w:rPr>
-          <w:rStyle w:val="af2"/>
+          <w:rFonts w:ascii="TH SarabunPSK" w:hAnsi="TH SarabunPSK" w:cs="TH SarabunPSK" w:hint="cs"/>
+          <w:sz w:val="32"/>
+          <w:szCs w:val="32"/>
+        </w:rPr>
+        <w:t>AMAT = 2 ns + (0.1 × 50 ns)</w:t>
+      </w:r>
+    </w:p>
+    <w:p>
+      <w:pPr>
+        <w:pStyle w:val="af"/>
+        <w:numPr>
+          <w:ilvl w:val="1"/>
+          <w:numId w:val="40"/>
+        </w:numPr>
+        <w:rPr>
+          <w:rFonts w:ascii="TH SarabunPSK" w:hAnsi="TH SarabunPSK" w:cs="TH SarabunPSK" w:hint="cs"/>
+          <w:sz w:val="32"/>
+          <w:szCs w:val="32"/>
+        </w:rPr>
+      </w:pPr>
+      <w:r>
+        <w:rPr>
+          <w:rFonts w:ascii="TH SarabunPSK" w:hAnsi="TH SarabunPSK" w:cs="TH SarabunPSK" w:hint="cs"/>
+          <w:sz w:val="32"/>
+          <w:szCs w:val="32"/>
+        </w:rPr>
+        <w:t>AMAT = 2 ns + 5 ns</w:t>
+      </w:r>
+    </w:p>
+    <w:p>
+      <w:pPr>
+        <w:pStyle w:val="af"/>
+        <w:numPr>
+          <w:ilvl w:val="1"/>
+          <w:numId w:val="40"/>
+        </w:numPr>
+        <w:rPr>
+          <w:rFonts w:ascii="TH SarabunPSK" w:hAnsi="TH SarabunPSK" w:cs="TH SarabunPSK" w:hint="cs"/>
+          <w:sz w:val="32"/>
+          <w:szCs w:val="32"/>
+        </w:rPr>
+      </w:pPr>
+      <w:r>
+        <w:rPr>
+          <w:rStyle w:val="af1"/>
           <w:rFonts w:ascii="TH SarabunPSK" w:eastAsiaTheme="majorEastAsia" w:hAnsi="TH SarabunPSK" w:cs="TH SarabunPSK" w:hint="cs"/>
           <w:sz w:val="32"/>
           <w:szCs w:val="32"/>
-          <w:cs/>
-        </w:rPr>
-        <w:t>คำอธิบาย:</w:t>
-      </w:r>
-      <w:r>
-        <w:rPr>
-          <w:rFonts w:ascii="TH SarabunPSK" w:hAnsi="TH SarabunPSK" w:cs="TH SarabunPSK" w:hint="cs"/>
-          <w:sz w:val="32"/>
-          <w:szCs w:val="32"/>
-        </w:rPr>
-        <w:t xml:space="preserve"> </w:t>
-      </w:r>
-      <w:r>
-        <w:rPr>
-          <w:rFonts w:ascii="TH SarabunPSK" w:hAnsi="TH SarabunPSK" w:cs="TH SarabunPSK" w:hint="cs"/>
-          <w:sz w:val="32"/>
-          <w:szCs w:val="32"/>
-          <w:cs/>
-        </w:rPr>
-        <w:t>โจทย์ระบุว่าเป็น "</w:t>
-      </w:r>
-      <w:r>
-        <w:rPr>
-          <w:rFonts w:ascii="TH SarabunPSK" w:hAnsi="TH SarabunPSK" w:cs="TH SarabunPSK" w:hint="cs"/>
-          <w:sz w:val="32"/>
-          <w:szCs w:val="32"/>
-        </w:rPr>
-        <w:t xml:space="preserve">Simple Instructions" </w:t>
-      </w:r>
-      <w:r>
-        <w:rPr>
-          <w:rFonts w:ascii="TH SarabunPSK" w:hAnsi="TH SarabunPSK" w:cs="TH SarabunPSK" w:hint="cs"/>
-          <w:sz w:val="32"/>
-          <w:szCs w:val="32"/>
-          <w:cs/>
-        </w:rPr>
-        <w:t xml:space="preserve">ซึ่งเป็นลักษณะของสถาปัตยกรรม </w:t>
-      </w:r>
-      <w:r>
-        <w:rPr>
-          <w:rFonts w:ascii="TH SarabunPSK" w:hAnsi="TH SarabunPSK" w:cs="TH SarabunPSK" w:hint="cs"/>
-          <w:sz w:val="32"/>
-          <w:szCs w:val="32"/>
-        </w:rPr>
-        <w:t xml:space="preserve">RISC (Reduced Instruction Set Computer) </w:t>
-      </w:r>
-      <w:r>
-        <w:rPr>
-          <w:rFonts w:ascii="TH SarabunPSK" w:hAnsi="TH SarabunPSK" w:cs="TH SarabunPSK" w:hint="cs"/>
-          <w:sz w:val="32"/>
-          <w:szCs w:val="32"/>
-          <w:cs/>
-        </w:rPr>
-        <w:t xml:space="preserve">การสร้างวงจร </w:t>
-      </w:r>
-      <w:r>
-        <w:rPr>
-          <w:rFonts w:ascii="TH SarabunPSK" w:hAnsi="TH SarabunPSK" w:cs="TH SarabunPSK" w:hint="cs"/>
-          <w:sz w:val="32"/>
-          <w:szCs w:val="32"/>
-        </w:rPr>
-        <w:t xml:space="preserve">Hardwired </w:t>
-      </w:r>
-      <w:r>
-        <w:rPr>
-          <w:rFonts w:ascii="TH SarabunPSK" w:hAnsi="TH SarabunPSK" w:cs="TH SarabunPSK" w:hint="cs"/>
-          <w:sz w:val="32"/>
-          <w:szCs w:val="32"/>
-          <w:cs/>
-        </w:rPr>
-        <w:t xml:space="preserve">สำหรับคำสั่งง่ายๆ นั้นไม่ซับซ้อนและมีประสิทธิภาพสูง (ในทางกลับกัน </w:t>
-      </w:r>
-      <w:r>
-        <w:rPr>
-          <w:rFonts w:ascii="TH SarabunPSK" w:hAnsi="TH SarabunPSK" w:cs="TH SarabunPSK" w:hint="cs"/>
-          <w:sz w:val="32"/>
-          <w:szCs w:val="32"/>
-        </w:rPr>
-        <w:t xml:space="preserve">Microprogrammed </w:t>
-      </w:r>
-      <w:r>
-        <w:rPr>
-          <w:rFonts w:ascii="TH SarabunPSK" w:hAnsi="TH SarabunPSK" w:cs="TH SarabunPSK" w:hint="cs"/>
-          <w:sz w:val="32"/>
-          <w:szCs w:val="32"/>
-          <w:cs/>
-        </w:rPr>
-        <w:t xml:space="preserve">เหมาะกับ </w:t>
-      </w:r>
-      <w:r>
-        <w:rPr>
-          <w:rFonts w:ascii="TH SarabunPSK" w:hAnsi="TH SarabunPSK" w:cs="TH SarabunPSK" w:hint="cs"/>
-          <w:sz w:val="32"/>
-          <w:szCs w:val="32"/>
-        </w:rPr>
-        <w:t xml:space="preserve">CISC </w:t>
-      </w:r>
-      <w:r>
-        <w:rPr>
-          <w:rFonts w:ascii="TH SarabunPSK" w:hAnsi="TH SarabunPSK" w:cs="TH SarabunPSK" w:hint="cs"/>
-          <w:sz w:val="32"/>
-          <w:szCs w:val="32"/>
-          <w:cs/>
-        </w:rPr>
-        <w:t>ที่มีคำสั่งซับซ้อนมากๆ)</w:t>
+        </w:rPr>
+        <w:t>AMAT = 7 ns</w:t>
       </w:r>
     </w:p>
     <w:p>
@@ -532,7 +462,7 @@
         <w:pStyle w:val="af"/>
         <w:numPr>
           <w:ilvl w:val="0"/>
-          <w:numId w:val="35"/>
+          <w:numId w:val="40"/>
         </w:numPr>
         <w:rPr>
           <w:rFonts w:ascii="TH SarabunPSK" w:hAnsi="TH SarabunPSK" w:cs="TH SarabunPSK" w:hint="cs"/>
@@ -548,7 +478,32 @@
           <w:szCs w:val="32"/>
           <w:cs/>
         </w:rPr>
-        <w:t>ขนาดพื้นที่บนชิป (</w:t>
+        <w:t>ตอบ:</w:t>
+      </w:r>
+      <w:r>
+        <w:rPr>
+          <w:rFonts w:ascii="TH SarabunPSK" w:hAnsi="TH SarabunPSK" w:cs="TH SarabunPSK" w:hint="cs"/>
+          <w:sz w:val="32"/>
+          <w:szCs w:val="32"/>
+        </w:rPr>
+        <w:t xml:space="preserve"> </w:t>
+      </w:r>
+      <w:r>
+        <w:rPr>
+          <w:rFonts w:ascii="TH SarabunPSK" w:hAnsi="TH SarabunPSK" w:cs="TH SarabunPSK" w:hint="cs"/>
+          <w:sz w:val="32"/>
+          <w:szCs w:val="32"/>
+          <w:cs/>
+        </w:rPr>
+        <w:t>เวลาเฉลี่ยในการเข้าถึงข้อมูลของระบบนี้คือ</w:t>
+      </w:r>
+      <w:r>
+        <w:rPr>
+          <w:rFonts w:ascii="TH SarabunPSK" w:hAnsi="TH SarabunPSK" w:cs="TH SarabunPSK" w:hint="cs"/>
+          <w:sz w:val="32"/>
+          <w:szCs w:val="32"/>
+        </w:rPr>
+        <w:t xml:space="preserve"> </w:t>
       </w:r>
       <w:r>
         <w:rPr>
@@ -557,7 +512,177 @@
           <w:sz w:val="32"/>
           <w:szCs w:val="32"/>
         </w:rPr>
-        <w:t>Chip Area):</w:t>
+        <w:t xml:space="preserve">7 </w:t>
+      </w:r>
+      <w:r>
+        <w:rPr>
+          <w:rStyle w:val="af1"/>
+          <w:rFonts w:ascii="TH SarabunPSK" w:eastAsiaTheme="majorEastAsia" w:hAnsi="TH SarabunPSK" w:cs="TH SarabunPSK" w:hint="cs"/>
+          <w:sz w:val="32"/>
+          <w:szCs w:val="32"/>
+          <w:cs/>
+        </w:rPr>
+        <w:t>นาโนวินาที (</w:t>
+      </w:r>
+      <w:r>
+        <w:rPr>
+          <w:rStyle w:val="af1"/>
+          <w:rFonts w:ascii="TH SarabunPSK" w:eastAsiaTheme="majorEastAsia" w:hAnsi="TH SarabunPSK" w:cs="TH SarabunPSK" w:hint="cs"/>
+          <w:sz w:val="32"/>
+          <w:szCs w:val="32"/>
+        </w:rPr>
+        <w:t>ns)</w:t>
+      </w:r>
+    </w:p>
+    <w:p>
+      <w:pPr>
+        <w:pStyle w:val="af"/>
+        <w:rPr>
+          <w:rFonts w:ascii="TH SarabunPSK" w:hAnsi="TH SarabunPSK" w:cs="TH SarabunPSK" w:hint="cs"/>
+          <w:sz w:val="32"/>
+          <w:szCs w:val="32"/>
+        </w:rPr>
+      </w:pPr>
+      <w:r>
+        <w:rPr>
+          <w:rStyle w:val="af1"/>
+          <w:rFonts w:ascii="TH SarabunPSK" w:eastAsiaTheme="majorEastAsia" w:hAnsi="TH SarabunPSK" w:cs="TH SarabunPSK" w:hint="cs"/>
+          <w:sz w:val="32"/>
+          <w:szCs w:val="32"/>
+        </w:rPr>
+        <w:t xml:space="preserve">1.2 </w:t>
+      </w:r>
+      <w:r>
+        <w:rPr>
+          <w:rStyle w:val="af1"/>
+          <w:rFonts w:ascii="TH SarabunPSK" w:eastAsiaTheme="majorEastAsia" w:hAnsi="TH SarabunPSK" w:cs="TH SarabunPSK" w:hint="cs"/>
+          <w:sz w:val="32"/>
+          <w:szCs w:val="32"/>
+          <w:cs/>
+        </w:rPr>
+        <w:t xml:space="preserve">การวิเคราะห์การเพิ่มขนาด </w:t>
+      </w:r>
+      <w:r>
+        <w:rPr>
+          <w:rStyle w:val="af1"/>
+          <w:rFonts w:ascii="TH SarabunPSK" w:eastAsiaTheme="majorEastAsia" w:hAnsi="TH SarabunPSK" w:cs="TH SarabunPSK" w:hint="cs"/>
+          <w:sz w:val="32"/>
+          <w:szCs w:val="32"/>
+        </w:rPr>
+        <w:t xml:space="preserve">Block Size </w:t>
+      </w:r>
+      <w:r>
+        <w:rPr>
+          <w:rStyle w:val="af1"/>
+          <w:rFonts w:ascii="TH SarabunPSK" w:eastAsiaTheme="majorEastAsia" w:hAnsi="TH SarabunPSK" w:cs="TH SarabunPSK" w:hint="cs"/>
+          <w:sz w:val="32"/>
+          <w:szCs w:val="32"/>
+          <w:cs/>
+        </w:rPr>
+        <w:t xml:space="preserve">ตามโมเดล </w:t>
+      </w:r>
+      <w:r>
+        <w:rPr>
+          <w:rStyle w:val="af1"/>
+          <w:rFonts w:ascii="TH SarabunPSK" w:eastAsiaTheme="majorEastAsia" w:hAnsi="TH SarabunPSK" w:cs="TH SarabunPSK" w:hint="cs"/>
+          <w:sz w:val="32"/>
+          <w:szCs w:val="32"/>
+        </w:rPr>
+        <w:t>3Cs</w:t>
+      </w:r>
+    </w:p>
+    <w:p>
+      <w:pPr>
+        <w:pStyle w:val="af"/>
+        <w:numPr>
+          <w:ilvl w:val="0"/>
+          <w:numId w:val="41"/>
+        </w:numPr>
+        <w:rPr>
+          <w:rFonts w:ascii="TH SarabunPSK" w:hAnsi="TH SarabunPSK" w:cs="TH SarabunPSK" w:hint="cs"/>
+          <w:sz w:val="32"/>
+          <w:szCs w:val="32"/>
+        </w:rPr>
+      </w:pPr>
+      <w:r>
+        <w:rPr>
+          <w:rStyle w:val="af1"/>
+          <w:rFonts w:ascii="TH SarabunPSK" w:eastAsiaTheme="majorEastAsia" w:hAnsi="TH SarabunPSK" w:cs="TH SarabunPSK" w:hint="cs"/>
+          <w:sz w:val="32"/>
+          <w:szCs w:val="32"/>
+          <w:cs/>
+        </w:rPr>
+        <w:t xml:space="preserve">ช่วยลดปัญหา </w:t>
+      </w:r>
+      <w:r>
+        <w:rPr>
+          <w:rStyle w:val="af1"/>
+          <w:rFonts w:ascii="TH SarabunPSK" w:eastAsiaTheme="majorEastAsia" w:hAnsi="TH SarabunPSK" w:cs="TH SarabunPSK" w:hint="cs"/>
+          <w:sz w:val="32"/>
+          <w:szCs w:val="32"/>
+        </w:rPr>
+        <w:t xml:space="preserve">Miss </w:t>
+      </w:r>
+      <w:r>
+        <w:rPr>
+          <w:rStyle w:val="af1"/>
+          <w:rFonts w:ascii="TH SarabunPSK" w:eastAsiaTheme="majorEastAsia" w:hAnsi="TH SarabunPSK" w:cs="TH SarabunPSK" w:hint="cs"/>
+          <w:sz w:val="32"/>
+          <w:szCs w:val="32"/>
+          <w:cs/>
+        </w:rPr>
+        <w:t>ประเภทใด:</w:t>
+      </w:r>
+      <w:r>
+        <w:rPr>
+          <w:rFonts w:ascii="TH SarabunPSK" w:hAnsi="TH SarabunPSK" w:cs="TH SarabunPSK" w:hint="cs"/>
+          <w:sz w:val="32"/>
+          <w:szCs w:val="32"/>
+        </w:rPr>
+        <w:t xml:space="preserve"> </w:t>
+      </w:r>
+      <w:r>
+        <w:rPr>
+          <w:rFonts w:ascii="TH SarabunPSK" w:hAnsi="TH SarabunPSK" w:cs="TH SarabunPSK" w:hint="cs"/>
+          <w:sz w:val="32"/>
+          <w:szCs w:val="32"/>
+          <w:cs/>
+        </w:rPr>
+        <w:t>ช่วยลด</w:t>
+      </w:r>
+      <w:r>
+        <w:rPr>
+          <w:rFonts w:ascii="TH SarabunPSK" w:hAnsi="TH SarabunPSK" w:cs="TH SarabunPSK" w:hint="cs"/>
+          <w:sz w:val="32"/>
+          <w:szCs w:val="32"/>
+        </w:rPr>
+        <w:t xml:space="preserve"> </w:t>
+      </w:r>
+      <w:r>
+        <w:rPr>
+          <w:rStyle w:val="af1"/>
+          <w:rFonts w:ascii="TH SarabunPSK" w:eastAsiaTheme="majorEastAsia" w:hAnsi="TH SarabunPSK" w:cs="TH SarabunPSK" w:hint="cs"/>
+          <w:sz w:val="32"/>
+          <w:szCs w:val="32"/>
+        </w:rPr>
+        <w:t>Compulsory Miss</w:t>
+      </w:r>
+      <w:r>
+        <w:rPr>
+          <w:rFonts w:ascii="TH SarabunPSK" w:hAnsi="TH SarabunPSK" w:cs="TH SarabunPSK" w:hint="cs"/>
+          <w:sz w:val="32"/>
+          <w:szCs w:val="32"/>
+        </w:rPr>
+        <w:t xml:space="preserve"> (</w:t>
+      </w:r>
+      <w:r>
+        <w:rPr>
+          <w:rFonts w:ascii="TH SarabunPSK" w:hAnsi="TH SarabunPSK" w:cs="TH SarabunPSK" w:hint="cs"/>
+          <w:sz w:val="32"/>
+          <w:szCs w:val="32"/>
+          <w:cs/>
+        </w:rPr>
+        <w:t>การพลาดเมื่อเรียกใช้ข้อมูลครั้งแรก)</w:t>
       </w:r>
     </w:p>
     <w:p>
@@ -565,7 +690,7 @@
         <w:pStyle w:val="af"/>
         <w:numPr>
           <w:ilvl w:val="1"/>
-          <w:numId w:val="35"/>
+          <w:numId w:val="41"/>
         </w:numPr>
         <w:rPr>
           <w:rFonts w:ascii="TH SarabunPSK" w:hAnsi="TH SarabunPSK" w:cs="TH SarabunPSK" w:hint="cs"/>
@@ -581,7 +706,7 @@
           <w:szCs w:val="32"/>
           <w:cs/>
         </w:rPr>
-        <w:t>คำอธิบาย:</w:t>
+        <w:t>เหตุผลเชิงวิเคราะห์:</w:t>
       </w:r>
       <w:r>
         <w:rPr>
@@ -598,162 +723,160 @@
           <w:szCs w:val="32"/>
           <w:cs/>
         </w:rPr>
-        <w:t xml:space="preserve">สำหรับชุดคำสั่งที่เรียบง่าย วงจร </w:t>
-      </w:r>
-      <w:r>
-        <w:rPr>
-          <w:rFonts w:ascii="TH SarabunPSK" w:hAnsi="TH SarabunPSK" w:cs="TH SarabunPSK" w:hint="cs"/>
-          <w:sz w:val="32"/>
-          <w:szCs w:val="32"/>
-        </w:rPr>
-        <w:t xml:space="preserve">Logic Gates </w:t>
-      </w:r>
-      <w:r>
-        <w:rPr>
-          <w:rFonts w:ascii="TH SarabunPSK" w:hAnsi="TH SarabunPSK" w:cs="TH SarabunPSK" w:hint="cs"/>
-          <w:sz w:val="32"/>
-          <w:szCs w:val="32"/>
-          <w:cs/>
-        </w:rPr>
-        <w:t xml:space="preserve">ของ </w:t>
-      </w:r>
-      <w:r>
-        <w:rPr>
-          <w:rFonts w:ascii="TH SarabunPSK" w:hAnsi="TH SarabunPSK" w:cs="TH SarabunPSK" w:hint="cs"/>
-          <w:sz w:val="32"/>
-          <w:szCs w:val="32"/>
-        </w:rPr>
-        <w:t xml:space="preserve">Hardwired </w:t>
-      </w:r>
-      <w:r>
-        <w:rPr>
-          <w:rFonts w:ascii="TH SarabunPSK" w:hAnsi="TH SarabunPSK" w:cs="TH SarabunPSK" w:hint="cs"/>
-          <w:sz w:val="32"/>
-          <w:szCs w:val="32"/>
-          <w:cs/>
-        </w:rPr>
-        <w:t xml:space="preserve">จะใช้พื้นที่น้อยกว่าการฝังหน่วยความจำ </w:t>
-      </w:r>
-      <w:r>
-        <w:rPr>
-          <w:rFonts w:ascii="TH SarabunPSK" w:hAnsi="TH SarabunPSK" w:cs="TH SarabunPSK" w:hint="cs"/>
-          <w:sz w:val="32"/>
-          <w:szCs w:val="32"/>
-        </w:rPr>
-        <w:t xml:space="preserve">ROM </w:t>
-      </w:r>
-      <w:r>
-        <w:rPr>
-          <w:rFonts w:ascii="TH SarabunPSK" w:hAnsi="TH SarabunPSK" w:cs="TH SarabunPSK" w:hint="cs"/>
-          <w:sz w:val="32"/>
-          <w:szCs w:val="32"/>
-          <w:cs/>
-        </w:rPr>
-        <w:t>ขนาดใหญ่ (</w:t>
-      </w:r>
-      <w:r>
-        <w:rPr>
-          <w:rFonts w:ascii="TH SarabunPSK" w:hAnsi="TH SarabunPSK" w:cs="TH SarabunPSK" w:hint="cs"/>
-          <w:sz w:val="32"/>
-          <w:szCs w:val="32"/>
-        </w:rPr>
-        <w:t xml:space="preserve">Control Store) </w:t>
-      </w:r>
-      <w:r>
-        <w:rPr>
-          <w:rFonts w:ascii="TH SarabunPSK" w:hAnsi="TH SarabunPSK" w:cs="TH SarabunPSK" w:hint="cs"/>
-          <w:sz w:val="32"/>
-          <w:szCs w:val="32"/>
-          <w:cs/>
-        </w:rPr>
-        <w:t xml:space="preserve">ที่ใช้เก็บ </w:t>
-      </w:r>
-      <w:r>
-        <w:rPr>
-          <w:rFonts w:ascii="TH SarabunPSK" w:hAnsi="TH SarabunPSK" w:cs="TH SarabunPSK" w:hint="cs"/>
-          <w:sz w:val="32"/>
-          <w:szCs w:val="32"/>
-        </w:rPr>
-        <w:t xml:space="preserve">Microcode </w:t>
-      </w:r>
-      <w:r>
-        <w:rPr>
-          <w:rFonts w:ascii="TH SarabunPSK" w:hAnsi="TH SarabunPSK" w:cs="TH SarabunPSK" w:hint="cs"/>
-          <w:sz w:val="32"/>
-          <w:szCs w:val="32"/>
-          <w:cs/>
-        </w:rPr>
-        <w:t xml:space="preserve">ในแบบ </w:t>
-      </w:r>
-      <w:r>
-        <w:rPr>
-          <w:rFonts w:ascii="TH SarabunPSK" w:hAnsi="TH SarabunPSK" w:cs="TH SarabunPSK" w:hint="cs"/>
-          <w:sz w:val="32"/>
-          <w:szCs w:val="32"/>
-        </w:rPr>
-        <w:t xml:space="preserve">Microprogrammed </w:t>
-      </w:r>
-      <w:r>
-        <w:rPr>
-          <w:rFonts w:ascii="TH SarabunPSK" w:hAnsi="TH SarabunPSK" w:cs="TH SarabunPSK" w:hint="cs"/>
-          <w:sz w:val="32"/>
-          <w:szCs w:val="32"/>
-          <w:cs/>
-        </w:rPr>
-        <w:t>ทำให้ประหยัดต้นทุนและพื้นที่ซิลิกอน</w:t>
-      </w:r>
-    </w:p>
-    <w:p>
-      <w:pPr>
-        <w:pStyle w:val="4"/>
-        <w:rPr>
-          <w:rFonts w:ascii="TH SarabunPSK" w:hAnsi="TH SarabunPSK" w:cs="TH SarabunPSK" w:hint="cs"/>
-          <w:sz w:val="32"/>
-          <w:szCs w:val="32"/>
-        </w:rPr>
-      </w:pPr>
-      <w:r>
-        <w:rPr>
-          <w:rStyle w:val="af1"/>
-          <w:rFonts w:ascii="TH SarabunPSK" w:hAnsi="TH SarabunPSK" w:cs="TH SarabunPSK" w:hint="cs"/>
-          <w:b w:val="0"/>
-          <w:bCs w:val="0"/>
-          <w:sz w:val="32"/>
-          <w:szCs w:val="32"/>
-          <w:cs/>
-        </w:rPr>
-        <w:t xml:space="preserve">ข้อที่ </w:t>
-      </w:r>
-      <w:r>
-        <w:rPr>
-          <w:rStyle w:val="af1"/>
-          <w:rFonts w:ascii="TH SarabunPSK" w:hAnsi="TH SarabunPSK" w:cs="TH SarabunPSK" w:hint="cs"/>
-          <w:b w:val="0"/>
-          <w:bCs w:val="0"/>
-          <w:sz w:val="32"/>
-          <w:szCs w:val="32"/>
-        </w:rPr>
-        <w:t>2: Pipelining Hazards</w:t>
-      </w:r>
-    </w:p>
-    <w:p>
-      <w:pPr>
-        <w:pStyle w:val="af"/>
-        <w:rPr>
-          <w:rFonts w:ascii="TH SarabunPSK" w:hAnsi="TH SarabunPSK" w:cs="TH SarabunPSK" w:hint="cs"/>
-          <w:sz w:val="32"/>
-          <w:szCs w:val="32"/>
-        </w:rPr>
-      </w:pPr>
+        <w:t>อาศัยหลักการ</w:t>
+      </w:r>
+      <w:r>
+        <w:rPr>
+          <w:rFonts w:ascii="TH SarabunPSK" w:hAnsi="TH SarabunPSK" w:cs="TH SarabunPSK" w:hint="cs"/>
+          <w:sz w:val="32"/>
+          <w:szCs w:val="32"/>
+        </w:rPr>
+        <w:t xml:space="preserve"> </w:t>
+      </w:r>
       <w:r>
         <w:rPr>
           <w:rStyle w:val="af1"/>
           <w:rFonts w:ascii="TH SarabunPSK" w:eastAsiaTheme="majorEastAsia" w:hAnsi="TH SarabunPSK" w:cs="TH SarabunPSK" w:hint="cs"/>
           <w:sz w:val="32"/>
           <w:szCs w:val="32"/>
-          <w:cs/>
-        </w:rPr>
-        <w:t>คำตอบ:</w:t>
+        </w:rPr>
+        <w:t>Spatial Locality</w:t>
+      </w:r>
+      <w:r>
+        <w:rPr>
+          <w:rFonts w:ascii="TH SarabunPSK" w:hAnsi="TH SarabunPSK" w:cs="TH SarabunPSK" w:hint="cs"/>
+          <w:sz w:val="32"/>
+          <w:szCs w:val="32"/>
+        </w:rPr>
+        <w:t xml:space="preserve"> (</w:t>
+      </w:r>
+      <w:r>
+        <w:rPr>
+          <w:rFonts w:ascii="TH SarabunPSK" w:hAnsi="TH SarabunPSK" w:cs="TH SarabunPSK" w:hint="cs"/>
+          <w:sz w:val="32"/>
+          <w:szCs w:val="32"/>
+          <w:cs/>
+        </w:rPr>
+        <w:t xml:space="preserve">ความใกล้ชิดเชิงพื้นที่) เมื่อ </w:t>
+      </w:r>
+      <w:r>
+        <w:rPr>
+          <w:rFonts w:ascii="TH SarabunPSK" w:hAnsi="TH SarabunPSK" w:cs="TH SarabunPSK" w:hint="cs"/>
+          <w:sz w:val="32"/>
+          <w:szCs w:val="32"/>
+        </w:rPr>
+        <w:t xml:space="preserve">CPU </w:t>
+      </w:r>
+      <w:r>
+        <w:rPr>
+          <w:rFonts w:ascii="TH SarabunPSK" w:hAnsi="TH SarabunPSK" w:cs="TH SarabunPSK" w:hint="cs"/>
+          <w:sz w:val="32"/>
+          <w:szCs w:val="32"/>
+          <w:cs/>
+        </w:rPr>
+        <w:t xml:space="preserve">เรียกอ่านข้อมูลหนึ่ง การมี </w:t>
+      </w:r>
+      <w:r>
+        <w:rPr>
+          <w:rFonts w:ascii="TH SarabunPSK" w:hAnsi="TH SarabunPSK" w:cs="TH SarabunPSK" w:hint="cs"/>
+          <w:sz w:val="32"/>
+          <w:szCs w:val="32"/>
+        </w:rPr>
+        <w:t xml:space="preserve">Block Size </w:t>
+      </w:r>
+      <w:r>
+        <w:rPr>
+          <w:rFonts w:ascii="TH SarabunPSK" w:hAnsi="TH SarabunPSK" w:cs="TH SarabunPSK" w:hint="cs"/>
+          <w:sz w:val="32"/>
+          <w:szCs w:val="32"/>
+          <w:cs/>
+        </w:rPr>
+        <w:t xml:space="preserve">ที่ใหญ่ขึ้นหมายความว่า </w:t>
+      </w:r>
+      <w:r>
+        <w:rPr>
+          <w:rFonts w:ascii="TH SarabunPSK" w:hAnsi="TH SarabunPSK" w:cs="TH SarabunPSK" w:hint="cs"/>
+          <w:sz w:val="32"/>
+          <w:szCs w:val="32"/>
+        </w:rPr>
+        <w:t xml:space="preserve">Cache </w:t>
+      </w:r>
+      <w:r>
+        <w:rPr>
+          <w:rFonts w:ascii="TH SarabunPSK" w:hAnsi="TH SarabunPSK" w:cs="TH SarabunPSK" w:hint="cs"/>
+          <w:sz w:val="32"/>
+          <w:szCs w:val="32"/>
+          <w:cs/>
+        </w:rPr>
+        <w:t xml:space="preserve">จะดึงข้อมูลที่อยู่ติดกันใน </w:t>
+      </w:r>
+      <w:r>
+        <w:rPr>
+          <w:rFonts w:ascii="TH SarabunPSK" w:hAnsi="TH SarabunPSK" w:cs="TH SarabunPSK" w:hint="cs"/>
+          <w:sz w:val="32"/>
+          <w:szCs w:val="32"/>
+        </w:rPr>
+        <w:t xml:space="preserve">Main Memory </w:t>
+      </w:r>
+      <w:r>
+        <w:rPr>
+          <w:rFonts w:ascii="TH SarabunPSK" w:hAnsi="TH SarabunPSK" w:cs="TH SarabunPSK" w:hint="cs"/>
+          <w:sz w:val="32"/>
+          <w:szCs w:val="32"/>
+          <w:cs/>
+        </w:rPr>
+        <w:t xml:space="preserve">เข้ามาเตรียมไว้ล่วงหน้าในคราวเดียว ทำให้เมื่อ </w:t>
+      </w:r>
+      <w:r>
+        <w:rPr>
+          <w:rFonts w:ascii="TH SarabunPSK" w:hAnsi="TH SarabunPSK" w:cs="TH SarabunPSK" w:hint="cs"/>
+          <w:sz w:val="32"/>
+          <w:szCs w:val="32"/>
+        </w:rPr>
+        <w:t xml:space="preserve">CPU </w:t>
+      </w:r>
+      <w:r>
+        <w:rPr>
+          <w:rFonts w:ascii="TH SarabunPSK" w:hAnsi="TH SarabunPSK" w:cs="TH SarabunPSK" w:hint="cs"/>
+          <w:sz w:val="32"/>
+          <w:szCs w:val="32"/>
+          <w:cs/>
+        </w:rPr>
+        <w:t xml:space="preserve">ต้องการข้อมูลตัวถัดไป ข้อมูลนั้นจะอยู่ใน </w:t>
+      </w:r>
+      <w:r>
+        <w:rPr>
+          <w:rFonts w:ascii="TH SarabunPSK" w:hAnsi="TH SarabunPSK" w:cs="TH SarabunPSK" w:hint="cs"/>
+          <w:sz w:val="32"/>
+          <w:szCs w:val="32"/>
+        </w:rPr>
+        <w:t xml:space="preserve">Cache </w:t>
+      </w:r>
+      <w:r>
+        <w:rPr>
+          <w:rFonts w:ascii="TH SarabunPSK" w:hAnsi="TH SarabunPSK" w:cs="TH SarabunPSK" w:hint="cs"/>
+          <w:sz w:val="32"/>
+          <w:szCs w:val="32"/>
+          <w:cs/>
+        </w:rPr>
+        <w:t xml:space="preserve">แล้ว จึงช่วยลด </w:t>
+      </w:r>
+      <w:r>
+        <w:rPr>
+          <w:rFonts w:ascii="TH SarabunPSK" w:hAnsi="TH SarabunPSK" w:cs="TH SarabunPSK" w:hint="cs"/>
+          <w:sz w:val="32"/>
+          <w:szCs w:val="32"/>
+        </w:rPr>
+        <w:t xml:space="preserve">Compulsory Miss </w:t>
+      </w:r>
+      <w:r>
+        <w:rPr>
+          <w:rFonts w:ascii="TH SarabunPSK" w:hAnsi="TH SarabunPSK" w:cs="TH SarabunPSK" w:hint="cs"/>
+          <w:sz w:val="32"/>
+          <w:szCs w:val="32"/>
+          <w:cs/>
+        </w:rPr>
+        <w:t>ลงได้</w:t>
       </w:r>
     </w:p>
     <w:p>
@@ -761,7 +884,7 @@
         <w:pStyle w:val="af"/>
         <w:numPr>
           <w:ilvl w:val="0"/>
-          <w:numId w:val="36"/>
+          <w:numId w:val="41"/>
         </w:numPr>
         <w:rPr>
           <w:rFonts w:ascii="TH SarabunPSK" w:hAnsi="TH SarabunPSK" w:cs="TH SarabunPSK" w:hint="cs"/>
@@ -777,7 +900,7 @@
           <w:szCs w:val="32"/>
           <w:cs/>
         </w:rPr>
-        <w:t xml:space="preserve">ประเภท </w:t>
+        <w:t xml:space="preserve">สร้างผลเสียหรือก่อให้เกิด </w:t>
       </w:r>
       <w:r>
         <w:rPr>
@@ -786,32 +909,7 @@
           <w:sz w:val="32"/>
           <w:szCs w:val="32"/>
         </w:rPr>
-        <w:t>Hazard:</w:t>
-      </w:r>
-      <w:r>
-        <w:rPr>
-          <w:rFonts w:ascii="TH SarabunPSK" w:hAnsi="TH SarabunPSK" w:cs="TH SarabunPSK" w:hint="cs"/>
-          <w:sz w:val="32"/>
-          <w:szCs w:val="32"/>
-        </w:rPr>
-        <w:t xml:space="preserve"> </w:t>
-      </w:r>
-      <w:r>
-        <w:rPr>
-          <w:rFonts w:ascii="TH SarabunPSK" w:hAnsi="TH SarabunPSK" w:cs="TH SarabunPSK" w:hint="cs"/>
-          <w:sz w:val="32"/>
-          <w:szCs w:val="32"/>
-          <w:cs/>
-        </w:rPr>
-        <w:t>เกิด</w:t>
-      </w:r>
-      <w:r>
-        <w:rPr>
-          <w:rFonts w:ascii="TH SarabunPSK" w:hAnsi="TH SarabunPSK" w:cs="TH SarabunPSK" w:hint="cs"/>
-          <w:sz w:val="32"/>
-          <w:szCs w:val="32"/>
-        </w:rPr>
-        <w:t xml:space="preserve"> </w:t>
+        <w:t xml:space="preserve">Miss </w:t>
       </w:r>
       <w:r>
         <w:rPr>
@@ -819,33 +917,382 @@
           <w:rFonts w:ascii="TH SarabunPSK" w:eastAsiaTheme="majorEastAsia" w:hAnsi="TH SarabunPSK" w:cs="TH SarabunPSK" w:hint="cs"/>
           <w:sz w:val="32"/>
           <w:szCs w:val="32"/>
-        </w:rPr>
-        <w:t>Load-Use Hazard</w:t>
-      </w:r>
-      <w:r>
-        <w:rPr>
-          <w:rFonts w:ascii="TH SarabunPSK" w:hAnsi="TH SarabunPSK" w:cs="TH SarabunPSK" w:hint="cs"/>
-          <w:sz w:val="32"/>
-          <w:szCs w:val="32"/>
-        </w:rPr>
-        <w:t xml:space="preserve"> (</w:t>
-      </w:r>
-      <w:r>
-        <w:rPr>
-          <w:rFonts w:ascii="TH SarabunPSK" w:hAnsi="TH SarabunPSK" w:cs="TH SarabunPSK" w:hint="cs"/>
-          <w:sz w:val="32"/>
-          <w:szCs w:val="32"/>
-          <w:cs/>
-        </w:rPr>
-        <w:t xml:space="preserve">ซึ่งเป็นรูปแบบหนึ่งของ </w:t>
-      </w:r>
-      <w:r>
-        <w:rPr>
-          <w:rFonts w:ascii="TH SarabunPSK" w:hAnsi="TH SarabunPSK" w:cs="TH SarabunPSK" w:hint="cs"/>
-          <w:sz w:val="32"/>
-          <w:szCs w:val="32"/>
-        </w:rPr>
-        <w:t>RAW - Read After Write Data Hazard)</w:t>
+          <w:cs/>
+        </w:rPr>
+        <w:t>ประเภทใดเพิ่มขึ้น:</w:t>
+      </w:r>
+      <w:r>
+        <w:rPr>
+          <w:rFonts w:ascii="TH SarabunPSK" w:hAnsi="TH SarabunPSK" w:cs="TH SarabunPSK" w:hint="cs"/>
+          <w:sz w:val="32"/>
+          <w:szCs w:val="32"/>
+        </w:rPr>
+        <w:t xml:space="preserve"> </w:t>
+      </w:r>
+      <w:r>
+        <w:rPr>
+          <w:rFonts w:ascii="TH SarabunPSK" w:hAnsi="TH SarabunPSK" w:cs="TH SarabunPSK" w:hint="cs"/>
+          <w:sz w:val="32"/>
+          <w:szCs w:val="32"/>
+          <w:cs/>
+        </w:rPr>
+        <w:t>อาจทำให้เกิด</w:t>
+      </w:r>
+      <w:r>
+        <w:rPr>
+          <w:rFonts w:ascii="TH SarabunPSK" w:hAnsi="TH SarabunPSK" w:cs="TH SarabunPSK" w:hint="cs"/>
+          <w:sz w:val="32"/>
+          <w:szCs w:val="32"/>
+        </w:rPr>
+        <w:t xml:space="preserve"> </w:t>
+      </w:r>
+      <w:r>
+        <w:rPr>
+          <w:rStyle w:val="af1"/>
+          <w:rFonts w:ascii="TH SarabunPSK" w:eastAsiaTheme="majorEastAsia" w:hAnsi="TH SarabunPSK" w:cs="TH SarabunPSK" w:hint="cs"/>
+          <w:sz w:val="32"/>
+          <w:szCs w:val="32"/>
+        </w:rPr>
+        <w:t>Conflict Miss</w:t>
+      </w:r>
+      <w:r>
+        <w:rPr>
+          <w:rFonts w:ascii="TH SarabunPSK" w:hAnsi="TH SarabunPSK" w:cs="TH SarabunPSK" w:hint="cs"/>
+          <w:sz w:val="32"/>
+          <w:szCs w:val="32"/>
+        </w:rPr>
+        <w:t xml:space="preserve"> </w:t>
+      </w:r>
+      <w:r>
+        <w:rPr>
+          <w:rFonts w:ascii="TH SarabunPSK" w:hAnsi="TH SarabunPSK" w:cs="TH SarabunPSK" w:hint="cs"/>
+          <w:sz w:val="32"/>
+          <w:szCs w:val="32"/>
+          <w:cs/>
+        </w:rPr>
+        <w:t>และ</w:t>
+      </w:r>
+      <w:r>
+        <w:rPr>
+          <w:rFonts w:ascii="TH SarabunPSK" w:hAnsi="TH SarabunPSK" w:cs="TH SarabunPSK" w:hint="cs"/>
+          <w:sz w:val="32"/>
+          <w:szCs w:val="32"/>
+        </w:rPr>
+        <w:t xml:space="preserve"> </w:t>
+      </w:r>
+      <w:r>
+        <w:rPr>
+          <w:rStyle w:val="af1"/>
+          <w:rFonts w:ascii="TH SarabunPSK" w:eastAsiaTheme="majorEastAsia" w:hAnsi="TH SarabunPSK" w:cs="TH SarabunPSK" w:hint="cs"/>
+          <w:sz w:val="32"/>
+          <w:szCs w:val="32"/>
+        </w:rPr>
+        <w:t>Capacity Miss</w:t>
+      </w:r>
+      <w:r>
+        <w:rPr>
+          <w:rFonts w:ascii="TH SarabunPSK" w:hAnsi="TH SarabunPSK" w:cs="TH SarabunPSK" w:hint="cs"/>
+          <w:sz w:val="32"/>
+          <w:szCs w:val="32"/>
+        </w:rPr>
+        <w:t xml:space="preserve"> </w:t>
+      </w:r>
+      <w:r>
+        <w:rPr>
+          <w:rFonts w:ascii="TH SarabunPSK" w:hAnsi="TH SarabunPSK" w:cs="TH SarabunPSK" w:hint="cs"/>
+          <w:sz w:val="32"/>
+          <w:szCs w:val="32"/>
+          <w:cs/>
+        </w:rPr>
+        <w:t>เพิ่มขึ้น</w:t>
+      </w:r>
+    </w:p>
+    <w:p>
+      <w:pPr>
+        <w:pStyle w:val="af"/>
+        <w:numPr>
+          <w:ilvl w:val="1"/>
+          <w:numId w:val="41"/>
+        </w:numPr>
+        <w:rPr>
+          <w:rFonts w:ascii="TH SarabunPSK" w:hAnsi="TH SarabunPSK" w:cs="TH SarabunPSK" w:hint="cs"/>
+          <w:sz w:val="32"/>
+          <w:szCs w:val="32"/>
+        </w:rPr>
+      </w:pPr>
+      <w:r>
+        <w:rPr>
+          <w:rStyle w:val="af2"/>
+          <w:rFonts w:ascii="TH SarabunPSK" w:eastAsiaTheme="majorEastAsia" w:hAnsi="TH SarabunPSK" w:cs="TH SarabunPSK" w:hint="cs"/>
+          <w:sz w:val="32"/>
+          <w:szCs w:val="32"/>
+          <w:cs/>
+        </w:rPr>
+        <w:lastRenderedPageBreak/>
+        <w:t>เหตุผลเชิงวิเคราะห์:</w:t>
+      </w:r>
+      <w:r>
+        <w:rPr>
+          <w:rFonts w:ascii="TH SarabunPSK" w:hAnsi="TH SarabunPSK" w:cs="TH SarabunPSK" w:hint="cs"/>
+          <w:sz w:val="32"/>
+          <w:szCs w:val="32"/>
+        </w:rPr>
+        <w:t xml:space="preserve"> </w:t>
+      </w:r>
+      <w:r>
+        <w:rPr>
+          <w:rFonts w:ascii="TH SarabunPSK" w:hAnsi="TH SarabunPSK" w:cs="TH SarabunPSK" w:hint="cs"/>
+          <w:sz w:val="32"/>
+          <w:szCs w:val="32"/>
+          <w:cs/>
+        </w:rPr>
+        <w:t xml:space="preserve">หากขนาดความจุรวมของ </w:t>
+      </w:r>
+      <w:r>
+        <w:rPr>
+          <w:rFonts w:ascii="TH SarabunPSK" w:hAnsi="TH SarabunPSK" w:cs="TH SarabunPSK" w:hint="cs"/>
+          <w:sz w:val="32"/>
+          <w:szCs w:val="32"/>
+        </w:rPr>
+        <w:t xml:space="preserve">Cache </w:t>
+      </w:r>
+      <w:r>
+        <w:rPr>
+          <w:rFonts w:ascii="TH SarabunPSK" w:hAnsi="TH SarabunPSK" w:cs="TH SarabunPSK" w:hint="cs"/>
+          <w:sz w:val="32"/>
+          <w:szCs w:val="32"/>
+          <w:cs/>
+        </w:rPr>
+        <w:t xml:space="preserve">เท่าเดิม การเพิ่ม </w:t>
+      </w:r>
+      <w:r>
+        <w:rPr>
+          <w:rFonts w:ascii="TH SarabunPSK" w:hAnsi="TH SarabunPSK" w:cs="TH SarabunPSK" w:hint="cs"/>
+          <w:sz w:val="32"/>
+          <w:szCs w:val="32"/>
+        </w:rPr>
+        <w:t xml:space="preserve">Block Size </w:t>
+      </w:r>
+      <w:r>
+        <w:rPr>
+          <w:rFonts w:ascii="TH SarabunPSK" w:hAnsi="TH SarabunPSK" w:cs="TH SarabunPSK" w:hint="cs"/>
+          <w:sz w:val="32"/>
+          <w:szCs w:val="32"/>
+          <w:cs/>
+        </w:rPr>
+        <w:t xml:space="preserve">ให้ใหญ่ขึ้น จะทำให้ "จำนวน </w:t>
+      </w:r>
+      <w:r>
+        <w:rPr>
+          <w:rFonts w:ascii="TH SarabunPSK" w:hAnsi="TH SarabunPSK" w:cs="TH SarabunPSK" w:hint="cs"/>
+          <w:sz w:val="32"/>
+          <w:szCs w:val="32"/>
+        </w:rPr>
+        <w:t xml:space="preserve">Block </w:t>
+      </w:r>
+      <w:r>
+        <w:rPr>
+          <w:rFonts w:ascii="TH SarabunPSK" w:hAnsi="TH SarabunPSK" w:cs="TH SarabunPSK" w:hint="cs"/>
+          <w:sz w:val="32"/>
+          <w:szCs w:val="32"/>
+          <w:cs/>
+        </w:rPr>
+        <w:t xml:space="preserve">ใน </w:t>
+      </w:r>
+      <w:r>
+        <w:rPr>
+          <w:rFonts w:ascii="TH SarabunPSK" w:hAnsi="TH SarabunPSK" w:cs="TH SarabunPSK" w:hint="cs"/>
+          <w:sz w:val="32"/>
+          <w:szCs w:val="32"/>
+        </w:rPr>
+        <w:t xml:space="preserve">Cache </w:t>
+      </w:r>
+      <w:r>
+        <w:rPr>
+          <w:rFonts w:ascii="TH SarabunPSK" w:hAnsi="TH SarabunPSK" w:cs="TH SarabunPSK" w:hint="cs"/>
+          <w:sz w:val="32"/>
+          <w:szCs w:val="32"/>
+          <w:cs/>
+        </w:rPr>
+        <w:t>ลดลง" (มีจำนวนช่องใส่ของน้อยลง) ทำให้ข้อมูลมีโอกาสแย่งที่อยู่กันและเตะข้อมูลเก่าทิ้งบ่อยขึ้น (</w:t>
+      </w:r>
+      <w:r>
+        <w:rPr>
+          <w:rFonts w:ascii="TH SarabunPSK" w:hAnsi="TH SarabunPSK" w:cs="TH SarabunPSK" w:hint="cs"/>
+          <w:sz w:val="32"/>
+          <w:szCs w:val="32"/>
+        </w:rPr>
+        <w:t xml:space="preserve">Conflict) </w:t>
+      </w:r>
+      <w:r>
+        <w:rPr>
+          <w:rFonts w:ascii="TH SarabunPSK" w:hAnsi="TH SarabunPSK" w:cs="TH SarabunPSK" w:hint="cs"/>
+          <w:sz w:val="32"/>
+          <w:szCs w:val="32"/>
+          <w:cs/>
+        </w:rPr>
+        <w:t xml:space="preserve">นอกจากนี้ หากข้อมูลที่ถูกดึงพ่วงเข้ามาด้วยนั้น </w:t>
+      </w:r>
+      <w:r>
+        <w:rPr>
+          <w:rFonts w:ascii="TH SarabunPSK" w:hAnsi="TH SarabunPSK" w:cs="TH SarabunPSK" w:hint="cs"/>
+          <w:sz w:val="32"/>
+          <w:szCs w:val="32"/>
+        </w:rPr>
+        <w:t xml:space="preserve">CPU </w:t>
+      </w:r>
+      <w:r>
+        <w:rPr>
+          <w:rFonts w:ascii="TH SarabunPSK" w:hAnsi="TH SarabunPSK" w:cs="TH SarabunPSK" w:hint="cs"/>
+          <w:sz w:val="32"/>
+          <w:szCs w:val="32"/>
+          <w:cs/>
+        </w:rPr>
+        <w:t xml:space="preserve">ไม่ได้ใช้งานจริง จะกลายเป็นขยะที่กินพื้นที่ใน </w:t>
+      </w:r>
+      <w:r>
+        <w:rPr>
+          <w:rFonts w:ascii="TH SarabunPSK" w:hAnsi="TH SarabunPSK" w:cs="TH SarabunPSK" w:hint="cs"/>
+          <w:sz w:val="32"/>
+          <w:szCs w:val="32"/>
+        </w:rPr>
+        <w:t xml:space="preserve">Cache </w:t>
+      </w:r>
+      <w:r>
+        <w:rPr>
+          <w:rFonts w:ascii="TH SarabunPSK" w:hAnsi="TH SarabunPSK" w:cs="TH SarabunPSK" w:hint="cs"/>
+          <w:sz w:val="32"/>
+          <w:szCs w:val="32"/>
+          <w:cs/>
+        </w:rPr>
+        <w:t>ทำให้พื้นที่ไม่พอสำหรับข้อมูลที่จำเป็น (</w:t>
+      </w:r>
+      <w:r>
+        <w:rPr>
+          <w:rFonts w:ascii="TH SarabunPSK" w:hAnsi="TH SarabunPSK" w:cs="TH SarabunPSK" w:hint="cs"/>
+          <w:sz w:val="32"/>
+          <w:szCs w:val="32"/>
+        </w:rPr>
+        <w:t xml:space="preserve">Capacity) </w:t>
+      </w:r>
+      <w:r>
+        <w:rPr>
+          <w:rFonts w:ascii="TH SarabunPSK" w:hAnsi="TH SarabunPSK" w:cs="TH SarabunPSK" w:hint="cs"/>
+          <w:sz w:val="32"/>
+          <w:szCs w:val="32"/>
+          <w:cs/>
+        </w:rPr>
+        <w:t xml:space="preserve">และยังทำให้ </w:t>
+      </w:r>
+      <w:r>
+        <w:rPr>
+          <w:rFonts w:ascii="TH SarabunPSK" w:hAnsi="TH SarabunPSK" w:cs="TH SarabunPSK" w:hint="cs"/>
+          <w:sz w:val="32"/>
+          <w:szCs w:val="32"/>
+        </w:rPr>
+        <w:t xml:space="preserve">Miss Penalty </w:t>
+      </w:r>
+      <w:r>
+        <w:rPr>
+          <w:rFonts w:ascii="TH SarabunPSK" w:hAnsi="TH SarabunPSK" w:cs="TH SarabunPSK" w:hint="cs"/>
+          <w:sz w:val="32"/>
+          <w:szCs w:val="32"/>
+          <w:cs/>
+        </w:rPr>
+        <w:t xml:space="preserve">สูงขึ้นด้วยเพราะต้องเสียเวลาขนย้าย </w:t>
+      </w:r>
+      <w:r>
+        <w:rPr>
+          <w:rFonts w:ascii="TH SarabunPSK" w:hAnsi="TH SarabunPSK" w:cs="TH SarabunPSK" w:hint="cs"/>
+          <w:sz w:val="32"/>
+          <w:szCs w:val="32"/>
+        </w:rPr>
+        <w:t xml:space="preserve">Block </w:t>
+      </w:r>
+      <w:r>
+        <w:rPr>
+          <w:rFonts w:ascii="TH SarabunPSK" w:hAnsi="TH SarabunPSK" w:cs="TH SarabunPSK" w:hint="cs"/>
+          <w:sz w:val="32"/>
+          <w:szCs w:val="32"/>
+          <w:cs/>
+        </w:rPr>
+        <w:t xml:space="preserve">ที่มีขนาดใหญ่ขึ้นจาก </w:t>
+      </w:r>
+      <w:r>
+        <w:rPr>
+          <w:rFonts w:ascii="TH SarabunPSK" w:hAnsi="TH SarabunPSK" w:cs="TH SarabunPSK" w:hint="cs"/>
+          <w:sz w:val="32"/>
+          <w:szCs w:val="32"/>
+        </w:rPr>
+        <w:t>Main Memory</w:t>
+      </w:r>
+    </w:p>
+    <w:p>
+      <w:pPr>
+        <w:pStyle w:val="2"/>
+        <w:rPr>
+          <w:rFonts w:ascii="TH SarabunPSK" w:hAnsi="TH SarabunPSK" w:cs="TH SarabunPSK" w:hint="cs"/>
+          <w:szCs w:val="32"/>
+        </w:rPr>
+      </w:pPr>
+      <w:r>
+        <w:rPr>
+          <w:rFonts w:ascii="TH SarabunPSK" w:hAnsi="TH SarabunPSK" w:cs="TH SarabunPSK" w:hint="cs"/>
+          <w:szCs w:val="32"/>
+          <w:cs/>
+        </w:rPr>
+        <w:t xml:space="preserve">ข้อ </w:t>
+      </w:r>
+      <w:r>
+        <w:rPr>
+          <w:rFonts w:ascii="TH SarabunPSK" w:hAnsi="TH SarabunPSK" w:cs="TH SarabunPSK" w:hint="cs"/>
+          <w:szCs w:val="32"/>
+        </w:rPr>
+        <w:t xml:space="preserve">2 </w:t>
+      </w:r>
+      <w:r>
+        <w:rPr>
+          <w:rFonts w:ascii="TH SarabunPSK" w:hAnsi="TH SarabunPSK" w:cs="TH SarabunPSK" w:hint="cs"/>
+          <w:szCs w:val="32"/>
+          <w:cs/>
+        </w:rPr>
+        <w:t xml:space="preserve">ระบบหน่วยความจำเสมือนและวิกฤต </w:t>
+      </w:r>
+      <w:r>
+        <w:rPr>
+          <w:rFonts w:ascii="TH SarabunPSK" w:hAnsi="TH SarabunPSK" w:cs="TH SarabunPSK" w:hint="cs"/>
+          <w:szCs w:val="32"/>
+        </w:rPr>
+        <w:t>Thrashing</w:t>
+      </w:r>
+    </w:p>
+    <w:p>
+      <w:pPr>
+        <w:pStyle w:val="af"/>
+        <w:rPr>
+          <w:rFonts w:ascii="TH SarabunPSK" w:hAnsi="TH SarabunPSK" w:cs="TH SarabunPSK" w:hint="cs"/>
+          <w:sz w:val="32"/>
+          <w:szCs w:val="32"/>
+        </w:rPr>
+      </w:pPr>
+      <w:r>
+        <w:rPr>
+          <w:rStyle w:val="af1"/>
+          <w:rFonts w:ascii="TH SarabunPSK" w:eastAsiaTheme="majorEastAsia" w:hAnsi="TH SarabunPSK" w:cs="TH SarabunPSK" w:hint="cs"/>
+          <w:sz w:val="32"/>
+          <w:szCs w:val="32"/>
+          <w:cs/>
+        </w:rPr>
+        <w:t xml:space="preserve">สาเหตุเชิงลึกของการเกิด </w:t>
+      </w:r>
+      <w:r>
+        <w:rPr>
+          <w:rStyle w:val="af1"/>
+          <w:rFonts w:ascii="TH SarabunPSK" w:eastAsiaTheme="majorEastAsia" w:hAnsi="TH SarabunPSK" w:cs="TH SarabunPSK" w:hint="cs"/>
+          <w:sz w:val="32"/>
+          <w:szCs w:val="32"/>
+        </w:rPr>
+        <w:t>Thrashing:</w:t>
       </w:r>
     </w:p>
     <w:p>
@@ -853,7 +1300,98 @@
         <w:pStyle w:val="af"/>
         <w:numPr>
           <w:ilvl w:val="0"/>
-          <w:numId w:val="36"/>
+          <w:numId w:val="42"/>
+        </w:numPr>
+        <w:rPr>
+          <w:rFonts w:ascii="TH SarabunPSK" w:hAnsi="TH SarabunPSK" w:cs="TH SarabunPSK" w:hint="cs"/>
+          <w:sz w:val="32"/>
+          <w:szCs w:val="32"/>
+        </w:rPr>
+      </w:pPr>
+      <w:r>
+        <w:rPr>
+          <w:rFonts w:ascii="TH SarabunPSK" w:hAnsi="TH SarabunPSK" w:cs="TH SarabunPSK" w:hint="cs"/>
+          <w:sz w:val="32"/>
+          <w:szCs w:val="32"/>
+          <w:cs/>
+        </w:rPr>
+        <w:t xml:space="preserve">อาการ </w:t>
+      </w:r>
+      <w:r>
+        <w:rPr>
+          <w:rFonts w:ascii="TH SarabunPSK" w:hAnsi="TH SarabunPSK" w:cs="TH SarabunPSK" w:hint="cs"/>
+          <w:sz w:val="32"/>
+          <w:szCs w:val="32"/>
+        </w:rPr>
+        <w:t xml:space="preserve">Thrashing </w:t>
+      </w:r>
+      <w:r>
+        <w:rPr>
+          <w:rFonts w:ascii="TH SarabunPSK" w:hAnsi="TH SarabunPSK" w:cs="TH SarabunPSK" w:hint="cs"/>
+          <w:sz w:val="32"/>
+          <w:szCs w:val="32"/>
+          <w:cs/>
+        </w:rPr>
+        <w:t xml:space="preserve">เกิดขึ้นเมื่อระบบมี </w:t>
+      </w:r>
+      <w:r>
+        <w:rPr>
+          <w:rFonts w:ascii="TH SarabunPSK" w:hAnsi="TH SarabunPSK" w:cs="TH SarabunPSK" w:hint="cs"/>
+          <w:sz w:val="32"/>
+          <w:szCs w:val="32"/>
+        </w:rPr>
+        <w:t xml:space="preserve">Physical RAM </w:t>
+      </w:r>
+      <w:r>
+        <w:rPr>
+          <w:rFonts w:ascii="TH SarabunPSK" w:hAnsi="TH SarabunPSK" w:cs="TH SarabunPSK" w:hint="cs"/>
+          <w:sz w:val="32"/>
+          <w:szCs w:val="32"/>
+          <w:cs/>
+        </w:rPr>
+        <w:t>ไม่เพียงพอต่อความต้องการของโปรแกรมที่กำลังทำงานอยู่ (</w:t>
+      </w:r>
+      <w:r>
+        <w:rPr>
+          <w:rFonts w:ascii="TH SarabunPSK" w:hAnsi="TH SarabunPSK" w:cs="TH SarabunPSK" w:hint="cs"/>
+          <w:sz w:val="32"/>
+          <w:szCs w:val="32"/>
+        </w:rPr>
+        <w:t xml:space="preserve">Working Set Size </w:t>
+      </w:r>
+      <w:r>
+        <w:rPr>
+          <w:rFonts w:ascii="TH SarabunPSK" w:hAnsi="TH SarabunPSK" w:cs="TH SarabunPSK" w:hint="cs"/>
+          <w:sz w:val="32"/>
+          <w:szCs w:val="32"/>
+          <w:cs/>
+        </w:rPr>
+        <w:t xml:space="preserve">รวมกันใหญ่กว่า </w:t>
+      </w:r>
+      <w:r>
+        <w:rPr>
+          <w:rFonts w:ascii="TH SarabunPSK" w:hAnsi="TH SarabunPSK" w:cs="TH SarabunPSK" w:hint="cs"/>
+          <w:sz w:val="32"/>
+          <w:szCs w:val="32"/>
+        </w:rPr>
+        <w:t xml:space="preserve">8GB </w:t>
+      </w:r>
+      <w:r>
+        <w:rPr>
+          <w:rFonts w:ascii="TH SarabunPSK" w:hAnsi="TH SarabunPSK" w:cs="TH SarabunPSK" w:hint="cs"/>
+          <w:sz w:val="32"/>
+          <w:szCs w:val="32"/>
+          <w:cs/>
+        </w:rPr>
+        <w:t>มาก)</w:t>
+      </w:r>
+    </w:p>
+    <w:p>
+      <w:pPr>
+        <w:pStyle w:val="af"/>
+        <w:numPr>
+          <w:ilvl w:val="0"/>
+          <w:numId w:val="42"/>
         </w:numPr>
         <w:rPr>
           <w:rFonts w:ascii="TH SarabunPSK" w:hAnsi="TH SarabunPSK" w:cs="TH SarabunPSK" w:hint="cs"/>
@@ -869,7 +1407,66 @@
           <w:szCs w:val="32"/>
           <w:cs/>
         </w:rPr>
-        <w:t xml:space="preserve">ทำไม </w:t>
+        <w:t>กลไกการเกิด:</w:t>
+      </w:r>
+      <w:r>
+        <w:rPr>
+          <w:rFonts w:ascii="TH SarabunPSK" w:hAnsi="TH SarabunPSK" w:cs="TH SarabunPSK" w:hint="cs"/>
+          <w:sz w:val="32"/>
+          <w:szCs w:val="32"/>
+        </w:rPr>
+        <w:t xml:space="preserve"> </w:t>
+      </w:r>
+      <w:r>
+        <w:rPr>
+          <w:rFonts w:ascii="TH SarabunPSK" w:hAnsi="TH SarabunPSK" w:cs="TH SarabunPSK" w:hint="cs"/>
+          <w:sz w:val="32"/>
+          <w:szCs w:val="32"/>
+          <w:cs/>
+        </w:rPr>
+        <w:t>ระบบปฏิบัติการ (</w:t>
+      </w:r>
+      <w:r>
+        <w:rPr>
+          <w:rFonts w:ascii="TH SarabunPSK" w:hAnsi="TH SarabunPSK" w:cs="TH SarabunPSK" w:hint="cs"/>
+          <w:sz w:val="32"/>
+          <w:szCs w:val="32"/>
+        </w:rPr>
+        <w:t xml:space="preserve">OS) </w:t>
+      </w:r>
+      <w:r>
+        <w:rPr>
+          <w:rFonts w:ascii="TH SarabunPSK" w:hAnsi="TH SarabunPSK" w:cs="TH SarabunPSK" w:hint="cs"/>
+          <w:sz w:val="32"/>
+          <w:szCs w:val="32"/>
+          <w:cs/>
+        </w:rPr>
+        <w:t xml:space="preserve">พยายามแก้ปัญหา </w:t>
+      </w:r>
+      <w:r>
+        <w:rPr>
+          <w:rFonts w:ascii="TH SarabunPSK" w:hAnsi="TH SarabunPSK" w:cs="TH SarabunPSK" w:hint="cs"/>
+          <w:sz w:val="32"/>
+          <w:szCs w:val="32"/>
+        </w:rPr>
+        <w:t xml:space="preserve">RAM </w:t>
+      </w:r>
+      <w:r>
+        <w:rPr>
+          <w:rFonts w:ascii="TH SarabunPSK" w:hAnsi="TH SarabunPSK" w:cs="TH SarabunPSK" w:hint="cs"/>
+          <w:sz w:val="32"/>
+          <w:szCs w:val="32"/>
+          <w:cs/>
+        </w:rPr>
+        <w:t>เต็มโดยใช้กลไก</w:t>
+      </w:r>
+      <w:r>
+        <w:rPr>
+          <w:rFonts w:ascii="TH SarabunPSK" w:hAnsi="TH SarabunPSK" w:cs="TH SarabunPSK" w:hint="cs"/>
+          <w:sz w:val="32"/>
+          <w:szCs w:val="32"/>
+        </w:rPr>
+        <w:t xml:space="preserve"> </w:t>
       </w:r>
       <w:r>
         <w:rPr>
@@ -878,7 +1475,131 @@
           <w:sz w:val="32"/>
           <w:szCs w:val="32"/>
         </w:rPr>
-        <w:t xml:space="preserve">Forwarding </w:t>
+        <w:t>Virtual Memory</w:t>
+      </w:r>
+      <w:r>
+        <w:rPr>
+          <w:rFonts w:ascii="TH SarabunPSK" w:hAnsi="TH SarabunPSK" w:cs="TH SarabunPSK" w:hint="cs"/>
+          <w:sz w:val="32"/>
+          <w:szCs w:val="32"/>
+        </w:rPr>
+        <w:t xml:space="preserve"> </w:t>
+      </w:r>
+      <w:r>
+        <w:rPr>
+          <w:rFonts w:ascii="TH SarabunPSK" w:hAnsi="TH SarabunPSK" w:cs="TH SarabunPSK" w:hint="cs"/>
+          <w:sz w:val="32"/>
+          <w:szCs w:val="32"/>
+          <w:cs/>
+        </w:rPr>
+        <w:t xml:space="preserve">โดยการย้ายข้อมูลที่(คิดว่า)ยังไม่ได้ใช้ลงไปไว้ใน </w:t>
+      </w:r>
+      <w:r>
+        <w:rPr>
+          <w:rFonts w:ascii="TH SarabunPSK" w:hAnsi="TH SarabunPSK" w:cs="TH SarabunPSK" w:hint="cs"/>
+          <w:sz w:val="32"/>
+          <w:szCs w:val="32"/>
+        </w:rPr>
+        <w:t>Hard Disk (</w:t>
+      </w:r>
+      <w:r>
+        <w:rPr>
+          <w:rFonts w:ascii="TH SarabunPSK" w:hAnsi="TH SarabunPSK" w:cs="TH SarabunPSK" w:hint="cs"/>
+          <w:sz w:val="32"/>
+          <w:szCs w:val="32"/>
+          <w:cs/>
+        </w:rPr>
+        <w:t xml:space="preserve">เรียกว่าการ </w:t>
+      </w:r>
+      <w:r>
+        <w:rPr>
+          <w:rFonts w:ascii="TH SarabunPSK" w:hAnsi="TH SarabunPSK" w:cs="TH SarabunPSK" w:hint="cs"/>
+          <w:sz w:val="32"/>
+          <w:szCs w:val="32"/>
+        </w:rPr>
+        <w:t xml:space="preserve">Swap out) </w:t>
+      </w:r>
+      <w:r>
+        <w:rPr>
+          <w:rFonts w:ascii="TH SarabunPSK" w:hAnsi="TH SarabunPSK" w:cs="TH SarabunPSK" w:hint="cs"/>
+          <w:sz w:val="32"/>
+          <w:szCs w:val="32"/>
+          <w:cs/>
+        </w:rPr>
+        <w:t xml:space="preserve">เพื่อให้มีพื้นที่ว่างใน </w:t>
+      </w:r>
+      <w:r>
+        <w:rPr>
+          <w:rFonts w:ascii="TH SarabunPSK" w:hAnsi="TH SarabunPSK" w:cs="TH SarabunPSK" w:hint="cs"/>
+          <w:sz w:val="32"/>
+          <w:szCs w:val="32"/>
+        </w:rPr>
+        <w:t>RAM</w:t>
+      </w:r>
+    </w:p>
+    <w:p>
+      <w:pPr>
+        <w:pStyle w:val="af"/>
+        <w:numPr>
+          <w:ilvl w:val="0"/>
+          <w:numId w:val="42"/>
+        </w:numPr>
+        <w:rPr>
+          <w:rFonts w:ascii="TH SarabunPSK" w:hAnsi="TH SarabunPSK" w:cs="TH SarabunPSK" w:hint="cs"/>
+          <w:sz w:val="32"/>
+          <w:szCs w:val="32"/>
+        </w:rPr>
+      </w:pPr>
+      <w:r>
+        <w:rPr>
+          <w:rFonts w:ascii="TH SarabunPSK" w:hAnsi="TH SarabunPSK" w:cs="TH SarabunPSK" w:hint="cs"/>
+          <w:sz w:val="32"/>
+          <w:szCs w:val="32"/>
+          <w:cs/>
+        </w:rPr>
+        <w:t xml:space="preserve">เมื่อผู้ใช้สลับไปมาระหว่างเกมกับโปรแกรมตัดต่อ ซึ่งทั้งคู่ต้องการใช้ข้อมูลตลอดเวลา </w:t>
+      </w:r>
+      <w:r>
+        <w:rPr>
+          <w:rFonts w:ascii="TH SarabunPSK" w:hAnsi="TH SarabunPSK" w:cs="TH SarabunPSK" w:hint="cs"/>
+          <w:sz w:val="32"/>
+          <w:szCs w:val="32"/>
+        </w:rPr>
+        <w:t xml:space="preserve">CPU </w:t>
+      </w:r>
+      <w:r>
+        <w:rPr>
+          <w:rFonts w:ascii="TH SarabunPSK" w:hAnsi="TH SarabunPSK" w:cs="TH SarabunPSK" w:hint="cs"/>
+          <w:sz w:val="32"/>
+          <w:szCs w:val="32"/>
+          <w:cs/>
+        </w:rPr>
+        <w:t xml:space="preserve">จึงหาข้อมูลใน </w:t>
+      </w:r>
+      <w:r>
+        <w:rPr>
+          <w:rFonts w:ascii="TH SarabunPSK" w:hAnsi="TH SarabunPSK" w:cs="TH SarabunPSK" w:hint="cs"/>
+          <w:sz w:val="32"/>
+          <w:szCs w:val="32"/>
+        </w:rPr>
+        <w:t xml:space="preserve">RAM </w:t>
+      </w:r>
+      <w:r>
+        <w:rPr>
+          <w:rFonts w:ascii="TH SarabunPSK" w:hAnsi="TH SarabunPSK" w:cs="TH SarabunPSK" w:hint="cs"/>
+          <w:sz w:val="32"/>
+          <w:szCs w:val="32"/>
+          <w:cs/>
+        </w:rPr>
+        <w:t>ไม่เจอ เกิดสิ่งที่เรียกว่า</w:t>
+      </w:r>
+      <w:r>
+        <w:rPr>
+          <w:rFonts w:ascii="TH SarabunPSK" w:hAnsi="TH SarabunPSK" w:cs="TH SarabunPSK" w:hint="cs"/>
+          <w:sz w:val="32"/>
+          <w:szCs w:val="32"/>
+        </w:rPr>
+        <w:t xml:space="preserve"> </w:t>
       </w:r>
       <w:r>
         <w:rPr>
@@ -886,9 +1607,2170 @@
           <w:rFonts w:ascii="TH SarabunPSK" w:eastAsiaTheme="majorEastAsia" w:hAnsi="TH SarabunPSK" w:cs="TH SarabunPSK" w:hint="cs"/>
           <w:sz w:val="32"/>
           <w:szCs w:val="32"/>
-          <w:cs/>
-        </w:rPr>
-        <w:t>ถึงเอาไม่อยู่:</w:t>
+        </w:rPr>
+        <w:t>Page Fault</w:t>
+      </w:r>
+      <w:r>
+        <w:rPr>
+          <w:rFonts w:ascii="TH SarabunPSK" w:hAnsi="TH SarabunPSK" w:cs="TH SarabunPSK" w:hint="cs"/>
+          <w:sz w:val="32"/>
+          <w:szCs w:val="32"/>
+        </w:rPr>
+        <w:t xml:space="preserve"> </w:t>
+      </w:r>
+      <w:r>
+        <w:rPr>
+          <w:rFonts w:ascii="TH SarabunPSK" w:hAnsi="TH SarabunPSK" w:cs="TH SarabunPSK" w:hint="cs"/>
+          <w:sz w:val="32"/>
+          <w:szCs w:val="32"/>
+          <w:cs/>
+        </w:rPr>
+        <w:t xml:space="preserve">อัตรา </w:t>
+      </w:r>
+      <w:r>
+        <w:rPr>
+          <w:rFonts w:ascii="TH SarabunPSK" w:hAnsi="TH SarabunPSK" w:cs="TH SarabunPSK" w:hint="cs"/>
+          <w:sz w:val="32"/>
+          <w:szCs w:val="32"/>
+        </w:rPr>
+        <w:t xml:space="preserve">Page Fault </w:t>
+      </w:r>
+      <w:r>
+        <w:rPr>
+          <w:rFonts w:ascii="TH SarabunPSK" w:hAnsi="TH SarabunPSK" w:cs="TH SarabunPSK" w:hint="cs"/>
+          <w:sz w:val="32"/>
+          <w:szCs w:val="32"/>
+          <w:cs/>
+        </w:rPr>
+        <w:t xml:space="preserve">ที่สูงมากทำให้ </w:t>
+      </w:r>
+      <w:r>
+        <w:rPr>
+          <w:rFonts w:ascii="TH SarabunPSK" w:hAnsi="TH SarabunPSK" w:cs="TH SarabunPSK" w:hint="cs"/>
+          <w:sz w:val="32"/>
+          <w:szCs w:val="32"/>
+        </w:rPr>
+        <w:t xml:space="preserve">OS </w:t>
+      </w:r>
+      <w:r>
+        <w:rPr>
+          <w:rFonts w:ascii="TH SarabunPSK" w:hAnsi="TH SarabunPSK" w:cs="TH SarabunPSK" w:hint="cs"/>
+          <w:sz w:val="32"/>
+          <w:szCs w:val="32"/>
+          <w:cs/>
+        </w:rPr>
+        <w:t>ต้องเรียกใช้อัลกอริทึม</w:t>
+      </w:r>
+      <w:r>
+        <w:rPr>
+          <w:rFonts w:ascii="TH SarabunPSK" w:hAnsi="TH SarabunPSK" w:cs="TH SarabunPSK" w:hint="cs"/>
+          <w:sz w:val="32"/>
+          <w:szCs w:val="32"/>
+        </w:rPr>
+        <w:t xml:space="preserve"> </w:t>
+      </w:r>
+      <w:r>
+        <w:rPr>
+          <w:rStyle w:val="af1"/>
+          <w:rFonts w:ascii="TH SarabunPSK" w:eastAsiaTheme="majorEastAsia" w:hAnsi="TH SarabunPSK" w:cs="TH SarabunPSK" w:hint="cs"/>
+          <w:sz w:val="32"/>
+          <w:szCs w:val="32"/>
+        </w:rPr>
+        <w:t>Page Replacement</w:t>
+      </w:r>
+      <w:r>
+        <w:rPr>
+          <w:rFonts w:ascii="TH SarabunPSK" w:hAnsi="TH SarabunPSK" w:cs="TH SarabunPSK" w:hint="cs"/>
+          <w:sz w:val="32"/>
+          <w:szCs w:val="32"/>
+        </w:rPr>
+        <w:t xml:space="preserve"> </w:t>
+      </w:r>
+      <w:r>
+        <w:rPr>
+          <w:rFonts w:ascii="TH SarabunPSK" w:hAnsi="TH SarabunPSK" w:cs="TH SarabunPSK" w:hint="cs"/>
+          <w:sz w:val="32"/>
+          <w:szCs w:val="32"/>
+          <w:cs/>
+        </w:rPr>
+        <w:t xml:space="preserve">อย่างหนักหน่วง เพื่อหาหน้าเก่าเตะทิ้งและโหลดหน้าใหม่จาก </w:t>
+      </w:r>
+      <w:r>
+        <w:rPr>
+          <w:rFonts w:ascii="TH SarabunPSK" w:hAnsi="TH SarabunPSK" w:cs="TH SarabunPSK" w:hint="cs"/>
+          <w:sz w:val="32"/>
+          <w:szCs w:val="32"/>
+        </w:rPr>
+        <w:t xml:space="preserve">Hard Disk </w:t>
+      </w:r>
+      <w:r>
+        <w:rPr>
+          <w:rFonts w:ascii="TH SarabunPSK" w:hAnsi="TH SarabunPSK" w:cs="TH SarabunPSK" w:hint="cs"/>
+          <w:sz w:val="32"/>
+          <w:szCs w:val="32"/>
+          <w:cs/>
+        </w:rPr>
+        <w:t>กลับเข้ามา</w:t>
+      </w:r>
+    </w:p>
+    <w:p>
+      <w:pPr>
+        <w:pStyle w:val="af"/>
+        <w:numPr>
+          <w:ilvl w:val="0"/>
+          <w:numId w:val="42"/>
+        </w:numPr>
+        <w:rPr>
+          <w:rFonts w:ascii="TH SarabunPSK" w:hAnsi="TH SarabunPSK" w:cs="TH SarabunPSK" w:hint="cs"/>
+          <w:sz w:val="32"/>
+          <w:szCs w:val="32"/>
+        </w:rPr>
+      </w:pPr>
+      <w:r>
+        <w:rPr>
+          <w:rFonts w:ascii="TH SarabunPSK" w:hAnsi="TH SarabunPSK" w:cs="TH SarabunPSK" w:hint="cs"/>
+          <w:sz w:val="32"/>
+          <w:szCs w:val="32"/>
+          <w:cs/>
+        </w:rPr>
+        <w:t xml:space="preserve">ผลลัพธ์คือ </w:t>
+      </w:r>
+      <w:r>
+        <w:rPr>
+          <w:rFonts w:ascii="TH SarabunPSK" w:hAnsi="TH SarabunPSK" w:cs="TH SarabunPSK" w:hint="cs"/>
+          <w:sz w:val="32"/>
+          <w:szCs w:val="32"/>
+        </w:rPr>
+        <w:t xml:space="preserve">Hard Disk </w:t>
+      </w:r>
+      <w:r>
+        <w:rPr>
+          <w:rFonts w:ascii="TH SarabunPSK" w:hAnsi="TH SarabunPSK" w:cs="TH SarabunPSK" w:hint="cs"/>
+          <w:sz w:val="32"/>
+          <w:szCs w:val="32"/>
+          <w:cs/>
+        </w:rPr>
+        <w:t xml:space="preserve">ทำงาน </w:t>
+      </w:r>
+      <w:r>
+        <w:rPr>
+          <w:rFonts w:ascii="TH SarabunPSK" w:hAnsi="TH SarabunPSK" w:cs="TH SarabunPSK" w:hint="cs"/>
+          <w:sz w:val="32"/>
+          <w:szCs w:val="32"/>
+        </w:rPr>
+        <w:t xml:space="preserve">100% </w:t>
+      </w:r>
+      <w:r>
+        <w:rPr>
+          <w:rFonts w:ascii="TH SarabunPSK" w:hAnsi="TH SarabunPSK" w:cs="TH SarabunPSK" w:hint="cs"/>
+          <w:sz w:val="32"/>
+          <w:szCs w:val="32"/>
+          <w:cs/>
+        </w:rPr>
+        <w:t>เพราะต้องสลับข้อมูลเข้า-ออกตลอดเวลา (</w:t>
+      </w:r>
+      <w:r>
+        <w:rPr>
+          <w:rFonts w:ascii="TH SarabunPSK" w:hAnsi="TH SarabunPSK" w:cs="TH SarabunPSK" w:hint="cs"/>
+          <w:sz w:val="32"/>
+          <w:szCs w:val="32"/>
+        </w:rPr>
+        <w:t xml:space="preserve">Swapping) </w:t>
+      </w:r>
+      <w:r>
+        <w:rPr>
+          <w:rFonts w:ascii="TH SarabunPSK" w:hAnsi="TH SarabunPSK" w:cs="TH SarabunPSK" w:hint="cs"/>
+          <w:sz w:val="32"/>
+          <w:szCs w:val="32"/>
+          <w:cs/>
+        </w:rPr>
+        <w:t xml:space="preserve">ทำให้ </w:t>
+      </w:r>
+      <w:r>
+        <w:rPr>
+          <w:rFonts w:ascii="TH SarabunPSK" w:hAnsi="TH SarabunPSK" w:cs="TH SarabunPSK" w:hint="cs"/>
+          <w:sz w:val="32"/>
+          <w:szCs w:val="32"/>
+        </w:rPr>
+        <w:t xml:space="preserve">CPU </w:t>
+      </w:r>
+      <w:r>
+        <w:rPr>
+          <w:rFonts w:ascii="TH SarabunPSK" w:hAnsi="TH SarabunPSK" w:cs="TH SarabunPSK" w:hint="cs"/>
+          <w:sz w:val="32"/>
+          <w:szCs w:val="32"/>
+          <w:cs/>
+        </w:rPr>
+        <w:t>มัวแต่รอข้อมูลจากดิสก์ (</w:t>
+      </w:r>
+      <w:r>
+        <w:rPr>
+          <w:rFonts w:ascii="TH SarabunPSK" w:hAnsi="TH SarabunPSK" w:cs="TH SarabunPSK" w:hint="cs"/>
+          <w:sz w:val="32"/>
+          <w:szCs w:val="32"/>
+        </w:rPr>
+        <w:t xml:space="preserve">I/O Wait) </w:t>
+      </w:r>
+      <w:r>
+        <w:rPr>
+          <w:rFonts w:ascii="TH SarabunPSK" w:hAnsi="TH SarabunPSK" w:cs="TH SarabunPSK" w:hint="cs"/>
+          <w:sz w:val="32"/>
+          <w:szCs w:val="32"/>
+          <w:cs/>
+        </w:rPr>
+        <w:t>จนไม่มีเวลาประมวลผลคำสั่งโปรแกรมจริงๆ ระบบจึงเกิดสภาวะค้าง (</w:t>
+      </w:r>
+      <w:r>
+        <w:rPr>
+          <w:rFonts w:ascii="TH SarabunPSK" w:hAnsi="TH SarabunPSK" w:cs="TH SarabunPSK" w:hint="cs"/>
+          <w:sz w:val="32"/>
+          <w:szCs w:val="32"/>
+        </w:rPr>
+        <w:t>Thrashing)</w:t>
+      </w:r>
+    </w:p>
+    <w:p>
+      <w:pPr>
+        <w:pStyle w:val="af"/>
+        <w:rPr>
+          <w:rFonts w:ascii="TH SarabunPSK" w:hAnsi="TH SarabunPSK" w:cs="TH SarabunPSK" w:hint="cs"/>
+          <w:sz w:val="32"/>
+          <w:szCs w:val="32"/>
+        </w:rPr>
+      </w:pPr>
+      <w:r>
+        <w:rPr>
+          <w:rStyle w:val="af1"/>
+          <w:rFonts w:ascii="TH SarabunPSK" w:eastAsiaTheme="majorEastAsia" w:hAnsi="TH SarabunPSK" w:cs="TH SarabunPSK" w:hint="cs"/>
+          <w:sz w:val="32"/>
+          <w:szCs w:val="32"/>
+          <w:cs/>
+        </w:rPr>
+        <w:t>แนวทางแก้ไขปัญหา:</w:t>
+      </w:r>
+    </w:p>
+    <w:p>
+      <w:pPr>
+        <w:pStyle w:val="af"/>
+        <w:numPr>
+          <w:ilvl w:val="0"/>
+          <w:numId w:val="43"/>
+        </w:numPr>
+        <w:rPr>
+          <w:rFonts w:ascii="TH SarabunPSK" w:hAnsi="TH SarabunPSK" w:cs="TH SarabunPSK" w:hint="cs"/>
+          <w:sz w:val="32"/>
+          <w:szCs w:val="32"/>
+        </w:rPr>
+      </w:pPr>
+      <w:r>
+        <w:rPr>
+          <w:rStyle w:val="af1"/>
+          <w:rFonts w:ascii="TH SarabunPSK" w:eastAsiaTheme="majorEastAsia" w:hAnsi="TH SarabunPSK" w:cs="TH SarabunPSK" w:hint="cs"/>
+          <w:sz w:val="32"/>
+          <w:szCs w:val="32"/>
+          <w:cs/>
+        </w:rPr>
+        <w:t xml:space="preserve">มุมมอง </w:t>
+      </w:r>
+      <w:r>
+        <w:rPr>
+          <w:rStyle w:val="af1"/>
+          <w:rFonts w:ascii="TH SarabunPSK" w:eastAsiaTheme="majorEastAsia" w:hAnsi="TH SarabunPSK" w:cs="TH SarabunPSK" w:hint="cs"/>
+          <w:sz w:val="32"/>
+          <w:szCs w:val="32"/>
+        </w:rPr>
+        <w:t>Hardware:</w:t>
+      </w:r>
+      <w:r>
+        <w:rPr>
+          <w:rFonts w:ascii="TH SarabunPSK" w:hAnsi="TH SarabunPSK" w:cs="TH SarabunPSK" w:hint="cs"/>
+          <w:sz w:val="32"/>
+          <w:szCs w:val="32"/>
+        </w:rPr>
+        <w:t xml:space="preserve"> </w:t>
+      </w:r>
+      <w:r>
+        <w:rPr>
+          <w:rFonts w:ascii="TH SarabunPSK" w:hAnsi="TH SarabunPSK" w:cs="TH SarabunPSK" w:hint="cs"/>
+          <w:sz w:val="32"/>
+          <w:szCs w:val="32"/>
+          <w:cs/>
+        </w:rPr>
+        <w:t xml:space="preserve">อัปเกรดเพิ่มความจุ </w:t>
+      </w:r>
+      <w:r>
+        <w:rPr>
+          <w:rFonts w:ascii="TH SarabunPSK" w:hAnsi="TH SarabunPSK" w:cs="TH SarabunPSK" w:hint="cs"/>
+          <w:sz w:val="32"/>
+          <w:szCs w:val="32"/>
+        </w:rPr>
+        <w:t>RAM (</w:t>
+      </w:r>
+      <w:r>
+        <w:rPr>
+          <w:rFonts w:ascii="TH SarabunPSK" w:hAnsi="TH SarabunPSK" w:cs="TH SarabunPSK" w:hint="cs"/>
+          <w:sz w:val="32"/>
+          <w:szCs w:val="32"/>
+          <w:cs/>
+        </w:rPr>
+        <w:t xml:space="preserve">เช่น จาก </w:t>
+      </w:r>
+      <w:r>
+        <w:rPr>
+          <w:rFonts w:ascii="TH SarabunPSK" w:hAnsi="TH SarabunPSK" w:cs="TH SarabunPSK" w:hint="cs"/>
+          <w:sz w:val="32"/>
+          <w:szCs w:val="32"/>
+        </w:rPr>
+        <w:t xml:space="preserve">8GB </w:t>
+      </w:r>
+      <w:r>
+        <w:rPr>
+          <w:rFonts w:ascii="TH SarabunPSK" w:hAnsi="TH SarabunPSK" w:cs="TH SarabunPSK" w:hint="cs"/>
+          <w:sz w:val="32"/>
+          <w:szCs w:val="32"/>
+          <w:cs/>
+        </w:rPr>
+        <w:t xml:space="preserve">เป็น </w:t>
+      </w:r>
+      <w:r>
+        <w:rPr>
+          <w:rFonts w:ascii="TH SarabunPSK" w:hAnsi="TH SarabunPSK" w:cs="TH SarabunPSK" w:hint="cs"/>
+          <w:sz w:val="32"/>
+          <w:szCs w:val="32"/>
+        </w:rPr>
+        <w:t xml:space="preserve">16GB </w:t>
+      </w:r>
+      <w:r>
+        <w:rPr>
+          <w:rFonts w:ascii="TH SarabunPSK" w:hAnsi="TH SarabunPSK" w:cs="TH SarabunPSK" w:hint="cs"/>
+          <w:sz w:val="32"/>
+          <w:szCs w:val="32"/>
+          <w:cs/>
+        </w:rPr>
+        <w:t xml:space="preserve">หรือ </w:t>
+      </w:r>
+      <w:r>
+        <w:rPr>
+          <w:rFonts w:ascii="TH SarabunPSK" w:hAnsi="TH SarabunPSK" w:cs="TH SarabunPSK" w:hint="cs"/>
+          <w:sz w:val="32"/>
+          <w:szCs w:val="32"/>
+        </w:rPr>
+        <w:t xml:space="preserve">32GB) </w:t>
+      </w:r>
+      <w:r>
+        <w:rPr>
+          <w:rFonts w:ascii="TH SarabunPSK" w:hAnsi="TH SarabunPSK" w:cs="TH SarabunPSK" w:hint="cs"/>
+          <w:sz w:val="32"/>
+          <w:szCs w:val="32"/>
+          <w:cs/>
+        </w:rPr>
+        <w:t xml:space="preserve">ซึ่งเป็นการแก้ปัญหาที่ต้นเหตุ หรือเปลี่ยนฮาร์ดดิสก์ให้เป็น </w:t>
+      </w:r>
+      <w:r>
+        <w:rPr>
+          <w:rFonts w:ascii="TH SarabunPSK" w:hAnsi="TH SarabunPSK" w:cs="TH SarabunPSK" w:hint="cs"/>
+          <w:sz w:val="32"/>
+          <w:szCs w:val="32"/>
+        </w:rPr>
+        <w:t xml:space="preserve">SSD </w:t>
+      </w:r>
+      <w:r>
+        <w:rPr>
+          <w:rFonts w:ascii="TH SarabunPSK" w:hAnsi="TH SarabunPSK" w:cs="TH SarabunPSK" w:hint="cs"/>
+          <w:sz w:val="32"/>
+          <w:szCs w:val="32"/>
+          <w:cs/>
+        </w:rPr>
+        <w:t xml:space="preserve">แบบ </w:t>
+      </w:r>
+      <w:proofErr w:type="spellStart"/>
+      <w:r>
+        <w:rPr>
+          <w:rFonts w:ascii="TH SarabunPSK" w:hAnsi="TH SarabunPSK" w:cs="TH SarabunPSK" w:hint="cs"/>
+          <w:sz w:val="32"/>
+          <w:szCs w:val="32"/>
+        </w:rPr>
+        <w:t>NVMe</w:t>
+      </w:r>
+      <w:proofErr w:type="spellEnd"/>
+      <w:r>
+        <w:rPr>
+          <w:rFonts w:ascii="TH SarabunPSK" w:hAnsi="TH SarabunPSK" w:cs="TH SarabunPSK" w:hint="cs"/>
+          <w:sz w:val="32"/>
+          <w:szCs w:val="32"/>
+        </w:rPr>
+        <w:t xml:space="preserve"> </w:t>
+      </w:r>
+      <w:r>
+        <w:rPr>
+          <w:rFonts w:ascii="TH SarabunPSK" w:hAnsi="TH SarabunPSK" w:cs="TH SarabunPSK" w:hint="cs"/>
+          <w:sz w:val="32"/>
+          <w:szCs w:val="32"/>
+          <w:cs/>
+        </w:rPr>
+        <w:t xml:space="preserve">แม้จะไม่หยุด </w:t>
+      </w:r>
+      <w:r>
+        <w:rPr>
+          <w:rFonts w:ascii="TH SarabunPSK" w:hAnsi="TH SarabunPSK" w:cs="TH SarabunPSK" w:hint="cs"/>
+          <w:sz w:val="32"/>
+          <w:szCs w:val="32"/>
+        </w:rPr>
+        <w:t xml:space="preserve">Thrashing </w:t>
+      </w:r>
+      <w:r>
+        <w:rPr>
+          <w:rFonts w:ascii="TH SarabunPSK" w:hAnsi="TH SarabunPSK" w:cs="TH SarabunPSK" w:hint="cs"/>
+          <w:sz w:val="32"/>
+          <w:szCs w:val="32"/>
+          <w:cs/>
+        </w:rPr>
+        <w:t xml:space="preserve">แต่จะช่วยให้ระยะเวลาในการเกิด </w:t>
+      </w:r>
+      <w:r>
+        <w:rPr>
+          <w:rFonts w:ascii="TH SarabunPSK" w:hAnsi="TH SarabunPSK" w:cs="TH SarabunPSK" w:hint="cs"/>
+          <w:sz w:val="32"/>
+          <w:szCs w:val="32"/>
+        </w:rPr>
+        <w:t xml:space="preserve">Page Fault </w:t>
+      </w:r>
+      <w:r>
+        <w:rPr>
+          <w:rFonts w:ascii="TH SarabunPSK" w:hAnsi="TH SarabunPSK" w:cs="TH SarabunPSK" w:hint="cs"/>
+          <w:sz w:val="32"/>
+          <w:szCs w:val="32"/>
+          <w:cs/>
+        </w:rPr>
+        <w:t>สั้นลง ระบบจะฟื้นตัวเร็วขึ้น</w:t>
+      </w:r>
+    </w:p>
+    <w:p>
+      <w:pPr>
+        <w:pStyle w:val="af"/>
+        <w:numPr>
+          <w:ilvl w:val="0"/>
+          <w:numId w:val="43"/>
+        </w:numPr>
+        <w:rPr>
+          <w:rFonts w:ascii="TH SarabunPSK" w:hAnsi="TH SarabunPSK" w:cs="TH SarabunPSK" w:hint="cs"/>
+          <w:sz w:val="32"/>
+          <w:szCs w:val="32"/>
+        </w:rPr>
+      </w:pPr>
+      <w:r>
+        <w:rPr>
+          <w:rStyle w:val="af1"/>
+          <w:rFonts w:ascii="TH SarabunPSK" w:eastAsiaTheme="majorEastAsia" w:hAnsi="TH SarabunPSK" w:cs="TH SarabunPSK" w:hint="cs"/>
+          <w:sz w:val="32"/>
+          <w:szCs w:val="32"/>
+          <w:cs/>
+        </w:rPr>
+        <w:t xml:space="preserve">มุมมอง </w:t>
+      </w:r>
+      <w:r>
+        <w:rPr>
+          <w:rStyle w:val="af1"/>
+          <w:rFonts w:ascii="TH SarabunPSK" w:eastAsiaTheme="majorEastAsia" w:hAnsi="TH SarabunPSK" w:cs="TH SarabunPSK" w:hint="cs"/>
+          <w:sz w:val="32"/>
+          <w:szCs w:val="32"/>
+        </w:rPr>
+        <w:t>OS/Software:</w:t>
+      </w:r>
+      <w:r>
+        <w:rPr>
+          <w:rFonts w:ascii="TH SarabunPSK" w:hAnsi="TH SarabunPSK" w:cs="TH SarabunPSK" w:hint="cs"/>
+          <w:sz w:val="32"/>
+          <w:szCs w:val="32"/>
+        </w:rPr>
+        <w:t xml:space="preserve"> OS </w:t>
+      </w:r>
+      <w:r>
+        <w:rPr>
+          <w:rFonts w:ascii="TH SarabunPSK" w:hAnsi="TH SarabunPSK" w:cs="TH SarabunPSK" w:hint="cs"/>
+          <w:sz w:val="32"/>
+          <w:szCs w:val="32"/>
+          <w:cs/>
+        </w:rPr>
+        <w:t xml:space="preserve">อาจต้องใช้กลไก </w:t>
+      </w:r>
+      <w:r>
+        <w:rPr>
+          <w:rFonts w:ascii="TH SarabunPSK" w:hAnsi="TH SarabunPSK" w:cs="TH SarabunPSK" w:hint="cs"/>
+          <w:sz w:val="32"/>
+          <w:szCs w:val="32"/>
+        </w:rPr>
+        <w:t xml:space="preserve">Local Page Replacement </w:t>
+      </w:r>
+      <w:r>
+        <w:rPr>
+          <w:rFonts w:ascii="TH SarabunPSK" w:hAnsi="TH SarabunPSK" w:cs="TH SarabunPSK" w:hint="cs"/>
+          <w:sz w:val="32"/>
+          <w:szCs w:val="32"/>
+          <w:cs/>
+        </w:rPr>
+        <w:t>หรือพักการทำงาน (</w:t>
+      </w:r>
+      <w:r>
+        <w:rPr>
+          <w:rFonts w:ascii="TH SarabunPSK" w:hAnsi="TH SarabunPSK" w:cs="TH SarabunPSK" w:hint="cs"/>
+          <w:sz w:val="32"/>
+          <w:szCs w:val="32"/>
+        </w:rPr>
+        <w:t xml:space="preserve">Suspend) </w:t>
+      </w:r>
+      <w:r>
+        <w:rPr>
+          <w:rFonts w:ascii="TH SarabunPSK" w:hAnsi="TH SarabunPSK" w:cs="TH SarabunPSK" w:hint="cs"/>
+          <w:sz w:val="32"/>
+          <w:szCs w:val="32"/>
+          <w:cs/>
+        </w:rPr>
+        <w:t xml:space="preserve">ของโปรแกรมใดโปรแกรมหนึ่งชั่วคราว เพื่อให้ </w:t>
+      </w:r>
+      <w:r>
+        <w:rPr>
+          <w:rFonts w:ascii="TH SarabunPSK" w:hAnsi="TH SarabunPSK" w:cs="TH SarabunPSK" w:hint="cs"/>
+          <w:sz w:val="32"/>
+          <w:szCs w:val="32"/>
+        </w:rPr>
+        <w:t xml:space="preserve">RAM </w:t>
+      </w:r>
+      <w:r>
+        <w:rPr>
+          <w:rFonts w:ascii="TH SarabunPSK" w:hAnsi="TH SarabunPSK" w:cs="TH SarabunPSK" w:hint="cs"/>
+          <w:sz w:val="32"/>
+          <w:szCs w:val="32"/>
+          <w:cs/>
+        </w:rPr>
+        <w:t>เหลือพอสำหรับรันอีกโปรแกรม หรือในมุมผู้ใช้คือต้องปิดโปรแกรมใดโปรแกรมหนึ่งทิ้งไป</w:t>
+      </w:r>
+    </w:p>
+    <w:p>
+      <w:pPr>
+        <w:pStyle w:val="2"/>
+        <w:rPr>
+          <w:rFonts w:ascii="TH SarabunPSK" w:hAnsi="TH SarabunPSK" w:cs="TH SarabunPSK" w:hint="cs"/>
+          <w:szCs w:val="32"/>
+        </w:rPr>
+      </w:pPr>
+      <w:r>
+        <w:rPr>
+          <w:rFonts w:ascii="TH SarabunPSK" w:hAnsi="TH SarabunPSK" w:cs="TH SarabunPSK" w:hint="cs"/>
+          <w:szCs w:val="32"/>
+          <w:cs/>
+        </w:rPr>
+        <w:lastRenderedPageBreak/>
+        <w:t xml:space="preserve">ข้อ </w:t>
+      </w:r>
+      <w:r>
+        <w:rPr>
+          <w:rFonts w:ascii="TH SarabunPSK" w:hAnsi="TH SarabunPSK" w:cs="TH SarabunPSK" w:hint="cs"/>
+          <w:szCs w:val="32"/>
+        </w:rPr>
+        <w:t xml:space="preserve">3 </w:t>
+      </w:r>
+      <w:r>
+        <w:rPr>
+          <w:rFonts w:ascii="TH SarabunPSK" w:hAnsi="TH SarabunPSK" w:cs="TH SarabunPSK" w:hint="cs"/>
+          <w:szCs w:val="32"/>
+          <w:cs/>
+        </w:rPr>
+        <w:t>เทคนิคการรับส่งข้อมูล (</w:t>
+      </w:r>
+      <w:r>
+        <w:rPr>
+          <w:rFonts w:ascii="TH SarabunPSK" w:hAnsi="TH SarabunPSK" w:cs="TH SarabunPSK" w:hint="cs"/>
+          <w:szCs w:val="32"/>
+        </w:rPr>
+        <w:t xml:space="preserve">I/O Interfacing) </w:t>
+      </w:r>
+      <w:r>
+        <w:rPr>
+          <w:rFonts w:ascii="TH SarabunPSK" w:hAnsi="TH SarabunPSK" w:cs="TH SarabunPSK" w:hint="cs"/>
+          <w:szCs w:val="32"/>
+          <w:cs/>
+        </w:rPr>
+        <w:t>สำหรับงานขนาดใหญ่</w:t>
+      </w:r>
+    </w:p>
+    <w:p>
+      <w:pPr>
+        <w:pStyle w:val="af"/>
+        <w:rPr>
+          <w:rFonts w:ascii="TH SarabunPSK" w:hAnsi="TH SarabunPSK" w:cs="TH SarabunPSK" w:hint="cs"/>
+          <w:sz w:val="32"/>
+          <w:szCs w:val="32"/>
+        </w:rPr>
+      </w:pPr>
+      <w:r>
+        <w:rPr>
+          <w:rStyle w:val="af1"/>
+          <w:rFonts w:ascii="TH SarabunPSK" w:eastAsiaTheme="majorEastAsia" w:hAnsi="TH SarabunPSK" w:cs="TH SarabunPSK" w:hint="cs"/>
+          <w:sz w:val="32"/>
+          <w:szCs w:val="32"/>
+          <w:cs/>
+        </w:rPr>
+        <w:t>เทคนิคที่เลือกใช้:</w:t>
+      </w:r>
+      <w:r>
+        <w:rPr>
+          <w:rFonts w:ascii="TH SarabunPSK" w:hAnsi="TH SarabunPSK" w:cs="TH SarabunPSK" w:hint="cs"/>
+          <w:sz w:val="32"/>
+          <w:szCs w:val="32"/>
+        </w:rPr>
+        <w:t xml:space="preserve"> </w:t>
+      </w:r>
+      <w:r>
+        <w:rPr>
+          <w:rStyle w:val="af1"/>
+          <w:rFonts w:ascii="TH SarabunPSK" w:eastAsiaTheme="majorEastAsia" w:hAnsi="TH SarabunPSK" w:cs="TH SarabunPSK" w:hint="cs"/>
+          <w:sz w:val="32"/>
+          <w:szCs w:val="32"/>
+        </w:rPr>
+        <w:t>Direct Memory Access (DMA)</w:t>
+      </w:r>
+      <w:r>
+        <w:rPr>
+          <w:rFonts w:ascii="TH SarabunPSK" w:hAnsi="TH SarabunPSK" w:cs="TH SarabunPSK" w:hint="cs"/>
+          <w:sz w:val="32"/>
+          <w:szCs w:val="32"/>
+        </w:rPr>
+        <w:t xml:space="preserve"> </w:t>
+      </w:r>
+      <w:r>
+        <w:rPr>
+          <w:rStyle w:val="af1"/>
+          <w:rFonts w:ascii="TH SarabunPSK" w:eastAsiaTheme="majorEastAsia" w:hAnsi="TH SarabunPSK" w:cs="TH SarabunPSK" w:hint="cs"/>
+          <w:sz w:val="32"/>
+          <w:szCs w:val="32"/>
+          <w:cs/>
+        </w:rPr>
+        <w:t xml:space="preserve">เหตุผลที่เลือก </w:t>
+      </w:r>
+      <w:r>
+        <w:rPr>
+          <w:rStyle w:val="af1"/>
+          <w:rFonts w:ascii="TH SarabunPSK" w:eastAsiaTheme="majorEastAsia" w:hAnsi="TH SarabunPSK" w:cs="TH SarabunPSK" w:hint="cs"/>
+          <w:sz w:val="32"/>
+          <w:szCs w:val="32"/>
+        </w:rPr>
+        <w:t>DMA:</w:t>
+      </w:r>
+      <w:r>
+        <w:rPr>
+          <w:rFonts w:ascii="TH SarabunPSK" w:hAnsi="TH SarabunPSK" w:cs="TH SarabunPSK" w:hint="cs"/>
+          <w:sz w:val="32"/>
+          <w:szCs w:val="32"/>
+        </w:rPr>
+        <w:t xml:space="preserve"> </w:t>
+      </w:r>
+      <w:r>
+        <w:rPr>
+          <w:rFonts w:ascii="TH SarabunPSK" w:hAnsi="TH SarabunPSK" w:cs="TH SarabunPSK" w:hint="cs"/>
+          <w:sz w:val="32"/>
+          <w:szCs w:val="32"/>
+          <w:cs/>
+        </w:rPr>
+        <w:t xml:space="preserve">งานสำรองข้อมูล </w:t>
+      </w:r>
+      <w:r>
+        <w:rPr>
+          <w:rFonts w:ascii="TH SarabunPSK" w:hAnsi="TH SarabunPSK" w:cs="TH SarabunPSK" w:hint="cs"/>
+          <w:sz w:val="32"/>
+          <w:szCs w:val="32"/>
+        </w:rPr>
+        <w:t xml:space="preserve">10 GB </w:t>
+      </w:r>
+      <w:r>
+        <w:rPr>
+          <w:rFonts w:ascii="TH SarabunPSK" w:hAnsi="TH SarabunPSK" w:cs="TH SarabunPSK" w:hint="cs"/>
+          <w:sz w:val="32"/>
+          <w:szCs w:val="32"/>
+          <w:cs/>
+        </w:rPr>
+        <w:t>เป็นการย้ายข้อมูลขนาดมหาศาล (</w:t>
+      </w:r>
+      <w:r>
+        <w:rPr>
+          <w:rFonts w:ascii="TH SarabunPSK" w:hAnsi="TH SarabunPSK" w:cs="TH SarabunPSK" w:hint="cs"/>
+          <w:sz w:val="32"/>
+          <w:szCs w:val="32"/>
+        </w:rPr>
+        <w:t xml:space="preserve">Bulk data transfer) </w:t>
+      </w:r>
+      <w:r>
+        <w:rPr>
+          <w:rFonts w:ascii="TH SarabunPSK" w:hAnsi="TH SarabunPSK" w:cs="TH SarabunPSK" w:hint="cs"/>
+          <w:sz w:val="32"/>
+          <w:szCs w:val="32"/>
+          <w:cs/>
+        </w:rPr>
+        <w:t xml:space="preserve">ระหว่างอุปกรณ์ </w:t>
+      </w:r>
+      <w:r>
+        <w:rPr>
+          <w:rFonts w:ascii="TH SarabunPSK" w:hAnsi="TH SarabunPSK" w:cs="TH SarabunPSK" w:hint="cs"/>
+          <w:sz w:val="32"/>
+          <w:szCs w:val="32"/>
+        </w:rPr>
+        <w:t xml:space="preserve">I/O (SSD) </w:t>
+      </w:r>
+      <w:r>
+        <w:rPr>
+          <w:rFonts w:ascii="TH SarabunPSK" w:hAnsi="TH SarabunPSK" w:cs="TH SarabunPSK" w:hint="cs"/>
+          <w:sz w:val="32"/>
+          <w:szCs w:val="32"/>
+          <w:cs/>
+        </w:rPr>
+        <w:t xml:space="preserve">และ </w:t>
+      </w:r>
+      <w:r>
+        <w:rPr>
+          <w:rFonts w:ascii="TH SarabunPSK" w:hAnsi="TH SarabunPSK" w:cs="TH SarabunPSK" w:hint="cs"/>
+          <w:sz w:val="32"/>
+          <w:szCs w:val="32"/>
+        </w:rPr>
+        <w:t xml:space="preserve">RAM </w:t>
+      </w:r>
+      <w:r>
+        <w:rPr>
+          <w:rFonts w:ascii="TH SarabunPSK" w:hAnsi="TH SarabunPSK" w:cs="TH SarabunPSK" w:hint="cs"/>
+          <w:sz w:val="32"/>
+          <w:szCs w:val="32"/>
+          <w:cs/>
+        </w:rPr>
+        <w:t xml:space="preserve">การใช้ </w:t>
+      </w:r>
+      <w:r>
+        <w:rPr>
+          <w:rFonts w:ascii="TH SarabunPSK" w:hAnsi="TH SarabunPSK" w:cs="TH SarabunPSK" w:hint="cs"/>
+          <w:sz w:val="32"/>
+          <w:szCs w:val="32"/>
+        </w:rPr>
+        <w:t xml:space="preserve">DMA Controller </w:t>
+      </w:r>
+      <w:r>
+        <w:rPr>
+          <w:rFonts w:ascii="TH SarabunPSK" w:hAnsi="TH SarabunPSK" w:cs="TH SarabunPSK" w:hint="cs"/>
+          <w:sz w:val="32"/>
+          <w:szCs w:val="32"/>
+          <w:cs/>
+        </w:rPr>
+        <w:t xml:space="preserve">จะเข้ามาทำหน้าที่ควบคุมการย้ายข้อมูลนี้แทน </w:t>
+      </w:r>
+      <w:r>
+        <w:rPr>
+          <w:rFonts w:ascii="TH SarabunPSK" w:hAnsi="TH SarabunPSK" w:cs="TH SarabunPSK" w:hint="cs"/>
+          <w:sz w:val="32"/>
+          <w:szCs w:val="32"/>
+        </w:rPr>
+        <w:t xml:space="preserve">CPU </w:t>
+      </w:r>
+      <w:r>
+        <w:rPr>
+          <w:rFonts w:ascii="TH SarabunPSK" w:hAnsi="TH SarabunPSK" w:cs="TH SarabunPSK" w:hint="cs"/>
+          <w:sz w:val="32"/>
+          <w:szCs w:val="32"/>
+          <w:cs/>
+        </w:rPr>
+        <w:t xml:space="preserve">โดย </w:t>
+      </w:r>
+      <w:r>
+        <w:rPr>
+          <w:rFonts w:ascii="TH SarabunPSK" w:hAnsi="TH SarabunPSK" w:cs="TH SarabunPSK" w:hint="cs"/>
+          <w:sz w:val="32"/>
+          <w:szCs w:val="32"/>
+        </w:rPr>
+        <w:t xml:space="preserve">CPU </w:t>
+      </w:r>
+      <w:r>
+        <w:rPr>
+          <w:rFonts w:ascii="TH SarabunPSK" w:hAnsi="TH SarabunPSK" w:cs="TH SarabunPSK" w:hint="cs"/>
+          <w:sz w:val="32"/>
+          <w:szCs w:val="32"/>
+          <w:cs/>
+        </w:rPr>
+        <w:t>มีหน้าที่เพียงแค่ "สั่งการเริ่มต้น" (บอกที่อยู่ต้นทาง</w:t>
+      </w:r>
+      <w:r>
+        <w:rPr>
+          <w:rFonts w:ascii="TH SarabunPSK" w:hAnsi="TH SarabunPSK" w:cs="TH SarabunPSK" w:hint="cs"/>
+          <w:sz w:val="32"/>
+          <w:szCs w:val="32"/>
+        </w:rPr>
+        <w:t xml:space="preserve">, </w:t>
+      </w:r>
+      <w:r>
+        <w:rPr>
+          <w:rFonts w:ascii="TH SarabunPSK" w:hAnsi="TH SarabunPSK" w:cs="TH SarabunPSK" w:hint="cs"/>
+          <w:sz w:val="32"/>
+          <w:szCs w:val="32"/>
+          <w:cs/>
+        </w:rPr>
+        <w:t xml:space="preserve">ปลายทาง และขนาดข้อมูล) หลังจากนั้น </w:t>
+      </w:r>
+      <w:r>
+        <w:rPr>
+          <w:rFonts w:ascii="TH SarabunPSK" w:hAnsi="TH SarabunPSK" w:cs="TH SarabunPSK" w:hint="cs"/>
+          <w:sz w:val="32"/>
+          <w:szCs w:val="32"/>
+        </w:rPr>
+        <w:t xml:space="preserve">DMA </w:t>
+      </w:r>
+      <w:r>
+        <w:rPr>
+          <w:rFonts w:ascii="TH SarabunPSK" w:hAnsi="TH SarabunPSK" w:cs="TH SarabunPSK" w:hint="cs"/>
+          <w:sz w:val="32"/>
+          <w:szCs w:val="32"/>
+          <w:cs/>
+        </w:rPr>
+        <w:t xml:space="preserve">จะดึงข้อมูลตรงเข้า </w:t>
+      </w:r>
+      <w:r>
+        <w:rPr>
+          <w:rFonts w:ascii="TH SarabunPSK" w:hAnsi="TH SarabunPSK" w:cs="TH SarabunPSK" w:hint="cs"/>
+          <w:sz w:val="32"/>
+          <w:szCs w:val="32"/>
+        </w:rPr>
+        <w:t xml:space="preserve">RAM </w:t>
+      </w:r>
+      <w:r>
+        <w:rPr>
+          <w:rFonts w:ascii="TH SarabunPSK" w:hAnsi="TH SarabunPSK" w:cs="TH SarabunPSK" w:hint="cs"/>
+          <w:sz w:val="32"/>
+          <w:szCs w:val="32"/>
+          <w:cs/>
+        </w:rPr>
+        <w:t xml:space="preserve">ให้เอง เมื่อเสร็จสิ้น </w:t>
+      </w:r>
+      <w:r>
+        <w:rPr>
+          <w:rFonts w:ascii="TH SarabunPSK" w:hAnsi="TH SarabunPSK" w:cs="TH SarabunPSK" w:hint="cs"/>
+          <w:sz w:val="32"/>
+          <w:szCs w:val="32"/>
+        </w:rPr>
+        <w:t xml:space="preserve">10 GB </w:t>
+      </w:r>
+      <w:r>
+        <w:rPr>
+          <w:rFonts w:ascii="TH SarabunPSK" w:hAnsi="TH SarabunPSK" w:cs="TH SarabunPSK" w:hint="cs"/>
+          <w:sz w:val="32"/>
+          <w:szCs w:val="32"/>
+          <w:cs/>
+        </w:rPr>
+        <w:t xml:space="preserve">ถึงจะส่ง </w:t>
+      </w:r>
+      <w:r>
+        <w:rPr>
+          <w:rFonts w:ascii="TH SarabunPSK" w:hAnsi="TH SarabunPSK" w:cs="TH SarabunPSK" w:hint="cs"/>
+          <w:sz w:val="32"/>
+          <w:szCs w:val="32"/>
+        </w:rPr>
+        <w:t xml:space="preserve">Interrupt </w:t>
+      </w:r>
+      <w:r>
+        <w:rPr>
+          <w:rFonts w:ascii="TH SarabunPSK" w:hAnsi="TH SarabunPSK" w:cs="TH SarabunPSK" w:hint="cs"/>
+          <w:sz w:val="32"/>
+          <w:szCs w:val="32"/>
+          <w:cs/>
+        </w:rPr>
+        <w:t xml:space="preserve">ไปบอก </w:t>
+      </w:r>
+      <w:r>
+        <w:rPr>
+          <w:rFonts w:ascii="TH SarabunPSK" w:hAnsi="TH SarabunPSK" w:cs="TH SarabunPSK" w:hint="cs"/>
+          <w:sz w:val="32"/>
+          <w:szCs w:val="32"/>
+        </w:rPr>
+        <w:t xml:space="preserve">CPU 1 </w:t>
+      </w:r>
+      <w:r>
+        <w:rPr>
+          <w:rFonts w:ascii="TH SarabunPSK" w:hAnsi="TH SarabunPSK" w:cs="TH SarabunPSK" w:hint="cs"/>
+          <w:sz w:val="32"/>
+          <w:szCs w:val="32"/>
+          <w:cs/>
+        </w:rPr>
+        <w:t xml:space="preserve">ครั้ง ทำให้ระหว่างที่คัดลอกไฟล์ </w:t>
+      </w:r>
+      <w:r>
+        <w:rPr>
+          <w:rFonts w:ascii="TH SarabunPSK" w:hAnsi="TH SarabunPSK" w:cs="TH SarabunPSK" w:hint="cs"/>
+          <w:sz w:val="32"/>
+          <w:szCs w:val="32"/>
+        </w:rPr>
+        <w:t xml:space="preserve">CPU </w:t>
+      </w:r>
+      <w:r>
+        <w:rPr>
+          <w:rFonts w:ascii="TH SarabunPSK" w:hAnsi="TH SarabunPSK" w:cs="TH SarabunPSK" w:hint="cs"/>
+          <w:sz w:val="32"/>
+          <w:szCs w:val="32"/>
+          <w:cs/>
+        </w:rPr>
+        <w:t>จะมีเวลาว่างไปประมวลผลงานอื่นของเซิร์ฟเวอร์ฐานข้อมูลได้โดยไม่เกิดคอขวด</w:t>
+      </w:r>
+    </w:p>
+    <w:p>
+      <w:pPr>
+        <w:pStyle w:val="af"/>
+        <w:rPr>
+          <w:rFonts w:ascii="TH SarabunPSK" w:hAnsi="TH SarabunPSK" w:cs="TH SarabunPSK" w:hint="cs"/>
+          <w:sz w:val="32"/>
+          <w:szCs w:val="32"/>
+        </w:rPr>
+      </w:pPr>
+      <w:r>
+        <w:rPr>
+          <w:rStyle w:val="af1"/>
+          <w:rFonts w:ascii="TH SarabunPSK" w:eastAsiaTheme="majorEastAsia" w:hAnsi="TH SarabunPSK" w:cs="TH SarabunPSK" w:hint="cs"/>
+          <w:sz w:val="32"/>
+          <w:szCs w:val="32"/>
+          <w:cs/>
+        </w:rPr>
+        <w:t xml:space="preserve">วิเคราะห์ข้อเสียอย่างร้ายแรงหากใช้ </w:t>
+      </w:r>
+      <w:r>
+        <w:rPr>
+          <w:rStyle w:val="af1"/>
+          <w:rFonts w:ascii="TH SarabunPSK" w:eastAsiaTheme="majorEastAsia" w:hAnsi="TH SarabunPSK" w:cs="TH SarabunPSK" w:hint="cs"/>
+          <w:sz w:val="32"/>
+          <w:szCs w:val="32"/>
+        </w:rPr>
+        <w:t xml:space="preserve">2 </w:t>
+      </w:r>
+      <w:r>
+        <w:rPr>
+          <w:rStyle w:val="af1"/>
+          <w:rFonts w:ascii="TH SarabunPSK" w:eastAsiaTheme="majorEastAsia" w:hAnsi="TH SarabunPSK" w:cs="TH SarabunPSK" w:hint="cs"/>
+          <w:sz w:val="32"/>
+          <w:szCs w:val="32"/>
+          <w:cs/>
+        </w:rPr>
+        <w:t>เทคนิคที่เหลือ:</w:t>
+      </w:r>
+    </w:p>
+    <w:p>
+      <w:pPr>
+        <w:pStyle w:val="af"/>
+        <w:numPr>
+          <w:ilvl w:val="0"/>
+          <w:numId w:val="44"/>
+        </w:numPr>
+        <w:rPr>
+          <w:rFonts w:ascii="TH SarabunPSK" w:hAnsi="TH SarabunPSK" w:cs="TH SarabunPSK" w:hint="cs"/>
+          <w:sz w:val="32"/>
+          <w:szCs w:val="32"/>
+        </w:rPr>
+      </w:pPr>
+      <w:r>
+        <w:rPr>
+          <w:rStyle w:val="af1"/>
+          <w:rFonts w:ascii="TH SarabunPSK" w:eastAsiaTheme="majorEastAsia" w:hAnsi="TH SarabunPSK" w:cs="TH SarabunPSK" w:hint="cs"/>
+          <w:sz w:val="32"/>
+          <w:szCs w:val="32"/>
+        </w:rPr>
+        <w:t>Programmed I/O:</w:t>
+      </w:r>
+      <w:r>
+        <w:rPr>
+          <w:rFonts w:ascii="TH SarabunPSK" w:hAnsi="TH SarabunPSK" w:cs="TH SarabunPSK" w:hint="cs"/>
+          <w:sz w:val="32"/>
+          <w:szCs w:val="32"/>
+        </w:rPr>
+        <w:t xml:space="preserve"> CPU </w:t>
+      </w:r>
+      <w:r>
+        <w:rPr>
+          <w:rFonts w:ascii="TH SarabunPSK" w:hAnsi="TH SarabunPSK" w:cs="TH SarabunPSK" w:hint="cs"/>
+          <w:sz w:val="32"/>
+          <w:szCs w:val="32"/>
+          <w:cs/>
+        </w:rPr>
+        <w:t xml:space="preserve">จะต้องมาทำหน้าที่อ่านข้อมูลจาก </w:t>
+      </w:r>
+      <w:r>
+        <w:rPr>
+          <w:rFonts w:ascii="TH SarabunPSK" w:hAnsi="TH SarabunPSK" w:cs="TH SarabunPSK" w:hint="cs"/>
+          <w:sz w:val="32"/>
+          <w:szCs w:val="32"/>
+        </w:rPr>
+        <w:t xml:space="preserve">SSD </w:t>
+      </w:r>
+      <w:r>
+        <w:rPr>
+          <w:rFonts w:ascii="TH SarabunPSK" w:hAnsi="TH SarabunPSK" w:cs="TH SarabunPSK" w:hint="cs"/>
+          <w:sz w:val="32"/>
+          <w:szCs w:val="32"/>
+          <w:cs/>
+        </w:rPr>
+        <w:t xml:space="preserve">ทีละไบต์หรือทีละเวิร์ด แล้วเขียนลง </w:t>
+      </w:r>
+      <w:r>
+        <w:rPr>
+          <w:rFonts w:ascii="TH SarabunPSK" w:hAnsi="TH SarabunPSK" w:cs="TH SarabunPSK" w:hint="cs"/>
+          <w:sz w:val="32"/>
+          <w:szCs w:val="32"/>
+        </w:rPr>
+        <w:t xml:space="preserve">RAM </w:t>
+      </w:r>
+      <w:r>
+        <w:rPr>
+          <w:rFonts w:ascii="TH SarabunPSK" w:hAnsi="TH SarabunPSK" w:cs="TH SarabunPSK" w:hint="cs"/>
+          <w:sz w:val="32"/>
+          <w:szCs w:val="32"/>
+          <w:cs/>
+        </w:rPr>
+        <w:t xml:space="preserve">ด้วยตัวเองวนลูปไปเรื่อยๆ จนครบ </w:t>
+      </w:r>
+      <w:r>
+        <w:rPr>
+          <w:rFonts w:ascii="TH SarabunPSK" w:hAnsi="TH SarabunPSK" w:cs="TH SarabunPSK" w:hint="cs"/>
+          <w:sz w:val="32"/>
+          <w:szCs w:val="32"/>
+        </w:rPr>
+        <w:t xml:space="preserve">10 GB CPU </w:t>
+      </w:r>
+      <w:r>
+        <w:rPr>
+          <w:rFonts w:ascii="TH SarabunPSK" w:hAnsi="TH SarabunPSK" w:cs="TH SarabunPSK" w:hint="cs"/>
+          <w:sz w:val="32"/>
+          <w:szCs w:val="32"/>
+          <w:cs/>
+        </w:rPr>
+        <w:t xml:space="preserve">จะตกอยู่ในสภาวะ </w:t>
+      </w:r>
+      <w:r>
+        <w:rPr>
+          <w:rFonts w:ascii="TH SarabunPSK" w:hAnsi="TH SarabunPSK" w:cs="TH SarabunPSK" w:hint="cs"/>
+          <w:sz w:val="32"/>
+          <w:szCs w:val="32"/>
+        </w:rPr>
+        <w:t>Busy-waiting (</w:t>
+      </w:r>
+      <w:r>
+        <w:rPr>
+          <w:rFonts w:ascii="TH SarabunPSK" w:hAnsi="TH SarabunPSK" w:cs="TH SarabunPSK" w:hint="cs"/>
+          <w:sz w:val="32"/>
+          <w:szCs w:val="32"/>
+          <w:cs/>
+        </w:rPr>
+        <w:t xml:space="preserve">รอกระบวนการ </w:t>
+      </w:r>
+      <w:r>
+        <w:rPr>
+          <w:rFonts w:ascii="TH SarabunPSK" w:hAnsi="TH SarabunPSK" w:cs="TH SarabunPSK" w:hint="cs"/>
+          <w:sz w:val="32"/>
+          <w:szCs w:val="32"/>
+        </w:rPr>
+        <w:t xml:space="preserve">I/O) </w:t>
+      </w:r>
+      <w:r>
+        <w:rPr>
+          <w:rFonts w:ascii="TH SarabunPSK" w:hAnsi="TH SarabunPSK" w:cs="TH SarabunPSK" w:hint="cs"/>
+          <w:sz w:val="32"/>
+          <w:szCs w:val="32"/>
+          <w:cs/>
+        </w:rPr>
+        <w:t xml:space="preserve">ทรัพยากร </w:t>
+      </w:r>
+      <w:r>
+        <w:rPr>
+          <w:rFonts w:ascii="TH SarabunPSK" w:hAnsi="TH SarabunPSK" w:cs="TH SarabunPSK" w:hint="cs"/>
+          <w:sz w:val="32"/>
+          <w:szCs w:val="32"/>
+        </w:rPr>
+        <w:t xml:space="preserve">CPU 100% </w:t>
+      </w:r>
+      <w:r>
+        <w:rPr>
+          <w:rFonts w:ascii="TH SarabunPSK" w:hAnsi="TH SarabunPSK" w:cs="TH SarabunPSK" w:hint="cs"/>
+          <w:sz w:val="32"/>
+          <w:szCs w:val="32"/>
+          <w:cs/>
+        </w:rPr>
+        <w:t>จะถูกจองกั้นไว้กับการย้ายไฟล์ เซิร์ฟเวอร์จะค้างและไม่สามารถให้บริการผู้ใช้อื่นได้เลย</w:t>
+      </w:r>
+    </w:p>
+    <w:p>
+      <w:pPr>
+        <w:pStyle w:val="af"/>
+        <w:numPr>
+          <w:ilvl w:val="0"/>
+          <w:numId w:val="44"/>
+        </w:numPr>
+        <w:rPr>
+          <w:rFonts w:ascii="TH SarabunPSK" w:hAnsi="TH SarabunPSK" w:cs="TH SarabunPSK" w:hint="cs"/>
+          <w:sz w:val="32"/>
+          <w:szCs w:val="32"/>
+        </w:rPr>
+      </w:pPr>
+      <w:r>
+        <w:rPr>
+          <w:rStyle w:val="af1"/>
+          <w:rFonts w:ascii="TH SarabunPSK" w:eastAsiaTheme="majorEastAsia" w:hAnsi="TH SarabunPSK" w:cs="TH SarabunPSK" w:hint="cs"/>
+          <w:sz w:val="32"/>
+          <w:szCs w:val="32"/>
+        </w:rPr>
+        <w:t>Interrupt-driven I/O:</w:t>
+      </w:r>
+      <w:r>
+        <w:rPr>
+          <w:rFonts w:ascii="TH SarabunPSK" w:hAnsi="TH SarabunPSK" w:cs="TH SarabunPSK" w:hint="cs"/>
+          <w:sz w:val="32"/>
+          <w:szCs w:val="32"/>
+        </w:rPr>
+        <w:t xml:space="preserve"> </w:t>
+      </w:r>
+      <w:r>
+        <w:rPr>
+          <w:rFonts w:ascii="TH SarabunPSK" w:hAnsi="TH SarabunPSK" w:cs="TH SarabunPSK" w:hint="cs"/>
+          <w:sz w:val="32"/>
+          <w:szCs w:val="32"/>
+          <w:cs/>
+        </w:rPr>
+        <w:t xml:space="preserve">แม้ </w:t>
+      </w:r>
+      <w:r>
+        <w:rPr>
+          <w:rFonts w:ascii="TH SarabunPSK" w:hAnsi="TH SarabunPSK" w:cs="TH SarabunPSK" w:hint="cs"/>
+          <w:sz w:val="32"/>
+          <w:szCs w:val="32"/>
+        </w:rPr>
+        <w:t xml:space="preserve">CPU </w:t>
+      </w:r>
+      <w:r>
+        <w:rPr>
+          <w:rFonts w:ascii="TH SarabunPSK" w:hAnsi="TH SarabunPSK" w:cs="TH SarabunPSK" w:hint="cs"/>
+          <w:sz w:val="32"/>
+          <w:szCs w:val="32"/>
+          <w:cs/>
+        </w:rPr>
+        <w:t xml:space="preserve">จะไม่ต้อง </w:t>
+      </w:r>
+      <w:r>
+        <w:rPr>
+          <w:rFonts w:ascii="TH SarabunPSK" w:hAnsi="TH SarabunPSK" w:cs="TH SarabunPSK" w:hint="cs"/>
+          <w:sz w:val="32"/>
+          <w:szCs w:val="32"/>
+        </w:rPr>
+        <w:t xml:space="preserve">Busy-waiting </w:t>
+      </w:r>
+      <w:r>
+        <w:rPr>
+          <w:rFonts w:ascii="TH SarabunPSK" w:hAnsi="TH SarabunPSK" w:cs="TH SarabunPSK" w:hint="cs"/>
+          <w:sz w:val="32"/>
+          <w:szCs w:val="32"/>
+          <w:cs/>
+        </w:rPr>
+        <w:t xml:space="preserve">แต่เมื่อ </w:t>
+      </w:r>
+      <w:r>
+        <w:rPr>
+          <w:rFonts w:ascii="TH SarabunPSK" w:hAnsi="TH SarabunPSK" w:cs="TH SarabunPSK" w:hint="cs"/>
+          <w:sz w:val="32"/>
+          <w:szCs w:val="32"/>
+        </w:rPr>
+        <w:t xml:space="preserve">SSD </w:t>
+      </w:r>
+      <w:r>
+        <w:rPr>
+          <w:rFonts w:ascii="TH SarabunPSK" w:hAnsi="TH SarabunPSK" w:cs="TH SarabunPSK" w:hint="cs"/>
+          <w:sz w:val="32"/>
+          <w:szCs w:val="32"/>
+          <w:cs/>
+        </w:rPr>
+        <w:t xml:space="preserve">พร้อมส่งข้อมูลแต่ละชุด (สมมติทีละ </w:t>
+      </w:r>
+      <w:r>
+        <w:rPr>
+          <w:rFonts w:ascii="TH SarabunPSK" w:hAnsi="TH SarabunPSK" w:cs="TH SarabunPSK" w:hint="cs"/>
+          <w:sz w:val="32"/>
+          <w:szCs w:val="32"/>
+        </w:rPr>
+        <w:t xml:space="preserve">4KB) </w:t>
+      </w:r>
+      <w:r>
+        <w:rPr>
+          <w:rFonts w:ascii="TH SarabunPSK" w:hAnsi="TH SarabunPSK" w:cs="TH SarabunPSK" w:hint="cs"/>
+          <w:sz w:val="32"/>
+          <w:szCs w:val="32"/>
+          <w:cs/>
+        </w:rPr>
+        <w:t xml:space="preserve">ก็จะส่ง </w:t>
+      </w:r>
+      <w:r>
+        <w:rPr>
+          <w:rFonts w:ascii="TH SarabunPSK" w:hAnsi="TH SarabunPSK" w:cs="TH SarabunPSK" w:hint="cs"/>
+          <w:sz w:val="32"/>
+          <w:szCs w:val="32"/>
+        </w:rPr>
+        <w:t xml:space="preserve">Interrupt </w:t>
+      </w:r>
+      <w:r>
+        <w:rPr>
+          <w:rFonts w:ascii="TH SarabunPSK" w:hAnsi="TH SarabunPSK" w:cs="TH SarabunPSK" w:hint="cs"/>
+          <w:sz w:val="32"/>
+          <w:szCs w:val="32"/>
+          <w:cs/>
+        </w:rPr>
+        <w:t xml:space="preserve">ไปขัดจังหวะ </w:t>
+      </w:r>
+      <w:r>
+        <w:rPr>
+          <w:rFonts w:ascii="TH SarabunPSK" w:hAnsi="TH SarabunPSK" w:cs="TH SarabunPSK" w:hint="cs"/>
+          <w:sz w:val="32"/>
+          <w:szCs w:val="32"/>
+        </w:rPr>
+        <w:t xml:space="preserve">CPU </w:t>
+      </w:r>
+      <w:r>
+        <w:rPr>
+          <w:rFonts w:ascii="TH SarabunPSK" w:hAnsi="TH SarabunPSK" w:cs="TH SarabunPSK" w:hint="cs"/>
+          <w:sz w:val="32"/>
+          <w:szCs w:val="32"/>
+          <w:cs/>
+        </w:rPr>
+        <w:t xml:space="preserve">หนึ่งครั้ง ข้อมูล </w:t>
+      </w:r>
+      <w:r>
+        <w:rPr>
+          <w:rFonts w:ascii="TH SarabunPSK" w:hAnsi="TH SarabunPSK" w:cs="TH SarabunPSK" w:hint="cs"/>
+          <w:sz w:val="32"/>
+          <w:szCs w:val="32"/>
+        </w:rPr>
+        <w:t xml:space="preserve">10 GB </w:t>
+      </w:r>
+      <w:r>
+        <w:rPr>
+          <w:rFonts w:ascii="TH SarabunPSK" w:hAnsi="TH SarabunPSK" w:cs="TH SarabunPSK" w:hint="cs"/>
+          <w:sz w:val="32"/>
+          <w:szCs w:val="32"/>
+          <w:cs/>
+        </w:rPr>
+        <w:t xml:space="preserve">จะสร้าง </w:t>
+      </w:r>
+      <w:r>
+        <w:rPr>
+          <w:rFonts w:ascii="TH SarabunPSK" w:hAnsi="TH SarabunPSK" w:cs="TH SarabunPSK" w:hint="cs"/>
+          <w:sz w:val="32"/>
+          <w:szCs w:val="32"/>
+        </w:rPr>
+        <w:t xml:space="preserve">Interrupt </w:t>
+      </w:r>
+      <w:r>
+        <w:rPr>
+          <w:rFonts w:ascii="TH SarabunPSK" w:hAnsi="TH SarabunPSK" w:cs="TH SarabunPSK" w:hint="cs"/>
+          <w:sz w:val="32"/>
+          <w:szCs w:val="32"/>
+          <w:cs/>
+        </w:rPr>
+        <w:t xml:space="preserve">นับล้านๆ ครั้ง ทำให้ </w:t>
+      </w:r>
+      <w:r>
+        <w:rPr>
+          <w:rFonts w:ascii="TH SarabunPSK" w:hAnsi="TH SarabunPSK" w:cs="TH SarabunPSK" w:hint="cs"/>
+          <w:sz w:val="32"/>
+          <w:szCs w:val="32"/>
+        </w:rPr>
+        <w:t xml:space="preserve">CPU </w:t>
+      </w:r>
+      <w:r>
+        <w:rPr>
+          <w:rFonts w:ascii="TH SarabunPSK" w:hAnsi="TH SarabunPSK" w:cs="TH SarabunPSK" w:hint="cs"/>
+          <w:sz w:val="32"/>
+          <w:szCs w:val="32"/>
+          <w:cs/>
+        </w:rPr>
+        <w:t xml:space="preserve">ต้องทำ </w:t>
+      </w:r>
+      <w:r>
+        <w:rPr>
+          <w:rFonts w:ascii="TH SarabunPSK" w:hAnsi="TH SarabunPSK" w:cs="TH SarabunPSK" w:hint="cs"/>
+          <w:sz w:val="32"/>
+          <w:szCs w:val="32"/>
+        </w:rPr>
+        <w:t xml:space="preserve">Context Switch </w:t>
+      </w:r>
+      <w:r>
+        <w:rPr>
+          <w:rFonts w:ascii="TH SarabunPSK" w:hAnsi="TH SarabunPSK" w:cs="TH SarabunPSK" w:hint="cs"/>
+          <w:sz w:val="32"/>
+          <w:szCs w:val="32"/>
+          <w:cs/>
+        </w:rPr>
+        <w:t>สลับหน้าจอไปมาตลอดเวลา (</w:t>
+      </w:r>
+      <w:r>
+        <w:rPr>
+          <w:rFonts w:ascii="TH SarabunPSK" w:hAnsi="TH SarabunPSK" w:cs="TH SarabunPSK" w:hint="cs"/>
+          <w:sz w:val="32"/>
+          <w:szCs w:val="32"/>
+        </w:rPr>
+        <w:t xml:space="preserve">Overhead </w:t>
+      </w:r>
+      <w:r>
+        <w:rPr>
+          <w:rFonts w:ascii="TH SarabunPSK" w:hAnsi="TH SarabunPSK" w:cs="TH SarabunPSK" w:hint="cs"/>
+          <w:sz w:val="32"/>
+          <w:szCs w:val="32"/>
+          <w:cs/>
+        </w:rPr>
+        <w:t>มหาศาล) จนประสิทธิภาพของเซิร์ฟเวอร์พังทลายลง</w:t>
+      </w:r>
+    </w:p>
+    <w:p>
+      <w:pPr>
+        <w:pStyle w:val="2"/>
+        <w:rPr>
+          <w:rFonts w:ascii="TH SarabunPSK" w:hAnsi="TH SarabunPSK" w:cs="TH SarabunPSK" w:hint="cs"/>
+          <w:szCs w:val="32"/>
+        </w:rPr>
+      </w:pPr>
+      <w:r>
+        <w:rPr>
+          <w:rFonts w:ascii="TH SarabunPSK" w:hAnsi="TH SarabunPSK" w:cs="TH SarabunPSK" w:hint="cs"/>
+          <w:szCs w:val="32"/>
+          <w:cs/>
+        </w:rPr>
+        <w:t xml:space="preserve">ข้อ </w:t>
+      </w:r>
+      <w:r>
+        <w:rPr>
+          <w:rFonts w:ascii="TH SarabunPSK" w:hAnsi="TH SarabunPSK" w:cs="TH SarabunPSK" w:hint="cs"/>
+          <w:szCs w:val="32"/>
+        </w:rPr>
+        <w:t xml:space="preserve">4 </w:t>
+      </w:r>
+      <w:r>
+        <w:rPr>
+          <w:rFonts w:ascii="TH SarabunPSK" w:hAnsi="TH SarabunPSK" w:cs="TH SarabunPSK" w:hint="cs"/>
+          <w:szCs w:val="32"/>
+          <w:cs/>
+        </w:rPr>
+        <w:t xml:space="preserve">คอขวดของ </w:t>
+      </w:r>
+      <w:r>
+        <w:rPr>
+          <w:rFonts w:ascii="TH SarabunPSK" w:hAnsi="TH SarabunPSK" w:cs="TH SarabunPSK" w:hint="cs"/>
+          <w:szCs w:val="32"/>
+        </w:rPr>
+        <w:t xml:space="preserve">Paging </w:t>
+      </w:r>
+      <w:r>
+        <w:rPr>
+          <w:rFonts w:ascii="TH SarabunPSK" w:hAnsi="TH SarabunPSK" w:cs="TH SarabunPSK" w:hint="cs"/>
+          <w:szCs w:val="32"/>
+          <w:cs/>
+        </w:rPr>
+        <w:t xml:space="preserve">และกลไกของ </w:t>
+      </w:r>
+      <w:r>
+        <w:rPr>
+          <w:rFonts w:ascii="TH SarabunPSK" w:hAnsi="TH SarabunPSK" w:cs="TH SarabunPSK" w:hint="cs"/>
+          <w:szCs w:val="32"/>
+        </w:rPr>
+        <w:t>TLB</w:t>
+      </w:r>
+    </w:p>
+    <w:p>
+      <w:pPr>
+        <w:pStyle w:val="af"/>
+        <w:rPr>
+          <w:rFonts w:ascii="TH SarabunPSK" w:hAnsi="TH SarabunPSK" w:cs="TH SarabunPSK" w:hint="cs"/>
+          <w:sz w:val="32"/>
+          <w:szCs w:val="32"/>
+        </w:rPr>
+      </w:pPr>
+      <w:r>
+        <w:rPr>
+          <w:rStyle w:val="af1"/>
+          <w:rFonts w:ascii="TH SarabunPSK" w:eastAsiaTheme="majorEastAsia" w:hAnsi="TH SarabunPSK" w:cs="TH SarabunPSK" w:hint="cs"/>
+          <w:sz w:val="32"/>
+          <w:szCs w:val="32"/>
+          <w:cs/>
+        </w:rPr>
+        <w:t>ฮาร์ดแวร์ที่เพิ่มเข้ามาแก้ไข:</w:t>
+      </w:r>
+      <w:r>
+        <w:rPr>
+          <w:rFonts w:ascii="TH SarabunPSK" w:hAnsi="TH SarabunPSK" w:cs="TH SarabunPSK" w:hint="cs"/>
+          <w:sz w:val="32"/>
+          <w:szCs w:val="32"/>
+        </w:rPr>
+        <w:t xml:space="preserve"> </w:t>
+      </w:r>
+      <w:r>
+        <w:rPr>
+          <w:rStyle w:val="af1"/>
+          <w:rFonts w:ascii="TH SarabunPSK" w:eastAsiaTheme="majorEastAsia" w:hAnsi="TH SarabunPSK" w:cs="TH SarabunPSK" w:hint="cs"/>
+          <w:sz w:val="32"/>
+          <w:szCs w:val="32"/>
+        </w:rPr>
+        <w:t>TLB (Translation Lookaside Buffer)</w:t>
+      </w:r>
+      <w:r>
+        <w:rPr>
+          <w:rFonts w:ascii="TH SarabunPSK" w:hAnsi="TH SarabunPSK" w:cs="TH SarabunPSK" w:hint="cs"/>
+          <w:sz w:val="32"/>
+          <w:szCs w:val="32"/>
+        </w:rPr>
+        <w:t xml:space="preserve"> </w:t>
+      </w:r>
+      <w:r>
+        <w:rPr>
+          <w:rFonts w:ascii="TH SarabunPSK" w:hAnsi="TH SarabunPSK" w:cs="TH SarabunPSK" w:hint="cs"/>
+          <w:sz w:val="32"/>
+          <w:szCs w:val="32"/>
+          <w:cs/>
+        </w:rPr>
+        <w:t xml:space="preserve">ซึ่งเป็นหน่วยความจำแคชความเร็วสูงพิเศษที่ฝังอยู่ภายใน </w:t>
+      </w:r>
+      <w:r>
+        <w:rPr>
+          <w:rFonts w:ascii="TH SarabunPSK" w:hAnsi="TH SarabunPSK" w:cs="TH SarabunPSK" w:hint="cs"/>
+          <w:sz w:val="32"/>
+          <w:szCs w:val="32"/>
+        </w:rPr>
+        <w:t xml:space="preserve">MMU (Memory Management Unit) </w:t>
+      </w:r>
+      <w:r>
+        <w:rPr>
+          <w:rFonts w:ascii="TH SarabunPSK" w:hAnsi="TH SarabunPSK" w:cs="TH SarabunPSK" w:hint="cs"/>
+          <w:sz w:val="32"/>
+          <w:szCs w:val="32"/>
+          <w:cs/>
+        </w:rPr>
+        <w:t xml:space="preserve">ของตัว </w:t>
+      </w:r>
+      <w:r>
+        <w:rPr>
+          <w:rFonts w:ascii="TH SarabunPSK" w:hAnsi="TH SarabunPSK" w:cs="TH SarabunPSK" w:hint="cs"/>
+          <w:sz w:val="32"/>
+          <w:szCs w:val="32"/>
+        </w:rPr>
+        <w:t>CPU</w:t>
+      </w:r>
+    </w:p>
+    <w:p>
+      <w:pPr>
+        <w:pStyle w:val="af"/>
+        <w:rPr>
+          <w:rFonts w:ascii="TH SarabunPSK" w:hAnsi="TH SarabunPSK" w:cs="TH SarabunPSK" w:hint="cs"/>
+          <w:sz w:val="32"/>
+          <w:szCs w:val="32"/>
+        </w:rPr>
+      </w:pPr>
+      <w:r>
+        <w:rPr>
+          <w:rStyle w:val="af1"/>
+          <w:rFonts w:ascii="TH SarabunPSK" w:eastAsiaTheme="majorEastAsia" w:hAnsi="TH SarabunPSK" w:cs="TH SarabunPSK" w:hint="cs"/>
+          <w:sz w:val="32"/>
+          <w:szCs w:val="32"/>
+          <w:cs/>
+        </w:rPr>
+        <w:t xml:space="preserve">กลไกการทำงานอาศัย </w:t>
+      </w:r>
+      <w:r>
+        <w:rPr>
+          <w:rStyle w:val="af1"/>
+          <w:rFonts w:ascii="TH SarabunPSK" w:eastAsiaTheme="majorEastAsia" w:hAnsi="TH SarabunPSK" w:cs="TH SarabunPSK" w:hint="cs"/>
+          <w:sz w:val="32"/>
+          <w:szCs w:val="32"/>
+        </w:rPr>
+        <w:t xml:space="preserve">Locality </w:t>
+      </w:r>
+      <w:r>
+        <w:rPr>
+          <w:rStyle w:val="af1"/>
+          <w:rFonts w:ascii="TH SarabunPSK" w:eastAsiaTheme="majorEastAsia" w:hAnsi="TH SarabunPSK" w:cs="TH SarabunPSK" w:hint="cs"/>
+          <w:sz w:val="32"/>
+          <w:szCs w:val="32"/>
+          <w:cs/>
+        </w:rPr>
+        <w:t>ดังนี้:</w:t>
+      </w:r>
+      <w:r>
+        <w:rPr>
+          <w:rFonts w:ascii="TH SarabunPSK" w:hAnsi="TH SarabunPSK" w:cs="TH SarabunPSK" w:hint="cs"/>
+          <w:sz w:val="32"/>
+          <w:szCs w:val="32"/>
+        </w:rPr>
+        <w:t xml:space="preserve"> </w:t>
+      </w:r>
+      <w:r>
+        <w:rPr>
+          <w:rFonts w:ascii="TH SarabunPSK" w:hAnsi="TH SarabunPSK" w:cs="TH SarabunPSK" w:hint="cs"/>
+          <w:sz w:val="32"/>
+          <w:szCs w:val="32"/>
+          <w:cs/>
+        </w:rPr>
+        <w:t xml:space="preserve">ปัญหาเดิมคือการแปลง </w:t>
+      </w:r>
+      <w:r>
+        <w:rPr>
+          <w:rFonts w:ascii="TH SarabunPSK" w:hAnsi="TH SarabunPSK" w:cs="TH SarabunPSK" w:hint="cs"/>
+          <w:sz w:val="32"/>
+          <w:szCs w:val="32"/>
+        </w:rPr>
+        <w:t xml:space="preserve">Virtual Address </w:t>
+      </w:r>
+      <w:r>
+        <w:rPr>
+          <w:rFonts w:ascii="TH SarabunPSK" w:hAnsi="TH SarabunPSK" w:cs="TH SarabunPSK" w:hint="cs"/>
+          <w:sz w:val="32"/>
+          <w:szCs w:val="32"/>
+          <w:cs/>
+        </w:rPr>
+        <w:t xml:space="preserve">เป็น </w:t>
+      </w:r>
+      <w:r>
+        <w:rPr>
+          <w:rFonts w:ascii="TH SarabunPSK" w:hAnsi="TH SarabunPSK" w:cs="TH SarabunPSK" w:hint="cs"/>
+          <w:sz w:val="32"/>
+          <w:szCs w:val="32"/>
+        </w:rPr>
+        <w:t xml:space="preserve">Physical Address </w:t>
+      </w:r>
+      <w:r>
+        <w:rPr>
+          <w:rFonts w:ascii="TH SarabunPSK" w:hAnsi="TH SarabunPSK" w:cs="TH SarabunPSK" w:hint="cs"/>
+          <w:sz w:val="32"/>
+          <w:szCs w:val="32"/>
+          <w:cs/>
+        </w:rPr>
+        <w:t>ต้องไปเปิดสมุดหน้าเหลือง (</w:t>
+      </w:r>
+      <w:r>
+        <w:rPr>
+          <w:rFonts w:ascii="TH SarabunPSK" w:hAnsi="TH SarabunPSK" w:cs="TH SarabunPSK" w:hint="cs"/>
+          <w:sz w:val="32"/>
+          <w:szCs w:val="32"/>
+        </w:rPr>
+        <w:t xml:space="preserve">Page Table) </w:t>
+      </w:r>
+      <w:r>
+        <w:rPr>
+          <w:rFonts w:ascii="TH SarabunPSK" w:hAnsi="TH SarabunPSK" w:cs="TH SarabunPSK" w:hint="cs"/>
+          <w:sz w:val="32"/>
+          <w:szCs w:val="32"/>
+          <w:cs/>
+        </w:rPr>
+        <w:t xml:space="preserve">ใน </w:t>
+      </w:r>
+      <w:r>
+        <w:rPr>
+          <w:rFonts w:ascii="TH SarabunPSK" w:hAnsi="TH SarabunPSK" w:cs="TH SarabunPSK" w:hint="cs"/>
+          <w:sz w:val="32"/>
+          <w:szCs w:val="32"/>
+        </w:rPr>
+        <w:t xml:space="preserve">RAM </w:t>
+      </w:r>
+      <w:r>
+        <w:rPr>
+          <w:rFonts w:ascii="TH SarabunPSK" w:hAnsi="TH SarabunPSK" w:cs="TH SarabunPSK" w:hint="cs"/>
+          <w:sz w:val="32"/>
+          <w:szCs w:val="32"/>
+          <w:cs/>
+        </w:rPr>
+        <w:t xml:space="preserve">ทุกครั้ง ฮาร์ดแวร์ </w:t>
+      </w:r>
+      <w:r>
+        <w:rPr>
+          <w:rFonts w:ascii="TH SarabunPSK" w:hAnsi="TH SarabunPSK" w:cs="TH SarabunPSK" w:hint="cs"/>
+          <w:sz w:val="32"/>
+          <w:szCs w:val="32"/>
+        </w:rPr>
+        <w:t xml:space="preserve">TLB </w:t>
+      </w:r>
+      <w:r>
+        <w:rPr>
+          <w:rFonts w:ascii="TH SarabunPSK" w:hAnsi="TH SarabunPSK" w:cs="TH SarabunPSK" w:hint="cs"/>
+          <w:sz w:val="32"/>
+          <w:szCs w:val="32"/>
+          <w:cs/>
+        </w:rPr>
+        <w:t xml:space="preserve">จึงถูกสร้างมาเพื่อ "จดจำ" ผลลัพธ์ของการแปลง </w:t>
+      </w:r>
+      <w:r>
+        <w:rPr>
+          <w:rFonts w:ascii="TH SarabunPSK" w:hAnsi="TH SarabunPSK" w:cs="TH SarabunPSK" w:hint="cs"/>
+          <w:sz w:val="32"/>
+          <w:szCs w:val="32"/>
+        </w:rPr>
+        <w:t xml:space="preserve">Address </w:t>
+      </w:r>
+      <w:r>
+        <w:rPr>
+          <w:rFonts w:ascii="TH SarabunPSK" w:hAnsi="TH SarabunPSK" w:cs="TH SarabunPSK" w:hint="cs"/>
+          <w:sz w:val="32"/>
+          <w:szCs w:val="32"/>
+          <w:cs/>
+        </w:rPr>
+        <w:t xml:space="preserve">ล่าสุดเอาไว้ในตัว </w:t>
+      </w:r>
+      <w:r>
+        <w:rPr>
+          <w:rFonts w:ascii="TH SarabunPSK" w:hAnsi="TH SarabunPSK" w:cs="TH SarabunPSK" w:hint="cs"/>
+          <w:sz w:val="32"/>
+          <w:szCs w:val="32"/>
+        </w:rPr>
+        <w:t xml:space="preserve">CPU </w:t>
+      </w:r>
+      <w:r>
+        <w:rPr>
+          <w:rFonts w:ascii="TH SarabunPSK" w:hAnsi="TH SarabunPSK" w:cs="TH SarabunPSK" w:hint="cs"/>
+          <w:sz w:val="32"/>
+          <w:szCs w:val="32"/>
+          <w:cs/>
+        </w:rPr>
+        <w:t>เลย</w:t>
+      </w:r>
+    </w:p>
+    <w:p>
+      <w:pPr>
+        <w:pStyle w:val="af"/>
+        <w:numPr>
+          <w:ilvl w:val="0"/>
+          <w:numId w:val="45"/>
+        </w:numPr>
+        <w:rPr>
+          <w:rFonts w:ascii="TH SarabunPSK" w:hAnsi="TH SarabunPSK" w:cs="TH SarabunPSK" w:hint="cs"/>
+          <w:sz w:val="32"/>
+          <w:szCs w:val="32"/>
+        </w:rPr>
+      </w:pPr>
+      <w:r>
+        <w:rPr>
+          <w:rStyle w:val="af1"/>
+          <w:rFonts w:ascii="TH SarabunPSK" w:eastAsiaTheme="majorEastAsia" w:hAnsi="TH SarabunPSK" w:cs="TH SarabunPSK" w:hint="cs"/>
+          <w:sz w:val="32"/>
+          <w:szCs w:val="32"/>
+        </w:rPr>
+        <w:t>Temporal Locality (</w:t>
+      </w:r>
+      <w:r>
+        <w:rPr>
+          <w:rStyle w:val="af1"/>
+          <w:rFonts w:ascii="TH SarabunPSK" w:eastAsiaTheme="majorEastAsia" w:hAnsi="TH SarabunPSK" w:cs="TH SarabunPSK" w:hint="cs"/>
+          <w:sz w:val="32"/>
+          <w:szCs w:val="32"/>
+          <w:cs/>
+        </w:rPr>
+        <w:t>ความใกล้ชิดเชิงเวลา):</w:t>
+      </w:r>
+      <w:r>
+        <w:rPr>
+          <w:rFonts w:ascii="TH SarabunPSK" w:hAnsi="TH SarabunPSK" w:cs="TH SarabunPSK" w:hint="cs"/>
+          <w:sz w:val="32"/>
+          <w:szCs w:val="32"/>
+        </w:rPr>
+        <w:t xml:space="preserve"> </w:t>
+      </w:r>
+      <w:r>
+        <w:rPr>
+          <w:rFonts w:ascii="TH SarabunPSK" w:hAnsi="TH SarabunPSK" w:cs="TH SarabunPSK" w:hint="cs"/>
+          <w:sz w:val="32"/>
+          <w:szCs w:val="32"/>
+          <w:cs/>
+        </w:rPr>
+        <w:t xml:space="preserve">เมื่อโปรแกรมมีการเข้าถึงตัวแปรหรือคำสั่งเดิมซ้ำๆ </w:t>
+      </w:r>
+      <w:r>
+        <w:rPr>
+          <w:rFonts w:ascii="TH SarabunPSK" w:hAnsi="TH SarabunPSK" w:cs="TH SarabunPSK" w:hint="cs"/>
+          <w:sz w:val="32"/>
+          <w:szCs w:val="32"/>
+        </w:rPr>
+        <w:t xml:space="preserve">CPU </w:t>
+      </w:r>
+      <w:r>
+        <w:rPr>
+          <w:rFonts w:ascii="TH SarabunPSK" w:hAnsi="TH SarabunPSK" w:cs="TH SarabunPSK" w:hint="cs"/>
+          <w:sz w:val="32"/>
+          <w:szCs w:val="32"/>
+          <w:cs/>
+        </w:rPr>
+        <w:t xml:space="preserve">จะสามารถดึงที่อยู่ </w:t>
+      </w:r>
+      <w:r>
+        <w:rPr>
+          <w:rFonts w:ascii="TH SarabunPSK" w:hAnsi="TH SarabunPSK" w:cs="TH SarabunPSK" w:hint="cs"/>
+          <w:sz w:val="32"/>
+          <w:szCs w:val="32"/>
+        </w:rPr>
+        <w:t xml:space="preserve">Physical Address </w:t>
+      </w:r>
+      <w:r>
+        <w:rPr>
+          <w:rFonts w:ascii="TH SarabunPSK" w:hAnsi="TH SarabunPSK" w:cs="TH SarabunPSK" w:hint="cs"/>
+          <w:sz w:val="32"/>
+          <w:szCs w:val="32"/>
+          <w:cs/>
+        </w:rPr>
+        <w:t xml:space="preserve">จากในฮาร์ดแวร์ </w:t>
+      </w:r>
+      <w:r>
+        <w:rPr>
+          <w:rFonts w:ascii="TH SarabunPSK" w:hAnsi="TH SarabunPSK" w:cs="TH SarabunPSK" w:hint="cs"/>
+          <w:sz w:val="32"/>
+          <w:szCs w:val="32"/>
+        </w:rPr>
+        <w:t xml:space="preserve">TLB </w:t>
+      </w:r>
+      <w:r>
+        <w:rPr>
+          <w:rFonts w:ascii="TH SarabunPSK" w:hAnsi="TH SarabunPSK" w:cs="TH SarabunPSK" w:hint="cs"/>
+          <w:sz w:val="32"/>
+          <w:szCs w:val="32"/>
+          <w:cs/>
+        </w:rPr>
+        <w:t xml:space="preserve">ได้ทันที (ใช้เวลาเพียง </w:t>
+      </w:r>
+      <w:r>
+        <w:rPr>
+          <w:rFonts w:ascii="TH SarabunPSK" w:hAnsi="TH SarabunPSK" w:cs="TH SarabunPSK" w:hint="cs"/>
+          <w:sz w:val="32"/>
+          <w:szCs w:val="32"/>
+        </w:rPr>
+        <w:t xml:space="preserve">1-2 </w:t>
+      </w:r>
+      <w:r>
+        <w:rPr>
+          <w:rFonts w:ascii="TH SarabunPSK" w:hAnsi="TH SarabunPSK" w:cs="TH SarabunPSK" w:hint="cs"/>
+          <w:sz w:val="32"/>
+          <w:szCs w:val="32"/>
+          <w:cs/>
+        </w:rPr>
+        <w:t xml:space="preserve">ไซเคิล) โดยไม่ต้องลงไปอ่าน </w:t>
+      </w:r>
+      <w:r>
+        <w:rPr>
+          <w:rFonts w:ascii="TH SarabunPSK" w:hAnsi="TH SarabunPSK" w:cs="TH SarabunPSK" w:hint="cs"/>
+          <w:sz w:val="32"/>
+          <w:szCs w:val="32"/>
+        </w:rPr>
+        <w:t xml:space="preserve">Page Table </w:t>
+      </w:r>
+      <w:r>
+        <w:rPr>
+          <w:rFonts w:ascii="TH SarabunPSK" w:hAnsi="TH SarabunPSK" w:cs="TH SarabunPSK" w:hint="cs"/>
+          <w:sz w:val="32"/>
+          <w:szCs w:val="32"/>
+          <w:cs/>
+        </w:rPr>
+        <w:t xml:space="preserve">ใน </w:t>
+      </w:r>
+      <w:r>
+        <w:rPr>
+          <w:rFonts w:ascii="TH SarabunPSK" w:hAnsi="TH SarabunPSK" w:cs="TH SarabunPSK" w:hint="cs"/>
+          <w:sz w:val="32"/>
+          <w:szCs w:val="32"/>
+        </w:rPr>
+        <w:t xml:space="preserve">RAM </w:t>
+      </w:r>
+      <w:r>
+        <w:rPr>
+          <w:rFonts w:ascii="TH SarabunPSK" w:hAnsi="TH SarabunPSK" w:cs="TH SarabunPSK" w:hint="cs"/>
+          <w:sz w:val="32"/>
+          <w:szCs w:val="32"/>
+          <w:cs/>
+        </w:rPr>
+        <w:t>อีก</w:t>
+      </w:r>
+    </w:p>
+    <w:p>
+      <w:pPr>
+        <w:pStyle w:val="af"/>
+        <w:numPr>
+          <w:ilvl w:val="0"/>
+          <w:numId w:val="45"/>
+        </w:numPr>
+        <w:rPr>
+          <w:rFonts w:ascii="TH SarabunPSK" w:hAnsi="TH SarabunPSK" w:cs="TH SarabunPSK" w:hint="cs"/>
+          <w:sz w:val="32"/>
+          <w:szCs w:val="32"/>
+        </w:rPr>
+      </w:pPr>
+      <w:r>
+        <w:rPr>
+          <w:rStyle w:val="af1"/>
+          <w:rFonts w:ascii="TH SarabunPSK" w:eastAsiaTheme="majorEastAsia" w:hAnsi="TH SarabunPSK" w:cs="TH SarabunPSK" w:hint="cs"/>
+          <w:sz w:val="32"/>
+          <w:szCs w:val="32"/>
+        </w:rPr>
+        <w:lastRenderedPageBreak/>
+        <w:t>Spatial Locality (</w:t>
+      </w:r>
+      <w:r>
+        <w:rPr>
+          <w:rStyle w:val="af1"/>
+          <w:rFonts w:ascii="TH SarabunPSK" w:eastAsiaTheme="majorEastAsia" w:hAnsi="TH SarabunPSK" w:cs="TH SarabunPSK" w:hint="cs"/>
+          <w:sz w:val="32"/>
+          <w:szCs w:val="32"/>
+          <w:cs/>
+        </w:rPr>
+        <w:t>ความใกล้ชิดเชิงพื้นที่):</w:t>
+      </w:r>
+      <w:r>
+        <w:rPr>
+          <w:rFonts w:ascii="TH SarabunPSK" w:hAnsi="TH SarabunPSK" w:cs="TH SarabunPSK" w:hint="cs"/>
+          <w:sz w:val="32"/>
+          <w:szCs w:val="32"/>
+        </w:rPr>
+        <w:t xml:space="preserve"> </w:t>
+      </w:r>
+      <w:r>
+        <w:rPr>
+          <w:rFonts w:ascii="TH SarabunPSK" w:hAnsi="TH SarabunPSK" w:cs="TH SarabunPSK" w:hint="cs"/>
+          <w:sz w:val="32"/>
+          <w:szCs w:val="32"/>
+          <w:cs/>
+        </w:rPr>
+        <w:t xml:space="preserve">ข้อดีที่สุดของ </w:t>
+      </w:r>
+      <w:r>
+        <w:rPr>
+          <w:rFonts w:ascii="TH SarabunPSK" w:hAnsi="TH SarabunPSK" w:cs="TH SarabunPSK" w:hint="cs"/>
+          <w:sz w:val="32"/>
+          <w:szCs w:val="32"/>
+        </w:rPr>
+        <w:t xml:space="preserve">Paging </w:t>
+      </w:r>
+      <w:r>
+        <w:rPr>
+          <w:rFonts w:ascii="TH SarabunPSK" w:hAnsi="TH SarabunPSK" w:cs="TH SarabunPSK" w:hint="cs"/>
+          <w:sz w:val="32"/>
+          <w:szCs w:val="32"/>
+          <w:cs/>
+        </w:rPr>
+        <w:t xml:space="preserve">คือ </w:t>
+      </w:r>
+      <w:r>
+        <w:rPr>
+          <w:rFonts w:ascii="TH SarabunPSK" w:hAnsi="TH SarabunPSK" w:cs="TH SarabunPSK" w:hint="cs"/>
+          <w:sz w:val="32"/>
+          <w:szCs w:val="32"/>
+        </w:rPr>
+        <w:t xml:space="preserve">1 Page </w:t>
+      </w:r>
+      <w:r>
+        <w:rPr>
+          <w:rFonts w:ascii="TH SarabunPSK" w:hAnsi="TH SarabunPSK" w:cs="TH SarabunPSK" w:hint="cs"/>
+          <w:sz w:val="32"/>
+          <w:szCs w:val="32"/>
+          <w:cs/>
+        </w:rPr>
+        <w:t xml:space="preserve">มักมีขนาดใหญ่ (เช่น </w:t>
+      </w:r>
+      <w:r>
+        <w:rPr>
+          <w:rFonts w:ascii="TH SarabunPSK" w:hAnsi="TH SarabunPSK" w:cs="TH SarabunPSK" w:hint="cs"/>
+          <w:sz w:val="32"/>
+          <w:szCs w:val="32"/>
+        </w:rPr>
+        <w:t xml:space="preserve">4KB) </w:t>
+      </w:r>
+      <w:r>
+        <w:rPr>
+          <w:rFonts w:ascii="TH SarabunPSK" w:hAnsi="TH SarabunPSK" w:cs="TH SarabunPSK" w:hint="cs"/>
+          <w:sz w:val="32"/>
+          <w:szCs w:val="32"/>
+          <w:cs/>
+        </w:rPr>
+        <w:t>เมื่อโปรแกรมอ่านข้อมูลแบบเรียงลำดับ (เช่น อาเรย์) ข้อมูลนับพันตัวจะตกอยู่ใน "</w:t>
+      </w:r>
+      <w:r>
+        <w:rPr>
+          <w:rFonts w:ascii="TH SarabunPSK" w:hAnsi="TH SarabunPSK" w:cs="TH SarabunPSK" w:hint="cs"/>
+          <w:sz w:val="32"/>
+          <w:szCs w:val="32"/>
+        </w:rPr>
+        <w:t xml:space="preserve">Page </w:t>
+      </w:r>
+      <w:r>
+        <w:rPr>
+          <w:rFonts w:ascii="TH SarabunPSK" w:hAnsi="TH SarabunPSK" w:cs="TH SarabunPSK" w:hint="cs"/>
+          <w:sz w:val="32"/>
+          <w:szCs w:val="32"/>
+          <w:cs/>
+        </w:rPr>
+        <w:t xml:space="preserve">เดียวกัน" ดังนั้นเมื่อข้อมูลตัวแรกเกิด </w:t>
+      </w:r>
+      <w:r>
+        <w:rPr>
+          <w:rFonts w:ascii="TH SarabunPSK" w:hAnsi="TH SarabunPSK" w:cs="TH SarabunPSK" w:hint="cs"/>
+          <w:sz w:val="32"/>
+          <w:szCs w:val="32"/>
+        </w:rPr>
+        <w:t xml:space="preserve">TLB Miss </w:t>
+      </w:r>
+      <w:r>
+        <w:rPr>
+          <w:rFonts w:ascii="TH SarabunPSK" w:hAnsi="TH SarabunPSK" w:cs="TH SarabunPSK" w:hint="cs"/>
+          <w:sz w:val="32"/>
+          <w:szCs w:val="32"/>
+          <w:cs/>
+        </w:rPr>
+        <w:t xml:space="preserve">และไปดึงข้อมูลการแปลง </w:t>
+      </w:r>
+      <w:r>
+        <w:rPr>
+          <w:rFonts w:ascii="TH SarabunPSK" w:hAnsi="TH SarabunPSK" w:cs="TH SarabunPSK" w:hint="cs"/>
+          <w:sz w:val="32"/>
+          <w:szCs w:val="32"/>
+        </w:rPr>
+        <w:t xml:space="preserve">Address </w:t>
+      </w:r>
+      <w:r>
+        <w:rPr>
+          <w:rFonts w:ascii="TH SarabunPSK" w:hAnsi="TH SarabunPSK" w:cs="TH SarabunPSK" w:hint="cs"/>
+          <w:sz w:val="32"/>
+          <w:szCs w:val="32"/>
+          <w:cs/>
+        </w:rPr>
+        <w:t xml:space="preserve">มาจาก </w:t>
+      </w:r>
+      <w:r>
+        <w:rPr>
+          <w:rFonts w:ascii="TH SarabunPSK" w:hAnsi="TH SarabunPSK" w:cs="TH SarabunPSK" w:hint="cs"/>
+          <w:sz w:val="32"/>
+          <w:szCs w:val="32"/>
+        </w:rPr>
+        <w:t xml:space="preserve">RAM </w:t>
+      </w:r>
+      <w:r>
+        <w:rPr>
+          <w:rFonts w:ascii="TH SarabunPSK" w:hAnsi="TH SarabunPSK" w:cs="TH SarabunPSK" w:hint="cs"/>
+          <w:sz w:val="32"/>
+          <w:szCs w:val="32"/>
+          <w:cs/>
+        </w:rPr>
+        <w:t xml:space="preserve">แล้ว ข้อมูลการแปลงของ </w:t>
+      </w:r>
+      <w:r>
+        <w:rPr>
+          <w:rFonts w:ascii="TH SarabunPSK" w:hAnsi="TH SarabunPSK" w:cs="TH SarabunPSK" w:hint="cs"/>
+          <w:sz w:val="32"/>
+          <w:szCs w:val="32"/>
+        </w:rPr>
+        <w:t xml:space="preserve">Page </w:t>
+      </w:r>
+      <w:r>
+        <w:rPr>
+          <w:rFonts w:ascii="TH SarabunPSK" w:hAnsi="TH SarabunPSK" w:cs="TH SarabunPSK" w:hint="cs"/>
+          <w:sz w:val="32"/>
+          <w:szCs w:val="32"/>
+          <w:cs/>
+        </w:rPr>
+        <w:t xml:space="preserve">นั้นจะถูกเก็บใน </w:t>
+      </w:r>
+      <w:r>
+        <w:rPr>
+          <w:rFonts w:ascii="TH SarabunPSK" w:hAnsi="TH SarabunPSK" w:cs="TH SarabunPSK" w:hint="cs"/>
+          <w:sz w:val="32"/>
+          <w:szCs w:val="32"/>
+        </w:rPr>
+        <w:t xml:space="preserve">TLB </w:t>
+      </w:r>
+      <w:r>
+        <w:rPr>
+          <w:rFonts w:ascii="TH SarabunPSK" w:hAnsi="TH SarabunPSK" w:cs="TH SarabunPSK" w:hint="cs"/>
+          <w:sz w:val="32"/>
+          <w:szCs w:val="32"/>
+          <w:cs/>
+        </w:rPr>
+        <w:t xml:space="preserve">ทำให้ข้อมูลในอาเรย์ตัวที่ </w:t>
+      </w:r>
+      <w:r>
+        <w:rPr>
+          <w:rFonts w:ascii="TH SarabunPSK" w:hAnsi="TH SarabunPSK" w:cs="TH SarabunPSK" w:hint="cs"/>
+          <w:sz w:val="32"/>
+          <w:szCs w:val="32"/>
+        </w:rPr>
+        <w:t xml:space="preserve">2 </w:t>
+      </w:r>
+      <w:r>
+        <w:rPr>
+          <w:rFonts w:ascii="TH SarabunPSK" w:hAnsi="TH SarabunPSK" w:cs="TH SarabunPSK" w:hint="cs"/>
+          <w:sz w:val="32"/>
+          <w:szCs w:val="32"/>
+          <w:cs/>
+        </w:rPr>
+        <w:t xml:space="preserve">ถึง </w:t>
+      </w:r>
+      <w:r>
+        <w:rPr>
+          <w:rFonts w:ascii="TH SarabunPSK" w:hAnsi="TH SarabunPSK" w:cs="TH SarabunPSK" w:hint="cs"/>
+          <w:sz w:val="32"/>
+          <w:szCs w:val="32"/>
+        </w:rPr>
+        <w:t xml:space="preserve">1000 </w:t>
+      </w:r>
+      <w:r>
+        <w:rPr>
+          <w:rFonts w:ascii="TH SarabunPSK" w:hAnsi="TH SarabunPSK" w:cs="TH SarabunPSK" w:hint="cs"/>
+          <w:sz w:val="32"/>
+          <w:szCs w:val="32"/>
+          <w:cs/>
+        </w:rPr>
+        <w:t xml:space="preserve">สามารถอ้างอิง </w:t>
+      </w:r>
+      <w:r>
+        <w:rPr>
+          <w:rFonts w:ascii="TH SarabunPSK" w:hAnsi="TH SarabunPSK" w:cs="TH SarabunPSK" w:hint="cs"/>
+          <w:sz w:val="32"/>
+          <w:szCs w:val="32"/>
+        </w:rPr>
+        <w:t xml:space="preserve">TLB Hit </w:t>
+      </w:r>
+      <w:r>
+        <w:rPr>
+          <w:rFonts w:ascii="TH SarabunPSK" w:hAnsi="TH SarabunPSK" w:cs="TH SarabunPSK" w:hint="cs"/>
+          <w:sz w:val="32"/>
+          <w:szCs w:val="32"/>
+          <w:cs/>
+        </w:rPr>
+        <w:t xml:space="preserve">ได้ </w:t>
+      </w:r>
+      <w:r>
+        <w:rPr>
+          <w:rFonts w:ascii="TH SarabunPSK" w:hAnsi="TH SarabunPSK" w:cs="TH SarabunPSK" w:hint="cs"/>
+          <w:sz w:val="32"/>
+          <w:szCs w:val="32"/>
+        </w:rPr>
+        <w:t xml:space="preserve">100% </w:t>
+      </w:r>
+      <w:r>
+        <w:rPr>
+          <w:rFonts w:ascii="TH SarabunPSK" w:hAnsi="TH SarabunPSK" w:cs="TH SarabunPSK" w:hint="cs"/>
+          <w:sz w:val="32"/>
+          <w:szCs w:val="32"/>
+          <w:cs/>
+        </w:rPr>
+        <w:t xml:space="preserve">เป็นการลดภาระการเข้าถึง </w:t>
+      </w:r>
+      <w:r>
+        <w:rPr>
+          <w:rFonts w:ascii="TH SarabunPSK" w:hAnsi="TH SarabunPSK" w:cs="TH SarabunPSK" w:hint="cs"/>
+          <w:sz w:val="32"/>
+          <w:szCs w:val="32"/>
+        </w:rPr>
+        <w:t xml:space="preserve">RAM </w:t>
+      </w:r>
+      <w:r>
+        <w:rPr>
+          <w:rFonts w:ascii="TH SarabunPSK" w:hAnsi="TH SarabunPSK" w:cs="TH SarabunPSK" w:hint="cs"/>
+          <w:sz w:val="32"/>
+          <w:szCs w:val="32"/>
+          <w:cs/>
+        </w:rPr>
+        <w:t>ลงได้อย่างมหาศาล</w:t>
+      </w:r>
+    </w:p>
+    <w:p>
+      <w:pPr>
+        <w:pStyle w:val="2"/>
+        <w:rPr>
+          <w:rFonts w:ascii="TH SarabunPSK" w:hAnsi="TH SarabunPSK" w:cs="TH SarabunPSK" w:hint="cs"/>
+          <w:szCs w:val="32"/>
+        </w:rPr>
+      </w:pPr>
+      <w:r>
+        <w:rPr>
+          <w:rFonts w:ascii="TH SarabunPSK" w:hAnsi="TH SarabunPSK" w:cs="TH SarabunPSK" w:hint="cs"/>
+          <w:szCs w:val="32"/>
+          <w:cs/>
+        </w:rPr>
+        <w:t xml:space="preserve">ข้อ </w:t>
+      </w:r>
+      <w:r>
+        <w:rPr>
+          <w:rFonts w:ascii="TH SarabunPSK" w:hAnsi="TH SarabunPSK" w:cs="TH SarabunPSK" w:hint="cs"/>
+          <w:szCs w:val="32"/>
+        </w:rPr>
+        <w:t xml:space="preserve">5 </w:t>
+      </w:r>
+      <w:r>
+        <w:rPr>
+          <w:rFonts w:ascii="TH SarabunPSK" w:hAnsi="TH SarabunPSK" w:cs="TH SarabunPSK" w:hint="cs"/>
+          <w:szCs w:val="32"/>
+          <w:cs/>
+        </w:rPr>
+        <w:t>พื้นฐานเทคโนโลยีหน่วยความจำ</w:t>
+      </w:r>
+    </w:p>
+    <w:p>
+      <w:pPr>
+        <w:pStyle w:val="af"/>
+        <w:rPr>
+          <w:rFonts w:ascii="TH SarabunPSK" w:hAnsi="TH SarabunPSK" w:cs="TH SarabunPSK" w:hint="cs"/>
+          <w:sz w:val="32"/>
+          <w:szCs w:val="32"/>
+        </w:rPr>
+      </w:pPr>
+      <w:r>
+        <w:rPr>
+          <w:rStyle w:val="af1"/>
+          <w:rFonts w:ascii="TH SarabunPSK" w:eastAsiaTheme="majorEastAsia" w:hAnsi="TH SarabunPSK" w:cs="TH SarabunPSK" w:hint="cs"/>
+          <w:sz w:val="32"/>
+          <w:szCs w:val="32"/>
+          <w:cs/>
+        </w:rPr>
+        <w:t xml:space="preserve">การเปรียบเทียบ </w:t>
+      </w:r>
+      <w:r>
+        <w:rPr>
+          <w:rStyle w:val="af1"/>
+          <w:rFonts w:ascii="TH SarabunPSK" w:eastAsiaTheme="majorEastAsia" w:hAnsi="TH SarabunPSK" w:cs="TH SarabunPSK" w:hint="cs"/>
+          <w:sz w:val="32"/>
+          <w:szCs w:val="32"/>
+        </w:rPr>
+        <w:t xml:space="preserve">SRAM </w:t>
+      </w:r>
+      <w:r>
+        <w:rPr>
+          <w:rStyle w:val="af1"/>
+          <w:rFonts w:ascii="TH SarabunPSK" w:eastAsiaTheme="majorEastAsia" w:hAnsi="TH SarabunPSK" w:cs="TH SarabunPSK" w:hint="cs"/>
+          <w:sz w:val="32"/>
+          <w:szCs w:val="32"/>
+          <w:cs/>
+        </w:rPr>
+        <w:t xml:space="preserve">และ </w:t>
+      </w:r>
+      <w:r>
+        <w:rPr>
+          <w:rStyle w:val="af1"/>
+          <w:rFonts w:ascii="TH SarabunPSK" w:eastAsiaTheme="majorEastAsia" w:hAnsi="TH SarabunPSK" w:cs="TH SarabunPSK" w:hint="cs"/>
+          <w:sz w:val="32"/>
+          <w:szCs w:val="32"/>
+        </w:rPr>
+        <w:t>DRAM:</w:t>
+      </w:r>
+    </w:p>
+    <w:p>
+      <w:pPr>
+        <w:pStyle w:val="af"/>
+        <w:numPr>
+          <w:ilvl w:val="0"/>
+          <w:numId w:val="46"/>
+        </w:numPr>
+        <w:rPr>
+          <w:rFonts w:ascii="TH SarabunPSK" w:hAnsi="TH SarabunPSK" w:cs="TH SarabunPSK" w:hint="cs"/>
+          <w:sz w:val="32"/>
+          <w:szCs w:val="32"/>
+        </w:rPr>
+      </w:pPr>
+      <w:r>
+        <w:rPr>
+          <w:rStyle w:val="af1"/>
+          <w:rFonts w:ascii="TH SarabunPSK" w:eastAsiaTheme="majorEastAsia" w:hAnsi="TH SarabunPSK" w:cs="TH SarabunPSK" w:hint="cs"/>
+          <w:sz w:val="32"/>
+          <w:szCs w:val="32"/>
+        </w:rPr>
+        <w:t>SRAM (Static RAM):</w:t>
       </w:r>
     </w:p>
     <w:p>
@@ -896,7 +3778,7 @@
         <w:pStyle w:val="af"/>
         <w:numPr>
           <w:ilvl w:val="1"/>
-          <w:numId w:val="36"/>
+          <w:numId w:val="46"/>
         </w:numPr>
         <w:rPr>
           <w:rFonts w:ascii="TH SarabunPSK" w:hAnsi="TH SarabunPSK" w:cs="TH SarabunPSK" w:hint="cs"/>
@@ -904,83 +3786,83 @@
           <w:szCs w:val="32"/>
         </w:rPr>
       </w:pPr>
-      <w:r>
-        <w:rPr>
-          <w:rFonts w:ascii="TH SarabunPSK" w:hAnsi="TH SarabunPSK" w:cs="TH SarabunPSK" w:hint="cs"/>
-          <w:sz w:val="32"/>
-          <w:szCs w:val="32"/>
-          <w:cs/>
-        </w:rPr>
-        <w:lastRenderedPageBreak/>
-        <w:t>คำสั่ง</w:t>
-      </w:r>
-      <w:r>
-        <w:rPr>
-          <w:rFonts w:ascii="TH SarabunPSK" w:hAnsi="TH SarabunPSK" w:cs="TH SarabunPSK" w:hint="cs"/>
-          <w:sz w:val="32"/>
-          <w:szCs w:val="32"/>
-        </w:rPr>
-        <w:t xml:space="preserve"> </w:t>
-      </w:r>
-      <w:r>
-        <w:rPr>
-          <w:rStyle w:val="HTML"/>
-          <w:rFonts w:ascii="TH SarabunPSK" w:eastAsiaTheme="majorEastAsia" w:hAnsi="TH SarabunPSK" w:cs="TH SarabunPSK" w:hint="cs"/>
-          <w:sz w:val="32"/>
-          <w:szCs w:val="32"/>
-        </w:rPr>
-        <w:t>LW</w:t>
-      </w:r>
-      <w:r>
-        <w:rPr>
-          <w:rFonts w:ascii="TH SarabunPSK" w:hAnsi="TH SarabunPSK" w:cs="TH SarabunPSK" w:hint="cs"/>
-          <w:sz w:val="32"/>
-          <w:szCs w:val="32"/>
-        </w:rPr>
-        <w:t xml:space="preserve"> (Load Word) </w:t>
-      </w:r>
-      <w:r>
-        <w:rPr>
-          <w:rFonts w:ascii="TH SarabunPSK" w:hAnsi="TH SarabunPSK" w:cs="TH SarabunPSK" w:hint="cs"/>
-          <w:sz w:val="32"/>
-          <w:szCs w:val="32"/>
-          <w:cs/>
-        </w:rPr>
-        <w:t xml:space="preserve">จะดึงข้อมูลจาก </w:t>
-      </w:r>
-      <w:r>
-        <w:rPr>
-          <w:rFonts w:ascii="TH SarabunPSK" w:hAnsi="TH SarabunPSK" w:cs="TH SarabunPSK" w:hint="cs"/>
-          <w:sz w:val="32"/>
-          <w:szCs w:val="32"/>
-        </w:rPr>
-        <w:t xml:space="preserve">Memory </w:t>
-      </w:r>
-      <w:r>
-        <w:rPr>
-          <w:rFonts w:ascii="TH SarabunPSK" w:hAnsi="TH SarabunPSK" w:cs="TH SarabunPSK" w:hint="cs"/>
-          <w:sz w:val="32"/>
-          <w:szCs w:val="32"/>
-          <w:cs/>
-        </w:rPr>
-        <w:t>ได้จริงเมื่อสิ้นสุดขั้นตอน</w:t>
-      </w:r>
-      <w:r>
-        <w:rPr>
-          <w:rFonts w:ascii="TH SarabunPSK" w:hAnsi="TH SarabunPSK" w:cs="TH SarabunPSK" w:hint="cs"/>
-          <w:sz w:val="32"/>
-          <w:szCs w:val="32"/>
-        </w:rPr>
-        <w:t xml:space="preserve"> </w:t>
-      </w:r>
       <w:r>
         <w:rPr>
           <w:rStyle w:val="af1"/>
           <w:rFonts w:ascii="TH SarabunPSK" w:eastAsiaTheme="majorEastAsia" w:hAnsi="TH SarabunPSK" w:cs="TH SarabunPSK" w:hint="cs"/>
           <w:sz w:val="32"/>
           <w:szCs w:val="32"/>
-        </w:rPr>
-        <w:t>MEM (Stage 4)</w:t>
+          <w:cs/>
+        </w:rPr>
+        <w:t>ความเร็ว:</w:t>
+      </w:r>
+      <w:r>
+        <w:rPr>
+          <w:rFonts w:ascii="TH SarabunPSK" w:hAnsi="TH SarabunPSK" w:cs="TH SarabunPSK" w:hint="cs"/>
+          <w:sz w:val="32"/>
+          <w:szCs w:val="32"/>
+        </w:rPr>
+        <w:t xml:space="preserve"> </w:t>
+      </w:r>
+      <w:r>
+        <w:rPr>
+          <w:rFonts w:ascii="TH SarabunPSK" w:hAnsi="TH SarabunPSK" w:cs="TH SarabunPSK" w:hint="cs"/>
+          <w:sz w:val="32"/>
+          <w:szCs w:val="32"/>
+          <w:cs/>
+        </w:rPr>
+        <w:t xml:space="preserve">เร็วมาก (ใช้เวลาเข้าถึงระดับนาโนวินาทีต่ำๆ) เนื่องจากโครงสร้างใช้ทรานซิสเตอร์แบบ </w:t>
+      </w:r>
+      <w:r>
+        <w:rPr>
+          <w:rFonts w:ascii="TH SarabunPSK" w:hAnsi="TH SarabunPSK" w:cs="TH SarabunPSK" w:hint="cs"/>
+          <w:sz w:val="32"/>
+          <w:szCs w:val="32"/>
+        </w:rPr>
+        <w:t>Flip-Flop (</w:t>
+      </w:r>
+      <w:r>
+        <w:rPr>
+          <w:rFonts w:ascii="TH SarabunPSK" w:hAnsi="TH SarabunPSK" w:cs="TH SarabunPSK" w:hint="cs"/>
+          <w:sz w:val="32"/>
+          <w:szCs w:val="32"/>
+          <w:cs/>
+        </w:rPr>
+        <w:t xml:space="preserve">มักใช้ </w:t>
+      </w:r>
+      <w:r>
+        <w:rPr>
+          <w:rFonts w:ascii="TH SarabunPSK" w:hAnsi="TH SarabunPSK" w:cs="TH SarabunPSK" w:hint="cs"/>
+          <w:sz w:val="32"/>
+          <w:szCs w:val="32"/>
+        </w:rPr>
+        <w:t xml:space="preserve">6 </w:t>
+      </w:r>
+      <w:r>
+        <w:rPr>
+          <w:rFonts w:ascii="TH SarabunPSK" w:hAnsi="TH SarabunPSK" w:cs="TH SarabunPSK" w:hint="cs"/>
+          <w:sz w:val="32"/>
+          <w:szCs w:val="32"/>
+          <w:cs/>
+        </w:rPr>
+        <w:t xml:space="preserve">ตัวต่อ </w:t>
+      </w:r>
+      <w:r>
+        <w:rPr>
+          <w:rFonts w:ascii="TH SarabunPSK" w:hAnsi="TH SarabunPSK" w:cs="TH SarabunPSK" w:hint="cs"/>
+          <w:sz w:val="32"/>
+          <w:szCs w:val="32"/>
+        </w:rPr>
+        <w:t xml:space="preserve">1 </w:t>
+      </w:r>
+      <w:r>
+        <w:rPr>
+          <w:rFonts w:ascii="TH SarabunPSK" w:hAnsi="TH SarabunPSK" w:cs="TH SarabunPSK" w:hint="cs"/>
+          <w:sz w:val="32"/>
+          <w:szCs w:val="32"/>
+          <w:cs/>
+        </w:rPr>
+        <w:t>บิต) ไม่ต้องมีการรีเฟรชประจุไฟฟ้า</w:t>
       </w:r>
     </w:p>
     <w:p>
@@ -988,7 +3870,7 @@
         <w:pStyle w:val="af"/>
         <w:numPr>
           <w:ilvl w:val="1"/>
-          <w:numId w:val="36"/>
+          <w:numId w:val="46"/>
         </w:numPr>
         <w:rPr>
           <w:rFonts w:ascii="TH SarabunPSK" w:hAnsi="TH SarabunPSK" w:cs="TH SarabunPSK" w:hint="cs"/>
@@ -996,99 +3878,97 @@
           <w:szCs w:val="32"/>
         </w:rPr>
       </w:pPr>
-      <w:r>
-        <w:rPr>
-          <w:rFonts w:ascii="TH SarabunPSK" w:hAnsi="TH SarabunPSK" w:cs="TH SarabunPSK" w:hint="cs"/>
-          <w:sz w:val="32"/>
-          <w:szCs w:val="32"/>
-          <w:cs/>
-        </w:rPr>
-        <w:t>คำสั่ง</w:t>
-      </w:r>
-      <w:r>
-        <w:rPr>
-          <w:rFonts w:ascii="TH SarabunPSK" w:hAnsi="TH SarabunPSK" w:cs="TH SarabunPSK" w:hint="cs"/>
-          <w:sz w:val="32"/>
-          <w:szCs w:val="32"/>
-        </w:rPr>
-        <w:t xml:space="preserve"> </w:t>
-      </w:r>
-      <w:r>
-        <w:rPr>
-          <w:rStyle w:val="HTML"/>
-          <w:rFonts w:ascii="TH SarabunPSK" w:eastAsiaTheme="majorEastAsia" w:hAnsi="TH SarabunPSK" w:cs="TH SarabunPSK" w:hint="cs"/>
-          <w:sz w:val="32"/>
-          <w:szCs w:val="32"/>
-        </w:rPr>
-        <w:t>ADD</w:t>
-      </w:r>
-      <w:r>
-        <w:rPr>
-          <w:rFonts w:ascii="TH SarabunPSK" w:hAnsi="TH SarabunPSK" w:cs="TH SarabunPSK" w:hint="cs"/>
-          <w:sz w:val="32"/>
-          <w:szCs w:val="32"/>
-        </w:rPr>
-        <w:t xml:space="preserve"> </w:t>
-      </w:r>
-      <w:r>
-        <w:rPr>
-          <w:rFonts w:ascii="TH SarabunPSK" w:hAnsi="TH SarabunPSK" w:cs="TH SarabunPSK" w:hint="cs"/>
-          <w:sz w:val="32"/>
-          <w:szCs w:val="32"/>
-          <w:cs/>
-        </w:rPr>
-        <w:t>ที่ตามมาติดๆ ต้องการใช้ข้อมูล</w:t>
-      </w:r>
-      <w:r>
-        <w:rPr>
-          <w:rFonts w:ascii="TH SarabunPSK" w:hAnsi="TH SarabunPSK" w:cs="TH SarabunPSK" w:hint="cs"/>
-          <w:sz w:val="32"/>
-          <w:szCs w:val="32"/>
-        </w:rPr>
-        <w:t xml:space="preserve"> </w:t>
-      </w:r>
-      <w:r>
-        <w:rPr>
-          <w:rStyle w:val="HTML"/>
-          <w:rFonts w:ascii="TH SarabunPSK" w:eastAsiaTheme="majorEastAsia" w:hAnsi="TH SarabunPSK" w:cs="TH SarabunPSK" w:hint="cs"/>
-          <w:sz w:val="32"/>
-          <w:szCs w:val="32"/>
-        </w:rPr>
-        <w:t>R1</w:t>
-      </w:r>
-      <w:r>
-        <w:rPr>
-          <w:rFonts w:ascii="TH SarabunPSK" w:hAnsi="TH SarabunPSK" w:cs="TH SarabunPSK" w:hint="cs"/>
-          <w:sz w:val="32"/>
-          <w:szCs w:val="32"/>
-        </w:rPr>
-        <w:t xml:space="preserve"> </w:t>
-      </w:r>
-      <w:r>
-        <w:rPr>
-          <w:rFonts w:ascii="TH SarabunPSK" w:hAnsi="TH SarabunPSK" w:cs="TH SarabunPSK" w:hint="cs"/>
-          <w:sz w:val="32"/>
-          <w:szCs w:val="32"/>
-          <w:cs/>
-        </w:rPr>
-        <w:t>ในขั้นตอน</w:t>
-      </w:r>
-      <w:r>
-        <w:rPr>
-          <w:rFonts w:ascii="TH SarabunPSK" w:hAnsi="TH SarabunPSK" w:cs="TH SarabunPSK" w:hint="cs"/>
-          <w:sz w:val="32"/>
-          <w:szCs w:val="32"/>
-        </w:rPr>
-        <w:t xml:space="preserve"> </w:t>
-      </w:r>
       <w:r>
         <w:rPr>
           <w:rStyle w:val="af1"/>
           <w:rFonts w:ascii="TH SarabunPSK" w:eastAsiaTheme="majorEastAsia" w:hAnsi="TH SarabunPSK" w:cs="TH SarabunPSK" w:hint="cs"/>
           <w:sz w:val="32"/>
           <w:szCs w:val="32"/>
-        </w:rPr>
-        <w:t>EX (Stage 3)</w:t>
+          <w:cs/>
+        </w:rPr>
+        <w:t>หน้าที่:</w:t>
+      </w:r>
+      <w:r>
+        <w:rPr>
+          <w:rFonts w:ascii="TH SarabunPSK" w:hAnsi="TH SarabunPSK" w:cs="TH SarabunPSK" w:hint="cs"/>
+          <w:sz w:val="32"/>
+          <w:szCs w:val="32"/>
+        </w:rPr>
+        <w:t xml:space="preserve"> </w:t>
+      </w:r>
+      <w:r>
+        <w:rPr>
+          <w:rFonts w:ascii="TH SarabunPSK" w:hAnsi="TH SarabunPSK" w:cs="TH SarabunPSK" w:hint="cs"/>
+          <w:sz w:val="32"/>
+          <w:szCs w:val="32"/>
+          <w:cs/>
+        </w:rPr>
+        <w:t xml:space="preserve">ใช้ทำ </w:t>
+      </w:r>
+      <w:r>
+        <w:rPr>
+          <w:rFonts w:ascii="TH SarabunPSK" w:hAnsi="TH SarabunPSK" w:cs="TH SarabunPSK" w:hint="cs"/>
+          <w:sz w:val="32"/>
+          <w:szCs w:val="32"/>
+        </w:rPr>
+        <w:t xml:space="preserve">Cache Memory </w:t>
+      </w:r>
+      <w:r>
+        <w:rPr>
+          <w:rFonts w:ascii="TH SarabunPSK" w:hAnsi="TH SarabunPSK" w:cs="TH SarabunPSK" w:hint="cs"/>
+          <w:sz w:val="32"/>
+          <w:szCs w:val="32"/>
+          <w:cs/>
+        </w:rPr>
+        <w:t xml:space="preserve">ภายใน </w:t>
+      </w:r>
+      <w:r>
+        <w:rPr>
+          <w:rFonts w:ascii="TH SarabunPSK" w:hAnsi="TH SarabunPSK" w:cs="TH SarabunPSK" w:hint="cs"/>
+          <w:sz w:val="32"/>
+          <w:szCs w:val="32"/>
+        </w:rPr>
+        <w:t xml:space="preserve">CPU (L1, L2, L3) </w:t>
+      </w:r>
+      <w:r>
+        <w:rPr>
+          <w:rFonts w:ascii="TH SarabunPSK" w:hAnsi="TH SarabunPSK" w:cs="TH SarabunPSK" w:hint="cs"/>
+          <w:sz w:val="32"/>
+          <w:szCs w:val="32"/>
+          <w:cs/>
+        </w:rPr>
+        <w:t xml:space="preserve">เพื่อตอบสนองความเร็วระดับสัญญาณนาฬิกาของ </w:t>
+      </w:r>
+      <w:r>
+        <w:rPr>
+          <w:rFonts w:ascii="TH SarabunPSK" w:hAnsi="TH SarabunPSK" w:cs="TH SarabunPSK" w:hint="cs"/>
+          <w:sz w:val="32"/>
+          <w:szCs w:val="32"/>
+        </w:rPr>
+        <w:t>CPU</w:t>
+      </w:r>
+    </w:p>
+    <w:p>
+      <w:pPr>
+        <w:pStyle w:val="af"/>
+        <w:numPr>
+          <w:ilvl w:val="0"/>
+          <w:numId w:val="46"/>
+        </w:numPr>
+        <w:rPr>
+          <w:rFonts w:ascii="TH SarabunPSK" w:hAnsi="TH SarabunPSK" w:cs="TH SarabunPSK" w:hint="cs"/>
+          <w:sz w:val="32"/>
+          <w:szCs w:val="32"/>
+        </w:rPr>
+      </w:pPr>
+      <w:r>
+        <w:rPr>
+          <w:rStyle w:val="af1"/>
+          <w:rFonts w:ascii="TH SarabunPSK" w:eastAsiaTheme="majorEastAsia" w:hAnsi="TH SarabunPSK" w:cs="TH SarabunPSK" w:hint="cs"/>
+          <w:sz w:val="32"/>
+          <w:szCs w:val="32"/>
+        </w:rPr>
+        <w:t>DRAM (Dynamic RAM):</w:t>
       </w:r>
     </w:p>
     <w:p>
@@ -1096,7 +3976,7 @@
         <w:pStyle w:val="af"/>
         <w:numPr>
           <w:ilvl w:val="1"/>
-          <w:numId w:val="36"/>
+          <w:numId w:val="46"/>
         </w:numPr>
         <w:rPr>
           <w:rFonts w:ascii="TH SarabunPSK" w:hAnsi="TH SarabunPSK" w:cs="TH SarabunPSK" w:hint="cs"/>
@@ -1104,202 +3984,269 @@
           <w:szCs w:val="32"/>
         </w:rPr>
       </w:pPr>
+      <w:r>
+        <w:rPr>
+          <w:rStyle w:val="af1"/>
+          <w:rFonts w:ascii="TH SarabunPSK" w:eastAsiaTheme="majorEastAsia" w:hAnsi="TH SarabunPSK" w:cs="TH SarabunPSK" w:hint="cs"/>
+          <w:sz w:val="32"/>
+          <w:szCs w:val="32"/>
+          <w:cs/>
+        </w:rPr>
+        <w:t>ความเร็ว:</w:t>
+      </w:r>
+      <w:r>
+        <w:rPr>
+          <w:rFonts w:ascii="TH SarabunPSK" w:hAnsi="TH SarabunPSK" w:cs="TH SarabunPSK" w:hint="cs"/>
+          <w:sz w:val="32"/>
+          <w:szCs w:val="32"/>
+        </w:rPr>
+        <w:t xml:space="preserve"> </w:t>
+      </w:r>
+      <w:r>
+        <w:rPr>
+          <w:rFonts w:ascii="TH SarabunPSK" w:hAnsi="TH SarabunPSK" w:cs="TH SarabunPSK" w:hint="cs"/>
+          <w:sz w:val="32"/>
+          <w:szCs w:val="32"/>
+          <w:cs/>
+        </w:rPr>
+        <w:t xml:space="preserve">ช้ากว่า </w:t>
+      </w:r>
+      <w:r>
+        <w:rPr>
+          <w:rFonts w:ascii="TH SarabunPSK" w:hAnsi="TH SarabunPSK" w:cs="TH SarabunPSK" w:hint="cs"/>
+          <w:sz w:val="32"/>
+          <w:szCs w:val="32"/>
+        </w:rPr>
+        <w:t>SRAM (</w:t>
+      </w:r>
+      <w:r>
+        <w:rPr>
+          <w:rFonts w:ascii="TH SarabunPSK" w:hAnsi="TH SarabunPSK" w:cs="TH SarabunPSK" w:hint="cs"/>
+          <w:sz w:val="32"/>
+          <w:szCs w:val="32"/>
+          <w:cs/>
+        </w:rPr>
+        <w:t xml:space="preserve">ใช้เวลาเข้าถึงหลายสิบนาโนวินาที) เพราะใช้โครงสร้างทรานซิสเตอร์ </w:t>
+      </w:r>
+      <w:r>
+        <w:rPr>
+          <w:rFonts w:ascii="TH SarabunPSK" w:hAnsi="TH SarabunPSK" w:cs="TH SarabunPSK" w:hint="cs"/>
+          <w:sz w:val="32"/>
+          <w:szCs w:val="32"/>
+        </w:rPr>
+        <w:t xml:space="preserve">1 </w:t>
+      </w:r>
+      <w:r>
+        <w:rPr>
+          <w:rFonts w:ascii="TH SarabunPSK" w:hAnsi="TH SarabunPSK" w:cs="TH SarabunPSK" w:hint="cs"/>
+          <w:sz w:val="32"/>
+          <w:szCs w:val="32"/>
+          <w:cs/>
+        </w:rPr>
+        <w:t>ตัวคู่กับตัวเก็บประจุ (</w:t>
+      </w:r>
+      <w:r>
+        <w:rPr>
+          <w:rFonts w:ascii="TH SarabunPSK" w:hAnsi="TH SarabunPSK" w:cs="TH SarabunPSK" w:hint="cs"/>
+          <w:sz w:val="32"/>
+          <w:szCs w:val="32"/>
+        </w:rPr>
+        <w:t xml:space="preserve">Capacitor) 1 </w:t>
+      </w:r>
+      <w:r>
+        <w:rPr>
+          <w:rFonts w:ascii="TH SarabunPSK" w:hAnsi="TH SarabunPSK" w:cs="TH SarabunPSK" w:hint="cs"/>
+          <w:sz w:val="32"/>
+          <w:szCs w:val="32"/>
+          <w:cs/>
+        </w:rPr>
+        <w:t xml:space="preserve">ตัว ซึ่งประจุมีการรั่วไหลตลอดเวลา จึงต้องมีวงจรคอย </w:t>
+      </w:r>
+      <w:r>
+        <w:rPr>
+          <w:rFonts w:ascii="TH SarabunPSK" w:hAnsi="TH SarabunPSK" w:cs="TH SarabunPSK" w:hint="cs"/>
+          <w:sz w:val="32"/>
+          <w:szCs w:val="32"/>
+        </w:rPr>
+        <w:t xml:space="preserve">Refresh </w:t>
+      </w:r>
+      <w:r>
+        <w:rPr>
+          <w:rFonts w:ascii="TH SarabunPSK" w:hAnsi="TH SarabunPSK" w:cs="TH SarabunPSK" w:hint="cs"/>
+          <w:sz w:val="32"/>
+          <w:szCs w:val="32"/>
+          <w:cs/>
+        </w:rPr>
+        <w:t>ข้อมูลอยู่เสมอ (</w:t>
+      </w:r>
+      <w:r>
+        <w:rPr>
+          <w:rFonts w:ascii="TH SarabunPSK" w:hAnsi="TH SarabunPSK" w:cs="TH SarabunPSK" w:hint="cs"/>
+          <w:sz w:val="32"/>
+          <w:szCs w:val="32"/>
+        </w:rPr>
+        <w:t xml:space="preserve">Dynamic) </w:t>
+      </w:r>
+      <w:r>
+        <w:rPr>
+          <w:rFonts w:ascii="TH SarabunPSK" w:hAnsi="TH SarabunPSK" w:cs="TH SarabunPSK" w:hint="cs"/>
+          <w:sz w:val="32"/>
+          <w:szCs w:val="32"/>
+          <w:cs/>
+        </w:rPr>
+        <w:t>ทำให้เสียเวลา</w:t>
+      </w:r>
+    </w:p>
+    <w:p>
+      <w:pPr>
+        <w:pStyle w:val="af"/>
+        <w:numPr>
+          <w:ilvl w:val="1"/>
+          <w:numId w:val="46"/>
+        </w:numPr>
+        <w:rPr>
+          <w:rFonts w:ascii="TH SarabunPSK" w:hAnsi="TH SarabunPSK" w:cs="TH SarabunPSK" w:hint="cs"/>
+          <w:sz w:val="32"/>
+          <w:szCs w:val="32"/>
+        </w:rPr>
+      </w:pPr>
+      <w:r>
+        <w:rPr>
+          <w:rStyle w:val="af1"/>
+          <w:rFonts w:ascii="TH SarabunPSK" w:eastAsiaTheme="majorEastAsia" w:hAnsi="TH SarabunPSK" w:cs="TH SarabunPSK" w:hint="cs"/>
+          <w:sz w:val="32"/>
+          <w:szCs w:val="32"/>
+          <w:cs/>
+        </w:rPr>
+        <w:t>หน้าที่:</w:t>
+      </w:r>
+      <w:r>
+        <w:rPr>
+          <w:rFonts w:ascii="TH SarabunPSK" w:hAnsi="TH SarabunPSK" w:cs="TH SarabunPSK" w:hint="cs"/>
+          <w:sz w:val="32"/>
+          <w:szCs w:val="32"/>
+        </w:rPr>
+        <w:t xml:space="preserve"> </w:t>
+      </w:r>
+      <w:r>
+        <w:rPr>
+          <w:rFonts w:ascii="TH SarabunPSK" w:hAnsi="TH SarabunPSK" w:cs="TH SarabunPSK" w:hint="cs"/>
+          <w:sz w:val="32"/>
+          <w:szCs w:val="32"/>
+          <w:cs/>
+        </w:rPr>
+        <w:t xml:space="preserve">ใช้ทำ </w:t>
+      </w:r>
+      <w:r>
+        <w:rPr>
+          <w:rFonts w:ascii="TH SarabunPSK" w:hAnsi="TH SarabunPSK" w:cs="TH SarabunPSK" w:hint="cs"/>
+          <w:sz w:val="32"/>
+          <w:szCs w:val="32"/>
+        </w:rPr>
+        <w:t xml:space="preserve">Main Memory (RAM) </w:t>
+      </w:r>
+      <w:r>
+        <w:rPr>
+          <w:rFonts w:ascii="TH SarabunPSK" w:hAnsi="TH SarabunPSK" w:cs="TH SarabunPSK" w:hint="cs"/>
+          <w:sz w:val="32"/>
+          <w:szCs w:val="32"/>
+          <w:cs/>
+        </w:rPr>
+        <w:t>ของเครื่องคอมพิวเตอร์</w:t>
+      </w:r>
+    </w:p>
+    <w:p>
+      <w:pPr>
+        <w:pStyle w:val="af"/>
+        <w:rPr>
+          <w:rFonts w:ascii="TH SarabunPSK" w:hAnsi="TH SarabunPSK" w:cs="TH SarabunPSK" w:hint="cs"/>
+          <w:sz w:val="32"/>
+          <w:szCs w:val="32"/>
+        </w:rPr>
+      </w:pPr>
+      <w:r>
+        <w:rPr>
+          <w:rStyle w:val="af1"/>
+          <w:rFonts w:ascii="TH SarabunPSK" w:eastAsiaTheme="majorEastAsia" w:hAnsi="TH SarabunPSK" w:cs="TH SarabunPSK" w:hint="cs"/>
+          <w:sz w:val="32"/>
+          <w:szCs w:val="32"/>
+          <w:cs/>
+        </w:rPr>
+        <w:t xml:space="preserve">เหตุผลที่ไม่นำ </w:t>
+      </w:r>
+      <w:r>
+        <w:rPr>
+          <w:rStyle w:val="af1"/>
+          <w:rFonts w:ascii="TH SarabunPSK" w:eastAsiaTheme="majorEastAsia" w:hAnsi="TH SarabunPSK" w:cs="TH SarabunPSK" w:hint="cs"/>
+          <w:sz w:val="32"/>
+          <w:szCs w:val="32"/>
+        </w:rPr>
+        <w:t xml:space="preserve">SRAM </w:t>
+      </w:r>
+      <w:r>
+        <w:rPr>
+          <w:rStyle w:val="af1"/>
+          <w:rFonts w:ascii="TH SarabunPSK" w:eastAsiaTheme="majorEastAsia" w:hAnsi="TH SarabunPSK" w:cs="TH SarabunPSK" w:hint="cs"/>
+          <w:sz w:val="32"/>
+          <w:szCs w:val="32"/>
+          <w:cs/>
+        </w:rPr>
+        <w:t xml:space="preserve">มาสร้างเป็น </w:t>
+      </w:r>
+      <w:r>
+        <w:rPr>
+          <w:rStyle w:val="af1"/>
+          <w:rFonts w:ascii="TH SarabunPSK" w:eastAsiaTheme="majorEastAsia" w:hAnsi="TH SarabunPSK" w:cs="TH SarabunPSK" w:hint="cs"/>
+          <w:sz w:val="32"/>
+          <w:szCs w:val="32"/>
+        </w:rPr>
+        <w:t xml:space="preserve">Main Memory </w:t>
+      </w:r>
+      <w:r>
+        <w:rPr>
+          <w:rStyle w:val="af1"/>
+          <w:rFonts w:ascii="TH SarabunPSK" w:eastAsiaTheme="majorEastAsia" w:hAnsi="TH SarabunPSK" w:cs="TH SarabunPSK" w:hint="cs"/>
+          <w:sz w:val="32"/>
+          <w:szCs w:val="32"/>
+          <w:cs/>
+        </w:rPr>
+        <w:t xml:space="preserve">ความจุ </w:t>
+      </w:r>
+      <w:r>
+        <w:rPr>
+          <w:rStyle w:val="af1"/>
+          <w:rFonts w:ascii="TH SarabunPSK" w:eastAsiaTheme="majorEastAsia" w:hAnsi="TH SarabunPSK" w:cs="TH SarabunPSK" w:hint="cs"/>
+          <w:sz w:val="32"/>
+          <w:szCs w:val="32"/>
+        </w:rPr>
+        <w:t>16 GB:</w:t>
+      </w:r>
+      <w:r>
+        <w:rPr>
+          <w:rFonts w:ascii="TH SarabunPSK" w:hAnsi="TH SarabunPSK" w:cs="TH SarabunPSK" w:hint="cs"/>
+          <w:sz w:val="32"/>
+          <w:szCs w:val="32"/>
+        </w:rPr>
+        <w:t xml:space="preserve"> </w:t>
+      </w:r>
       <w:r>
         <w:rPr>
           <w:rStyle w:val="af2"/>
           <w:rFonts w:ascii="TH SarabunPSK" w:eastAsiaTheme="majorEastAsia" w:hAnsi="TH SarabunPSK" w:cs="TH SarabunPSK" w:hint="cs"/>
           <w:sz w:val="32"/>
           <w:szCs w:val="32"/>
-          <w:cs/>
-        </w:rPr>
-        <w:t>ปัญหาเรื่องเวลา:</w:t>
-      </w:r>
-      <w:r>
-        <w:rPr>
-          <w:rFonts w:ascii="TH SarabunPSK" w:hAnsi="TH SarabunPSK" w:cs="TH SarabunPSK" w:hint="cs"/>
-          <w:sz w:val="32"/>
-          <w:szCs w:val="32"/>
-        </w:rPr>
-        <w:t xml:space="preserve"> </w:t>
-      </w:r>
-      <w:r>
-        <w:rPr>
-          <w:rFonts w:ascii="TH SarabunPSK" w:hAnsi="TH SarabunPSK" w:cs="TH SarabunPSK" w:hint="cs"/>
-          <w:sz w:val="32"/>
-          <w:szCs w:val="32"/>
-          <w:cs/>
-        </w:rPr>
-        <w:t>ณ จุดที่</w:t>
-      </w:r>
-      <w:r>
-        <w:rPr>
-          <w:rFonts w:ascii="TH SarabunPSK" w:hAnsi="TH SarabunPSK" w:cs="TH SarabunPSK" w:hint="cs"/>
-          <w:sz w:val="32"/>
-          <w:szCs w:val="32"/>
-        </w:rPr>
-        <w:t xml:space="preserve"> </w:t>
-      </w:r>
-      <w:r>
-        <w:rPr>
-          <w:rStyle w:val="HTML"/>
+        </w:rPr>
+        <w:t>(</w:t>
+      </w:r>
+      <w:r>
+        <w:rPr>
+          <w:rStyle w:val="af2"/>
           <w:rFonts w:ascii="TH SarabunPSK" w:eastAsiaTheme="majorEastAsia" w:hAnsi="TH SarabunPSK" w:cs="TH SarabunPSK" w:hint="cs"/>
           <w:sz w:val="32"/>
           <w:szCs w:val="32"/>
-        </w:rPr>
-        <w:t>ADD</w:t>
-      </w:r>
-      <w:r>
-        <w:rPr>
-          <w:rFonts w:ascii="TH SarabunPSK" w:hAnsi="TH SarabunPSK" w:cs="TH SarabunPSK" w:hint="cs"/>
-          <w:sz w:val="32"/>
-          <w:szCs w:val="32"/>
-        </w:rPr>
-        <w:t xml:space="preserve"> </w:t>
-      </w:r>
-      <w:r>
-        <w:rPr>
-          <w:rFonts w:ascii="TH SarabunPSK" w:hAnsi="TH SarabunPSK" w:cs="TH SarabunPSK" w:hint="cs"/>
-          <w:sz w:val="32"/>
-          <w:szCs w:val="32"/>
-          <w:cs/>
-        </w:rPr>
-        <w:t xml:space="preserve">อยู่ในขั้น </w:t>
-      </w:r>
-      <w:r>
-        <w:rPr>
-          <w:rFonts w:ascii="TH SarabunPSK" w:hAnsi="TH SarabunPSK" w:cs="TH SarabunPSK" w:hint="cs"/>
-          <w:sz w:val="32"/>
-          <w:szCs w:val="32"/>
-        </w:rPr>
-        <w:t>EX (</w:t>
-      </w:r>
-      <w:r>
-        <w:rPr>
-          <w:rFonts w:ascii="TH SarabunPSK" w:hAnsi="TH SarabunPSK" w:cs="TH SarabunPSK" w:hint="cs"/>
-          <w:sz w:val="32"/>
-          <w:szCs w:val="32"/>
-          <w:cs/>
-        </w:rPr>
-        <w:t>ต้องการข้อมูล)</w:t>
-      </w:r>
-      <w:r>
-        <w:rPr>
-          <w:rFonts w:ascii="TH SarabunPSK" w:hAnsi="TH SarabunPSK" w:cs="TH SarabunPSK" w:hint="cs"/>
-          <w:sz w:val="32"/>
-          <w:szCs w:val="32"/>
-        </w:rPr>
-        <w:t xml:space="preserve">, </w:t>
-      </w:r>
-      <w:r>
-        <w:rPr>
-          <w:rFonts w:ascii="TH SarabunPSK" w:hAnsi="TH SarabunPSK" w:cs="TH SarabunPSK" w:hint="cs"/>
-          <w:sz w:val="32"/>
-          <w:szCs w:val="32"/>
-          <w:cs/>
-        </w:rPr>
-        <w:t>คำสั่ง</w:t>
-      </w:r>
-      <w:r>
-        <w:rPr>
-          <w:rFonts w:ascii="TH SarabunPSK" w:hAnsi="TH SarabunPSK" w:cs="TH SarabunPSK" w:hint="cs"/>
-          <w:sz w:val="32"/>
-          <w:szCs w:val="32"/>
-        </w:rPr>
-        <w:t xml:space="preserve"> </w:t>
-      </w:r>
-      <w:r>
-        <w:rPr>
-          <w:rStyle w:val="HTML"/>
-          <w:rFonts w:ascii="TH SarabunPSK" w:eastAsiaTheme="majorEastAsia" w:hAnsi="TH SarabunPSK" w:cs="TH SarabunPSK" w:hint="cs"/>
-          <w:sz w:val="32"/>
-          <w:szCs w:val="32"/>
-        </w:rPr>
-        <w:t>LW</w:t>
-      </w:r>
-      <w:r>
-        <w:rPr>
-          <w:rFonts w:ascii="TH SarabunPSK" w:hAnsi="TH SarabunPSK" w:cs="TH SarabunPSK" w:hint="cs"/>
-          <w:sz w:val="32"/>
-          <w:szCs w:val="32"/>
-        </w:rPr>
-        <w:t xml:space="preserve"> </w:t>
-      </w:r>
-      <w:r>
-        <w:rPr>
-          <w:rFonts w:ascii="TH SarabunPSK" w:hAnsi="TH SarabunPSK" w:cs="TH SarabunPSK" w:hint="cs"/>
-          <w:sz w:val="32"/>
-          <w:szCs w:val="32"/>
-          <w:cs/>
-        </w:rPr>
-        <w:t xml:space="preserve">เพิ่งจะอยู่ในขั้น </w:t>
-      </w:r>
-      <w:r>
-        <w:rPr>
-          <w:rFonts w:ascii="TH SarabunPSK" w:hAnsi="TH SarabunPSK" w:cs="TH SarabunPSK" w:hint="cs"/>
-          <w:sz w:val="32"/>
-          <w:szCs w:val="32"/>
-        </w:rPr>
-        <w:t xml:space="preserve">EX </w:t>
-      </w:r>
-      <w:r>
-        <w:rPr>
-          <w:rFonts w:ascii="TH SarabunPSK" w:hAnsi="TH SarabunPSK" w:cs="TH SarabunPSK" w:hint="cs"/>
-          <w:sz w:val="32"/>
-          <w:szCs w:val="32"/>
-          <w:cs/>
-        </w:rPr>
-        <w:t xml:space="preserve">หรือต้น </w:t>
-      </w:r>
-      <w:r>
-        <w:rPr>
-          <w:rFonts w:ascii="TH SarabunPSK" w:hAnsi="TH SarabunPSK" w:cs="TH SarabunPSK" w:hint="cs"/>
-          <w:sz w:val="32"/>
-          <w:szCs w:val="32"/>
-        </w:rPr>
-        <w:t>MEM (</w:t>
-      </w:r>
-      <w:r>
-        <w:rPr>
-          <w:rFonts w:ascii="TH SarabunPSK" w:hAnsi="TH SarabunPSK" w:cs="TH SarabunPSK" w:hint="cs"/>
-          <w:sz w:val="32"/>
-          <w:szCs w:val="32"/>
-          <w:cs/>
-        </w:rPr>
-        <w:t xml:space="preserve">ยังไม่ได้ข้อมูล) ข้อมูลจึงยังไม่มีอยู่จริงใน </w:t>
-      </w:r>
-      <w:r>
-        <w:rPr>
-          <w:rFonts w:ascii="TH SarabunPSK" w:hAnsi="TH SarabunPSK" w:cs="TH SarabunPSK" w:hint="cs"/>
-          <w:sz w:val="32"/>
-          <w:szCs w:val="32"/>
-        </w:rPr>
-        <w:t xml:space="preserve">CPU </w:t>
-      </w:r>
-      <w:r>
-        <w:rPr>
-          <w:rFonts w:ascii="TH SarabunPSK" w:hAnsi="TH SarabunPSK" w:cs="TH SarabunPSK" w:hint="cs"/>
-          <w:sz w:val="32"/>
-          <w:szCs w:val="32"/>
-          <w:cs/>
-        </w:rPr>
-        <w:t xml:space="preserve">ทำให้ไม่สามารถ </w:t>
-      </w:r>
-      <w:r>
-        <w:rPr>
-          <w:rFonts w:ascii="TH SarabunPSK" w:hAnsi="TH SarabunPSK" w:cs="TH SarabunPSK" w:hint="cs"/>
-          <w:sz w:val="32"/>
-          <w:szCs w:val="32"/>
-        </w:rPr>
-        <w:t>Forward "</w:t>
-      </w:r>
-      <w:r>
-        <w:rPr>
-          <w:rFonts w:ascii="TH SarabunPSK" w:hAnsi="TH SarabunPSK" w:cs="TH SarabunPSK" w:hint="cs"/>
-          <w:sz w:val="32"/>
-          <w:szCs w:val="32"/>
-          <w:cs/>
-        </w:rPr>
-        <w:t>ย้อนเวลา" ไปให้ได้</w:t>
+          <w:cs/>
+        </w:rPr>
+        <w:t>เลือกตอบข้อใดข้อหนึ่ง)</w:t>
       </w:r>
     </w:p>
     <w:p>
@@ -1307,7 +4254,7 @@
         <w:pStyle w:val="af"/>
         <w:numPr>
           <w:ilvl w:val="0"/>
-          <w:numId w:val="36"/>
+          <w:numId w:val="47"/>
         </w:numPr>
         <w:rPr>
           <w:rFonts w:ascii="TH SarabunPSK" w:hAnsi="TH SarabunPSK" w:cs="TH SarabunPSK" w:hint="cs"/>
@@ -1323,38 +4270,7 @@
           <w:szCs w:val="32"/>
           <w:cs/>
         </w:rPr>
-        <w:t>วิธีแก้ไข:</w:t>
-      </w:r>
-    </w:p>
-    <w:p>
-      <w:pPr>
-        <w:pStyle w:val="af"/>
-        <w:numPr>
-          <w:ilvl w:val="1"/>
-          <w:numId w:val="36"/>
-        </w:numPr>
-        <w:rPr>
-          <w:rFonts w:ascii="TH SarabunPSK" w:hAnsi="TH SarabunPSK" w:cs="TH SarabunPSK" w:hint="cs"/>
-          <w:sz w:val="32"/>
-          <w:szCs w:val="32"/>
-        </w:rPr>
-      </w:pPr>
-      <w:r>
-        <w:rPr>
-          <w:rFonts w:ascii="TH SarabunPSK" w:hAnsi="TH SarabunPSK" w:cs="TH SarabunPSK" w:hint="cs"/>
-          <w:sz w:val="32"/>
-          <w:szCs w:val="32"/>
-          <w:cs/>
-        </w:rPr>
-        <w:t>ระบบจำเป็นต้อง</w:t>
-      </w:r>
-      <w:r>
-        <w:rPr>
-          <w:rFonts w:ascii="TH SarabunPSK" w:hAnsi="TH SarabunPSK" w:cs="TH SarabunPSK" w:hint="cs"/>
-          <w:sz w:val="32"/>
-          <w:szCs w:val="32"/>
-        </w:rPr>
-        <w:t xml:space="preserve"> </w:t>
+        <w:t>ราคาต้นทุน (</w:t>
       </w:r>
       <w:r>
         <w:rPr>
@@ -1363,387 +4279,109 @@
           <w:sz w:val="32"/>
           <w:szCs w:val="32"/>
         </w:rPr>
-        <w:t>Stall</w:t>
-      </w:r>
-      <w:r>
-        <w:rPr>
-          <w:rFonts w:ascii="TH SarabunPSK" w:hAnsi="TH SarabunPSK" w:cs="TH SarabunPSK" w:hint="cs"/>
-          <w:sz w:val="32"/>
-          <w:szCs w:val="32"/>
-        </w:rPr>
-        <w:t xml:space="preserve"> (</w:t>
-      </w:r>
-      <w:r>
-        <w:rPr>
-          <w:rFonts w:ascii="TH SarabunPSK" w:hAnsi="TH SarabunPSK" w:cs="TH SarabunPSK" w:hint="cs"/>
-          <w:sz w:val="32"/>
-          <w:szCs w:val="32"/>
-          <w:cs/>
-        </w:rPr>
-        <w:t xml:space="preserve">หยุดรอ) เป็นเวลา </w:t>
-      </w:r>
-      <w:r>
-        <w:rPr>
-          <w:rFonts w:ascii="TH SarabunPSK" w:hAnsi="TH SarabunPSK" w:cs="TH SarabunPSK" w:hint="cs"/>
-          <w:sz w:val="32"/>
-          <w:szCs w:val="32"/>
-        </w:rPr>
-        <w:t>1 Clock Cycle (Bubble)</w:t>
-      </w:r>
-    </w:p>
-    <w:p>
-      <w:pPr>
-        <w:pStyle w:val="af"/>
-        <w:numPr>
-          <w:ilvl w:val="1"/>
-          <w:numId w:val="36"/>
-        </w:numPr>
-        <w:rPr>
-          <w:rFonts w:ascii="TH SarabunPSK" w:hAnsi="TH SarabunPSK" w:cs="TH SarabunPSK" w:hint="cs"/>
-          <w:sz w:val="32"/>
-          <w:szCs w:val="32"/>
-        </w:rPr>
-      </w:pPr>
-      <w:r>
-        <w:rPr>
-          <w:rFonts w:ascii="TH SarabunPSK" w:hAnsi="TH SarabunPSK" w:cs="TH SarabunPSK" w:hint="cs"/>
-          <w:sz w:val="32"/>
-          <w:szCs w:val="32"/>
-          <w:cs/>
-        </w:rPr>
-        <w:t xml:space="preserve">การ </w:t>
-      </w:r>
-      <w:r>
-        <w:rPr>
-          <w:rFonts w:ascii="TH SarabunPSK" w:hAnsi="TH SarabunPSK" w:cs="TH SarabunPSK" w:hint="cs"/>
-          <w:sz w:val="32"/>
-          <w:szCs w:val="32"/>
-        </w:rPr>
-        <w:t xml:space="preserve">Stall </w:t>
-      </w:r>
-      <w:r>
-        <w:rPr>
-          <w:rFonts w:ascii="TH SarabunPSK" w:hAnsi="TH SarabunPSK" w:cs="TH SarabunPSK" w:hint="cs"/>
-          <w:sz w:val="32"/>
-          <w:szCs w:val="32"/>
-          <w:cs/>
-        </w:rPr>
-        <w:t>จะทำให้</w:t>
-      </w:r>
-      <w:r>
-        <w:rPr>
-          <w:rFonts w:ascii="TH SarabunPSK" w:hAnsi="TH SarabunPSK" w:cs="TH SarabunPSK" w:hint="cs"/>
-          <w:sz w:val="32"/>
-          <w:szCs w:val="32"/>
-        </w:rPr>
-        <w:t xml:space="preserve"> </w:t>
-      </w:r>
-      <w:r>
-        <w:rPr>
-          <w:rStyle w:val="HTML"/>
-          <w:rFonts w:ascii="TH SarabunPSK" w:eastAsiaTheme="majorEastAsia" w:hAnsi="TH SarabunPSK" w:cs="TH SarabunPSK" w:hint="cs"/>
-          <w:sz w:val="32"/>
-          <w:szCs w:val="32"/>
-        </w:rPr>
-        <w:t>LW</w:t>
-      </w:r>
-      <w:r>
-        <w:rPr>
-          <w:rFonts w:ascii="TH SarabunPSK" w:hAnsi="TH SarabunPSK" w:cs="TH SarabunPSK" w:hint="cs"/>
-          <w:sz w:val="32"/>
-          <w:szCs w:val="32"/>
-        </w:rPr>
-        <w:t xml:space="preserve"> </w:t>
-      </w:r>
-      <w:r>
-        <w:rPr>
-          <w:rFonts w:ascii="TH SarabunPSK" w:hAnsi="TH SarabunPSK" w:cs="TH SarabunPSK" w:hint="cs"/>
-          <w:sz w:val="32"/>
-          <w:szCs w:val="32"/>
-          <w:cs/>
-        </w:rPr>
-        <w:t xml:space="preserve">ขยับไปจนจบขั้น </w:t>
-      </w:r>
-      <w:r>
-        <w:rPr>
-          <w:rFonts w:ascii="TH SarabunPSK" w:hAnsi="TH SarabunPSK" w:cs="TH SarabunPSK" w:hint="cs"/>
-          <w:sz w:val="32"/>
-          <w:szCs w:val="32"/>
-        </w:rPr>
-        <w:t xml:space="preserve">MEM </w:t>
-      </w:r>
-      <w:r>
-        <w:rPr>
-          <w:rFonts w:ascii="TH SarabunPSK" w:hAnsi="TH SarabunPSK" w:cs="TH SarabunPSK" w:hint="cs"/>
-          <w:sz w:val="32"/>
-          <w:szCs w:val="32"/>
-          <w:cs/>
-        </w:rPr>
-        <w:t>และได้ข้อมูลมา</w:t>
-      </w:r>
-    </w:p>
-    <w:p>
-      <w:pPr>
-        <w:pStyle w:val="af"/>
-        <w:numPr>
-          <w:ilvl w:val="1"/>
-          <w:numId w:val="36"/>
-        </w:numPr>
-        <w:rPr>
-          <w:rFonts w:ascii="TH SarabunPSK" w:hAnsi="TH SarabunPSK" w:cs="TH SarabunPSK" w:hint="cs"/>
-          <w:sz w:val="32"/>
-          <w:szCs w:val="32"/>
-        </w:rPr>
-      </w:pPr>
-      <w:r>
-        <w:rPr>
-          <w:rFonts w:ascii="TH SarabunPSK" w:hAnsi="TH SarabunPSK" w:cs="TH SarabunPSK" w:hint="cs"/>
-          <w:sz w:val="32"/>
-          <w:szCs w:val="32"/>
-          <w:cs/>
-        </w:rPr>
-        <w:t xml:space="preserve">หลังจาก </w:t>
-      </w:r>
-      <w:r>
-        <w:rPr>
-          <w:rFonts w:ascii="TH SarabunPSK" w:hAnsi="TH SarabunPSK" w:cs="TH SarabunPSK" w:hint="cs"/>
-          <w:sz w:val="32"/>
-          <w:szCs w:val="32"/>
-        </w:rPr>
-        <w:t xml:space="preserve">Stall </w:t>
-      </w:r>
-      <w:r>
-        <w:rPr>
-          <w:rFonts w:ascii="TH SarabunPSK" w:hAnsi="TH SarabunPSK" w:cs="TH SarabunPSK" w:hint="cs"/>
-          <w:sz w:val="32"/>
-          <w:szCs w:val="32"/>
-          <w:cs/>
-        </w:rPr>
-        <w:t>แล้ว จึงค่อยใช้เทคนิค</w:t>
-      </w:r>
-      <w:r>
-        <w:rPr>
-          <w:rFonts w:ascii="TH SarabunPSK" w:hAnsi="TH SarabunPSK" w:cs="TH SarabunPSK" w:hint="cs"/>
-          <w:sz w:val="32"/>
-          <w:szCs w:val="32"/>
-        </w:rPr>
-        <w:t xml:space="preserve"> </w:t>
-      </w:r>
-      <w:r>
-        <w:rPr>
-          <w:rStyle w:val="af1"/>
-          <w:rFonts w:ascii="TH SarabunPSK" w:eastAsiaTheme="majorEastAsia" w:hAnsi="TH SarabunPSK" w:cs="TH SarabunPSK" w:hint="cs"/>
-          <w:sz w:val="32"/>
-          <w:szCs w:val="32"/>
-        </w:rPr>
-        <w:t>Forwarding</w:t>
-      </w:r>
-      <w:r>
-        <w:rPr>
-          <w:rFonts w:ascii="TH SarabunPSK" w:hAnsi="TH SarabunPSK" w:cs="TH SarabunPSK" w:hint="cs"/>
-          <w:sz w:val="32"/>
-          <w:szCs w:val="32"/>
-        </w:rPr>
-        <w:t xml:space="preserve"> </w:t>
-      </w:r>
-      <w:r>
-        <w:rPr>
-          <w:rFonts w:ascii="TH SarabunPSK" w:hAnsi="TH SarabunPSK" w:cs="TH SarabunPSK" w:hint="cs"/>
-          <w:sz w:val="32"/>
-          <w:szCs w:val="32"/>
-          <w:cs/>
-        </w:rPr>
-        <w:t xml:space="preserve">ส่งข้อมูลจากปลายท่อ </w:t>
-      </w:r>
-      <w:r>
-        <w:rPr>
-          <w:rFonts w:ascii="TH SarabunPSK" w:hAnsi="TH SarabunPSK" w:cs="TH SarabunPSK" w:hint="cs"/>
-          <w:sz w:val="32"/>
-          <w:szCs w:val="32"/>
-        </w:rPr>
-        <w:t xml:space="preserve">MEM </w:t>
-      </w:r>
-      <w:r>
-        <w:rPr>
-          <w:rFonts w:ascii="TH SarabunPSK" w:hAnsi="TH SarabunPSK" w:cs="TH SarabunPSK" w:hint="cs"/>
-          <w:sz w:val="32"/>
-          <w:szCs w:val="32"/>
-          <w:cs/>
-        </w:rPr>
-        <w:t xml:space="preserve">ไปเข้าหน้า </w:t>
-      </w:r>
-      <w:r>
-        <w:rPr>
-          <w:rFonts w:ascii="TH SarabunPSK" w:hAnsi="TH SarabunPSK" w:cs="TH SarabunPSK" w:hint="cs"/>
-          <w:sz w:val="32"/>
-          <w:szCs w:val="32"/>
-        </w:rPr>
-        <w:t xml:space="preserve">ALU </w:t>
-      </w:r>
-      <w:r>
-        <w:rPr>
-          <w:rFonts w:ascii="TH SarabunPSK" w:hAnsi="TH SarabunPSK" w:cs="TH SarabunPSK" w:hint="cs"/>
-          <w:sz w:val="32"/>
-          <w:szCs w:val="32"/>
-          <w:cs/>
-        </w:rPr>
-        <w:t xml:space="preserve">ของคำสั่ง </w:t>
-      </w:r>
-      <w:r>
-        <w:rPr>
-          <w:rFonts w:ascii="TH SarabunPSK" w:hAnsi="TH SarabunPSK" w:cs="TH SarabunPSK" w:hint="cs"/>
-          <w:sz w:val="32"/>
-          <w:szCs w:val="32"/>
-        </w:rPr>
-        <w:t xml:space="preserve">ADD </w:t>
-      </w:r>
-      <w:r>
-        <w:rPr>
-          <w:rFonts w:ascii="TH SarabunPSK" w:hAnsi="TH SarabunPSK" w:cs="TH SarabunPSK" w:hint="cs"/>
-          <w:sz w:val="32"/>
-          <w:szCs w:val="32"/>
-          <w:cs/>
-        </w:rPr>
-        <w:t xml:space="preserve">ในขั้น </w:t>
-      </w:r>
-      <w:r>
-        <w:rPr>
-          <w:rFonts w:ascii="TH SarabunPSK" w:hAnsi="TH SarabunPSK" w:cs="TH SarabunPSK" w:hint="cs"/>
-          <w:sz w:val="32"/>
-          <w:szCs w:val="32"/>
-        </w:rPr>
-        <w:t xml:space="preserve">EX </w:t>
-      </w:r>
-      <w:r>
-        <w:rPr>
-          <w:rFonts w:ascii="TH SarabunPSK" w:hAnsi="TH SarabunPSK" w:cs="TH SarabunPSK" w:hint="cs"/>
-          <w:sz w:val="32"/>
-          <w:szCs w:val="32"/>
-          <w:cs/>
-        </w:rPr>
-        <w:t>ได้</w:t>
-      </w:r>
-    </w:p>
-    <w:p>
-      <w:pPr>
-        <w:pStyle w:val="4"/>
-        <w:rPr>
-          <w:rFonts w:ascii="TH SarabunPSK" w:hAnsi="TH SarabunPSK" w:cs="TH SarabunPSK" w:hint="cs"/>
-          <w:sz w:val="32"/>
-          <w:szCs w:val="32"/>
-        </w:rPr>
-      </w:pPr>
-      <w:r>
-        <w:rPr>
-          <w:rStyle w:val="af1"/>
-          <w:rFonts w:ascii="TH SarabunPSK" w:hAnsi="TH SarabunPSK" w:cs="TH SarabunPSK" w:hint="cs"/>
-          <w:b w:val="0"/>
-          <w:bCs w:val="0"/>
-          <w:sz w:val="32"/>
-          <w:szCs w:val="32"/>
-          <w:cs/>
-        </w:rPr>
-        <w:t xml:space="preserve">ข้อที่ </w:t>
-      </w:r>
-      <w:r>
-        <w:rPr>
-          <w:rStyle w:val="af1"/>
-          <w:rFonts w:ascii="TH SarabunPSK" w:hAnsi="TH SarabunPSK" w:cs="TH SarabunPSK" w:hint="cs"/>
-          <w:b w:val="0"/>
-          <w:bCs w:val="0"/>
-          <w:sz w:val="32"/>
-          <w:szCs w:val="32"/>
-        </w:rPr>
-        <w:t>3: Memory Hierarchy &amp; Locality</w:t>
-      </w:r>
-    </w:p>
-    <w:p>
-      <w:pPr>
-        <w:pStyle w:val="af"/>
-        <w:rPr>
-          <w:rFonts w:ascii="TH SarabunPSK" w:hAnsi="TH SarabunPSK" w:cs="TH SarabunPSK" w:hint="cs"/>
-          <w:sz w:val="32"/>
-          <w:szCs w:val="32"/>
-        </w:rPr>
-      </w:pPr>
-      <w:r>
-        <w:rPr>
-          <w:rStyle w:val="af1"/>
-          <w:rFonts w:ascii="TH SarabunPSK" w:eastAsiaTheme="majorEastAsia" w:hAnsi="TH SarabunPSK" w:cs="TH SarabunPSK" w:hint="cs"/>
-          <w:sz w:val="32"/>
-          <w:szCs w:val="32"/>
-          <w:cs/>
-        </w:rPr>
-        <w:t>คำตอบ:</w:t>
-      </w:r>
-      <w:r>
-        <w:rPr>
-          <w:rFonts w:ascii="TH SarabunPSK" w:hAnsi="TH SarabunPSK" w:cs="TH SarabunPSK" w:hint="cs"/>
-          <w:sz w:val="32"/>
-          <w:szCs w:val="32"/>
-        </w:rPr>
-        <w:t xml:space="preserve"> </w:t>
-      </w:r>
-      <w:r>
-        <w:rPr>
-          <w:rStyle w:val="af1"/>
-          <w:rFonts w:ascii="TH SarabunPSK" w:eastAsiaTheme="majorEastAsia" w:hAnsi="TH SarabunPSK" w:cs="TH SarabunPSK" w:hint="cs"/>
-          <w:sz w:val="32"/>
-          <w:szCs w:val="32"/>
-          <w:cs/>
-        </w:rPr>
-        <w:t>ความสัมพันธ์:</w:t>
-      </w:r>
-      <w:r>
-        <w:rPr>
-          <w:rFonts w:ascii="TH SarabunPSK" w:hAnsi="TH SarabunPSK" w:cs="TH SarabunPSK" w:hint="cs"/>
-          <w:sz w:val="32"/>
-          <w:szCs w:val="32"/>
-        </w:rPr>
-        <w:t xml:space="preserve"> Cache </w:t>
-      </w:r>
-      <w:r>
-        <w:rPr>
-          <w:rFonts w:ascii="TH SarabunPSK" w:hAnsi="TH SarabunPSK" w:cs="TH SarabunPSK" w:hint="cs"/>
-          <w:sz w:val="32"/>
-          <w:szCs w:val="32"/>
-          <w:cs/>
-        </w:rPr>
-        <w:t>อาศัยพฤติกรรมของโปรแกรม (</w:t>
-      </w:r>
-      <w:r>
-        <w:rPr>
-          <w:rFonts w:ascii="TH SarabunPSK" w:hAnsi="TH SarabunPSK" w:cs="TH SarabunPSK" w:hint="cs"/>
-          <w:sz w:val="32"/>
-          <w:szCs w:val="32"/>
-        </w:rPr>
-        <w:t xml:space="preserve">Locality) </w:t>
-      </w:r>
-      <w:r>
-        <w:rPr>
-          <w:rFonts w:ascii="TH SarabunPSK" w:hAnsi="TH SarabunPSK" w:cs="TH SarabunPSK" w:hint="cs"/>
-          <w:sz w:val="32"/>
-          <w:szCs w:val="32"/>
-          <w:cs/>
-        </w:rPr>
-        <w:t xml:space="preserve">เพื่อ "ดัก" ข้อมูลที่ </w:t>
-      </w:r>
-      <w:r>
-        <w:rPr>
-          <w:rFonts w:ascii="TH SarabunPSK" w:hAnsi="TH SarabunPSK" w:cs="TH SarabunPSK" w:hint="cs"/>
-          <w:sz w:val="32"/>
-          <w:szCs w:val="32"/>
-        </w:rPr>
-        <w:t xml:space="preserve">CPU </w:t>
-      </w:r>
-      <w:r>
-        <w:rPr>
-          <w:rFonts w:ascii="TH SarabunPSK" w:hAnsi="TH SarabunPSK" w:cs="TH SarabunPSK" w:hint="cs"/>
-          <w:sz w:val="32"/>
-          <w:szCs w:val="32"/>
-          <w:cs/>
-        </w:rPr>
-        <w:t>น่าจะใช้ มาเก็บไว้ใกล้ตัว</w:t>
+        <w:t>Cost):</w:t>
+      </w:r>
+      <w:r>
+        <w:rPr>
+          <w:rFonts w:ascii="TH SarabunPSK" w:hAnsi="TH SarabunPSK" w:cs="TH SarabunPSK" w:hint="cs"/>
+          <w:sz w:val="32"/>
+          <w:szCs w:val="32"/>
+        </w:rPr>
+        <w:t xml:space="preserve"> SRAM </w:t>
+      </w:r>
+      <w:r>
+        <w:rPr>
+          <w:rFonts w:ascii="TH SarabunPSK" w:hAnsi="TH SarabunPSK" w:cs="TH SarabunPSK" w:hint="cs"/>
+          <w:sz w:val="32"/>
+          <w:szCs w:val="32"/>
+          <w:cs/>
+        </w:rPr>
+        <w:t xml:space="preserve">ใช้ทรานซิสเตอร์ถึง </w:t>
+      </w:r>
+      <w:r>
+        <w:rPr>
+          <w:rFonts w:ascii="TH SarabunPSK" w:hAnsi="TH SarabunPSK" w:cs="TH SarabunPSK" w:hint="cs"/>
+          <w:sz w:val="32"/>
+          <w:szCs w:val="32"/>
+        </w:rPr>
+        <w:t xml:space="preserve">6 </w:t>
+      </w:r>
+      <w:r>
+        <w:rPr>
+          <w:rFonts w:ascii="TH SarabunPSK" w:hAnsi="TH SarabunPSK" w:cs="TH SarabunPSK" w:hint="cs"/>
+          <w:sz w:val="32"/>
+          <w:szCs w:val="32"/>
+          <w:cs/>
+        </w:rPr>
+        <w:t xml:space="preserve">ตัวต่อ </w:t>
+      </w:r>
+      <w:r>
+        <w:rPr>
+          <w:rFonts w:ascii="TH SarabunPSK" w:hAnsi="TH SarabunPSK" w:cs="TH SarabunPSK" w:hint="cs"/>
+          <w:sz w:val="32"/>
+          <w:szCs w:val="32"/>
+        </w:rPr>
+        <w:t xml:space="preserve">1 </w:t>
+      </w:r>
+      <w:r>
+        <w:rPr>
+          <w:rFonts w:ascii="TH SarabunPSK" w:hAnsi="TH SarabunPSK" w:cs="TH SarabunPSK" w:hint="cs"/>
+          <w:sz w:val="32"/>
+          <w:szCs w:val="32"/>
+          <w:cs/>
+        </w:rPr>
+        <w:t xml:space="preserve">บิต ต้นทุนการผลิตต่อบิตจึงสูงกว่า </w:t>
+      </w:r>
+      <w:r>
+        <w:rPr>
+          <w:rFonts w:ascii="TH SarabunPSK" w:hAnsi="TH SarabunPSK" w:cs="TH SarabunPSK" w:hint="cs"/>
+          <w:sz w:val="32"/>
+          <w:szCs w:val="32"/>
+        </w:rPr>
+        <w:t xml:space="preserve">DRAM </w:t>
+      </w:r>
+      <w:r>
+        <w:rPr>
+          <w:rFonts w:ascii="TH SarabunPSK" w:hAnsi="TH SarabunPSK" w:cs="TH SarabunPSK" w:hint="cs"/>
+          <w:sz w:val="32"/>
+          <w:szCs w:val="32"/>
+          <w:cs/>
+        </w:rPr>
+        <w:t xml:space="preserve">มาก หากนำมาทำ </w:t>
+      </w:r>
+      <w:r>
+        <w:rPr>
+          <w:rFonts w:ascii="TH SarabunPSK" w:hAnsi="TH SarabunPSK" w:cs="TH SarabunPSK" w:hint="cs"/>
+          <w:sz w:val="32"/>
+          <w:szCs w:val="32"/>
+        </w:rPr>
+        <w:t xml:space="preserve">Main Memory </w:t>
+      </w:r>
+      <w:r>
+        <w:rPr>
+          <w:rFonts w:ascii="TH SarabunPSK" w:hAnsi="TH SarabunPSK" w:cs="TH SarabunPSK" w:hint="cs"/>
+          <w:sz w:val="32"/>
+          <w:szCs w:val="32"/>
+          <w:cs/>
+        </w:rPr>
+        <w:t xml:space="preserve">ขนาด </w:t>
+      </w:r>
+      <w:r>
+        <w:rPr>
+          <w:rFonts w:ascii="TH SarabunPSK" w:hAnsi="TH SarabunPSK" w:cs="TH SarabunPSK" w:hint="cs"/>
+          <w:sz w:val="32"/>
+          <w:szCs w:val="32"/>
+        </w:rPr>
+        <w:t xml:space="preserve">16 GB </w:t>
+      </w:r>
+      <w:r>
+        <w:rPr>
+          <w:rFonts w:ascii="TH SarabunPSK" w:hAnsi="TH SarabunPSK" w:cs="TH SarabunPSK" w:hint="cs"/>
+          <w:sz w:val="32"/>
+          <w:szCs w:val="32"/>
+          <w:cs/>
+        </w:rPr>
+        <w:t>ราคาคอมพิวเตอร์เครื่องนั้นอาจสูงถึงหลักแสนหรือล้านบาท</w:t>
       </w:r>
     </w:p>
     <w:p>
@@ -1751,7 +4389,7 @@
         <w:pStyle w:val="af"/>
         <w:numPr>
           <w:ilvl w:val="0"/>
-          <w:numId w:val="37"/>
+          <w:numId w:val="47"/>
         </w:numPr>
         <w:rPr>
           <w:rFonts w:ascii="TH SarabunPSK" w:hAnsi="TH SarabunPSK" w:cs="TH SarabunPSK" w:hint="cs"/>
@@ -1765,8 +4403,9 @@
           <w:rFonts w:ascii="TH SarabunPSK" w:eastAsiaTheme="majorEastAsia" w:hAnsi="TH SarabunPSK" w:cs="TH SarabunPSK" w:hint="cs"/>
           <w:sz w:val="32"/>
           <w:szCs w:val="32"/>
-        </w:rPr>
-        <w:t>Temporal Locality (</w:t>
+          <w:cs/>
+        </w:rPr>
+        <w:t>ความหนาแน่นและขนาด (</w:t>
       </w:r>
       <w:r>
         <w:rPr>
@@ -1774,118 +4413,8 @@
           <w:rFonts w:ascii="TH SarabunPSK" w:eastAsiaTheme="majorEastAsia" w:hAnsi="TH SarabunPSK" w:cs="TH SarabunPSK" w:hint="cs"/>
           <w:sz w:val="32"/>
           <w:szCs w:val="32"/>
-          <w:cs/>
-        </w:rPr>
-        <w:t>ด้านเวลา):</w:t>
-      </w:r>
-    </w:p>
-    <w:p>
-      <w:pPr>
-        <w:pStyle w:val="af"/>
-        <w:numPr>
-          <w:ilvl w:val="1"/>
-          <w:numId w:val="37"/>
-        </w:numPr>
-        <w:rPr>
-          <w:rFonts w:ascii="TH SarabunPSK" w:hAnsi="TH SarabunPSK" w:cs="TH SarabunPSK" w:hint="cs"/>
-          <w:sz w:val="32"/>
-          <w:szCs w:val="32"/>
-        </w:rPr>
-      </w:pPr>
-      <w:r>
-        <w:rPr>
-          <w:rStyle w:val="af2"/>
-          <w:rFonts w:ascii="TH SarabunPSK" w:eastAsiaTheme="majorEastAsia" w:hAnsi="TH SarabunPSK" w:cs="TH SarabunPSK" w:hint="cs"/>
-          <w:sz w:val="32"/>
-          <w:szCs w:val="32"/>
-          <w:cs/>
-        </w:rPr>
-        <w:t>หลักการ:</w:t>
-      </w:r>
-      <w:r>
-        <w:rPr>
-          <w:rFonts w:ascii="TH SarabunPSK" w:hAnsi="TH SarabunPSK" w:cs="TH SarabunPSK" w:hint="cs"/>
-          <w:sz w:val="32"/>
-          <w:szCs w:val="32"/>
-        </w:rPr>
-        <w:t xml:space="preserve"> "</w:t>
-      </w:r>
-      <w:r>
-        <w:rPr>
-          <w:rFonts w:ascii="TH SarabunPSK" w:hAnsi="TH SarabunPSK" w:cs="TH SarabunPSK" w:hint="cs"/>
-          <w:sz w:val="32"/>
-          <w:szCs w:val="32"/>
-          <w:cs/>
-        </w:rPr>
-        <w:t xml:space="preserve">ถ้าข้อมูลถูกใช้ เดี๋ยวจะถูกใช้อีก" (เช่น ตัวแปร </w:t>
-      </w:r>
-      <w:r>
-        <w:rPr>
-          <w:rFonts w:ascii="TH SarabunPSK" w:hAnsi="TH SarabunPSK" w:cs="TH SarabunPSK" w:hint="cs"/>
-          <w:sz w:val="32"/>
-          <w:szCs w:val="32"/>
-        </w:rPr>
-        <w:t xml:space="preserve">Loop counter </w:t>
-      </w:r>
-      <w:proofErr w:type="spellStart"/>
-      <w:r>
-        <w:rPr>
-          <w:rStyle w:val="HTML"/>
-          <w:rFonts w:ascii="TH SarabunPSK" w:eastAsiaTheme="majorEastAsia" w:hAnsi="TH SarabunPSK" w:cs="TH SarabunPSK" w:hint="cs"/>
-          <w:sz w:val="32"/>
-          <w:szCs w:val="32"/>
-        </w:rPr>
-        <w:t>i</w:t>
-      </w:r>
-      <w:proofErr w:type="spellEnd"/>
-      <w:r>
-        <w:rPr>
-          <w:rFonts w:ascii="TH SarabunPSK" w:hAnsi="TH SarabunPSK" w:cs="TH SarabunPSK" w:hint="cs"/>
-          <w:sz w:val="32"/>
-          <w:szCs w:val="32"/>
-        </w:rPr>
-        <w:t xml:space="preserve">, </w:t>
-      </w:r>
-      <w:r>
-        <w:rPr>
-          <w:rStyle w:val="HTML"/>
-          <w:rFonts w:ascii="TH SarabunPSK" w:eastAsiaTheme="majorEastAsia" w:hAnsi="TH SarabunPSK" w:cs="TH SarabunPSK" w:hint="cs"/>
-          <w:sz w:val="32"/>
-          <w:szCs w:val="32"/>
-        </w:rPr>
-        <w:t>sum</w:t>
-      </w:r>
-      <w:r>
-        <w:rPr>
-          <w:rFonts w:ascii="TH SarabunPSK" w:hAnsi="TH SarabunPSK" w:cs="TH SarabunPSK" w:hint="cs"/>
-          <w:sz w:val="32"/>
-          <w:szCs w:val="32"/>
-        </w:rPr>
-        <w:t>)</w:t>
-      </w:r>
-    </w:p>
-    <w:p>
-      <w:pPr>
-        <w:pStyle w:val="af"/>
-        <w:numPr>
-          <w:ilvl w:val="1"/>
-          <w:numId w:val="37"/>
-        </w:numPr>
-        <w:rPr>
-          <w:rFonts w:ascii="TH SarabunPSK" w:hAnsi="TH SarabunPSK" w:cs="TH SarabunPSK" w:hint="cs"/>
-          <w:sz w:val="32"/>
-          <w:szCs w:val="32"/>
-        </w:rPr>
-      </w:pPr>
-      <w:r>
-        <w:rPr>
-          <w:rStyle w:val="af2"/>
-          <w:rFonts w:ascii="TH SarabunPSK" w:eastAsiaTheme="majorEastAsia" w:hAnsi="TH SarabunPSK" w:cs="TH SarabunPSK" w:hint="cs"/>
-          <w:sz w:val="32"/>
-          <w:szCs w:val="32"/>
-          <w:cs/>
-        </w:rPr>
-        <w:t>ผลลัพธ์:</w:t>
+        </w:rPr>
+        <w:t>Density &amp; Size):</w:t>
       </w:r>
       <w:r>
         <w:rPr>
@@ -1902,644 +4431,92 @@
           <w:szCs w:val="32"/>
           <w:cs/>
         </w:rPr>
-        <w:t xml:space="preserve">เมื่อ </w:t>
-      </w:r>
-      <w:r>
-        <w:rPr>
-          <w:rFonts w:ascii="TH SarabunPSK" w:hAnsi="TH SarabunPSK" w:cs="TH SarabunPSK" w:hint="cs"/>
-          <w:sz w:val="32"/>
-          <w:szCs w:val="32"/>
-        </w:rPr>
-        <w:t xml:space="preserve">CPU </w:t>
-      </w:r>
-      <w:r>
-        <w:rPr>
-          <w:rFonts w:ascii="TH SarabunPSK" w:hAnsi="TH SarabunPSK" w:cs="TH SarabunPSK" w:hint="cs"/>
-          <w:sz w:val="32"/>
-          <w:szCs w:val="32"/>
-          <w:cs/>
-        </w:rPr>
-        <w:t xml:space="preserve">โหลดข้อมูลเหล่านี้มาครั้งแรก มันจะถูกเก็บไว้ใน </w:t>
-      </w:r>
-      <w:r>
-        <w:rPr>
-          <w:rFonts w:ascii="TH SarabunPSK" w:hAnsi="TH SarabunPSK" w:cs="TH SarabunPSK" w:hint="cs"/>
-          <w:sz w:val="32"/>
-          <w:szCs w:val="32"/>
-        </w:rPr>
-        <w:t xml:space="preserve">Cache </w:t>
-      </w:r>
-      <w:r>
-        <w:rPr>
-          <w:rFonts w:ascii="TH SarabunPSK" w:hAnsi="TH SarabunPSK" w:cs="TH SarabunPSK" w:hint="cs"/>
-          <w:sz w:val="32"/>
-          <w:szCs w:val="32"/>
-          <w:cs/>
-        </w:rPr>
-        <w:t xml:space="preserve">เมื่อวนลูปมาใช้ซ้ำ </w:t>
-      </w:r>
-      <w:r>
-        <w:rPr>
-          <w:rFonts w:ascii="TH SarabunPSK" w:hAnsi="TH SarabunPSK" w:cs="TH SarabunPSK" w:hint="cs"/>
-          <w:sz w:val="32"/>
-          <w:szCs w:val="32"/>
-        </w:rPr>
-        <w:t xml:space="preserve">CPU </w:t>
-      </w:r>
-      <w:r>
-        <w:rPr>
-          <w:rFonts w:ascii="TH SarabunPSK" w:hAnsi="TH SarabunPSK" w:cs="TH SarabunPSK" w:hint="cs"/>
-          <w:sz w:val="32"/>
-          <w:szCs w:val="32"/>
-          <w:cs/>
-        </w:rPr>
-        <w:t xml:space="preserve">ก็จะเจอข้อมูลใน </w:t>
-      </w:r>
-      <w:r>
-        <w:rPr>
-          <w:rFonts w:ascii="TH SarabunPSK" w:hAnsi="TH SarabunPSK" w:cs="TH SarabunPSK" w:hint="cs"/>
-          <w:sz w:val="32"/>
-          <w:szCs w:val="32"/>
-        </w:rPr>
-        <w:t xml:space="preserve">Cache </w:t>
-      </w:r>
-      <w:r>
-        <w:rPr>
-          <w:rFonts w:ascii="TH SarabunPSK" w:hAnsi="TH SarabunPSK" w:cs="TH SarabunPSK" w:hint="cs"/>
-          <w:sz w:val="32"/>
-          <w:szCs w:val="32"/>
-          <w:cs/>
-        </w:rPr>
-        <w:t>ทันที (</w:t>
-      </w:r>
-      <w:r>
-        <w:rPr>
-          <w:rFonts w:ascii="TH SarabunPSK" w:hAnsi="TH SarabunPSK" w:cs="TH SarabunPSK" w:hint="cs"/>
-          <w:sz w:val="32"/>
-          <w:szCs w:val="32"/>
-        </w:rPr>
-        <w:t xml:space="preserve">Cache Hit) </w:t>
-      </w:r>
-      <w:r>
-        <w:rPr>
-          <w:rFonts w:ascii="TH SarabunPSK" w:hAnsi="TH SarabunPSK" w:cs="TH SarabunPSK" w:hint="cs"/>
-          <w:sz w:val="32"/>
-          <w:szCs w:val="32"/>
-          <w:cs/>
-        </w:rPr>
-        <w:t xml:space="preserve">ไม่ต้องไป </w:t>
-      </w:r>
-      <w:r>
-        <w:rPr>
-          <w:rFonts w:ascii="TH SarabunPSK" w:hAnsi="TH SarabunPSK" w:cs="TH SarabunPSK" w:hint="cs"/>
-          <w:sz w:val="32"/>
-          <w:szCs w:val="32"/>
-        </w:rPr>
-        <w:t>RAM</w:t>
-      </w:r>
-    </w:p>
-    <w:p>
-      <w:pPr>
-        <w:pStyle w:val="af"/>
-        <w:numPr>
-          <w:ilvl w:val="0"/>
-          <w:numId w:val="37"/>
-        </w:numPr>
-        <w:rPr>
-          <w:rFonts w:ascii="TH SarabunPSK" w:hAnsi="TH SarabunPSK" w:cs="TH SarabunPSK" w:hint="cs"/>
-          <w:sz w:val="32"/>
-          <w:szCs w:val="32"/>
-        </w:rPr>
-      </w:pPr>
-      <w:r>
-        <w:rPr>
-          <w:rStyle w:val="af1"/>
-          <w:rFonts w:ascii="TH SarabunPSK" w:eastAsiaTheme="majorEastAsia" w:hAnsi="TH SarabunPSK" w:cs="TH SarabunPSK" w:hint="cs"/>
-          <w:sz w:val="32"/>
-          <w:szCs w:val="32"/>
-        </w:rPr>
-        <w:t>Spatial Locality (</w:t>
-      </w:r>
-      <w:r>
-        <w:rPr>
-          <w:rStyle w:val="af1"/>
-          <w:rFonts w:ascii="TH SarabunPSK" w:eastAsiaTheme="majorEastAsia" w:hAnsi="TH SarabunPSK" w:cs="TH SarabunPSK" w:hint="cs"/>
-          <w:sz w:val="32"/>
-          <w:szCs w:val="32"/>
-          <w:cs/>
-        </w:rPr>
-        <w:t>ด้านพื้นที่):</w:t>
-      </w:r>
-    </w:p>
-    <w:p>
-      <w:pPr>
-        <w:pStyle w:val="af"/>
-        <w:numPr>
-          <w:ilvl w:val="1"/>
-          <w:numId w:val="37"/>
-        </w:numPr>
-        <w:rPr>
-          <w:rFonts w:ascii="TH SarabunPSK" w:hAnsi="TH SarabunPSK" w:cs="TH SarabunPSK" w:hint="cs"/>
-          <w:sz w:val="32"/>
-          <w:szCs w:val="32"/>
-        </w:rPr>
-      </w:pPr>
-      <w:r>
-        <w:rPr>
-          <w:rStyle w:val="af2"/>
-          <w:rFonts w:ascii="TH SarabunPSK" w:eastAsiaTheme="majorEastAsia" w:hAnsi="TH SarabunPSK" w:cs="TH SarabunPSK" w:hint="cs"/>
-          <w:sz w:val="32"/>
-          <w:szCs w:val="32"/>
-          <w:cs/>
-        </w:rPr>
-        <w:t>หลักการ:</w:t>
-      </w:r>
-      <w:r>
-        <w:rPr>
-          <w:rFonts w:ascii="TH SarabunPSK" w:hAnsi="TH SarabunPSK" w:cs="TH SarabunPSK" w:hint="cs"/>
-          <w:sz w:val="32"/>
-          <w:szCs w:val="32"/>
-        </w:rPr>
-        <w:t xml:space="preserve"> "</w:t>
-      </w:r>
-      <w:r>
-        <w:rPr>
-          <w:rFonts w:ascii="TH SarabunPSK" w:hAnsi="TH SarabunPSK" w:cs="TH SarabunPSK" w:hint="cs"/>
-          <w:sz w:val="32"/>
-          <w:szCs w:val="32"/>
-          <w:cs/>
-        </w:rPr>
-        <w:t xml:space="preserve">ถ้าข้อมูลถูกใช้ ข้อมูลข้างเคียงก็มักจะถูกใช้ด้วย" (เช่น สมาชิกใน </w:t>
-      </w:r>
-      <w:r>
-        <w:rPr>
-          <w:rFonts w:ascii="TH SarabunPSK" w:hAnsi="TH SarabunPSK" w:cs="TH SarabunPSK" w:hint="cs"/>
-          <w:sz w:val="32"/>
-          <w:szCs w:val="32"/>
-        </w:rPr>
-        <w:t xml:space="preserve">Array </w:t>
-      </w:r>
-      <w:r>
-        <w:rPr>
-          <w:rStyle w:val="HTML"/>
-          <w:rFonts w:ascii="TH SarabunPSK" w:eastAsiaTheme="majorEastAsia" w:hAnsi="TH SarabunPSK" w:cs="TH SarabunPSK" w:hint="cs"/>
-          <w:sz w:val="32"/>
-          <w:szCs w:val="32"/>
-        </w:rPr>
-        <w:t>A[0]</w:t>
-      </w:r>
-      <w:r>
-        <w:rPr>
-          <w:rFonts w:ascii="TH SarabunPSK" w:hAnsi="TH SarabunPSK" w:cs="TH SarabunPSK" w:hint="cs"/>
-          <w:sz w:val="32"/>
-          <w:szCs w:val="32"/>
-        </w:rPr>
-        <w:t xml:space="preserve">, </w:t>
-      </w:r>
-      <w:r>
-        <w:rPr>
-          <w:rStyle w:val="HTML"/>
-          <w:rFonts w:ascii="TH SarabunPSK" w:eastAsiaTheme="majorEastAsia" w:hAnsi="TH SarabunPSK" w:cs="TH SarabunPSK" w:hint="cs"/>
-          <w:sz w:val="32"/>
-          <w:szCs w:val="32"/>
-        </w:rPr>
-        <w:t>A[1]</w:t>
-      </w:r>
-      <w:r>
-        <w:rPr>
-          <w:rFonts w:ascii="TH SarabunPSK" w:hAnsi="TH SarabunPSK" w:cs="TH SarabunPSK" w:hint="cs"/>
-          <w:sz w:val="32"/>
-          <w:szCs w:val="32"/>
-        </w:rPr>
-        <w:t xml:space="preserve">, </w:t>
-      </w:r>
-      <w:r>
-        <w:rPr>
-          <w:rStyle w:val="HTML"/>
-          <w:rFonts w:ascii="TH SarabunPSK" w:eastAsiaTheme="majorEastAsia" w:hAnsi="TH SarabunPSK" w:cs="TH SarabunPSK" w:hint="cs"/>
-          <w:sz w:val="32"/>
-          <w:szCs w:val="32"/>
-        </w:rPr>
-        <w:t>A[2]</w:t>
-      </w:r>
-      <w:r>
-        <w:rPr>
-          <w:rFonts w:ascii="TH SarabunPSK" w:hAnsi="TH SarabunPSK" w:cs="TH SarabunPSK" w:hint="cs"/>
-          <w:sz w:val="32"/>
-          <w:szCs w:val="32"/>
-        </w:rPr>
-        <w:t>)</w:t>
-      </w:r>
-    </w:p>
-    <w:p>
-      <w:pPr>
-        <w:pStyle w:val="af"/>
-        <w:numPr>
-          <w:ilvl w:val="1"/>
-          <w:numId w:val="37"/>
-        </w:numPr>
-        <w:rPr>
-          <w:rFonts w:ascii="TH SarabunPSK" w:hAnsi="TH SarabunPSK" w:cs="TH SarabunPSK" w:hint="cs"/>
-          <w:sz w:val="32"/>
-          <w:szCs w:val="32"/>
-        </w:rPr>
-      </w:pPr>
-      <w:r>
-        <w:rPr>
-          <w:rStyle w:val="af2"/>
-          <w:rFonts w:ascii="TH SarabunPSK" w:eastAsiaTheme="majorEastAsia" w:hAnsi="TH SarabunPSK" w:cs="TH SarabunPSK" w:hint="cs"/>
-          <w:sz w:val="32"/>
-          <w:szCs w:val="32"/>
-          <w:cs/>
-        </w:rPr>
-        <w:t>ผลลัพธ์:</w:t>
-      </w:r>
-      <w:r>
-        <w:rPr>
-          <w:rFonts w:ascii="TH SarabunPSK" w:hAnsi="TH SarabunPSK" w:cs="TH SarabunPSK" w:hint="cs"/>
-          <w:sz w:val="32"/>
-          <w:szCs w:val="32"/>
-        </w:rPr>
-        <w:t xml:space="preserve"> </w:t>
-      </w:r>
-      <w:r>
-        <w:rPr>
-          <w:rFonts w:ascii="TH SarabunPSK" w:hAnsi="TH SarabunPSK" w:cs="TH SarabunPSK" w:hint="cs"/>
-          <w:sz w:val="32"/>
-          <w:szCs w:val="32"/>
-          <w:cs/>
-        </w:rPr>
-        <w:t xml:space="preserve">เมื่อ </w:t>
-      </w:r>
-      <w:r>
-        <w:rPr>
-          <w:rFonts w:ascii="TH SarabunPSK" w:hAnsi="TH SarabunPSK" w:cs="TH SarabunPSK" w:hint="cs"/>
-          <w:sz w:val="32"/>
-          <w:szCs w:val="32"/>
-        </w:rPr>
-        <w:t xml:space="preserve">CPU </w:t>
-      </w:r>
-      <w:r>
-        <w:rPr>
-          <w:rFonts w:ascii="TH SarabunPSK" w:hAnsi="TH SarabunPSK" w:cs="TH SarabunPSK" w:hint="cs"/>
-          <w:sz w:val="32"/>
-          <w:szCs w:val="32"/>
-          <w:cs/>
-        </w:rPr>
-        <w:t>สั่งโหลด</w:t>
-      </w:r>
-      <w:r>
-        <w:rPr>
-          <w:rFonts w:ascii="TH SarabunPSK" w:hAnsi="TH SarabunPSK" w:cs="TH SarabunPSK" w:hint="cs"/>
-          <w:sz w:val="32"/>
-          <w:szCs w:val="32"/>
-        </w:rPr>
-        <w:t xml:space="preserve"> </w:t>
-      </w:r>
-      <w:r>
-        <w:rPr>
-          <w:rStyle w:val="HTML"/>
-          <w:rFonts w:ascii="TH SarabunPSK" w:eastAsiaTheme="majorEastAsia" w:hAnsi="TH SarabunPSK" w:cs="TH SarabunPSK" w:hint="cs"/>
-          <w:sz w:val="32"/>
-          <w:szCs w:val="32"/>
-        </w:rPr>
-        <w:t>A[0]</w:t>
-      </w:r>
-      <w:r>
-        <w:rPr>
-          <w:rFonts w:ascii="TH SarabunPSK" w:hAnsi="TH SarabunPSK" w:cs="TH SarabunPSK" w:hint="cs"/>
-          <w:sz w:val="32"/>
-          <w:szCs w:val="32"/>
-        </w:rPr>
-        <w:t xml:space="preserve"> Cache </w:t>
-      </w:r>
-      <w:r>
-        <w:rPr>
-          <w:rFonts w:ascii="TH SarabunPSK" w:hAnsi="TH SarabunPSK" w:cs="TH SarabunPSK" w:hint="cs"/>
-          <w:sz w:val="32"/>
-          <w:szCs w:val="32"/>
-          <w:cs/>
-        </w:rPr>
-        <w:t>จะไม่ได้โหลดแค่ตัวเดียว แต่จะโหลดมาทั้ง "</w:t>
-      </w:r>
-      <w:r>
-        <w:rPr>
-          <w:rFonts w:ascii="TH SarabunPSK" w:hAnsi="TH SarabunPSK" w:cs="TH SarabunPSK" w:hint="cs"/>
-          <w:sz w:val="32"/>
-          <w:szCs w:val="32"/>
-        </w:rPr>
-        <w:t>Block" (</w:t>
-      </w:r>
-      <w:r>
-        <w:rPr>
-          <w:rFonts w:ascii="TH SarabunPSK" w:hAnsi="TH SarabunPSK" w:cs="TH SarabunPSK" w:hint="cs"/>
-          <w:sz w:val="32"/>
-          <w:szCs w:val="32"/>
-          <w:cs/>
-        </w:rPr>
-        <w:t>เช่นโหลด</w:t>
-      </w:r>
-      <w:r>
-        <w:rPr>
-          <w:rFonts w:ascii="TH SarabunPSK" w:hAnsi="TH SarabunPSK" w:cs="TH SarabunPSK" w:hint="cs"/>
-          <w:sz w:val="32"/>
-          <w:szCs w:val="32"/>
-        </w:rPr>
-        <w:t xml:space="preserve"> </w:t>
-      </w:r>
-      <w:r>
-        <w:rPr>
-          <w:rStyle w:val="HTML"/>
-          <w:rFonts w:ascii="TH SarabunPSK" w:eastAsiaTheme="majorEastAsia" w:hAnsi="TH SarabunPSK" w:cs="TH SarabunPSK" w:hint="cs"/>
-          <w:sz w:val="32"/>
-          <w:szCs w:val="32"/>
-        </w:rPr>
-        <w:t>A[0]</w:t>
-      </w:r>
-      <w:r>
-        <w:rPr>
-          <w:rFonts w:ascii="TH SarabunPSK" w:hAnsi="TH SarabunPSK" w:cs="TH SarabunPSK" w:hint="cs"/>
-          <w:sz w:val="32"/>
-          <w:szCs w:val="32"/>
-        </w:rPr>
-        <w:t xml:space="preserve"> </w:t>
-      </w:r>
-      <w:r>
-        <w:rPr>
-          <w:rFonts w:ascii="TH SarabunPSK" w:hAnsi="TH SarabunPSK" w:cs="TH SarabunPSK" w:hint="cs"/>
-          <w:sz w:val="32"/>
-          <w:szCs w:val="32"/>
-          <w:cs/>
-        </w:rPr>
-        <w:t>ถึง</w:t>
-      </w:r>
-      <w:r>
-        <w:rPr>
-          <w:rFonts w:ascii="TH SarabunPSK" w:hAnsi="TH SarabunPSK" w:cs="TH SarabunPSK" w:hint="cs"/>
-          <w:sz w:val="32"/>
-          <w:szCs w:val="32"/>
-        </w:rPr>
-        <w:t xml:space="preserve"> </w:t>
-      </w:r>
-      <w:r>
-        <w:rPr>
-          <w:rStyle w:val="HTML"/>
-          <w:rFonts w:ascii="TH SarabunPSK" w:eastAsiaTheme="majorEastAsia" w:hAnsi="TH SarabunPSK" w:cs="TH SarabunPSK" w:hint="cs"/>
-          <w:sz w:val="32"/>
-          <w:szCs w:val="32"/>
-        </w:rPr>
-        <w:t>A[3]</w:t>
-      </w:r>
-      <w:r>
-        <w:rPr>
-          <w:rFonts w:ascii="TH SarabunPSK" w:hAnsi="TH SarabunPSK" w:cs="TH SarabunPSK" w:hint="cs"/>
-          <w:sz w:val="32"/>
-          <w:szCs w:val="32"/>
-        </w:rPr>
-        <w:t xml:space="preserve"> </w:t>
-      </w:r>
-      <w:r>
-        <w:rPr>
-          <w:rFonts w:ascii="TH SarabunPSK" w:hAnsi="TH SarabunPSK" w:cs="TH SarabunPSK" w:hint="cs"/>
-          <w:sz w:val="32"/>
-          <w:szCs w:val="32"/>
-          <w:cs/>
-        </w:rPr>
-        <w:t xml:space="preserve">มาพร้อมกัน) พอ </w:t>
-      </w:r>
-      <w:r>
-        <w:rPr>
-          <w:rFonts w:ascii="TH SarabunPSK" w:hAnsi="TH SarabunPSK" w:cs="TH SarabunPSK" w:hint="cs"/>
-          <w:sz w:val="32"/>
-          <w:szCs w:val="32"/>
-        </w:rPr>
-        <w:t xml:space="preserve">CPU </w:t>
-      </w:r>
-      <w:r>
-        <w:rPr>
-          <w:rFonts w:ascii="TH SarabunPSK" w:hAnsi="TH SarabunPSK" w:cs="TH SarabunPSK" w:hint="cs"/>
-          <w:sz w:val="32"/>
-          <w:szCs w:val="32"/>
-          <w:cs/>
-        </w:rPr>
-        <w:t>จะใช้</w:t>
-      </w:r>
-      <w:r>
-        <w:rPr>
-          <w:rFonts w:ascii="TH SarabunPSK" w:hAnsi="TH SarabunPSK" w:cs="TH SarabunPSK" w:hint="cs"/>
-          <w:sz w:val="32"/>
-          <w:szCs w:val="32"/>
-        </w:rPr>
-        <w:t xml:space="preserve"> </w:t>
-      </w:r>
-      <w:r>
-        <w:rPr>
-          <w:rStyle w:val="HTML"/>
-          <w:rFonts w:ascii="TH SarabunPSK" w:eastAsiaTheme="majorEastAsia" w:hAnsi="TH SarabunPSK" w:cs="TH SarabunPSK" w:hint="cs"/>
-          <w:sz w:val="32"/>
-          <w:szCs w:val="32"/>
-        </w:rPr>
-        <w:t>A[1]</w:t>
-      </w:r>
-      <w:r>
-        <w:rPr>
-          <w:rFonts w:ascii="TH SarabunPSK" w:hAnsi="TH SarabunPSK" w:cs="TH SarabunPSK" w:hint="cs"/>
-          <w:sz w:val="32"/>
-          <w:szCs w:val="32"/>
-        </w:rPr>
-        <w:t xml:space="preserve"> </w:t>
-      </w:r>
-      <w:r>
-        <w:rPr>
-          <w:rFonts w:ascii="TH SarabunPSK" w:hAnsi="TH SarabunPSK" w:cs="TH SarabunPSK" w:hint="cs"/>
-          <w:sz w:val="32"/>
-          <w:szCs w:val="32"/>
-          <w:cs/>
-        </w:rPr>
-        <w:t xml:space="preserve">ต่อ ก็จะเจอใน </w:t>
-      </w:r>
-      <w:r>
-        <w:rPr>
-          <w:rFonts w:ascii="TH SarabunPSK" w:hAnsi="TH SarabunPSK" w:cs="TH SarabunPSK" w:hint="cs"/>
-          <w:sz w:val="32"/>
-          <w:szCs w:val="32"/>
-        </w:rPr>
-        <w:t xml:space="preserve">Cache </w:t>
-      </w:r>
-      <w:r>
-        <w:rPr>
-          <w:rFonts w:ascii="TH SarabunPSK" w:hAnsi="TH SarabunPSK" w:cs="TH SarabunPSK" w:hint="cs"/>
-          <w:sz w:val="32"/>
-          <w:szCs w:val="32"/>
-          <w:cs/>
-        </w:rPr>
-        <w:t>ทันที</w:t>
-      </w:r>
-    </w:p>
-    <w:p>
-      <w:pPr>
-        <w:pStyle w:val="af"/>
-        <w:numPr>
-          <w:ilvl w:val="0"/>
-          <w:numId w:val="37"/>
-        </w:numPr>
-        <w:rPr>
-          <w:rFonts w:ascii="TH SarabunPSK" w:hAnsi="TH SarabunPSK" w:cs="TH SarabunPSK" w:hint="cs"/>
-          <w:sz w:val="32"/>
-          <w:szCs w:val="32"/>
-        </w:rPr>
-      </w:pPr>
-      <w:r>
-        <w:rPr>
-          <w:rStyle w:val="af1"/>
-          <w:rFonts w:ascii="TH SarabunPSK" w:eastAsiaTheme="majorEastAsia" w:hAnsi="TH SarabunPSK" w:cs="TH SarabunPSK" w:hint="cs"/>
-          <w:sz w:val="32"/>
-          <w:szCs w:val="32"/>
-          <w:cs/>
-        </w:rPr>
-        <w:t>บทสรุปประสิทธิภาพ:</w:t>
-      </w:r>
-    </w:p>
-    <w:p>
-      <w:pPr>
-        <w:pStyle w:val="af"/>
-        <w:numPr>
-          <w:ilvl w:val="1"/>
-          <w:numId w:val="37"/>
-        </w:numPr>
-        <w:rPr>
-          <w:rFonts w:ascii="TH SarabunPSK" w:hAnsi="TH SarabunPSK" w:cs="TH SarabunPSK" w:hint="cs"/>
-          <w:sz w:val="32"/>
-          <w:szCs w:val="32"/>
-        </w:rPr>
-      </w:pPr>
-      <w:r>
-        <w:rPr>
-          <w:rFonts w:ascii="TH SarabunPSK" w:hAnsi="TH SarabunPSK" w:cs="TH SarabunPSK" w:hint="cs"/>
-          <w:sz w:val="32"/>
-          <w:szCs w:val="32"/>
-          <w:cs/>
-        </w:rPr>
-        <w:t>ด้วยกฎ</w:t>
-      </w:r>
-      <w:r>
-        <w:rPr>
-          <w:rFonts w:ascii="TH SarabunPSK" w:hAnsi="TH SarabunPSK" w:cs="TH SarabunPSK" w:hint="cs"/>
-          <w:sz w:val="32"/>
-          <w:szCs w:val="32"/>
-        </w:rPr>
-        <w:t xml:space="preserve"> </w:t>
-      </w:r>
-      <w:r>
-        <w:rPr>
-          <w:rStyle w:val="af1"/>
-          <w:rFonts w:ascii="TH SarabunPSK" w:eastAsiaTheme="majorEastAsia" w:hAnsi="TH SarabunPSK" w:cs="TH SarabunPSK" w:hint="cs"/>
-          <w:sz w:val="32"/>
-          <w:szCs w:val="32"/>
-        </w:rPr>
-        <w:t>90/10 Rule</w:t>
-      </w:r>
-      <w:r>
-        <w:rPr>
-          <w:rFonts w:ascii="TH SarabunPSK" w:hAnsi="TH SarabunPSK" w:cs="TH SarabunPSK" w:hint="cs"/>
-          <w:sz w:val="32"/>
-          <w:szCs w:val="32"/>
-        </w:rPr>
-        <w:t xml:space="preserve"> (</w:t>
-      </w:r>
-      <w:r>
-        <w:rPr>
-          <w:rFonts w:ascii="TH SarabunPSK" w:hAnsi="TH SarabunPSK" w:cs="TH SarabunPSK" w:hint="cs"/>
-          <w:sz w:val="32"/>
-          <w:szCs w:val="32"/>
-          <w:cs/>
-        </w:rPr>
-        <w:t xml:space="preserve">โปรแกรมใช้เวลา </w:t>
-      </w:r>
-      <w:r>
-        <w:rPr>
-          <w:rFonts w:ascii="TH SarabunPSK" w:hAnsi="TH SarabunPSK" w:cs="TH SarabunPSK" w:hint="cs"/>
-          <w:sz w:val="32"/>
-          <w:szCs w:val="32"/>
-        </w:rPr>
-        <w:t xml:space="preserve">90% </w:t>
-      </w:r>
-      <w:r>
-        <w:rPr>
-          <w:rFonts w:ascii="TH SarabunPSK" w:hAnsi="TH SarabunPSK" w:cs="TH SarabunPSK" w:hint="cs"/>
-          <w:sz w:val="32"/>
-          <w:szCs w:val="32"/>
-          <w:cs/>
-        </w:rPr>
-        <w:t xml:space="preserve">รันโค้ดแค่ </w:t>
-      </w:r>
-      <w:r>
-        <w:rPr>
-          <w:rFonts w:ascii="TH SarabunPSK" w:hAnsi="TH SarabunPSK" w:cs="TH SarabunPSK" w:hint="cs"/>
-          <w:sz w:val="32"/>
-          <w:szCs w:val="32"/>
-        </w:rPr>
-        <w:t xml:space="preserve">10% </w:t>
-      </w:r>
-      <w:r>
-        <w:rPr>
-          <w:rFonts w:ascii="TH SarabunPSK" w:hAnsi="TH SarabunPSK" w:cs="TH SarabunPSK" w:hint="cs"/>
-          <w:sz w:val="32"/>
-          <w:szCs w:val="32"/>
-          <w:cs/>
-        </w:rPr>
-        <w:t xml:space="preserve">ซ้ำๆ) ทำให้ </w:t>
-      </w:r>
-      <w:r>
-        <w:rPr>
-          <w:rFonts w:ascii="TH SarabunPSK" w:hAnsi="TH SarabunPSK" w:cs="TH SarabunPSK" w:hint="cs"/>
-          <w:sz w:val="32"/>
-          <w:szCs w:val="32"/>
-        </w:rPr>
-        <w:t xml:space="preserve">Cache </w:t>
-      </w:r>
-      <w:r>
-        <w:rPr>
-          <w:rFonts w:ascii="TH SarabunPSK" w:hAnsi="TH SarabunPSK" w:cs="TH SarabunPSK" w:hint="cs"/>
-          <w:sz w:val="32"/>
-          <w:szCs w:val="32"/>
-          <w:cs/>
-        </w:rPr>
-        <w:t>ขนาดเล็กที่เก็บ "</w:t>
-      </w:r>
-      <w:r>
-        <w:rPr>
-          <w:rFonts w:ascii="TH SarabunPSK" w:hAnsi="TH SarabunPSK" w:cs="TH SarabunPSK" w:hint="cs"/>
-          <w:sz w:val="32"/>
-          <w:szCs w:val="32"/>
-        </w:rPr>
-        <w:t xml:space="preserve">10% </w:t>
-      </w:r>
-      <w:r>
-        <w:rPr>
-          <w:rFonts w:ascii="TH SarabunPSK" w:hAnsi="TH SarabunPSK" w:cs="TH SarabunPSK" w:hint="cs"/>
-          <w:sz w:val="32"/>
-          <w:szCs w:val="32"/>
-          <w:cs/>
-        </w:rPr>
-        <w:t xml:space="preserve">ที่สำคัญ" นั้นไว้ สามารถตอบสนองคำขอของ </w:t>
-      </w:r>
-      <w:r>
-        <w:rPr>
-          <w:rFonts w:ascii="TH SarabunPSK" w:hAnsi="TH SarabunPSK" w:cs="TH SarabunPSK" w:hint="cs"/>
-          <w:sz w:val="32"/>
-          <w:szCs w:val="32"/>
-        </w:rPr>
-        <w:t xml:space="preserve">CPU </w:t>
-      </w:r>
-      <w:r>
-        <w:rPr>
-          <w:rFonts w:ascii="TH SarabunPSK" w:hAnsi="TH SarabunPSK" w:cs="TH SarabunPSK" w:hint="cs"/>
-          <w:sz w:val="32"/>
-          <w:szCs w:val="32"/>
-          <w:cs/>
-        </w:rPr>
-        <w:t xml:space="preserve">ได้เกือบตลอดเวลา สร้างภาพลวงตาว่าเรามีหน่วยความจำที่ "เร็วเท่า </w:t>
+        <w:t xml:space="preserve">ด้วยโครงสร้างที่ใช้ชิ้นส่วนเยอะกว่า ทำให้ชิป </w:t>
+      </w:r>
+      <w:r>
+        <w:rPr>
+          <w:rFonts w:ascii="TH SarabunPSK" w:hAnsi="TH SarabunPSK" w:cs="TH SarabunPSK" w:hint="cs"/>
+          <w:sz w:val="32"/>
+          <w:szCs w:val="32"/>
+        </w:rPr>
+        <w:t xml:space="preserve">SRAM 1 </w:t>
+      </w:r>
+      <w:r>
+        <w:rPr>
+          <w:rFonts w:ascii="TH SarabunPSK" w:hAnsi="TH SarabunPSK" w:cs="TH SarabunPSK" w:hint="cs"/>
+          <w:sz w:val="32"/>
+          <w:szCs w:val="32"/>
+          <w:cs/>
+        </w:rPr>
+        <w:t xml:space="preserve">บิตมีขนาดใหญ่กว่า </w:t>
+      </w:r>
+      <w:r>
+        <w:rPr>
+          <w:rFonts w:ascii="TH SarabunPSK" w:hAnsi="TH SarabunPSK" w:cs="TH SarabunPSK" w:hint="cs"/>
+          <w:sz w:val="32"/>
+          <w:szCs w:val="32"/>
+        </w:rPr>
+        <w:t xml:space="preserve">DRAM </w:t>
+      </w:r>
+      <w:r>
+        <w:rPr>
+          <w:rFonts w:ascii="TH SarabunPSK" w:hAnsi="TH SarabunPSK" w:cs="TH SarabunPSK" w:hint="cs"/>
+          <w:sz w:val="32"/>
+          <w:szCs w:val="32"/>
+          <w:cs/>
+        </w:rPr>
+        <w:t>มาก (</w:t>
+      </w:r>
+      <w:r>
+        <w:rPr>
+          <w:rFonts w:ascii="TH SarabunPSK" w:hAnsi="TH SarabunPSK" w:cs="TH SarabunPSK" w:hint="cs"/>
+          <w:sz w:val="32"/>
+          <w:szCs w:val="32"/>
+        </w:rPr>
+        <w:t xml:space="preserve">DRAM </w:t>
+      </w:r>
+      <w:r>
+        <w:rPr>
+          <w:rFonts w:ascii="TH SarabunPSK" w:hAnsi="TH SarabunPSK" w:cs="TH SarabunPSK" w:hint="cs"/>
+          <w:sz w:val="32"/>
+          <w:szCs w:val="32"/>
+          <w:cs/>
+        </w:rPr>
+        <w:t xml:space="preserve">มีความหนาแน่นสูงกว่า) หากจะสร้าง </w:t>
+      </w:r>
+      <w:r>
+        <w:rPr>
+          <w:rFonts w:ascii="TH SarabunPSK" w:hAnsi="TH SarabunPSK" w:cs="TH SarabunPSK" w:hint="cs"/>
+          <w:sz w:val="32"/>
+          <w:szCs w:val="32"/>
+        </w:rPr>
+        <w:t xml:space="preserve">RAM </w:t>
+      </w:r>
+      <w:r>
+        <w:rPr>
+          <w:rFonts w:ascii="TH SarabunPSK" w:hAnsi="TH SarabunPSK" w:cs="TH SarabunPSK" w:hint="cs"/>
+          <w:sz w:val="32"/>
+          <w:szCs w:val="32"/>
+          <w:cs/>
+        </w:rPr>
+        <w:t xml:space="preserve">ขนาด </w:t>
+      </w:r>
+      <w:r>
+        <w:rPr>
+          <w:rFonts w:ascii="TH SarabunPSK" w:hAnsi="TH SarabunPSK" w:cs="TH SarabunPSK" w:hint="cs"/>
+          <w:sz w:val="32"/>
+          <w:szCs w:val="32"/>
+        </w:rPr>
+        <w:t xml:space="preserve">16 GB </w:t>
+      </w:r>
+      <w:r>
+        <w:rPr>
+          <w:rFonts w:ascii="TH SarabunPSK" w:hAnsi="TH SarabunPSK" w:cs="TH SarabunPSK" w:hint="cs"/>
+          <w:sz w:val="32"/>
+          <w:szCs w:val="32"/>
+          <w:cs/>
+        </w:rPr>
+        <w:t xml:space="preserve">ด้วย </w:t>
       </w:r>
       <w:r>
         <w:rPr>
@@ -2556,1699 +4533,7 @@
           <w:szCs w:val="32"/>
           <w:cs/>
         </w:rPr>
-        <w:t xml:space="preserve">และใหญ่เท่า </w:t>
-      </w:r>
-      <w:r>
-        <w:rPr>
-          <w:rFonts w:ascii="TH SarabunPSK" w:hAnsi="TH SarabunPSK" w:cs="TH SarabunPSK" w:hint="cs"/>
-          <w:sz w:val="32"/>
-          <w:szCs w:val="32"/>
-        </w:rPr>
-        <w:t>DRAM"</w:t>
-      </w:r>
-    </w:p>
-    <w:p>
-      <w:pPr>
-        <w:pStyle w:val="4"/>
-        <w:rPr>
-          <w:rFonts w:ascii="TH SarabunPSK" w:hAnsi="TH SarabunPSK" w:cs="TH SarabunPSK" w:hint="cs"/>
-          <w:sz w:val="32"/>
-          <w:szCs w:val="32"/>
-        </w:rPr>
-      </w:pPr>
-      <w:r>
-        <w:rPr>
-          <w:rStyle w:val="af1"/>
-          <w:rFonts w:ascii="TH SarabunPSK" w:hAnsi="TH SarabunPSK" w:cs="TH SarabunPSK" w:hint="cs"/>
-          <w:b w:val="0"/>
-          <w:bCs w:val="0"/>
-          <w:sz w:val="32"/>
-          <w:szCs w:val="32"/>
-          <w:cs/>
-        </w:rPr>
-        <w:lastRenderedPageBreak/>
-        <w:t xml:space="preserve">ข้อที่ </w:t>
-      </w:r>
-      <w:r>
-        <w:rPr>
-          <w:rStyle w:val="af1"/>
-          <w:rFonts w:ascii="TH SarabunPSK" w:hAnsi="TH SarabunPSK" w:cs="TH SarabunPSK" w:hint="cs"/>
-          <w:b w:val="0"/>
-          <w:bCs w:val="0"/>
-          <w:sz w:val="32"/>
-          <w:szCs w:val="32"/>
-        </w:rPr>
-        <w:t>4: Cache Mapping</w:t>
-      </w:r>
-    </w:p>
-    <w:p>
-      <w:pPr>
-        <w:pStyle w:val="af"/>
-        <w:rPr>
-          <w:rFonts w:ascii="TH SarabunPSK" w:hAnsi="TH SarabunPSK" w:cs="TH SarabunPSK" w:hint="cs"/>
-          <w:sz w:val="32"/>
-          <w:szCs w:val="32"/>
-        </w:rPr>
-      </w:pPr>
-      <w:r>
-        <w:rPr>
-          <w:rStyle w:val="af1"/>
-          <w:rFonts w:ascii="TH SarabunPSK" w:eastAsiaTheme="majorEastAsia" w:hAnsi="TH SarabunPSK" w:cs="TH SarabunPSK" w:hint="cs"/>
-          <w:sz w:val="32"/>
-          <w:szCs w:val="32"/>
-          <w:cs/>
-        </w:rPr>
-        <w:t>คำตอบ:</w:t>
-      </w:r>
-    </w:p>
-    <w:p>
-      <w:pPr>
-        <w:pStyle w:val="af"/>
-        <w:numPr>
-          <w:ilvl w:val="0"/>
-          <w:numId w:val="38"/>
-        </w:numPr>
-        <w:rPr>
-          <w:rFonts w:ascii="TH SarabunPSK" w:hAnsi="TH SarabunPSK" w:cs="TH SarabunPSK" w:hint="cs"/>
-          <w:sz w:val="32"/>
-          <w:szCs w:val="32"/>
-        </w:rPr>
-      </w:pPr>
-      <w:r>
-        <w:rPr>
-          <w:rStyle w:val="af1"/>
-          <w:rFonts w:ascii="TH SarabunPSK" w:eastAsiaTheme="majorEastAsia" w:hAnsi="TH SarabunPSK" w:cs="TH SarabunPSK" w:hint="cs"/>
-          <w:sz w:val="32"/>
-          <w:szCs w:val="32"/>
-          <w:cs/>
-        </w:rPr>
-        <w:t xml:space="preserve">ปัญหาของ </w:t>
-      </w:r>
-      <w:r>
-        <w:rPr>
-          <w:rStyle w:val="af1"/>
-          <w:rFonts w:ascii="TH SarabunPSK" w:eastAsiaTheme="majorEastAsia" w:hAnsi="TH SarabunPSK" w:cs="TH SarabunPSK" w:hint="cs"/>
-          <w:sz w:val="32"/>
-          <w:szCs w:val="32"/>
-        </w:rPr>
-        <w:t>Direct Mapped (Thrashing):</w:t>
-      </w:r>
-    </w:p>
-    <w:p>
-      <w:pPr>
-        <w:pStyle w:val="af"/>
-        <w:numPr>
-          <w:ilvl w:val="1"/>
-          <w:numId w:val="38"/>
-        </w:numPr>
-        <w:rPr>
-          <w:rFonts w:ascii="TH SarabunPSK" w:hAnsi="TH SarabunPSK" w:cs="TH SarabunPSK" w:hint="cs"/>
-          <w:sz w:val="32"/>
-          <w:szCs w:val="32"/>
-        </w:rPr>
-      </w:pPr>
-      <w:r>
-        <w:rPr>
-          <w:rFonts w:ascii="TH SarabunPSK" w:hAnsi="TH SarabunPSK" w:cs="TH SarabunPSK" w:hint="cs"/>
-          <w:sz w:val="32"/>
-          <w:szCs w:val="32"/>
-        </w:rPr>
-        <w:t xml:space="preserve">Direct Mapped </w:t>
-      </w:r>
-      <w:r>
-        <w:rPr>
-          <w:rFonts w:ascii="TH SarabunPSK" w:hAnsi="TH SarabunPSK" w:cs="TH SarabunPSK" w:hint="cs"/>
-          <w:sz w:val="32"/>
-          <w:szCs w:val="32"/>
-          <w:cs/>
-        </w:rPr>
-        <w:t xml:space="preserve">บังคับว่าข้อมูลแต่ละ </w:t>
-      </w:r>
-      <w:r>
-        <w:rPr>
-          <w:rFonts w:ascii="TH SarabunPSK" w:hAnsi="TH SarabunPSK" w:cs="TH SarabunPSK" w:hint="cs"/>
-          <w:sz w:val="32"/>
-          <w:szCs w:val="32"/>
-        </w:rPr>
-        <w:t xml:space="preserve">Block </w:t>
-      </w:r>
-      <w:r>
-        <w:rPr>
-          <w:rFonts w:ascii="TH SarabunPSK" w:hAnsi="TH SarabunPSK" w:cs="TH SarabunPSK" w:hint="cs"/>
-          <w:sz w:val="32"/>
-          <w:szCs w:val="32"/>
-          <w:cs/>
-        </w:rPr>
-        <w:t>มีที่อยู่ได้แค่ "ที่เดียว" (</w:t>
-      </w:r>
-      <w:r>
-        <w:rPr>
-          <w:rFonts w:ascii="TH SarabunPSK" w:hAnsi="TH SarabunPSK" w:cs="TH SarabunPSK" w:hint="cs"/>
-          <w:sz w:val="32"/>
-          <w:szCs w:val="32"/>
-        </w:rPr>
-        <w:t xml:space="preserve">One specific slot) </w:t>
-      </w:r>
-      <w:r>
-        <w:rPr>
-          <w:rFonts w:ascii="TH SarabunPSK" w:hAnsi="TH SarabunPSK" w:cs="TH SarabunPSK" w:hint="cs"/>
-          <w:sz w:val="32"/>
-          <w:szCs w:val="32"/>
-          <w:cs/>
-        </w:rPr>
-        <w:t xml:space="preserve">ตาม </w:t>
-      </w:r>
-      <w:r>
-        <w:rPr>
-          <w:rFonts w:ascii="TH SarabunPSK" w:hAnsi="TH SarabunPSK" w:cs="TH SarabunPSK" w:hint="cs"/>
-          <w:sz w:val="32"/>
-          <w:szCs w:val="32"/>
-        </w:rPr>
-        <w:t>Index</w:t>
-      </w:r>
-    </w:p>
-    <w:p>
-      <w:pPr>
-        <w:pStyle w:val="af"/>
-        <w:numPr>
-          <w:ilvl w:val="1"/>
-          <w:numId w:val="38"/>
-        </w:numPr>
-        <w:rPr>
-          <w:rFonts w:ascii="TH SarabunPSK" w:hAnsi="TH SarabunPSK" w:cs="TH SarabunPSK" w:hint="cs"/>
-          <w:sz w:val="32"/>
-          <w:szCs w:val="32"/>
-        </w:rPr>
-      </w:pPr>
-      <w:r>
-        <w:rPr>
-          <w:rFonts w:ascii="TH SarabunPSK" w:hAnsi="TH SarabunPSK" w:cs="TH SarabunPSK" w:hint="cs"/>
-          <w:sz w:val="32"/>
-          <w:szCs w:val="32"/>
-          <w:cs/>
-        </w:rPr>
-        <w:t xml:space="preserve">ถ้าโปรแกรมสลับใช้ข้อมูล </w:t>
-      </w:r>
-      <w:r>
-        <w:rPr>
-          <w:rFonts w:ascii="TH SarabunPSK" w:hAnsi="TH SarabunPSK" w:cs="TH SarabunPSK" w:hint="cs"/>
-          <w:sz w:val="32"/>
-          <w:szCs w:val="32"/>
-        </w:rPr>
-        <w:t xml:space="preserve">A </w:t>
-      </w:r>
-      <w:r>
-        <w:rPr>
-          <w:rFonts w:ascii="TH SarabunPSK" w:hAnsi="TH SarabunPSK" w:cs="TH SarabunPSK" w:hint="cs"/>
-          <w:sz w:val="32"/>
-          <w:szCs w:val="32"/>
-          <w:cs/>
-        </w:rPr>
-        <w:t xml:space="preserve">และ </w:t>
-      </w:r>
-      <w:r>
-        <w:rPr>
-          <w:rFonts w:ascii="TH SarabunPSK" w:hAnsi="TH SarabunPSK" w:cs="TH SarabunPSK" w:hint="cs"/>
-          <w:sz w:val="32"/>
-          <w:szCs w:val="32"/>
-        </w:rPr>
-        <w:t xml:space="preserve">B </w:t>
-      </w:r>
-      <w:r>
-        <w:rPr>
-          <w:rFonts w:ascii="TH SarabunPSK" w:hAnsi="TH SarabunPSK" w:cs="TH SarabunPSK" w:hint="cs"/>
-          <w:sz w:val="32"/>
-          <w:szCs w:val="32"/>
-          <w:cs/>
-        </w:rPr>
-        <w:t xml:space="preserve">ที่บังเอิญมี </w:t>
-      </w:r>
-      <w:r>
-        <w:rPr>
-          <w:rFonts w:ascii="TH SarabunPSK" w:hAnsi="TH SarabunPSK" w:cs="TH SarabunPSK" w:hint="cs"/>
-          <w:sz w:val="32"/>
-          <w:szCs w:val="32"/>
-        </w:rPr>
-        <w:t xml:space="preserve">Index </w:t>
-      </w:r>
-      <w:r>
-        <w:rPr>
-          <w:rFonts w:ascii="TH SarabunPSK" w:hAnsi="TH SarabunPSK" w:cs="TH SarabunPSK" w:hint="cs"/>
-          <w:sz w:val="32"/>
-          <w:szCs w:val="32"/>
-          <w:cs/>
-        </w:rPr>
-        <w:t>เดียวกัน ข้อมูลจะแย่งที่กันเอง (</w:t>
-      </w:r>
-      <w:r>
-        <w:rPr>
-          <w:rFonts w:ascii="TH SarabunPSK" w:hAnsi="TH SarabunPSK" w:cs="TH SarabunPSK" w:hint="cs"/>
-          <w:sz w:val="32"/>
-          <w:szCs w:val="32"/>
-        </w:rPr>
-        <w:t xml:space="preserve">A </w:t>
-      </w:r>
-      <w:r>
-        <w:rPr>
-          <w:rFonts w:ascii="TH SarabunPSK" w:hAnsi="TH SarabunPSK" w:cs="TH SarabunPSK" w:hint="cs"/>
-          <w:sz w:val="32"/>
-          <w:szCs w:val="32"/>
-          <w:cs/>
-        </w:rPr>
-        <w:t xml:space="preserve">เตะ </w:t>
-      </w:r>
-      <w:r>
-        <w:rPr>
-          <w:rFonts w:ascii="TH SarabunPSK" w:hAnsi="TH SarabunPSK" w:cs="TH SarabunPSK" w:hint="cs"/>
-          <w:sz w:val="32"/>
-          <w:szCs w:val="32"/>
-        </w:rPr>
-        <w:t xml:space="preserve">B </w:t>
-      </w:r>
-      <w:r>
-        <w:rPr>
-          <w:rFonts w:ascii="TH SarabunPSK" w:hAnsi="TH SarabunPSK" w:cs="TH SarabunPSK" w:hint="cs"/>
-          <w:sz w:val="32"/>
-          <w:szCs w:val="32"/>
-          <w:cs/>
-        </w:rPr>
-        <w:t>ออก</w:t>
-      </w:r>
-      <w:r>
-        <w:rPr>
-          <w:rFonts w:ascii="TH SarabunPSK" w:hAnsi="TH SarabunPSK" w:cs="TH SarabunPSK" w:hint="cs"/>
-          <w:sz w:val="32"/>
-          <w:szCs w:val="32"/>
-        </w:rPr>
-        <w:t xml:space="preserve">, B </w:t>
-      </w:r>
-      <w:r>
-        <w:rPr>
-          <w:rFonts w:ascii="TH SarabunPSK" w:hAnsi="TH SarabunPSK" w:cs="TH SarabunPSK" w:hint="cs"/>
-          <w:sz w:val="32"/>
-          <w:szCs w:val="32"/>
-          <w:cs/>
-        </w:rPr>
-        <w:t xml:space="preserve">เตะ </w:t>
-      </w:r>
-      <w:r>
-        <w:rPr>
-          <w:rFonts w:ascii="TH SarabunPSK" w:hAnsi="TH SarabunPSK" w:cs="TH SarabunPSK" w:hint="cs"/>
-          <w:sz w:val="32"/>
-          <w:szCs w:val="32"/>
-        </w:rPr>
-        <w:t xml:space="preserve">A </w:t>
-      </w:r>
-      <w:r>
-        <w:rPr>
-          <w:rFonts w:ascii="TH SarabunPSK" w:hAnsi="TH SarabunPSK" w:cs="TH SarabunPSK" w:hint="cs"/>
-          <w:sz w:val="32"/>
-          <w:szCs w:val="32"/>
-          <w:cs/>
-        </w:rPr>
-        <w:t xml:space="preserve">ออก) สลับไปมา ทำให้เกิด </w:t>
-      </w:r>
-      <w:r>
-        <w:rPr>
-          <w:rFonts w:ascii="TH SarabunPSK" w:hAnsi="TH SarabunPSK" w:cs="TH SarabunPSK" w:hint="cs"/>
-          <w:sz w:val="32"/>
-          <w:szCs w:val="32"/>
-        </w:rPr>
-        <w:t xml:space="preserve">Cache Miss </w:t>
-      </w:r>
-      <w:r>
-        <w:rPr>
-          <w:rFonts w:ascii="TH SarabunPSK" w:hAnsi="TH SarabunPSK" w:cs="TH SarabunPSK" w:hint="cs"/>
-          <w:sz w:val="32"/>
-          <w:szCs w:val="32"/>
-          <w:cs/>
-        </w:rPr>
-        <w:t>ตลอดเวลา (</w:t>
-      </w:r>
-      <w:r>
-        <w:rPr>
-          <w:rFonts w:ascii="TH SarabunPSK" w:hAnsi="TH SarabunPSK" w:cs="TH SarabunPSK" w:hint="cs"/>
-          <w:sz w:val="32"/>
-          <w:szCs w:val="32"/>
-        </w:rPr>
-        <w:t>Conflict Miss)</w:t>
-      </w:r>
-    </w:p>
-    <w:p>
-      <w:pPr>
-        <w:pStyle w:val="af"/>
-        <w:numPr>
-          <w:ilvl w:val="0"/>
-          <w:numId w:val="38"/>
-        </w:numPr>
-        <w:rPr>
-          <w:rFonts w:ascii="TH SarabunPSK" w:hAnsi="TH SarabunPSK" w:cs="TH SarabunPSK" w:hint="cs"/>
-          <w:sz w:val="32"/>
-          <w:szCs w:val="32"/>
-        </w:rPr>
-      </w:pPr>
-      <w:r>
-        <w:rPr>
-          <w:rStyle w:val="af1"/>
-          <w:rFonts w:ascii="TH SarabunPSK" w:eastAsiaTheme="majorEastAsia" w:hAnsi="TH SarabunPSK" w:cs="TH SarabunPSK" w:hint="cs"/>
-          <w:sz w:val="32"/>
-          <w:szCs w:val="32"/>
-          <w:cs/>
-        </w:rPr>
-        <w:t xml:space="preserve">ปัญหาของ </w:t>
-      </w:r>
-      <w:r>
-        <w:rPr>
-          <w:rStyle w:val="af1"/>
-          <w:rFonts w:ascii="TH SarabunPSK" w:eastAsiaTheme="majorEastAsia" w:hAnsi="TH SarabunPSK" w:cs="TH SarabunPSK" w:hint="cs"/>
-          <w:sz w:val="32"/>
-          <w:szCs w:val="32"/>
-        </w:rPr>
-        <w:t>Fully Associative:</w:t>
-      </w:r>
-    </w:p>
-    <w:p>
-      <w:pPr>
-        <w:pStyle w:val="af"/>
-        <w:numPr>
-          <w:ilvl w:val="1"/>
-          <w:numId w:val="38"/>
-        </w:numPr>
-        <w:rPr>
-          <w:rFonts w:ascii="TH SarabunPSK" w:hAnsi="TH SarabunPSK" w:cs="TH SarabunPSK" w:hint="cs"/>
-          <w:sz w:val="32"/>
-          <w:szCs w:val="32"/>
-        </w:rPr>
-      </w:pPr>
-      <w:r>
-        <w:rPr>
-          <w:rFonts w:ascii="TH SarabunPSK" w:hAnsi="TH SarabunPSK" w:cs="TH SarabunPSK" w:hint="cs"/>
-          <w:sz w:val="32"/>
-          <w:szCs w:val="32"/>
-          <w:cs/>
-        </w:rPr>
-        <w:t>แม้ยืดหยุ่นที่สุด (วางตรงไหนก็ได้) แต่การค้นหาข้อมูลต้องค้นทุกช่องพร้อมกัน ทำให้วงจรซับซ้อนมากและกินไฟ</w:t>
-      </w:r>
-    </w:p>
-    <w:p>
-      <w:pPr>
-        <w:pStyle w:val="af"/>
-        <w:numPr>
-          <w:ilvl w:val="0"/>
-          <w:numId w:val="38"/>
-        </w:numPr>
-        <w:rPr>
-          <w:rFonts w:ascii="TH SarabunPSK" w:hAnsi="TH SarabunPSK" w:cs="TH SarabunPSK" w:hint="cs"/>
-          <w:sz w:val="32"/>
-          <w:szCs w:val="32"/>
-        </w:rPr>
-      </w:pPr>
-      <w:r>
-        <w:rPr>
-          <w:rStyle w:val="af1"/>
-          <w:rFonts w:ascii="TH SarabunPSK" w:eastAsiaTheme="majorEastAsia" w:hAnsi="TH SarabunPSK" w:cs="TH SarabunPSK" w:hint="cs"/>
-          <w:sz w:val="32"/>
-          <w:szCs w:val="32"/>
-          <w:cs/>
-        </w:rPr>
-        <w:t xml:space="preserve">การแก้ปัญหาด้วย </w:t>
-      </w:r>
-      <w:r>
-        <w:rPr>
-          <w:rStyle w:val="af1"/>
-          <w:rFonts w:ascii="TH SarabunPSK" w:eastAsiaTheme="majorEastAsia" w:hAnsi="TH SarabunPSK" w:cs="TH SarabunPSK" w:hint="cs"/>
-          <w:sz w:val="32"/>
-          <w:szCs w:val="32"/>
-        </w:rPr>
-        <w:t>Set Associative:</w:t>
-      </w:r>
-    </w:p>
-    <w:p>
-      <w:pPr>
-        <w:pStyle w:val="af"/>
-        <w:numPr>
-          <w:ilvl w:val="1"/>
-          <w:numId w:val="38"/>
-        </w:numPr>
-        <w:rPr>
-          <w:rFonts w:ascii="TH SarabunPSK" w:hAnsi="TH SarabunPSK" w:cs="TH SarabunPSK" w:hint="cs"/>
-          <w:sz w:val="32"/>
-          <w:szCs w:val="32"/>
-        </w:rPr>
-      </w:pPr>
-      <w:r>
-        <w:rPr>
-          <w:rStyle w:val="af2"/>
-          <w:rFonts w:ascii="TH SarabunPSK" w:eastAsiaTheme="majorEastAsia" w:hAnsi="TH SarabunPSK" w:cs="TH SarabunPSK" w:hint="cs"/>
-          <w:sz w:val="32"/>
-          <w:szCs w:val="32"/>
-          <w:cs/>
-        </w:rPr>
-        <w:t>แนวคิด:</w:t>
-      </w:r>
-      <w:r>
-        <w:rPr>
-          <w:rFonts w:ascii="TH SarabunPSK" w:hAnsi="TH SarabunPSK" w:cs="TH SarabunPSK" w:hint="cs"/>
-          <w:sz w:val="32"/>
-          <w:szCs w:val="32"/>
-        </w:rPr>
-        <w:t xml:space="preserve"> </w:t>
-      </w:r>
-      <w:r>
-        <w:rPr>
-          <w:rFonts w:ascii="TH SarabunPSK" w:hAnsi="TH SarabunPSK" w:cs="TH SarabunPSK" w:hint="cs"/>
-          <w:sz w:val="32"/>
-          <w:szCs w:val="32"/>
-          <w:cs/>
-        </w:rPr>
-        <w:t xml:space="preserve">เป็นลูกผสม แบ่ง </w:t>
-      </w:r>
-      <w:r>
-        <w:rPr>
-          <w:rFonts w:ascii="TH SarabunPSK" w:hAnsi="TH SarabunPSK" w:cs="TH SarabunPSK" w:hint="cs"/>
-          <w:sz w:val="32"/>
-          <w:szCs w:val="32"/>
-        </w:rPr>
-        <w:t xml:space="preserve">Cache </w:t>
-      </w:r>
-      <w:r>
-        <w:rPr>
-          <w:rFonts w:ascii="TH SarabunPSK" w:hAnsi="TH SarabunPSK" w:cs="TH SarabunPSK" w:hint="cs"/>
-          <w:sz w:val="32"/>
-          <w:szCs w:val="32"/>
-          <w:cs/>
-        </w:rPr>
-        <w:t>เป็นกลุ่ม (</w:t>
-      </w:r>
-      <w:r>
-        <w:rPr>
-          <w:rFonts w:ascii="TH SarabunPSK" w:hAnsi="TH SarabunPSK" w:cs="TH SarabunPSK" w:hint="cs"/>
-          <w:sz w:val="32"/>
-          <w:szCs w:val="32"/>
-        </w:rPr>
-        <w:t xml:space="preserve">Set) </w:t>
-      </w:r>
-      <w:r>
-        <w:rPr>
-          <w:rFonts w:ascii="TH SarabunPSK" w:hAnsi="TH SarabunPSK" w:cs="TH SarabunPSK" w:hint="cs"/>
-          <w:sz w:val="32"/>
-          <w:szCs w:val="32"/>
-          <w:cs/>
-        </w:rPr>
-        <w:t xml:space="preserve">ตาม </w:t>
-      </w:r>
-      <w:r>
-        <w:rPr>
-          <w:rFonts w:ascii="TH SarabunPSK" w:hAnsi="TH SarabunPSK" w:cs="TH SarabunPSK" w:hint="cs"/>
-          <w:sz w:val="32"/>
-          <w:szCs w:val="32"/>
-        </w:rPr>
-        <w:t xml:space="preserve">Index </w:t>
-      </w:r>
-      <w:r>
-        <w:rPr>
-          <w:rFonts w:ascii="TH SarabunPSK" w:hAnsi="TH SarabunPSK" w:cs="TH SarabunPSK" w:hint="cs"/>
-          <w:sz w:val="32"/>
-          <w:szCs w:val="32"/>
-          <w:cs/>
-        </w:rPr>
-        <w:t xml:space="preserve">แต่ใน </w:t>
-      </w:r>
-      <w:r>
-        <w:rPr>
-          <w:rFonts w:ascii="TH SarabunPSK" w:hAnsi="TH SarabunPSK" w:cs="TH SarabunPSK" w:hint="cs"/>
-          <w:sz w:val="32"/>
-          <w:szCs w:val="32"/>
-        </w:rPr>
-        <w:t xml:space="preserve">1 </w:t>
-      </w:r>
-      <w:r>
-        <w:rPr>
-          <w:rFonts w:ascii="TH SarabunPSK" w:hAnsi="TH SarabunPSK" w:cs="TH SarabunPSK" w:hint="cs"/>
-          <w:sz w:val="32"/>
-          <w:szCs w:val="32"/>
-          <w:cs/>
-        </w:rPr>
-        <w:t>กลุ่มมีช่องว่างหลายช่อง (</w:t>
-      </w:r>
-      <w:r>
-        <w:rPr>
-          <w:rFonts w:ascii="TH SarabunPSK" w:hAnsi="TH SarabunPSK" w:cs="TH SarabunPSK" w:hint="cs"/>
-          <w:sz w:val="32"/>
-          <w:szCs w:val="32"/>
-        </w:rPr>
-        <w:t>N-Way)</w:t>
-      </w:r>
-    </w:p>
-    <w:p>
-      <w:pPr>
-        <w:pStyle w:val="af"/>
-        <w:numPr>
-          <w:ilvl w:val="1"/>
-          <w:numId w:val="38"/>
-        </w:numPr>
-        <w:rPr>
-          <w:rFonts w:ascii="TH SarabunPSK" w:hAnsi="TH SarabunPSK" w:cs="TH SarabunPSK" w:hint="cs"/>
-          <w:sz w:val="32"/>
-          <w:szCs w:val="32"/>
-        </w:rPr>
-      </w:pPr>
-      <w:r>
-        <w:rPr>
-          <w:rStyle w:val="af2"/>
-          <w:rFonts w:ascii="TH SarabunPSK" w:eastAsiaTheme="majorEastAsia" w:hAnsi="TH SarabunPSK" w:cs="TH SarabunPSK" w:hint="cs"/>
-          <w:sz w:val="32"/>
-          <w:szCs w:val="32"/>
-          <w:cs/>
-        </w:rPr>
-        <w:t>เปรียบเทียบกับลานจอดรถ:</w:t>
-      </w:r>
-    </w:p>
-    <w:p>
-      <w:pPr>
-        <w:pStyle w:val="af"/>
-        <w:numPr>
-          <w:ilvl w:val="2"/>
-          <w:numId w:val="38"/>
-        </w:numPr>
-        <w:rPr>
-          <w:rFonts w:ascii="TH SarabunPSK" w:hAnsi="TH SarabunPSK" w:cs="TH SarabunPSK" w:hint="cs"/>
-          <w:sz w:val="32"/>
-          <w:szCs w:val="32"/>
-        </w:rPr>
-      </w:pPr>
-      <w:r>
-        <w:rPr>
-          <w:rStyle w:val="af1"/>
-          <w:rFonts w:ascii="TH SarabunPSK" w:eastAsiaTheme="majorEastAsia" w:hAnsi="TH SarabunPSK" w:cs="TH SarabunPSK" w:hint="cs"/>
-          <w:sz w:val="32"/>
-          <w:szCs w:val="32"/>
-        </w:rPr>
-        <w:t>Direct Mapped:</w:t>
-      </w:r>
-      <w:r>
-        <w:rPr>
-          <w:rFonts w:ascii="TH SarabunPSK" w:hAnsi="TH SarabunPSK" w:cs="TH SarabunPSK" w:hint="cs"/>
-          <w:sz w:val="32"/>
-          <w:szCs w:val="32"/>
-        </w:rPr>
-        <w:t xml:space="preserve"> </w:t>
-      </w:r>
-      <w:r>
-        <w:rPr>
-          <w:rFonts w:ascii="TH SarabunPSK" w:hAnsi="TH SarabunPSK" w:cs="TH SarabunPSK" w:hint="cs"/>
-          <w:sz w:val="32"/>
-          <w:szCs w:val="32"/>
-          <w:cs/>
-        </w:rPr>
-        <w:t xml:space="preserve">ตั๋วระบุว่าต้องจอด "ช่องเบอร์ </w:t>
-      </w:r>
-      <w:r>
-        <w:rPr>
-          <w:rFonts w:ascii="TH SarabunPSK" w:hAnsi="TH SarabunPSK" w:cs="TH SarabunPSK" w:hint="cs"/>
-          <w:sz w:val="32"/>
-          <w:szCs w:val="32"/>
-        </w:rPr>
-        <w:t xml:space="preserve">5" </w:t>
-      </w:r>
-      <w:r>
-        <w:rPr>
-          <w:rFonts w:ascii="TH SarabunPSK" w:hAnsi="TH SarabunPSK" w:cs="TH SarabunPSK" w:hint="cs"/>
-          <w:sz w:val="32"/>
-          <w:szCs w:val="32"/>
-          <w:cs/>
-        </w:rPr>
-        <w:t>เท่านั้น ถ้ามีรถคันอื่นจอดอยู่ ต้องไล่ออก</w:t>
-      </w:r>
-    </w:p>
-    <w:p>
-      <w:pPr>
-        <w:pStyle w:val="af"/>
-        <w:numPr>
-          <w:ilvl w:val="2"/>
-          <w:numId w:val="38"/>
-        </w:numPr>
-        <w:rPr>
-          <w:rFonts w:ascii="TH SarabunPSK" w:hAnsi="TH SarabunPSK" w:cs="TH SarabunPSK" w:hint="cs"/>
-          <w:sz w:val="32"/>
-          <w:szCs w:val="32"/>
-        </w:rPr>
-      </w:pPr>
-      <w:r>
-        <w:rPr>
-          <w:rStyle w:val="af1"/>
-          <w:rFonts w:ascii="TH SarabunPSK" w:eastAsiaTheme="majorEastAsia" w:hAnsi="TH SarabunPSK" w:cs="TH SarabunPSK" w:hint="cs"/>
-          <w:sz w:val="32"/>
-          <w:szCs w:val="32"/>
-        </w:rPr>
-        <w:t>Set Associative:</w:t>
-      </w:r>
-      <w:r>
-        <w:rPr>
-          <w:rFonts w:ascii="TH SarabunPSK" w:hAnsi="TH SarabunPSK" w:cs="TH SarabunPSK" w:hint="cs"/>
-          <w:sz w:val="32"/>
-          <w:szCs w:val="32"/>
-        </w:rPr>
-        <w:t xml:space="preserve"> </w:t>
-      </w:r>
-      <w:r>
-        <w:rPr>
-          <w:rFonts w:ascii="TH SarabunPSK" w:hAnsi="TH SarabunPSK" w:cs="TH SarabunPSK" w:hint="cs"/>
-          <w:sz w:val="32"/>
-          <w:szCs w:val="32"/>
-          <w:cs/>
-        </w:rPr>
-        <w:t xml:space="preserve">ตั๋วระบุว่าต้องจอด "โซน </w:t>
-      </w:r>
-      <w:r>
-        <w:rPr>
-          <w:rFonts w:ascii="TH SarabunPSK" w:hAnsi="TH SarabunPSK" w:cs="TH SarabunPSK" w:hint="cs"/>
-          <w:sz w:val="32"/>
-          <w:szCs w:val="32"/>
-        </w:rPr>
-        <w:t xml:space="preserve">5" (Set 5) </w:t>
-      </w:r>
-      <w:r>
-        <w:rPr>
-          <w:rFonts w:ascii="TH SarabunPSK" w:hAnsi="TH SarabunPSK" w:cs="TH SarabunPSK" w:hint="cs"/>
-          <w:sz w:val="32"/>
-          <w:szCs w:val="32"/>
-          <w:cs/>
-        </w:rPr>
-        <w:t xml:space="preserve">แต่ในโซนนั้นมีที่จอด </w:t>
-      </w:r>
-      <w:r>
-        <w:rPr>
-          <w:rFonts w:ascii="TH SarabunPSK" w:hAnsi="TH SarabunPSK" w:cs="TH SarabunPSK" w:hint="cs"/>
-          <w:sz w:val="32"/>
-          <w:szCs w:val="32"/>
-        </w:rPr>
-        <w:t xml:space="preserve">2-4 </w:t>
-      </w:r>
-      <w:r>
-        <w:rPr>
-          <w:rFonts w:ascii="TH SarabunPSK" w:hAnsi="TH SarabunPSK" w:cs="TH SarabunPSK" w:hint="cs"/>
-          <w:sz w:val="32"/>
-          <w:szCs w:val="32"/>
-          <w:cs/>
-        </w:rPr>
-        <w:t>ช่อง (</w:t>
-      </w:r>
-      <w:r>
-        <w:rPr>
-          <w:rFonts w:ascii="TH SarabunPSK" w:hAnsi="TH SarabunPSK" w:cs="TH SarabunPSK" w:hint="cs"/>
-          <w:sz w:val="32"/>
-          <w:szCs w:val="32"/>
-        </w:rPr>
-        <w:t>Way)</w:t>
-      </w:r>
-    </w:p>
-    <w:p>
-      <w:pPr>
-        <w:pStyle w:val="af"/>
-        <w:numPr>
-          <w:ilvl w:val="2"/>
-          <w:numId w:val="38"/>
-        </w:numPr>
-        <w:rPr>
-          <w:rFonts w:ascii="TH SarabunPSK" w:hAnsi="TH SarabunPSK" w:cs="TH SarabunPSK" w:hint="cs"/>
-          <w:sz w:val="32"/>
-          <w:szCs w:val="32"/>
-        </w:rPr>
-      </w:pPr>
-      <w:r>
-        <w:rPr>
-          <w:rFonts w:ascii="TH SarabunPSK" w:hAnsi="TH SarabunPSK" w:cs="TH SarabunPSK" w:hint="cs"/>
-          <w:sz w:val="32"/>
-          <w:szCs w:val="32"/>
-          <w:cs/>
-        </w:rPr>
-        <w:t xml:space="preserve">ดังนั้น ถ้าข้อมูล </w:t>
-      </w:r>
-      <w:r>
-        <w:rPr>
-          <w:rFonts w:ascii="TH SarabunPSK" w:hAnsi="TH SarabunPSK" w:cs="TH SarabunPSK" w:hint="cs"/>
-          <w:sz w:val="32"/>
-          <w:szCs w:val="32"/>
-        </w:rPr>
-        <w:t xml:space="preserve">A </w:t>
-      </w:r>
-      <w:r>
-        <w:rPr>
-          <w:rFonts w:ascii="TH SarabunPSK" w:hAnsi="TH SarabunPSK" w:cs="TH SarabunPSK" w:hint="cs"/>
-          <w:sz w:val="32"/>
-          <w:szCs w:val="32"/>
-          <w:cs/>
-        </w:rPr>
-        <w:t xml:space="preserve">จอดอยู่ในโซน </w:t>
-      </w:r>
-      <w:r>
-        <w:rPr>
-          <w:rFonts w:ascii="TH SarabunPSK" w:hAnsi="TH SarabunPSK" w:cs="TH SarabunPSK" w:hint="cs"/>
-          <w:sz w:val="32"/>
-          <w:szCs w:val="32"/>
-        </w:rPr>
-        <w:t xml:space="preserve">5 </w:t>
-      </w:r>
-      <w:r>
-        <w:rPr>
-          <w:rFonts w:ascii="TH SarabunPSK" w:hAnsi="TH SarabunPSK" w:cs="TH SarabunPSK" w:hint="cs"/>
-          <w:sz w:val="32"/>
-          <w:szCs w:val="32"/>
-          <w:cs/>
-        </w:rPr>
-        <w:t>ช่องแรก</w:t>
-      </w:r>
-      <w:r>
-        <w:rPr>
-          <w:rFonts w:ascii="TH SarabunPSK" w:hAnsi="TH SarabunPSK" w:cs="TH SarabunPSK" w:hint="cs"/>
-          <w:sz w:val="32"/>
-          <w:szCs w:val="32"/>
-        </w:rPr>
-        <w:t xml:space="preserve">, </w:t>
-      </w:r>
-      <w:r>
-        <w:rPr>
-          <w:rFonts w:ascii="TH SarabunPSK" w:hAnsi="TH SarabunPSK" w:cs="TH SarabunPSK" w:hint="cs"/>
-          <w:sz w:val="32"/>
-          <w:szCs w:val="32"/>
-          <w:cs/>
-        </w:rPr>
-        <w:t xml:space="preserve">ข้อมูล </w:t>
-      </w:r>
-      <w:r>
-        <w:rPr>
-          <w:rFonts w:ascii="TH SarabunPSK" w:hAnsi="TH SarabunPSK" w:cs="TH SarabunPSK" w:hint="cs"/>
-          <w:sz w:val="32"/>
-          <w:szCs w:val="32"/>
-        </w:rPr>
-        <w:t xml:space="preserve">B </w:t>
-      </w:r>
-      <w:r>
-        <w:rPr>
-          <w:rFonts w:ascii="TH SarabunPSK" w:hAnsi="TH SarabunPSK" w:cs="TH SarabunPSK" w:hint="cs"/>
-          <w:sz w:val="32"/>
-          <w:szCs w:val="32"/>
-          <w:cs/>
-        </w:rPr>
-        <w:t xml:space="preserve">ที่มี </w:t>
-      </w:r>
-      <w:r>
-        <w:rPr>
-          <w:rFonts w:ascii="TH SarabunPSK" w:hAnsi="TH SarabunPSK" w:cs="TH SarabunPSK" w:hint="cs"/>
-          <w:sz w:val="32"/>
-          <w:szCs w:val="32"/>
-        </w:rPr>
-        <w:t xml:space="preserve">Index </w:t>
-      </w:r>
-      <w:r>
-        <w:rPr>
-          <w:rFonts w:ascii="TH SarabunPSK" w:hAnsi="TH SarabunPSK" w:cs="TH SarabunPSK" w:hint="cs"/>
-          <w:sz w:val="32"/>
-          <w:szCs w:val="32"/>
-          <w:cs/>
-        </w:rPr>
-        <w:t xml:space="preserve">เดียวกัน ก็ยังสามารถจอดในโซน </w:t>
-      </w:r>
-      <w:r>
-        <w:rPr>
-          <w:rFonts w:ascii="TH SarabunPSK" w:hAnsi="TH SarabunPSK" w:cs="TH SarabunPSK" w:hint="cs"/>
-          <w:sz w:val="32"/>
-          <w:szCs w:val="32"/>
-        </w:rPr>
-        <w:t xml:space="preserve">5 </w:t>
-      </w:r>
-      <w:r>
-        <w:rPr>
-          <w:rFonts w:ascii="TH SarabunPSK" w:hAnsi="TH SarabunPSK" w:cs="TH SarabunPSK" w:hint="cs"/>
-          <w:sz w:val="32"/>
-          <w:szCs w:val="32"/>
-          <w:cs/>
-        </w:rPr>
-        <w:t xml:space="preserve">ช่องที่สองได้ โดยไม่ต้องเตะ </w:t>
-      </w:r>
-      <w:r>
-        <w:rPr>
-          <w:rFonts w:ascii="TH SarabunPSK" w:hAnsi="TH SarabunPSK" w:cs="TH SarabunPSK" w:hint="cs"/>
-          <w:sz w:val="32"/>
-          <w:szCs w:val="32"/>
-        </w:rPr>
-        <w:t xml:space="preserve">A </w:t>
-      </w:r>
-      <w:r>
-        <w:rPr>
-          <w:rFonts w:ascii="TH SarabunPSK" w:hAnsi="TH SarabunPSK" w:cs="TH SarabunPSK" w:hint="cs"/>
-          <w:sz w:val="32"/>
-          <w:szCs w:val="32"/>
-          <w:cs/>
-        </w:rPr>
-        <w:t xml:space="preserve">ออก ช่วยลดปัญหา </w:t>
-      </w:r>
-      <w:r>
-        <w:rPr>
-          <w:rFonts w:ascii="TH SarabunPSK" w:hAnsi="TH SarabunPSK" w:cs="TH SarabunPSK" w:hint="cs"/>
-          <w:sz w:val="32"/>
-          <w:szCs w:val="32"/>
-        </w:rPr>
-        <w:t xml:space="preserve">Thrashing </w:t>
-      </w:r>
-      <w:r>
-        <w:rPr>
-          <w:rFonts w:ascii="TH SarabunPSK" w:hAnsi="TH SarabunPSK" w:cs="TH SarabunPSK" w:hint="cs"/>
-          <w:sz w:val="32"/>
-          <w:szCs w:val="32"/>
-          <w:cs/>
-        </w:rPr>
-        <w:t>ได้อย่างมีประสิทธิภาพ</w:t>
-      </w:r>
-    </w:p>
-    <w:p>
-      <w:pPr>
-        <w:pStyle w:val="4"/>
-        <w:rPr>
-          <w:rFonts w:ascii="TH SarabunPSK" w:hAnsi="TH SarabunPSK" w:cs="TH SarabunPSK" w:hint="cs"/>
-          <w:sz w:val="32"/>
-          <w:szCs w:val="32"/>
-        </w:rPr>
-      </w:pPr>
-      <w:r>
-        <w:rPr>
-          <w:rStyle w:val="af1"/>
-          <w:rFonts w:ascii="TH SarabunPSK" w:hAnsi="TH SarabunPSK" w:cs="TH SarabunPSK" w:hint="cs"/>
-          <w:b w:val="0"/>
-          <w:bCs w:val="0"/>
-          <w:sz w:val="32"/>
-          <w:szCs w:val="32"/>
-          <w:cs/>
-        </w:rPr>
-        <w:t xml:space="preserve">ข้อที่ </w:t>
-      </w:r>
-      <w:r>
-        <w:rPr>
-          <w:rStyle w:val="af1"/>
-          <w:rFonts w:ascii="TH SarabunPSK" w:hAnsi="TH SarabunPSK" w:cs="TH SarabunPSK" w:hint="cs"/>
-          <w:b w:val="0"/>
-          <w:bCs w:val="0"/>
-          <w:sz w:val="32"/>
-          <w:szCs w:val="32"/>
-        </w:rPr>
-        <w:t>5: Performance &amp; Pipelining</w:t>
-      </w:r>
-    </w:p>
-    <w:p>
-      <w:pPr>
-        <w:pStyle w:val="af"/>
-        <w:rPr>
-          <w:rFonts w:ascii="TH SarabunPSK" w:hAnsi="TH SarabunPSK" w:cs="TH SarabunPSK" w:hint="cs"/>
-          <w:sz w:val="32"/>
-          <w:szCs w:val="32"/>
-        </w:rPr>
-      </w:pPr>
-      <w:r>
-        <w:rPr>
-          <w:rStyle w:val="af1"/>
-          <w:rFonts w:ascii="TH SarabunPSK" w:eastAsiaTheme="majorEastAsia" w:hAnsi="TH SarabunPSK" w:cs="TH SarabunPSK" w:hint="cs"/>
-          <w:sz w:val="32"/>
-          <w:szCs w:val="32"/>
-          <w:cs/>
-        </w:rPr>
-        <w:t>คำตอบ:</w:t>
-      </w:r>
-      <w:r>
-        <w:rPr>
-          <w:rFonts w:ascii="TH SarabunPSK" w:hAnsi="TH SarabunPSK" w:cs="TH SarabunPSK" w:hint="cs"/>
-          <w:sz w:val="32"/>
-          <w:szCs w:val="32"/>
-        </w:rPr>
-        <w:t xml:space="preserve"> </w:t>
-      </w:r>
-      <w:r>
-        <w:rPr>
-          <w:rStyle w:val="af1"/>
-          <w:rFonts w:ascii="TH SarabunPSK" w:eastAsiaTheme="majorEastAsia" w:hAnsi="TH SarabunPSK" w:cs="TH SarabunPSK" w:hint="cs"/>
-          <w:sz w:val="32"/>
-          <w:szCs w:val="32"/>
-          <w:cs/>
-        </w:rPr>
-        <w:t>ผิด</w:t>
-      </w:r>
-    </w:p>
-    <w:p>
-      <w:pPr>
-        <w:pStyle w:val="af"/>
-        <w:rPr>
-          <w:rFonts w:ascii="TH SarabunPSK" w:hAnsi="TH SarabunPSK" w:cs="TH SarabunPSK" w:hint="cs"/>
-          <w:sz w:val="32"/>
-          <w:szCs w:val="32"/>
-        </w:rPr>
-      </w:pPr>
-      <w:r>
-        <w:rPr>
-          <w:rStyle w:val="af1"/>
-          <w:rFonts w:ascii="TH SarabunPSK" w:eastAsiaTheme="majorEastAsia" w:hAnsi="TH SarabunPSK" w:cs="TH SarabunPSK" w:hint="cs"/>
-          <w:sz w:val="32"/>
-          <w:szCs w:val="32"/>
-          <w:cs/>
-        </w:rPr>
-        <w:t>คำอธิบายเชิงวิเคราะห์:</w:t>
-      </w:r>
-    </w:p>
-    <w:p>
-      <w:pPr>
-        <w:pStyle w:val="af"/>
-        <w:numPr>
-          <w:ilvl w:val="0"/>
-          <w:numId w:val="39"/>
-        </w:numPr>
-        <w:rPr>
-          <w:rFonts w:ascii="TH SarabunPSK" w:hAnsi="TH SarabunPSK" w:cs="TH SarabunPSK" w:hint="cs"/>
-          <w:sz w:val="32"/>
-          <w:szCs w:val="32"/>
-        </w:rPr>
-      </w:pPr>
-      <w:r>
-        <w:rPr>
-          <w:rStyle w:val="af1"/>
-          <w:rFonts w:ascii="TH SarabunPSK" w:eastAsiaTheme="majorEastAsia" w:hAnsi="TH SarabunPSK" w:cs="TH SarabunPSK" w:hint="cs"/>
-          <w:sz w:val="32"/>
-          <w:szCs w:val="32"/>
-        </w:rPr>
-        <w:t>Latency (</w:t>
-      </w:r>
-      <w:r>
-        <w:rPr>
-          <w:rStyle w:val="af1"/>
-          <w:rFonts w:ascii="TH SarabunPSK" w:eastAsiaTheme="majorEastAsia" w:hAnsi="TH SarabunPSK" w:cs="TH SarabunPSK" w:hint="cs"/>
-          <w:sz w:val="32"/>
-          <w:szCs w:val="32"/>
-          <w:cs/>
-        </w:rPr>
-        <w:t xml:space="preserve">เวลาของ </w:t>
-      </w:r>
-      <w:r>
-        <w:rPr>
-          <w:rStyle w:val="af1"/>
-          <w:rFonts w:ascii="TH SarabunPSK" w:eastAsiaTheme="majorEastAsia" w:hAnsi="TH SarabunPSK" w:cs="TH SarabunPSK" w:hint="cs"/>
-          <w:sz w:val="32"/>
-          <w:szCs w:val="32"/>
-        </w:rPr>
-        <w:t xml:space="preserve">1 </w:t>
-      </w:r>
-      <w:r>
-        <w:rPr>
-          <w:rStyle w:val="af1"/>
-          <w:rFonts w:ascii="TH SarabunPSK" w:eastAsiaTheme="majorEastAsia" w:hAnsi="TH SarabunPSK" w:cs="TH SarabunPSK" w:hint="cs"/>
-          <w:sz w:val="32"/>
-          <w:szCs w:val="32"/>
-          <w:cs/>
-        </w:rPr>
-        <w:t>งาน):</w:t>
-      </w:r>
-    </w:p>
-    <w:p>
-      <w:pPr>
-        <w:pStyle w:val="af"/>
-        <w:numPr>
-          <w:ilvl w:val="1"/>
-          <w:numId w:val="39"/>
-        </w:numPr>
-        <w:rPr>
-          <w:rFonts w:ascii="TH SarabunPSK" w:hAnsi="TH SarabunPSK" w:cs="TH SarabunPSK" w:hint="cs"/>
-          <w:sz w:val="32"/>
-          <w:szCs w:val="32"/>
-        </w:rPr>
-      </w:pPr>
-      <w:r>
-        <w:rPr>
-          <w:rFonts w:ascii="TH SarabunPSK" w:hAnsi="TH SarabunPSK" w:cs="TH SarabunPSK" w:hint="cs"/>
-          <w:sz w:val="32"/>
-          <w:szCs w:val="32"/>
-        </w:rPr>
-        <w:t xml:space="preserve">Pipelining </w:t>
-      </w:r>
-      <w:r>
-        <w:rPr>
-          <w:rStyle w:val="af1"/>
-          <w:rFonts w:ascii="TH SarabunPSK" w:eastAsiaTheme="majorEastAsia" w:hAnsi="TH SarabunPSK" w:cs="TH SarabunPSK" w:hint="cs"/>
-          <w:sz w:val="32"/>
-          <w:szCs w:val="32"/>
-          <w:cs/>
-        </w:rPr>
-        <w:t>ไม่ได้</w:t>
-      </w:r>
-      <w:r>
-        <w:rPr>
-          <w:rFonts w:ascii="TH SarabunPSK" w:hAnsi="TH SarabunPSK" w:cs="TH SarabunPSK" w:hint="cs"/>
-          <w:sz w:val="32"/>
-          <w:szCs w:val="32"/>
-        </w:rPr>
-        <w:t xml:space="preserve"> </w:t>
-      </w:r>
-      <w:r>
-        <w:rPr>
-          <w:rFonts w:ascii="TH SarabunPSK" w:hAnsi="TH SarabunPSK" w:cs="TH SarabunPSK" w:hint="cs"/>
-          <w:sz w:val="32"/>
-          <w:szCs w:val="32"/>
-          <w:cs/>
-        </w:rPr>
-        <w:t xml:space="preserve">ทำให้คำสั่ง </w:t>
-      </w:r>
-      <w:r>
-        <w:rPr>
-          <w:rFonts w:ascii="TH SarabunPSK" w:hAnsi="TH SarabunPSK" w:cs="TH SarabunPSK" w:hint="cs"/>
-          <w:sz w:val="32"/>
-          <w:szCs w:val="32"/>
-        </w:rPr>
-        <w:t xml:space="preserve">1 </w:t>
-      </w:r>
-      <w:r>
-        <w:rPr>
-          <w:rFonts w:ascii="TH SarabunPSK" w:hAnsi="TH SarabunPSK" w:cs="TH SarabunPSK" w:hint="cs"/>
-          <w:sz w:val="32"/>
-          <w:szCs w:val="32"/>
-          <w:cs/>
-        </w:rPr>
-        <w:t>คำสั่งทำงานเสร็จเร็วขึ้น</w:t>
-      </w:r>
-    </w:p>
-    <w:p>
-      <w:pPr>
-        <w:pStyle w:val="af"/>
-        <w:numPr>
-          <w:ilvl w:val="1"/>
-          <w:numId w:val="39"/>
-        </w:numPr>
-        <w:rPr>
-          <w:rFonts w:ascii="TH SarabunPSK" w:hAnsi="TH SarabunPSK" w:cs="TH SarabunPSK" w:hint="cs"/>
-          <w:sz w:val="32"/>
-          <w:szCs w:val="32"/>
-        </w:rPr>
-      </w:pPr>
-      <w:r>
-        <w:rPr>
-          <w:rFonts w:ascii="TH SarabunPSK" w:hAnsi="TH SarabunPSK" w:cs="TH SarabunPSK" w:hint="cs"/>
-          <w:sz w:val="32"/>
-          <w:szCs w:val="32"/>
-          <w:cs/>
-        </w:rPr>
-        <w:lastRenderedPageBreak/>
-        <w:t xml:space="preserve">ในทางกลับกัน อาจช้าลงเล็กน้อยด้วยซ้ำ เพราะต้องมีการเติม </w:t>
-      </w:r>
-      <w:r>
-        <w:rPr>
-          <w:rFonts w:ascii="TH SarabunPSK" w:hAnsi="TH SarabunPSK" w:cs="TH SarabunPSK" w:hint="cs"/>
-          <w:sz w:val="32"/>
-          <w:szCs w:val="32"/>
-        </w:rPr>
-        <w:t xml:space="preserve">Pipeline Register </w:t>
-      </w:r>
-      <w:r>
-        <w:rPr>
-          <w:rFonts w:ascii="TH SarabunPSK" w:hAnsi="TH SarabunPSK" w:cs="TH SarabunPSK" w:hint="cs"/>
-          <w:sz w:val="32"/>
-          <w:szCs w:val="32"/>
-          <w:cs/>
-        </w:rPr>
-        <w:t>คั่นระหว่างขั้นตอน (</w:t>
-      </w:r>
-      <w:r>
-        <w:rPr>
-          <w:rFonts w:ascii="TH SarabunPSK" w:hAnsi="TH SarabunPSK" w:cs="TH SarabunPSK" w:hint="cs"/>
-          <w:sz w:val="32"/>
-          <w:szCs w:val="32"/>
-        </w:rPr>
-        <w:t>Overhead)</w:t>
-      </w:r>
-    </w:p>
-    <w:p>
-      <w:pPr>
-        <w:pStyle w:val="af"/>
-        <w:numPr>
-          <w:ilvl w:val="1"/>
-          <w:numId w:val="39"/>
-        </w:numPr>
-        <w:rPr>
-          <w:rFonts w:ascii="TH SarabunPSK" w:hAnsi="TH SarabunPSK" w:cs="TH SarabunPSK" w:hint="cs"/>
-          <w:sz w:val="32"/>
-          <w:szCs w:val="32"/>
-        </w:rPr>
-      </w:pPr>
-      <w:r>
-        <w:rPr>
-          <w:rStyle w:val="af2"/>
-          <w:rFonts w:ascii="TH SarabunPSK" w:eastAsiaTheme="majorEastAsia" w:hAnsi="TH SarabunPSK" w:cs="TH SarabunPSK" w:hint="cs"/>
-          <w:sz w:val="32"/>
-          <w:szCs w:val="32"/>
-          <w:cs/>
-        </w:rPr>
-        <w:t>ตัวอย่าง:</w:t>
-      </w:r>
-      <w:r>
-        <w:rPr>
-          <w:rFonts w:ascii="TH SarabunPSK" w:hAnsi="TH SarabunPSK" w:cs="TH SarabunPSK" w:hint="cs"/>
-          <w:sz w:val="32"/>
-          <w:szCs w:val="32"/>
-        </w:rPr>
-        <w:t xml:space="preserve"> </w:t>
-      </w:r>
-      <w:r>
-        <w:rPr>
-          <w:rFonts w:ascii="TH SarabunPSK" w:hAnsi="TH SarabunPSK" w:cs="TH SarabunPSK" w:hint="cs"/>
-          <w:sz w:val="32"/>
-          <w:szCs w:val="32"/>
-          <w:cs/>
-        </w:rPr>
-        <w:t xml:space="preserve">ถ้าซักผ้า </w:t>
-      </w:r>
-      <w:r>
-        <w:rPr>
-          <w:rFonts w:ascii="TH SarabunPSK" w:hAnsi="TH SarabunPSK" w:cs="TH SarabunPSK" w:hint="cs"/>
-          <w:sz w:val="32"/>
-          <w:szCs w:val="32"/>
-        </w:rPr>
-        <w:t xml:space="preserve">1 </w:t>
-      </w:r>
-      <w:r>
-        <w:rPr>
-          <w:rFonts w:ascii="TH SarabunPSK" w:hAnsi="TH SarabunPSK" w:cs="TH SarabunPSK" w:hint="cs"/>
-          <w:sz w:val="32"/>
-          <w:szCs w:val="32"/>
-          <w:cs/>
-        </w:rPr>
-        <w:t xml:space="preserve">ตะกร้าใช้เวลา </w:t>
-      </w:r>
-      <w:r>
-        <w:rPr>
-          <w:rFonts w:ascii="TH SarabunPSK" w:hAnsi="TH SarabunPSK" w:cs="TH SarabunPSK" w:hint="cs"/>
-          <w:sz w:val="32"/>
-          <w:szCs w:val="32"/>
-        </w:rPr>
-        <w:t xml:space="preserve">1 </w:t>
-      </w:r>
-      <w:r>
-        <w:rPr>
-          <w:rFonts w:ascii="TH SarabunPSK" w:hAnsi="TH SarabunPSK" w:cs="TH SarabunPSK" w:hint="cs"/>
-          <w:sz w:val="32"/>
-          <w:szCs w:val="32"/>
-          <w:cs/>
-        </w:rPr>
-        <w:t xml:space="preserve">ชั่วโมง (ซัก </w:t>
-      </w:r>
-      <w:r>
-        <w:rPr>
-          <w:rFonts w:ascii="TH SarabunPSK" w:hAnsi="TH SarabunPSK" w:cs="TH SarabunPSK" w:hint="cs"/>
-          <w:sz w:val="32"/>
-          <w:szCs w:val="32"/>
-        </w:rPr>
-        <w:t xml:space="preserve">30 + </w:t>
-      </w:r>
-      <w:r>
-        <w:rPr>
-          <w:rFonts w:ascii="TH SarabunPSK" w:hAnsi="TH SarabunPSK" w:cs="TH SarabunPSK" w:hint="cs"/>
-          <w:sz w:val="32"/>
-          <w:szCs w:val="32"/>
-          <w:cs/>
-        </w:rPr>
-        <w:t xml:space="preserve">อบ </w:t>
-      </w:r>
-      <w:r>
-        <w:rPr>
-          <w:rFonts w:ascii="TH SarabunPSK" w:hAnsi="TH SarabunPSK" w:cs="TH SarabunPSK" w:hint="cs"/>
-          <w:sz w:val="32"/>
-          <w:szCs w:val="32"/>
-        </w:rPr>
-        <w:t xml:space="preserve">30), </w:t>
-      </w:r>
-      <w:r>
-        <w:rPr>
-          <w:rFonts w:ascii="TH SarabunPSK" w:hAnsi="TH SarabunPSK" w:cs="TH SarabunPSK" w:hint="cs"/>
-          <w:sz w:val="32"/>
-          <w:szCs w:val="32"/>
-          <w:cs/>
-        </w:rPr>
-        <w:t xml:space="preserve">การทำ </w:t>
-      </w:r>
-      <w:r>
-        <w:rPr>
-          <w:rFonts w:ascii="TH SarabunPSK" w:hAnsi="TH SarabunPSK" w:cs="TH SarabunPSK" w:hint="cs"/>
-          <w:sz w:val="32"/>
-          <w:szCs w:val="32"/>
-        </w:rPr>
-        <w:t xml:space="preserve">Pipeline </w:t>
-      </w:r>
-      <w:r>
-        <w:rPr>
-          <w:rFonts w:ascii="TH SarabunPSK" w:hAnsi="TH SarabunPSK" w:cs="TH SarabunPSK" w:hint="cs"/>
-          <w:sz w:val="32"/>
-          <w:szCs w:val="32"/>
-          <w:cs/>
-        </w:rPr>
-        <w:t xml:space="preserve">ก็ยังใช้เวลา </w:t>
-      </w:r>
-      <w:r>
-        <w:rPr>
-          <w:rFonts w:ascii="TH SarabunPSK" w:hAnsi="TH SarabunPSK" w:cs="TH SarabunPSK" w:hint="cs"/>
-          <w:sz w:val="32"/>
-          <w:szCs w:val="32"/>
-        </w:rPr>
-        <w:t xml:space="preserve">1 </w:t>
-      </w:r>
-      <w:r>
-        <w:rPr>
-          <w:rFonts w:ascii="TH SarabunPSK" w:hAnsi="TH SarabunPSK" w:cs="TH SarabunPSK" w:hint="cs"/>
-          <w:sz w:val="32"/>
-          <w:szCs w:val="32"/>
-          <w:cs/>
-        </w:rPr>
-        <w:t>ชั่วโมงต่อตะกร้าเท่าเดิม</w:t>
-      </w:r>
-    </w:p>
-    <w:p>
-      <w:pPr>
-        <w:pStyle w:val="af"/>
-        <w:numPr>
-          <w:ilvl w:val="0"/>
-          <w:numId w:val="39"/>
-        </w:numPr>
-        <w:rPr>
-          <w:rFonts w:ascii="TH SarabunPSK" w:hAnsi="TH SarabunPSK" w:cs="TH SarabunPSK" w:hint="cs"/>
-          <w:sz w:val="32"/>
-          <w:szCs w:val="32"/>
-        </w:rPr>
-      </w:pPr>
-      <w:r>
-        <w:rPr>
-          <w:rStyle w:val="af1"/>
-          <w:rFonts w:ascii="TH SarabunPSK" w:eastAsiaTheme="majorEastAsia" w:hAnsi="TH SarabunPSK" w:cs="TH SarabunPSK" w:hint="cs"/>
-          <w:sz w:val="32"/>
-          <w:szCs w:val="32"/>
-        </w:rPr>
-        <w:t>Throughput (</w:t>
-      </w:r>
-      <w:r>
-        <w:rPr>
-          <w:rStyle w:val="af1"/>
-          <w:rFonts w:ascii="TH SarabunPSK" w:eastAsiaTheme="majorEastAsia" w:hAnsi="TH SarabunPSK" w:cs="TH SarabunPSK" w:hint="cs"/>
-          <w:sz w:val="32"/>
-          <w:szCs w:val="32"/>
-          <w:cs/>
-        </w:rPr>
-        <w:t>ปริมาณงานต่อเวลา):</w:t>
-      </w:r>
-    </w:p>
-    <w:p>
-      <w:pPr>
-        <w:pStyle w:val="af"/>
-        <w:numPr>
-          <w:ilvl w:val="1"/>
-          <w:numId w:val="39"/>
-        </w:numPr>
-        <w:rPr>
-          <w:rFonts w:ascii="TH SarabunPSK" w:hAnsi="TH SarabunPSK" w:cs="TH SarabunPSK" w:hint="cs"/>
-          <w:sz w:val="32"/>
-          <w:szCs w:val="32"/>
-        </w:rPr>
-      </w:pPr>
-      <w:r>
-        <w:rPr>
-          <w:rFonts w:ascii="TH SarabunPSK" w:hAnsi="TH SarabunPSK" w:cs="TH SarabunPSK" w:hint="cs"/>
-          <w:sz w:val="32"/>
-          <w:szCs w:val="32"/>
-          <w:cs/>
-        </w:rPr>
-        <w:t xml:space="preserve">สิ่งที่ </w:t>
-      </w:r>
-      <w:r>
-        <w:rPr>
-          <w:rFonts w:ascii="TH SarabunPSK" w:hAnsi="TH SarabunPSK" w:cs="TH SarabunPSK" w:hint="cs"/>
-          <w:sz w:val="32"/>
-          <w:szCs w:val="32"/>
-        </w:rPr>
-        <w:t xml:space="preserve">Pipelining </w:t>
-      </w:r>
-      <w:r>
-        <w:rPr>
-          <w:rFonts w:ascii="TH SarabunPSK" w:hAnsi="TH SarabunPSK" w:cs="TH SarabunPSK" w:hint="cs"/>
-          <w:sz w:val="32"/>
-          <w:szCs w:val="32"/>
-          <w:cs/>
-        </w:rPr>
-        <w:t>ช่วยคือ</w:t>
-      </w:r>
-      <w:r>
-        <w:rPr>
-          <w:rFonts w:ascii="TH SarabunPSK" w:hAnsi="TH SarabunPSK" w:cs="TH SarabunPSK" w:hint="cs"/>
-          <w:sz w:val="32"/>
-          <w:szCs w:val="32"/>
-        </w:rPr>
-        <w:t xml:space="preserve"> </w:t>
-      </w:r>
-      <w:r>
-        <w:rPr>
-          <w:rStyle w:val="af1"/>
-          <w:rFonts w:ascii="TH SarabunPSK" w:eastAsiaTheme="majorEastAsia" w:hAnsi="TH SarabunPSK" w:cs="TH SarabunPSK" w:hint="cs"/>
-          <w:sz w:val="32"/>
-          <w:szCs w:val="32"/>
-        </w:rPr>
-        <w:t>Throughput</w:t>
-      </w:r>
-      <w:r>
-        <w:rPr>
-          <w:rFonts w:ascii="TH SarabunPSK" w:hAnsi="TH SarabunPSK" w:cs="TH SarabunPSK" w:hint="cs"/>
-          <w:sz w:val="32"/>
-          <w:szCs w:val="32"/>
-        </w:rPr>
-        <w:t xml:space="preserve"> (</w:t>
-      </w:r>
-      <w:r>
-        <w:rPr>
-          <w:rFonts w:ascii="TH SarabunPSK" w:hAnsi="TH SarabunPSK" w:cs="TH SarabunPSK" w:hint="cs"/>
-          <w:sz w:val="32"/>
-          <w:szCs w:val="32"/>
-          <w:cs/>
-        </w:rPr>
-        <w:t>จำนวนคำสั่งที่เสร็จต่อวินาที)</w:t>
-      </w:r>
-    </w:p>
-    <w:p>
-      <w:pPr>
-        <w:pStyle w:val="af"/>
-        <w:numPr>
-          <w:ilvl w:val="1"/>
-          <w:numId w:val="39"/>
-        </w:numPr>
-        <w:rPr>
-          <w:rFonts w:ascii="TH SarabunPSK" w:hAnsi="TH SarabunPSK" w:cs="TH SarabunPSK" w:hint="cs"/>
-          <w:sz w:val="32"/>
-          <w:szCs w:val="32"/>
-        </w:rPr>
-      </w:pPr>
-      <w:r>
-        <w:rPr>
-          <w:rFonts w:ascii="TH SarabunPSK" w:hAnsi="TH SarabunPSK" w:cs="TH SarabunPSK" w:hint="cs"/>
-          <w:sz w:val="32"/>
-          <w:szCs w:val="32"/>
-          <w:cs/>
-        </w:rPr>
-        <w:t xml:space="preserve">เพราะเราสามารถ "เริ่ม" คำสั่งใหม่ได้ในทุกๆ </w:t>
-      </w:r>
-      <w:r>
-        <w:rPr>
-          <w:rFonts w:ascii="TH SarabunPSK" w:hAnsi="TH SarabunPSK" w:cs="TH SarabunPSK" w:hint="cs"/>
-          <w:sz w:val="32"/>
-          <w:szCs w:val="32"/>
-        </w:rPr>
-        <w:t xml:space="preserve">Clock Cycle </w:t>
-      </w:r>
-      <w:r>
-        <w:rPr>
-          <w:rFonts w:ascii="TH SarabunPSK" w:hAnsi="TH SarabunPSK" w:cs="TH SarabunPSK" w:hint="cs"/>
-          <w:sz w:val="32"/>
-          <w:szCs w:val="32"/>
-          <w:cs/>
-        </w:rPr>
-        <w:t>โดยไม่ต้องรอให้คำสั่งเก่าเสร็จ</w:t>
-      </w:r>
-    </w:p>
-    <w:p>
-      <w:pPr>
-        <w:pStyle w:val="af"/>
-        <w:numPr>
-          <w:ilvl w:val="0"/>
-          <w:numId w:val="39"/>
-        </w:numPr>
-        <w:rPr>
-          <w:rFonts w:ascii="TH SarabunPSK" w:hAnsi="TH SarabunPSK" w:cs="TH SarabunPSK" w:hint="cs"/>
-          <w:sz w:val="32"/>
-          <w:szCs w:val="32"/>
-        </w:rPr>
-      </w:pPr>
-      <w:r>
-        <w:rPr>
-          <w:rStyle w:val="af1"/>
-          <w:rFonts w:ascii="TH SarabunPSK" w:eastAsiaTheme="majorEastAsia" w:hAnsi="TH SarabunPSK" w:cs="TH SarabunPSK" w:hint="cs"/>
-          <w:sz w:val="32"/>
-          <w:szCs w:val="32"/>
-          <w:cs/>
-        </w:rPr>
-        <w:t>เปรียบเทียบกับการซักผ้า:</w:t>
-      </w:r>
-    </w:p>
-    <w:p>
-      <w:pPr>
-        <w:pStyle w:val="af"/>
-        <w:numPr>
-          <w:ilvl w:val="1"/>
-          <w:numId w:val="39"/>
-        </w:numPr>
-        <w:rPr>
-          <w:rFonts w:ascii="TH SarabunPSK" w:hAnsi="TH SarabunPSK" w:cs="TH SarabunPSK" w:hint="cs"/>
-          <w:sz w:val="32"/>
-          <w:szCs w:val="32"/>
-        </w:rPr>
-      </w:pPr>
-      <w:r>
-        <w:rPr>
-          <w:rFonts w:ascii="TH SarabunPSK" w:hAnsi="TH SarabunPSK" w:cs="TH SarabunPSK" w:hint="cs"/>
-          <w:sz w:val="32"/>
-          <w:szCs w:val="32"/>
-          <w:cs/>
-        </w:rPr>
-        <w:t>ถ้าซักทีละตะกร้า (</w:t>
-      </w:r>
-      <w:r>
-        <w:rPr>
-          <w:rFonts w:ascii="TH SarabunPSK" w:hAnsi="TH SarabunPSK" w:cs="TH SarabunPSK" w:hint="cs"/>
-          <w:sz w:val="32"/>
-          <w:szCs w:val="32"/>
-        </w:rPr>
-        <w:t xml:space="preserve">Non-pipelined): 4 </w:t>
-      </w:r>
-      <w:r>
-        <w:rPr>
-          <w:rFonts w:ascii="TH SarabunPSK" w:hAnsi="TH SarabunPSK" w:cs="TH SarabunPSK" w:hint="cs"/>
-          <w:sz w:val="32"/>
-          <w:szCs w:val="32"/>
-          <w:cs/>
-        </w:rPr>
-        <w:t xml:space="preserve">ตะกร้า ใช้เวลา </w:t>
-      </w:r>
-      <w:r>
-        <w:rPr>
-          <w:rFonts w:ascii="TH SarabunPSK" w:hAnsi="TH SarabunPSK" w:cs="TH SarabunPSK" w:hint="cs"/>
-          <w:sz w:val="32"/>
-          <w:szCs w:val="32"/>
-        </w:rPr>
-        <w:t xml:space="preserve">4 </w:t>
-      </w:r>
-      <w:r>
-        <w:rPr>
-          <w:rFonts w:ascii="TH SarabunPSK" w:hAnsi="TH SarabunPSK" w:cs="TH SarabunPSK" w:hint="cs"/>
-          <w:sz w:val="32"/>
-          <w:szCs w:val="32"/>
-          <w:cs/>
-        </w:rPr>
-        <w:t>ชั่วโมง</w:t>
-      </w:r>
-    </w:p>
-    <w:p>
-      <w:pPr>
-        <w:pStyle w:val="af"/>
-        <w:numPr>
-          <w:ilvl w:val="1"/>
-          <w:numId w:val="39"/>
-        </w:numPr>
-        <w:rPr>
-          <w:rFonts w:ascii="TH SarabunPSK" w:hAnsi="TH SarabunPSK" w:cs="TH SarabunPSK" w:hint="cs"/>
-          <w:sz w:val="32"/>
-          <w:szCs w:val="32"/>
-        </w:rPr>
-      </w:pPr>
-      <w:r>
-        <w:rPr>
-          <w:rFonts w:ascii="TH SarabunPSK" w:hAnsi="TH SarabunPSK" w:cs="TH SarabunPSK" w:hint="cs"/>
-          <w:sz w:val="32"/>
-          <w:szCs w:val="32"/>
-          <w:cs/>
-        </w:rPr>
-        <w:t xml:space="preserve">ถ้าทำ </w:t>
-      </w:r>
-      <w:r>
-        <w:rPr>
-          <w:rFonts w:ascii="TH SarabunPSK" w:hAnsi="TH SarabunPSK" w:cs="TH SarabunPSK" w:hint="cs"/>
-          <w:sz w:val="32"/>
-          <w:szCs w:val="32"/>
-        </w:rPr>
-        <w:t>Pipeline (</w:t>
-      </w:r>
-      <w:r>
-        <w:rPr>
-          <w:rFonts w:ascii="TH SarabunPSK" w:hAnsi="TH SarabunPSK" w:cs="TH SarabunPSK" w:hint="cs"/>
-          <w:sz w:val="32"/>
-          <w:szCs w:val="32"/>
-          <w:cs/>
-        </w:rPr>
-        <w:t xml:space="preserve">ซ้อนงาน): พอตะกร้า </w:t>
-      </w:r>
-      <w:r>
-        <w:rPr>
-          <w:rFonts w:ascii="TH SarabunPSK" w:hAnsi="TH SarabunPSK" w:cs="TH SarabunPSK" w:hint="cs"/>
-          <w:sz w:val="32"/>
-          <w:szCs w:val="32"/>
-        </w:rPr>
-        <w:t xml:space="preserve">1 </w:t>
-      </w:r>
-      <w:r>
-        <w:rPr>
-          <w:rFonts w:ascii="TH SarabunPSK" w:hAnsi="TH SarabunPSK" w:cs="TH SarabunPSK" w:hint="cs"/>
-          <w:sz w:val="32"/>
-          <w:szCs w:val="32"/>
-          <w:cs/>
-        </w:rPr>
-        <w:t>ซักเสร็จแล้วไปอบ</w:t>
-      </w:r>
-      <w:r>
-        <w:rPr>
-          <w:rFonts w:ascii="TH SarabunPSK" w:hAnsi="TH SarabunPSK" w:cs="TH SarabunPSK" w:hint="cs"/>
-          <w:sz w:val="32"/>
-          <w:szCs w:val="32"/>
-        </w:rPr>
-        <w:t xml:space="preserve">, </w:t>
-      </w:r>
-      <w:r>
-        <w:rPr>
-          <w:rFonts w:ascii="TH SarabunPSK" w:hAnsi="TH SarabunPSK" w:cs="TH SarabunPSK" w:hint="cs"/>
-          <w:sz w:val="32"/>
-          <w:szCs w:val="32"/>
-          <w:cs/>
-        </w:rPr>
-        <w:t xml:space="preserve">เราเอาตะกร้า </w:t>
-      </w:r>
-      <w:r>
-        <w:rPr>
-          <w:rFonts w:ascii="TH SarabunPSK" w:hAnsi="TH SarabunPSK" w:cs="TH SarabunPSK" w:hint="cs"/>
-          <w:sz w:val="32"/>
-          <w:szCs w:val="32"/>
-        </w:rPr>
-        <w:t xml:space="preserve">2 </w:t>
-      </w:r>
-      <w:r>
-        <w:rPr>
-          <w:rFonts w:ascii="TH SarabunPSK" w:hAnsi="TH SarabunPSK" w:cs="TH SarabunPSK" w:hint="cs"/>
-          <w:sz w:val="32"/>
-          <w:szCs w:val="32"/>
-          <w:cs/>
-        </w:rPr>
-        <w:t>เข้าเครื่องซักต่อทันที (ไม่ต้องรออบเสร็จ)</w:t>
-      </w:r>
-    </w:p>
-    <w:p>
-      <w:pPr>
-        <w:pStyle w:val="af"/>
-        <w:numPr>
-          <w:ilvl w:val="1"/>
-          <w:numId w:val="39"/>
-        </w:numPr>
-        <w:rPr>
-          <w:rFonts w:ascii="TH SarabunPSK" w:hAnsi="TH SarabunPSK" w:cs="TH SarabunPSK" w:hint="cs"/>
-          <w:sz w:val="32"/>
-          <w:szCs w:val="32"/>
-        </w:rPr>
-      </w:pPr>
-      <w:r>
-        <w:rPr>
-          <w:rFonts w:ascii="TH SarabunPSK" w:hAnsi="TH SarabunPSK" w:cs="TH SarabunPSK" w:hint="cs"/>
-          <w:sz w:val="32"/>
-          <w:szCs w:val="32"/>
-          <w:cs/>
-        </w:rPr>
-        <w:t xml:space="preserve">ผลลัพธ์: ตะกร้าแรกเสร็จชั่วโมงที่ </w:t>
-      </w:r>
-      <w:r>
-        <w:rPr>
-          <w:rFonts w:ascii="TH SarabunPSK" w:hAnsi="TH SarabunPSK" w:cs="TH SarabunPSK" w:hint="cs"/>
-          <w:sz w:val="32"/>
-          <w:szCs w:val="32"/>
-        </w:rPr>
-        <w:t xml:space="preserve">1, </w:t>
-      </w:r>
-      <w:r>
-        <w:rPr>
-          <w:rFonts w:ascii="TH SarabunPSK" w:hAnsi="TH SarabunPSK" w:cs="TH SarabunPSK" w:hint="cs"/>
-          <w:sz w:val="32"/>
-          <w:szCs w:val="32"/>
-          <w:cs/>
-        </w:rPr>
-        <w:t xml:space="preserve">ตะกร้าสองเสร็จชั่วโมงที่ </w:t>
-      </w:r>
-      <w:r>
-        <w:rPr>
-          <w:rFonts w:ascii="TH SarabunPSK" w:hAnsi="TH SarabunPSK" w:cs="TH SarabunPSK" w:hint="cs"/>
-          <w:sz w:val="32"/>
-          <w:szCs w:val="32"/>
-        </w:rPr>
-        <w:t xml:space="preserve">1.5, </w:t>
-      </w:r>
-      <w:r>
-        <w:rPr>
-          <w:rFonts w:ascii="TH SarabunPSK" w:hAnsi="TH SarabunPSK" w:cs="TH SarabunPSK" w:hint="cs"/>
-          <w:sz w:val="32"/>
-          <w:szCs w:val="32"/>
-          <w:cs/>
-        </w:rPr>
-        <w:t xml:space="preserve">ตะกร้าสามเสร็จชั่วโมงที่ </w:t>
-      </w:r>
-      <w:r>
-        <w:rPr>
-          <w:rFonts w:ascii="TH SarabunPSK" w:hAnsi="TH SarabunPSK" w:cs="TH SarabunPSK" w:hint="cs"/>
-          <w:sz w:val="32"/>
-          <w:szCs w:val="32"/>
-        </w:rPr>
-        <w:t xml:space="preserve">2... </w:t>
-      </w:r>
-      <w:r>
-        <w:rPr>
-          <w:rFonts w:ascii="TH SarabunPSK" w:hAnsi="TH SarabunPSK" w:cs="TH SarabunPSK" w:hint="cs"/>
-          <w:sz w:val="32"/>
-          <w:szCs w:val="32"/>
-          <w:cs/>
-        </w:rPr>
-        <w:t>รวมแล้วเสร็จเร็วกว่ามาก แต่</w:t>
-      </w:r>
-      <w:r>
-        <w:rPr>
-          <w:rFonts w:ascii="TH SarabunPSK" w:hAnsi="TH SarabunPSK" w:cs="TH SarabunPSK" w:hint="cs"/>
-          <w:sz w:val="32"/>
-          <w:szCs w:val="32"/>
-        </w:rPr>
-        <w:t xml:space="preserve"> </w:t>
-      </w:r>
-      <w:r>
-        <w:rPr>
-          <w:rStyle w:val="af2"/>
-          <w:rFonts w:ascii="TH SarabunPSK" w:eastAsiaTheme="majorEastAsia" w:hAnsi="TH SarabunPSK" w:cs="TH SarabunPSK" w:hint="cs"/>
-          <w:sz w:val="32"/>
-          <w:szCs w:val="32"/>
-          <w:cs/>
-        </w:rPr>
-        <w:t>ผ้าแต่ละชิ้น</w:t>
-      </w:r>
-      <w:r>
-        <w:rPr>
-          <w:rFonts w:ascii="TH SarabunPSK" w:hAnsi="TH SarabunPSK" w:cs="TH SarabunPSK" w:hint="cs"/>
-          <w:sz w:val="32"/>
-          <w:szCs w:val="32"/>
-        </w:rPr>
-        <w:t xml:space="preserve"> </w:t>
-      </w:r>
-      <w:r>
-        <w:rPr>
-          <w:rFonts w:ascii="TH SarabunPSK" w:hAnsi="TH SarabunPSK" w:cs="TH SarabunPSK" w:hint="cs"/>
-          <w:sz w:val="32"/>
-          <w:szCs w:val="32"/>
-          <w:cs/>
-        </w:rPr>
-        <w:t>ก็ยังใช้เวลากระบวนการเท่าเดิม ไม่ได้ลัดขั้นตอนแต่อย่างใด</w:t>
+        <w:t>เมนบอร์ดจะต้องมีขนาดใหญ่โตมหาศาล ไม่สามารถใส่ลงในเคสคอมพิวเตอร์หรือโน้ตบุ๊กทั่วไปได้</w:t>
       </w:r>
     </w:p>
     <w:p>
@@ -4295,6 +4580,119 @@
     </w:lvl>
   </w:abstractNum>
   <w:abstractNum w:abstractNumId="1" w15:restartNumberingAfterBreak="0">
+    <w:nsid w:val="003F2DBB"/>
+    <w:multiLevelType w:val="multilevel"/>
+    <w:tmpl w:val="5448C648"/>
+    <w:lvl w:ilvl="0">
+      <w:start w:val="1"/>
+      <w:numFmt w:val="decimal"/>
+      <w:lvlText w:val="%1."/>
+      <w:lvlJc w:val="left"/>
+      <w:pPr>
+        <w:tabs>
+          <w:tab w:val="num" w:pos="720"/>
+        </w:tabs>
+        <w:ind w:left="720" w:hanging="360"/>
+      </w:pPr>
+    </w:lvl>
+    <w:lvl w:ilvl="1" w:tentative="1">
+      <w:start w:val="1"/>
+      <w:numFmt w:val="decimal"/>
+      <w:lvlText w:val="%2."/>
+      <w:lvlJc w:val="left"/>
+      <w:pPr>
+        <w:tabs>
+          <w:tab w:val="num" w:pos="1440"/>
+        </w:tabs>
+        <w:ind w:left="1440" w:hanging="360"/>
+      </w:pPr>
+    </w:lvl>
+    <w:lvl w:ilvl="2" w:tentative="1">
+      <w:start w:val="1"/>
+      <w:numFmt w:val="decimal"/>
+      <w:lvlText w:val="%3."/>
+      <w:lvlJc w:val="left"/>
+      <w:pPr>
+        <w:tabs>
+          <w:tab w:val="num" w:pos="2160"/>
+        </w:tabs>
+        <w:ind w:left="2160" w:hanging="360"/>
+      </w:pPr>
+    </w:lvl>
+    <w:lvl w:ilvl="3" w:tentative="1">
+      <w:start w:val="1"/>
+      <w:numFmt w:val="decimal"/>
+      <w:lvlText w:val="%4."/>
+      <w:lvlJc w:val="left"/>
+      <w:pPr>
+        <w:tabs>
+          <w:tab w:val="num" w:pos="2880"/>
+        </w:tabs>
+        <w:ind w:left="2880" w:hanging="360"/>
+      </w:pPr>
+    </w:lvl>
+    <w:lvl w:ilvl="4" w:tentative="1">
+      <w:start w:val="1"/>
+      <w:numFmt w:val="decimal"/>
+      <w:lvlText w:val="%5."/>
+      <w:lvlJc w:val="left"/>
+      <w:pPr>
+        <w:tabs>
+          <w:tab w:val="num" w:pos="3600"/>
+        </w:tabs>
+        <w:ind w:left="3600" w:hanging="360"/>
+      </w:pPr>
+    </w:lvl>
+    <w:lvl w:ilvl="5" w:tentative="1">
+      <w:start w:val="1"/>
+      <w:numFmt w:val="decimal"/>
+      <w:lvlText w:val="%6."/>
+      <w:lvlJc w:val="left"/>
+      <w:pPr>
+        <w:tabs>
+          <w:tab w:val="num" w:pos="4320"/>
+        </w:tabs>
+        <w:ind w:left="4320" w:hanging="360"/>
+      </w:pPr>
+    </w:lvl>
+    <w:lvl w:ilvl="6" w:tentative="1">
+      <w:start w:val="1"/>
+      <w:numFmt w:val="decimal"/>
+      <w:lvlText w:val="%7."/>
+      <w:lvlJc w:val="left"/>
+      <w:pPr>
+        <w:tabs>
+          <w:tab w:val="num" w:pos="5040"/>
+        </w:tabs>
+        <w:ind w:left="5040" w:hanging="360"/>
+      </w:pPr>
+    </w:lvl>
+    <w:lvl w:ilvl="7" w:tentative="1">
+      <w:start w:val="1"/>
+      <w:numFmt w:val="decimal"/>
+      <w:lvlText w:val="%8."/>
+      <w:lvlJc w:val="left"/>
+      <w:pPr>
+        <w:tabs>
+          <w:tab w:val="num" w:pos="5760"/>
+        </w:tabs>
+        <w:ind w:left="5760" w:hanging="360"/>
+      </w:pPr>
+    </w:lvl>
+    <w:lvl w:ilvl="8" w:tentative="1">
+      <w:start w:val="1"/>
+      <w:numFmt w:val="decimal"/>
+      <w:lvlText w:val="%9."/>
+      <w:lvlJc w:val="left"/>
+      <w:pPr>
+        <w:tabs>
+          <w:tab w:val="num" w:pos="6480"/>
+        </w:tabs>
+        <w:ind w:left="6480" w:hanging="360"/>
+      </w:pPr>
+    </w:lvl>
+  </w:abstractNum>
+  <w:abstractNum w:abstractNumId="2" w15:restartNumberingAfterBreak="0">
     <w:nsid w:val="00F9035B"/>
     <w:multiLevelType w:val="multilevel"/>
     <w:tmpl w:val="BDE48434"/>
@@ -4443,7 +4841,7 @@
       </w:rPr>
     </w:lvl>
   </w:abstractNum>
-  <w:abstractNum w:abstractNumId="2" w15:restartNumberingAfterBreak="0">
+  <w:abstractNum w:abstractNumId="3" w15:restartNumberingAfterBreak="0">
     <w:nsid w:val="01B36A69"/>
     <w:multiLevelType w:val="multilevel"/>
     <w:tmpl w:val="064ABF6A"/>
@@ -4592,7 +4990,7 @@
       </w:rPr>
     </w:lvl>
   </w:abstractNum>
-  <w:abstractNum w:abstractNumId="3" w15:restartNumberingAfterBreak="0">
+  <w:abstractNum w:abstractNumId="4" w15:restartNumberingAfterBreak="0">
     <w:nsid w:val="033668DF"/>
     <w:multiLevelType w:val="multilevel"/>
     <w:tmpl w:val="158625CE"/>
@@ -4705,7 +5103,7 @@
       </w:pPr>
     </w:lvl>
   </w:abstractNum>
-  <w:abstractNum w:abstractNumId="4" w15:restartNumberingAfterBreak="0">
+  <w:abstractNum w:abstractNumId="5" w15:restartNumberingAfterBreak="0">
     <w:nsid w:val="0AB86650"/>
     <w:multiLevelType w:val="multilevel"/>
     <w:tmpl w:val="8C5286C4"/>
@@ -4822,7 +5220,7 @@
       </w:pPr>
     </w:lvl>
   </w:abstractNum>
-  <w:abstractNum w:abstractNumId="5" w15:restartNumberingAfterBreak="0">
+  <w:abstractNum w:abstractNumId="6" w15:restartNumberingAfterBreak="0">
     <w:nsid w:val="0B9E4F80"/>
     <w:multiLevelType w:val="multilevel"/>
     <w:tmpl w:val="6F6E38D0"/>
@@ -4971,7 +5369,7 @@
       </w:rPr>
     </w:lvl>
   </w:abstractNum>
-  <w:abstractNum w:abstractNumId="6" w15:restartNumberingAfterBreak="0">
+  <w:abstractNum w:abstractNumId="7" w15:restartNumberingAfterBreak="0">
     <w:nsid w:val="118C5746"/>
     <w:multiLevelType w:val="multilevel"/>
     <w:tmpl w:val="CE6458CA"/>
@@ -5120,7 +5518,7 @@
       </w:rPr>
     </w:lvl>
   </w:abstractNum>
-  <w:abstractNum w:abstractNumId="7" w15:restartNumberingAfterBreak="0">
+  <w:abstractNum w:abstractNumId="8" w15:restartNumberingAfterBreak="0">
     <w:nsid w:val="164229EB"/>
     <w:multiLevelType w:val="multilevel"/>
     <w:tmpl w:val="A5484E76"/>
@@ -5241,7 +5639,7 @@
       </w:pPr>
     </w:lvl>
   </w:abstractNum>
-  <w:abstractNum w:abstractNumId="8" w15:restartNumberingAfterBreak="0">
+  <w:abstractNum w:abstractNumId="9" w15:restartNumberingAfterBreak="0">
     <w:nsid w:val="18B464F6"/>
     <w:multiLevelType w:val="multilevel"/>
     <w:tmpl w:val="D63A2474"/>
@@ -5390,7 +5788,7 @@
       </w:rPr>
     </w:lvl>
   </w:abstractNum>
-  <w:abstractNum w:abstractNumId="9" w15:restartNumberingAfterBreak="0">
+  <w:abstractNum w:abstractNumId="10" w15:restartNumberingAfterBreak="0">
     <w:nsid w:val="1B2105EE"/>
     <w:multiLevelType w:val="multilevel"/>
     <w:tmpl w:val="58CC0782"/>
@@ -5539,7 +5937,7 @@
       </w:rPr>
     </w:lvl>
   </w:abstractNum>
-  <w:abstractNum w:abstractNumId="10" w15:restartNumberingAfterBreak="0">
+  <w:abstractNum w:abstractNumId="11" w15:restartNumberingAfterBreak="0">
     <w:nsid w:val="1BA95866"/>
     <w:multiLevelType w:val="multilevel"/>
     <w:tmpl w:val="131ED1B6"/>
@@ -5684,7 +6082,7 @@
       </w:rPr>
     </w:lvl>
   </w:abstractNum>
-  <w:abstractNum w:abstractNumId="11" w15:restartNumberingAfterBreak="0">
+  <w:abstractNum w:abstractNumId="12" w15:restartNumberingAfterBreak="0">
     <w:nsid w:val="21D51DCA"/>
     <w:multiLevelType w:val="multilevel"/>
     <w:tmpl w:val="2D7C754E"/>
@@ -5833,7 +6231,7 @@
       </w:rPr>
     </w:lvl>
   </w:abstractNum>
-  <w:abstractNum w:abstractNumId="12" w15:restartNumberingAfterBreak="0">
+  <w:abstractNum w:abstractNumId="13" w15:restartNumberingAfterBreak="0">
     <w:nsid w:val="25CE0080"/>
     <w:multiLevelType w:val="multilevel"/>
     <w:tmpl w:val="94DE831A"/>
@@ -5950,7 +6348,7 @@
       </w:pPr>
     </w:lvl>
   </w:abstractNum>
-  <w:abstractNum w:abstractNumId="13" w15:restartNumberingAfterBreak="0">
+  <w:abstractNum w:abstractNumId="14" w15:restartNumberingAfterBreak="0">
     <w:nsid w:val="27E7016C"/>
     <w:multiLevelType w:val="multilevel"/>
     <w:tmpl w:val="682A988E"/>
@@ -6099,7 +6497,7 @@
       </w:rPr>
     </w:lvl>
   </w:abstractNum>
-  <w:abstractNum w:abstractNumId="14" w15:restartNumberingAfterBreak="0">
+  <w:abstractNum w:abstractNumId="15" w15:restartNumberingAfterBreak="0">
     <w:nsid w:val="280863CA"/>
     <w:multiLevelType w:val="multilevel"/>
     <w:tmpl w:val="F216F084"/>
@@ -6248,7 +6646,156 @@
       </w:rPr>
     </w:lvl>
   </w:abstractNum>
-  <w:abstractNum w:abstractNumId="15" w15:restartNumberingAfterBreak="0">
+  <w:abstractNum w:abstractNumId="16" w15:restartNumberingAfterBreak="0">
+    <w:nsid w:val="2A7A3CB6"/>
+    <w:multiLevelType w:val="multilevel"/>
+    <w:tmpl w:val="9E744B9A"/>
+    <w:lvl w:ilvl="0">
+      <w:start w:val="1"/>
+      <w:numFmt w:val="bullet"/>
+      <w:lvlText w:val=""/>
+      <w:lvlJc w:val="left"/>
+      <w:pPr>
+        <w:tabs>
+          <w:tab w:val="num" w:pos="720"/>
+        </w:tabs>
+        <w:ind w:left="720" w:hanging="360"/>
+      </w:pPr>
+      <w:rPr>
+        <w:rFonts w:ascii="Symbol" w:hAnsi="Symbol" w:hint="default"/>
+        <w:sz w:val="20"/>
+      </w:rPr>
+    </w:lvl>
+    <w:lvl w:ilvl="1" w:tentative="1">
+      <w:start w:val="1"/>
+      <w:numFmt w:val="bullet"/>
+      <w:lvlText w:val="o"/>
+      <w:lvlJc w:val="left"/>
+      <w:pPr>
+        <w:tabs>
+          <w:tab w:val="num" w:pos="1440"/>
+        </w:tabs>
+        <w:ind w:left="1440" w:hanging="360"/>
+      </w:pPr>
+      <w:rPr>
+        <w:rFonts w:ascii="Courier New" w:hAnsi="Courier New" w:hint="default"/>
+        <w:sz w:val="20"/>
+      </w:rPr>
+    </w:lvl>
+    <w:lvl w:ilvl="2" w:tentative="1">
+      <w:start w:val="1"/>
+      <w:numFmt w:val="bullet"/>
+      <w:lvlText w:val=""/>
+      <w:lvlJc w:val="left"/>
+      <w:pPr>
+        <w:tabs>
+          <w:tab w:val="num" w:pos="2160"/>
+        </w:tabs>
+        <w:ind w:left="2160" w:hanging="360"/>
+      </w:pPr>
+      <w:rPr>
+        <w:rFonts w:ascii="Wingdings" w:hAnsi="Wingdings" w:hint="default"/>
+        <w:sz w:val="20"/>
+      </w:rPr>
+    </w:lvl>
+    <w:lvl w:ilvl="3" w:tentative="1">
+      <w:start w:val="1"/>
+      <w:numFmt w:val="bullet"/>
+      <w:lvlText w:val=""/>
+      <w:lvlJc w:val="left"/>
+      <w:pPr>
+        <w:tabs>
+          <w:tab w:val="num" w:pos="2880"/>
+        </w:tabs>
+        <w:ind w:left="2880" w:hanging="360"/>
+      </w:pPr>
+      <w:rPr>
+        <w:rFonts w:ascii="Wingdings" w:hAnsi="Wingdings" w:hint="default"/>
+        <w:sz w:val="20"/>
+      </w:rPr>
+    </w:lvl>
+    <w:lvl w:ilvl="4" w:tentative="1">
+      <w:start w:val="1"/>
+      <w:numFmt w:val="bullet"/>
+      <w:lvlText w:val=""/>
+      <w:lvlJc w:val="left"/>
+      <w:pPr>
+        <w:tabs>
+          <w:tab w:val="num" w:pos="3600"/>
+        </w:tabs>
+        <w:ind w:left="3600" w:hanging="360"/>
+      </w:pPr>
+      <w:rPr>
+        <w:rFonts w:ascii="Wingdings" w:hAnsi="Wingdings" w:hint="default"/>
+        <w:sz w:val="20"/>
+      </w:rPr>
+    </w:lvl>
+    <w:lvl w:ilvl="5" w:tentative="1">
+      <w:start w:val="1"/>
+      <w:numFmt w:val="bullet"/>
+      <w:lvlText w:val=""/>
+      <w:lvlJc w:val="left"/>
+      <w:pPr>
+        <w:tabs>
+          <w:tab w:val="num" w:pos="4320"/>
+        </w:tabs>
+        <w:ind w:left="4320" w:hanging="360"/>
+      </w:pPr>
+      <w:rPr>
+        <w:rFonts w:ascii="Wingdings" w:hAnsi="Wingdings" w:hint="default"/>
+        <w:sz w:val="20"/>
+      </w:rPr>
+    </w:lvl>
+    <w:lvl w:ilvl="6" w:tentative="1">
+      <w:start w:val="1"/>
+      <w:numFmt w:val="bullet"/>
+      <w:lvlText w:val=""/>
+      <w:lvlJc w:val="left"/>
+      <w:pPr>
+        <w:tabs>
+          <w:tab w:val="num" w:pos="5040"/>
+        </w:tabs>
+        <w:ind w:left="5040" w:hanging="360"/>
+      </w:pPr>
+      <w:rPr>
+        <w:rFonts w:ascii="Wingdings" w:hAnsi="Wingdings" w:hint="default"/>
+        <w:sz w:val="20"/>
+      </w:rPr>
+    </w:lvl>
+    <w:lvl w:ilvl="7" w:tentative="1">
+      <w:start w:val="1"/>
+      <w:numFmt w:val="bullet"/>
+      <w:lvlText w:val=""/>
+      <w:lvlJc w:val="left"/>
+      <w:pPr>
+        <w:tabs>
+          <w:tab w:val="num" w:pos="5760"/>
+        </w:tabs>
+        <w:ind w:left="5760" w:hanging="360"/>
+      </w:pPr>
+      <w:rPr>
+        <w:rFonts w:ascii="Wingdings" w:hAnsi="Wingdings" w:hint="default"/>
+        <w:sz w:val="20"/>
+      </w:rPr>
+    </w:lvl>
+    <w:lvl w:ilvl="8" w:tentative="1">
+      <w:start w:val="1"/>
+      <w:numFmt w:val="bullet"/>
+      <w:lvlText w:val=""/>
+      <w:lvlJc w:val="left"/>
+      <w:pPr>
+        <w:tabs>
+          <w:tab w:val="num" w:pos="6480"/>
+        </w:tabs>
+        <w:ind w:left="6480" w:hanging="360"/>
+      </w:pPr>
+      <w:rPr>
+        <w:rFonts w:ascii="Wingdings" w:hAnsi="Wingdings" w:hint="default"/>
+        <w:sz w:val="20"/>
+      </w:rPr>
+    </w:lvl>
+  </w:abstractNum>
+  <w:abstractNum w:abstractNumId="17" w15:restartNumberingAfterBreak="0">
     <w:nsid w:val="2C823C7A"/>
     <w:multiLevelType w:val="multilevel"/>
     <w:tmpl w:val="AB8479C0"/>
@@ -6397,7 +6944,7 @@
       </w:rPr>
     </w:lvl>
   </w:abstractNum>
-  <w:abstractNum w:abstractNumId="16" w15:restartNumberingAfterBreak="0">
+  <w:abstractNum w:abstractNumId="18" w15:restartNumberingAfterBreak="0">
     <w:nsid w:val="2D0D7B6C"/>
     <w:multiLevelType w:val="multilevel"/>
     <w:tmpl w:val="3CCA874E"/>
@@ -6514,7 +7061,7 @@
       </w:pPr>
     </w:lvl>
   </w:abstractNum>
-  <w:abstractNum w:abstractNumId="17" w15:restartNumberingAfterBreak="0">
+  <w:abstractNum w:abstractNumId="19" w15:restartNumberingAfterBreak="0">
     <w:nsid w:val="32B049CC"/>
     <w:multiLevelType w:val="multilevel"/>
     <w:tmpl w:val="AB16FE74"/>
@@ -6663,7 +7210,7 @@
       </w:rPr>
     </w:lvl>
   </w:abstractNum>
-  <w:abstractNum w:abstractNumId="18" w15:restartNumberingAfterBreak="0">
+  <w:abstractNum w:abstractNumId="20" w15:restartNumberingAfterBreak="0">
     <w:nsid w:val="36A76EE5"/>
     <w:multiLevelType w:val="multilevel"/>
     <w:tmpl w:val="135AE5FC"/>
@@ -6812,7 +7359,7 @@
       </w:rPr>
     </w:lvl>
   </w:abstractNum>
-  <w:abstractNum w:abstractNumId="19" w15:restartNumberingAfterBreak="0">
+  <w:abstractNum w:abstractNumId="21" w15:restartNumberingAfterBreak="0">
     <w:nsid w:val="38013E9E"/>
     <w:multiLevelType w:val="multilevel"/>
     <w:tmpl w:val="C69C04E6"/>
@@ -6929,7 +7476,7 @@
       </w:pPr>
     </w:lvl>
   </w:abstractNum>
-  <w:abstractNum w:abstractNumId="20" w15:restartNumberingAfterBreak="0">
+  <w:abstractNum w:abstractNumId="22" w15:restartNumberingAfterBreak="0">
     <w:nsid w:val="397169D2"/>
     <w:multiLevelType w:val="multilevel"/>
     <w:tmpl w:val="C34005D2"/>
@@ -7078,7 +7625,156 @@
       </w:rPr>
     </w:lvl>
   </w:abstractNum>
-  <w:abstractNum w:abstractNumId="21" w15:restartNumberingAfterBreak="0">
+  <w:abstractNum w:abstractNumId="23" w15:restartNumberingAfterBreak="0">
+    <w:nsid w:val="39D0210F"/>
+    <w:multiLevelType w:val="multilevel"/>
+    <w:tmpl w:val="EF3682B4"/>
+    <w:lvl w:ilvl="0">
+      <w:start w:val="1"/>
+      <w:numFmt w:val="bullet"/>
+      <w:lvlText w:val=""/>
+      <w:lvlJc w:val="left"/>
+      <w:pPr>
+        <w:tabs>
+          <w:tab w:val="num" w:pos="720"/>
+        </w:tabs>
+        <w:ind w:left="720" w:hanging="360"/>
+      </w:pPr>
+      <w:rPr>
+        <w:rFonts w:ascii="Symbol" w:hAnsi="Symbol" w:hint="default"/>
+        <w:sz w:val="20"/>
+      </w:rPr>
+    </w:lvl>
+    <w:lvl w:ilvl="1" w:tentative="1">
+      <w:start w:val="1"/>
+      <w:numFmt w:val="bullet"/>
+      <w:lvlText w:val="o"/>
+      <w:lvlJc w:val="left"/>
+      <w:pPr>
+        <w:tabs>
+          <w:tab w:val="num" w:pos="1440"/>
+        </w:tabs>
+        <w:ind w:left="1440" w:hanging="360"/>
+      </w:pPr>
+      <w:rPr>
+        <w:rFonts w:ascii="Courier New" w:hAnsi="Courier New" w:hint="default"/>
+        <w:sz w:val="20"/>
+      </w:rPr>
+    </w:lvl>
+    <w:lvl w:ilvl="2" w:tentative="1">
+      <w:start w:val="1"/>
+      <w:numFmt w:val="bullet"/>
+      <w:lvlText w:val=""/>
+      <w:lvlJc w:val="left"/>
+      <w:pPr>
+        <w:tabs>
+          <w:tab w:val="num" w:pos="2160"/>
+        </w:tabs>
+        <w:ind w:left="2160" w:hanging="360"/>
+      </w:pPr>
+      <w:rPr>
+        <w:rFonts w:ascii="Wingdings" w:hAnsi="Wingdings" w:hint="default"/>
+        <w:sz w:val="20"/>
+      </w:rPr>
+    </w:lvl>
+    <w:lvl w:ilvl="3" w:tentative="1">
+      <w:start w:val="1"/>
+      <w:numFmt w:val="bullet"/>
+      <w:lvlText w:val=""/>
+      <w:lvlJc w:val="left"/>
+      <w:pPr>
+        <w:tabs>
+          <w:tab w:val="num" w:pos="2880"/>
+        </w:tabs>
+        <w:ind w:left="2880" w:hanging="360"/>
+      </w:pPr>
+      <w:rPr>
+        <w:rFonts w:ascii="Wingdings" w:hAnsi="Wingdings" w:hint="default"/>
+        <w:sz w:val="20"/>
+      </w:rPr>
+    </w:lvl>
+    <w:lvl w:ilvl="4" w:tentative="1">
+      <w:start w:val="1"/>
+      <w:numFmt w:val="bullet"/>
+      <w:lvlText w:val=""/>
+      <w:lvlJc w:val="left"/>
+      <w:pPr>
+        <w:tabs>
+          <w:tab w:val="num" w:pos="3600"/>
+        </w:tabs>
+        <w:ind w:left="3600" w:hanging="360"/>
+      </w:pPr>
+      <w:rPr>
+        <w:rFonts w:ascii="Wingdings" w:hAnsi="Wingdings" w:hint="default"/>
+        <w:sz w:val="20"/>
+      </w:rPr>
+    </w:lvl>
+    <w:lvl w:ilvl="5" w:tentative="1">
+      <w:start w:val="1"/>
+      <w:numFmt w:val="bullet"/>
+      <w:lvlText w:val=""/>
+      <w:lvlJc w:val="left"/>
+      <w:pPr>
+        <w:tabs>
+          <w:tab w:val="num" w:pos="4320"/>
+        </w:tabs>
+        <w:ind w:left="4320" w:hanging="360"/>
+      </w:pPr>
+      <w:rPr>
+        <w:rFonts w:ascii="Wingdings" w:hAnsi="Wingdings" w:hint="default"/>
+        <w:sz w:val="20"/>
+      </w:rPr>
+    </w:lvl>
+    <w:lvl w:ilvl="6" w:tentative="1">
+      <w:start w:val="1"/>
+      <w:numFmt w:val="bullet"/>
+      <w:lvlText w:val=""/>
+      <w:lvlJc w:val="left"/>
+      <w:pPr>
+        <w:tabs>
+          <w:tab w:val="num" w:pos="5040"/>
+        </w:tabs>
+        <w:ind w:left="5040" w:hanging="360"/>
+      </w:pPr>
+      <w:rPr>
+        <w:rFonts w:ascii="Wingdings" w:hAnsi="Wingdings" w:hint="default"/>
+        <w:sz w:val="20"/>
+      </w:rPr>
+    </w:lvl>
+    <w:lvl w:ilvl="7" w:tentative="1">
+      <w:start w:val="1"/>
+      <w:numFmt w:val="bullet"/>
+      <w:lvlText w:val=""/>
+      <w:lvlJc w:val="left"/>
+      <w:pPr>
+        <w:tabs>
+          <w:tab w:val="num" w:pos="5760"/>
+        </w:tabs>
+        <w:ind w:left="5760" w:hanging="360"/>
+      </w:pPr>
+      <w:rPr>
+        <w:rFonts w:ascii="Wingdings" w:hAnsi="Wingdings" w:hint="default"/>
+        <w:sz w:val="20"/>
+      </w:rPr>
+    </w:lvl>
+    <w:lvl w:ilvl="8" w:tentative="1">
+      <w:start w:val="1"/>
+      <w:numFmt w:val="bullet"/>
+      <w:lvlText w:val=""/>
+      <w:lvlJc w:val="left"/>
+      <w:pPr>
+        <w:tabs>
+          <w:tab w:val="num" w:pos="6480"/>
+        </w:tabs>
+        <w:ind w:left="6480" w:hanging="360"/>
+      </w:pPr>
+      <w:rPr>
+        <w:rFonts w:ascii="Wingdings" w:hAnsi="Wingdings" w:hint="default"/>
+        <w:sz w:val="20"/>
+      </w:rPr>
+    </w:lvl>
+  </w:abstractNum>
+  <w:abstractNum w:abstractNumId="24" w15:restartNumberingAfterBreak="0">
     <w:nsid w:val="3D1211CD"/>
     <w:multiLevelType w:val="multilevel"/>
     <w:tmpl w:val="26282894"/>
@@ -7227,7 +7923,7 @@
       </w:rPr>
     </w:lvl>
   </w:abstractNum>
-  <w:abstractNum w:abstractNumId="22" w15:restartNumberingAfterBreak="0">
+  <w:abstractNum w:abstractNumId="25" w15:restartNumberingAfterBreak="0">
     <w:nsid w:val="3FBE11AF"/>
     <w:multiLevelType w:val="multilevel"/>
     <w:tmpl w:val="2F16A9EE"/>
@@ -7376,7 +8072,7 @@
       </w:rPr>
     </w:lvl>
   </w:abstractNum>
-  <w:abstractNum w:abstractNumId="23" w15:restartNumberingAfterBreak="0">
+  <w:abstractNum w:abstractNumId="26" w15:restartNumberingAfterBreak="0">
     <w:nsid w:val="40F2340E"/>
     <w:multiLevelType w:val="multilevel"/>
     <w:tmpl w:val="60B6C5A8"/>
@@ -7525,7 +8221,7 @@
       </w:rPr>
     </w:lvl>
   </w:abstractNum>
-  <w:abstractNum w:abstractNumId="24" w15:restartNumberingAfterBreak="0">
+  <w:abstractNum w:abstractNumId="27" w15:restartNumberingAfterBreak="0">
     <w:nsid w:val="415A4A75"/>
     <w:multiLevelType w:val="multilevel"/>
     <w:tmpl w:val="67104726"/>
@@ -7674,7 +8370,7 @@
       </w:rPr>
     </w:lvl>
   </w:abstractNum>
-  <w:abstractNum w:abstractNumId="25" w15:restartNumberingAfterBreak="0">
+  <w:abstractNum w:abstractNumId="28" w15:restartNumberingAfterBreak="0">
     <w:nsid w:val="422B1F83"/>
     <w:multiLevelType w:val="multilevel"/>
     <w:tmpl w:val="346EE79A"/>
@@ -7823,7 +8519,7 @@
       </w:rPr>
     </w:lvl>
   </w:abstractNum>
-  <w:abstractNum w:abstractNumId="26" w15:restartNumberingAfterBreak="0">
+  <w:abstractNum w:abstractNumId="29" w15:restartNumberingAfterBreak="0">
     <w:nsid w:val="42C95376"/>
     <w:multiLevelType w:val="multilevel"/>
     <w:tmpl w:val="37D205D8"/>
@@ -7972,7 +8668,156 @@
       </w:rPr>
     </w:lvl>
   </w:abstractNum>
-  <w:abstractNum w:abstractNumId="27" w15:restartNumberingAfterBreak="0">
+  <w:abstractNum w:abstractNumId="30" w15:restartNumberingAfterBreak="0">
+    <w:nsid w:val="4AEB6B5C"/>
+    <w:multiLevelType w:val="multilevel"/>
+    <w:tmpl w:val="DE866D06"/>
+    <w:lvl w:ilvl="0">
+      <w:start w:val="1"/>
+      <w:numFmt w:val="bullet"/>
+      <w:lvlText w:val=""/>
+      <w:lvlJc w:val="left"/>
+      <w:pPr>
+        <w:tabs>
+          <w:tab w:val="num" w:pos="720"/>
+        </w:tabs>
+        <w:ind w:left="720" w:hanging="360"/>
+      </w:pPr>
+      <w:rPr>
+        <w:rFonts w:ascii="Symbol" w:hAnsi="Symbol" w:hint="default"/>
+        <w:sz w:val="20"/>
+      </w:rPr>
+    </w:lvl>
+    <w:lvl w:ilvl="1">
+      <w:start w:val="1"/>
+      <w:numFmt w:val="bullet"/>
+      <w:lvlText w:val="o"/>
+      <w:lvlJc w:val="left"/>
+      <w:pPr>
+        <w:tabs>
+          <w:tab w:val="num" w:pos="1440"/>
+        </w:tabs>
+        <w:ind w:left="1440" w:hanging="360"/>
+      </w:pPr>
+      <w:rPr>
+        <w:rFonts w:ascii="Courier New" w:hAnsi="Courier New" w:hint="default"/>
+        <w:sz w:val="20"/>
+      </w:rPr>
+    </w:lvl>
+    <w:lvl w:ilvl="2" w:tentative="1">
+      <w:start w:val="1"/>
+      <w:numFmt w:val="bullet"/>
+      <w:lvlText w:val=""/>
+      <w:lvlJc w:val="left"/>
+      <w:pPr>
+        <w:tabs>
+          <w:tab w:val="num" w:pos="2160"/>
+        </w:tabs>
+        <w:ind w:left="2160" w:hanging="360"/>
+      </w:pPr>
+      <w:rPr>
+        <w:rFonts w:ascii="Wingdings" w:hAnsi="Wingdings" w:hint="default"/>
+        <w:sz w:val="20"/>
+      </w:rPr>
+    </w:lvl>
+    <w:lvl w:ilvl="3" w:tentative="1">
+      <w:start w:val="1"/>
+      <w:numFmt w:val="bullet"/>
+      <w:lvlText w:val=""/>
+      <w:lvlJc w:val="left"/>
+      <w:pPr>
+        <w:tabs>
+          <w:tab w:val="num" w:pos="2880"/>
+        </w:tabs>
+        <w:ind w:left="2880" w:hanging="360"/>
+      </w:pPr>
+      <w:rPr>
+        <w:rFonts w:ascii="Wingdings" w:hAnsi="Wingdings" w:hint="default"/>
+        <w:sz w:val="20"/>
+      </w:rPr>
+    </w:lvl>
+    <w:lvl w:ilvl="4" w:tentative="1">
+      <w:start w:val="1"/>
+      <w:numFmt w:val="bullet"/>
+      <w:lvlText w:val=""/>
+      <w:lvlJc w:val="left"/>
+      <w:pPr>
+        <w:tabs>
+          <w:tab w:val="num" w:pos="3600"/>
+        </w:tabs>
+        <w:ind w:left="3600" w:hanging="360"/>
+      </w:pPr>
+      <w:rPr>
+        <w:rFonts w:ascii="Wingdings" w:hAnsi="Wingdings" w:hint="default"/>
+        <w:sz w:val="20"/>
+      </w:rPr>
+    </w:lvl>
+    <w:lvl w:ilvl="5" w:tentative="1">
+      <w:start w:val="1"/>
+      <w:numFmt w:val="bullet"/>
+      <w:lvlText w:val=""/>
+      <w:lvlJc w:val="left"/>
+      <w:pPr>
+        <w:tabs>
+          <w:tab w:val="num" w:pos="4320"/>
+        </w:tabs>
+        <w:ind w:left="4320" w:hanging="360"/>
+      </w:pPr>
+      <w:rPr>
+        <w:rFonts w:ascii="Wingdings" w:hAnsi="Wingdings" w:hint="default"/>
+        <w:sz w:val="20"/>
+      </w:rPr>
+    </w:lvl>
+    <w:lvl w:ilvl="6" w:tentative="1">
+      <w:start w:val="1"/>
+      <w:numFmt w:val="bullet"/>
+      <w:lvlText w:val=""/>
+      <w:lvlJc w:val="left"/>
+      <w:pPr>
+        <w:tabs>
+          <w:tab w:val="num" w:pos="5040"/>
+        </w:tabs>
+        <w:ind w:left="5040" w:hanging="360"/>
+      </w:pPr>
+      <w:rPr>
+        <w:rFonts w:ascii="Wingdings" w:hAnsi="Wingdings" w:hint="default"/>
+        <w:sz w:val="20"/>
+      </w:rPr>
+    </w:lvl>
+    <w:lvl w:ilvl="7" w:tentative="1">
+      <w:start w:val="1"/>
+      <w:numFmt w:val="bullet"/>
+      <w:lvlText w:val=""/>
+      <w:lvlJc w:val="left"/>
+      <w:pPr>
+        <w:tabs>
+          <w:tab w:val="num" w:pos="5760"/>
+        </w:tabs>
+        <w:ind w:left="5760" w:hanging="360"/>
+      </w:pPr>
+      <w:rPr>
+        <w:rFonts w:ascii="Wingdings" w:hAnsi="Wingdings" w:hint="default"/>
+        <w:sz w:val="20"/>
+      </w:rPr>
+    </w:lvl>
+    <w:lvl w:ilvl="8" w:tentative="1">
+      <w:start w:val="1"/>
+      <w:numFmt w:val="bullet"/>
+      <w:lvlText w:val=""/>
+      <w:lvlJc w:val="left"/>
+      <w:pPr>
+        <w:tabs>
+          <w:tab w:val="num" w:pos="6480"/>
+        </w:tabs>
+        <w:ind w:left="6480" w:hanging="360"/>
+      </w:pPr>
+      <w:rPr>
+        <w:rFonts w:ascii="Wingdings" w:hAnsi="Wingdings" w:hint="default"/>
+        <w:sz w:val="20"/>
+      </w:rPr>
+    </w:lvl>
+  </w:abstractNum>
+  <w:abstractNum w:abstractNumId="31" w15:restartNumberingAfterBreak="0">
     <w:nsid w:val="52C35537"/>
     <w:multiLevelType w:val="multilevel"/>
     <w:tmpl w:val="B10C99D0"/>
@@ -8121,7 +8966,7 @@
       </w:rPr>
     </w:lvl>
   </w:abstractNum>
-  <w:abstractNum w:abstractNumId="28" w15:restartNumberingAfterBreak="0">
+  <w:abstractNum w:abstractNumId="32" w15:restartNumberingAfterBreak="0">
     <w:nsid w:val="55902E30"/>
     <w:multiLevelType w:val="multilevel"/>
     <w:tmpl w:val="6AF25000"/>
@@ -8270,7 +9115,156 @@
       </w:rPr>
     </w:lvl>
   </w:abstractNum>
-  <w:abstractNum w:abstractNumId="29" w15:restartNumberingAfterBreak="0">
+  <w:abstractNum w:abstractNumId="33" w15:restartNumberingAfterBreak="0">
+    <w:nsid w:val="57D720B6"/>
+    <w:multiLevelType w:val="multilevel"/>
+    <w:tmpl w:val="552618F6"/>
+    <w:lvl w:ilvl="0">
+      <w:start w:val="1"/>
+      <w:numFmt w:val="bullet"/>
+      <w:lvlText w:val=""/>
+      <w:lvlJc w:val="left"/>
+      <w:pPr>
+        <w:tabs>
+          <w:tab w:val="num" w:pos="720"/>
+        </w:tabs>
+        <w:ind w:left="720" w:hanging="360"/>
+      </w:pPr>
+      <w:rPr>
+        <w:rFonts w:ascii="Symbol" w:hAnsi="Symbol" w:hint="default"/>
+        <w:sz w:val="20"/>
+      </w:rPr>
+    </w:lvl>
+    <w:lvl w:ilvl="1">
+      <w:start w:val="1"/>
+      <w:numFmt w:val="bullet"/>
+      <w:lvlText w:val="o"/>
+      <w:lvlJc w:val="left"/>
+      <w:pPr>
+        <w:tabs>
+          <w:tab w:val="num" w:pos="1440"/>
+        </w:tabs>
+        <w:ind w:left="1440" w:hanging="360"/>
+      </w:pPr>
+      <w:rPr>
+        <w:rFonts w:ascii="Courier New" w:hAnsi="Courier New" w:hint="default"/>
+        <w:sz w:val="20"/>
+      </w:rPr>
+    </w:lvl>
+    <w:lvl w:ilvl="2" w:tentative="1">
+      <w:start w:val="1"/>
+      <w:numFmt w:val="bullet"/>
+      <w:lvlText w:val=""/>
+      <w:lvlJc w:val="left"/>
+      <w:pPr>
+        <w:tabs>
+          <w:tab w:val="num" w:pos="2160"/>
+        </w:tabs>
+        <w:ind w:left="2160" w:hanging="360"/>
+      </w:pPr>
+      <w:rPr>
+        <w:rFonts w:ascii="Wingdings" w:hAnsi="Wingdings" w:hint="default"/>
+        <w:sz w:val="20"/>
+      </w:rPr>
+    </w:lvl>
+    <w:lvl w:ilvl="3" w:tentative="1">
+      <w:start w:val="1"/>
+      <w:numFmt w:val="bullet"/>
+      <w:lvlText w:val=""/>
+      <w:lvlJc w:val="left"/>
+      <w:pPr>
+        <w:tabs>
+          <w:tab w:val="num" w:pos="2880"/>
+        </w:tabs>
+        <w:ind w:left="2880" w:hanging="360"/>
+      </w:pPr>
+      <w:rPr>
+        <w:rFonts w:ascii="Wingdings" w:hAnsi="Wingdings" w:hint="default"/>
+        <w:sz w:val="20"/>
+      </w:rPr>
+    </w:lvl>
+    <w:lvl w:ilvl="4" w:tentative="1">
+      <w:start w:val="1"/>
+      <w:numFmt w:val="bullet"/>
+      <w:lvlText w:val=""/>
+      <w:lvlJc w:val="left"/>
+      <w:pPr>
+        <w:tabs>
+          <w:tab w:val="num" w:pos="3600"/>
+        </w:tabs>
+        <w:ind w:left="3600" w:hanging="360"/>
+      </w:pPr>
+      <w:rPr>
+        <w:rFonts w:ascii="Wingdings" w:hAnsi="Wingdings" w:hint="default"/>
+        <w:sz w:val="20"/>
+      </w:rPr>
+    </w:lvl>
+    <w:lvl w:ilvl="5" w:tentative="1">
+      <w:start w:val="1"/>
+      <w:numFmt w:val="bullet"/>
+      <w:lvlText w:val=""/>
+      <w:lvlJc w:val="left"/>
+      <w:pPr>
+        <w:tabs>
+          <w:tab w:val="num" w:pos="4320"/>
+        </w:tabs>
+        <w:ind w:left="4320" w:hanging="360"/>
+      </w:pPr>
+      <w:rPr>
+        <w:rFonts w:ascii="Wingdings" w:hAnsi="Wingdings" w:hint="default"/>
+        <w:sz w:val="20"/>
+      </w:rPr>
+    </w:lvl>
+    <w:lvl w:ilvl="6" w:tentative="1">
+      <w:start w:val="1"/>
+      <w:numFmt w:val="bullet"/>
+      <w:lvlText w:val=""/>
+      <w:lvlJc w:val="left"/>
+      <w:pPr>
+        <w:tabs>
+          <w:tab w:val="num" w:pos="5040"/>
+        </w:tabs>
+        <w:ind w:left="5040" w:hanging="360"/>
+      </w:pPr>
+      <w:rPr>
+        <w:rFonts w:ascii="Wingdings" w:hAnsi="Wingdings" w:hint="default"/>
+        <w:sz w:val="20"/>
+      </w:rPr>
+    </w:lvl>
+    <w:lvl w:ilvl="7" w:tentative="1">
+      <w:start w:val="1"/>
+      <w:numFmt w:val="bullet"/>
+      <w:lvlText w:val=""/>
+      <w:lvlJc w:val="left"/>
+      <w:pPr>
+        <w:tabs>
+          <w:tab w:val="num" w:pos="5760"/>
+        </w:tabs>
+        <w:ind w:left="5760" w:hanging="360"/>
+      </w:pPr>
+      <w:rPr>
+        <w:rFonts w:ascii="Wingdings" w:hAnsi="Wingdings" w:hint="default"/>
+        <w:sz w:val="20"/>
+      </w:rPr>
+    </w:lvl>
+    <w:lvl w:ilvl="8" w:tentative="1">
+      <w:start w:val="1"/>
+      <w:numFmt w:val="bullet"/>
+      <w:lvlText w:val=""/>
+      <w:lvlJc w:val="left"/>
+      <w:pPr>
+        <w:tabs>
+          <w:tab w:val="num" w:pos="6480"/>
+        </w:tabs>
+        <w:ind w:left="6480" w:hanging="360"/>
+      </w:pPr>
+      <w:rPr>
+        <w:rFonts w:ascii="Wingdings" w:hAnsi="Wingdings" w:hint="default"/>
+        <w:sz w:val="20"/>
+      </w:rPr>
+    </w:lvl>
+  </w:abstractNum>
+  <w:abstractNum w:abstractNumId="34" w15:restartNumberingAfterBreak="0">
     <w:nsid w:val="58B135C9"/>
     <w:multiLevelType w:val="multilevel"/>
     <w:tmpl w:val="614611BE"/>
@@ -8419,7 +9413,7 @@
       </w:rPr>
     </w:lvl>
   </w:abstractNum>
-  <w:abstractNum w:abstractNumId="30" w15:restartNumberingAfterBreak="0">
+  <w:abstractNum w:abstractNumId="35" w15:restartNumberingAfterBreak="0">
     <w:nsid w:val="5C0331E3"/>
     <w:multiLevelType w:val="multilevel"/>
     <w:tmpl w:val="F9282CE4"/>
@@ -8568,7 +9562,7 @@
       </w:rPr>
     </w:lvl>
   </w:abstractNum>
-  <w:abstractNum w:abstractNumId="31" w15:restartNumberingAfterBreak="0">
+  <w:abstractNum w:abstractNumId="36" w15:restartNumberingAfterBreak="0">
     <w:nsid w:val="5D9F6B24"/>
     <w:multiLevelType w:val="multilevel"/>
     <w:tmpl w:val="2BB6471C"/>
@@ -8717,7 +9711,7 @@
       </w:rPr>
     </w:lvl>
   </w:abstractNum>
-  <w:abstractNum w:abstractNumId="32" w15:restartNumberingAfterBreak="0">
+  <w:abstractNum w:abstractNumId="37" w15:restartNumberingAfterBreak="0">
     <w:nsid w:val="6006057E"/>
     <w:multiLevelType w:val="multilevel"/>
     <w:tmpl w:val="E6249DFA"/>
@@ -8834,7 +9828,7 @@
       </w:pPr>
     </w:lvl>
   </w:abstractNum>
-  <w:abstractNum w:abstractNumId="33" w15:restartNumberingAfterBreak="0">
+  <w:abstractNum w:abstractNumId="38" w15:restartNumberingAfterBreak="0">
     <w:nsid w:val="69397261"/>
     <w:multiLevelType w:val="multilevel"/>
     <w:tmpl w:val="7C9AC138"/>
@@ -8983,7 +9977,7 @@
       </w:rPr>
     </w:lvl>
   </w:abstractNum>
-  <w:abstractNum w:abstractNumId="34" w15:restartNumberingAfterBreak="0">
+  <w:abstractNum w:abstractNumId="39" w15:restartNumberingAfterBreak="0">
     <w:nsid w:val="69DC7715"/>
     <w:multiLevelType w:val="multilevel"/>
     <w:tmpl w:val="517C6A66"/>
@@ -9132,7 +10126,7 @@
       </w:rPr>
     </w:lvl>
   </w:abstractNum>
-  <w:abstractNum w:abstractNumId="35" w15:restartNumberingAfterBreak="0">
+  <w:abstractNum w:abstractNumId="40" w15:restartNumberingAfterBreak="0">
     <w:nsid w:val="6BD17DD4"/>
     <w:multiLevelType w:val="multilevel"/>
     <w:tmpl w:val="F89E5DC0"/>
@@ -9281,7 +10275,7 @@
       </w:rPr>
     </w:lvl>
   </w:abstractNum>
-  <w:abstractNum w:abstractNumId="36" w15:restartNumberingAfterBreak="0">
+  <w:abstractNum w:abstractNumId="41" w15:restartNumberingAfterBreak="0">
     <w:nsid w:val="7319526F"/>
     <w:multiLevelType w:val="multilevel"/>
     <w:tmpl w:val="7D78F788"/>
@@ -9430,7 +10424,7 @@
       </w:rPr>
     </w:lvl>
   </w:abstractNum>
-  <w:abstractNum w:abstractNumId="37" w15:restartNumberingAfterBreak="0">
+  <w:abstractNum w:abstractNumId="42" w15:restartNumberingAfterBreak="0">
     <w:nsid w:val="746A56EC"/>
     <w:multiLevelType w:val="multilevel"/>
     <w:tmpl w:val="EB8C1C7E"/>
@@ -9579,7 +10573,305 @@
       </w:rPr>
     </w:lvl>
   </w:abstractNum>
-  <w:abstractNum w:abstractNumId="38" w15:restartNumberingAfterBreak="0">
+  <w:abstractNum w:abstractNumId="43" w15:restartNumberingAfterBreak="0">
+    <w:nsid w:val="762C3A36"/>
+    <w:multiLevelType w:val="multilevel"/>
+    <w:tmpl w:val="AE86E544"/>
+    <w:lvl w:ilvl="0">
+      <w:start w:val="1"/>
+      <w:numFmt w:val="bullet"/>
+      <w:lvlText w:val=""/>
+      <w:lvlJc w:val="left"/>
+      <w:pPr>
+        <w:tabs>
+          <w:tab w:val="num" w:pos="720"/>
+        </w:tabs>
+        <w:ind w:left="720" w:hanging="360"/>
+      </w:pPr>
+      <w:rPr>
+        <w:rFonts w:ascii="Symbol" w:hAnsi="Symbol" w:hint="default"/>
+        <w:sz w:val="20"/>
+      </w:rPr>
+    </w:lvl>
+    <w:lvl w:ilvl="1" w:tentative="1">
+      <w:start w:val="1"/>
+      <w:numFmt w:val="bullet"/>
+      <w:lvlText w:val="o"/>
+      <w:lvlJc w:val="left"/>
+      <w:pPr>
+        <w:tabs>
+          <w:tab w:val="num" w:pos="1440"/>
+        </w:tabs>
+        <w:ind w:left="1440" w:hanging="360"/>
+      </w:pPr>
+      <w:rPr>
+        <w:rFonts w:ascii="Courier New" w:hAnsi="Courier New" w:hint="default"/>
+        <w:sz w:val="20"/>
+      </w:rPr>
+    </w:lvl>
+    <w:lvl w:ilvl="2" w:tentative="1">
+      <w:start w:val="1"/>
+      <w:numFmt w:val="bullet"/>
+      <w:lvlText w:val=""/>
+      <w:lvlJc w:val="left"/>
+      <w:pPr>
+        <w:tabs>
+          <w:tab w:val="num" w:pos="2160"/>
+        </w:tabs>
+        <w:ind w:left="2160" w:hanging="360"/>
+      </w:pPr>
+      <w:rPr>
+        <w:rFonts w:ascii="Wingdings" w:hAnsi="Wingdings" w:hint="default"/>
+        <w:sz w:val="20"/>
+      </w:rPr>
+    </w:lvl>
+    <w:lvl w:ilvl="3" w:tentative="1">
+      <w:start w:val="1"/>
+      <w:numFmt w:val="bullet"/>
+      <w:lvlText w:val=""/>
+      <w:lvlJc w:val="left"/>
+      <w:pPr>
+        <w:tabs>
+          <w:tab w:val="num" w:pos="2880"/>
+        </w:tabs>
+        <w:ind w:left="2880" w:hanging="360"/>
+      </w:pPr>
+      <w:rPr>
+        <w:rFonts w:ascii="Wingdings" w:hAnsi="Wingdings" w:hint="default"/>
+        <w:sz w:val="20"/>
+      </w:rPr>
+    </w:lvl>
+    <w:lvl w:ilvl="4" w:tentative="1">
+      <w:start w:val="1"/>
+      <w:numFmt w:val="bullet"/>
+      <w:lvlText w:val=""/>
+      <w:lvlJc w:val="left"/>
+      <w:pPr>
+        <w:tabs>
+          <w:tab w:val="num" w:pos="3600"/>
+        </w:tabs>
+        <w:ind w:left="3600" w:hanging="360"/>
+      </w:pPr>
+      <w:rPr>
+        <w:rFonts w:ascii="Wingdings" w:hAnsi="Wingdings" w:hint="default"/>
+        <w:sz w:val="20"/>
+      </w:rPr>
+    </w:lvl>
+    <w:lvl w:ilvl="5" w:tentative="1">
+      <w:start w:val="1"/>
+      <w:numFmt w:val="bullet"/>
+      <w:lvlText w:val=""/>
+      <w:lvlJc w:val="left"/>
+      <w:pPr>
+        <w:tabs>
+          <w:tab w:val="num" w:pos="4320"/>
+        </w:tabs>
+        <w:ind w:left="4320" w:hanging="360"/>
+      </w:pPr>
+      <w:rPr>
+        <w:rFonts w:ascii="Wingdings" w:hAnsi="Wingdings" w:hint="default"/>
+        <w:sz w:val="20"/>
+      </w:rPr>
+    </w:lvl>
+    <w:lvl w:ilvl="6" w:tentative="1">
+      <w:start w:val="1"/>
+      <w:numFmt w:val="bullet"/>
+      <w:lvlText w:val=""/>
+      <w:lvlJc w:val="left"/>
+      <w:pPr>
+        <w:tabs>
+          <w:tab w:val="num" w:pos="5040"/>
+        </w:tabs>
+        <w:ind w:left="5040" w:hanging="360"/>
+      </w:pPr>
+      <w:rPr>
+        <w:rFonts w:ascii="Wingdings" w:hAnsi="Wingdings" w:hint="default"/>
+        <w:sz w:val="20"/>
+      </w:rPr>
+    </w:lvl>
+    <w:lvl w:ilvl="7" w:tentative="1">
+      <w:start w:val="1"/>
+      <w:numFmt w:val="bullet"/>
+      <w:lvlText w:val=""/>
+      <w:lvlJc w:val="left"/>
+      <w:pPr>
+        <w:tabs>
+          <w:tab w:val="num" w:pos="5760"/>
+        </w:tabs>
+        <w:ind w:left="5760" w:hanging="360"/>
+      </w:pPr>
+      <w:rPr>
+        <w:rFonts w:ascii="Wingdings" w:hAnsi="Wingdings" w:hint="default"/>
+        <w:sz w:val="20"/>
+      </w:rPr>
+    </w:lvl>
+    <w:lvl w:ilvl="8" w:tentative="1">
+      <w:start w:val="1"/>
+      <w:numFmt w:val="bullet"/>
+      <w:lvlText w:val=""/>
+      <w:lvlJc w:val="left"/>
+      <w:pPr>
+        <w:tabs>
+          <w:tab w:val="num" w:pos="6480"/>
+        </w:tabs>
+        <w:ind w:left="6480" w:hanging="360"/>
+      </w:pPr>
+      <w:rPr>
+        <w:rFonts w:ascii="Wingdings" w:hAnsi="Wingdings" w:hint="default"/>
+        <w:sz w:val="20"/>
+      </w:rPr>
+    </w:lvl>
+  </w:abstractNum>
+  <w:abstractNum w:abstractNumId="44" w15:restartNumberingAfterBreak="0">
+    <w:nsid w:val="795B6629"/>
+    <w:multiLevelType w:val="multilevel"/>
+    <w:tmpl w:val="19D2DFFC"/>
+    <w:lvl w:ilvl="0">
+      <w:start w:val="1"/>
+      <w:numFmt w:val="bullet"/>
+      <w:lvlText w:val=""/>
+      <w:lvlJc w:val="left"/>
+      <w:pPr>
+        <w:tabs>
+          <w:tab w:val="num" w:pos="720"/>
+        </w:tabs>
+        <w:ind w:left="720" w:hanging="360"/>
+      </w:pPr>
+      <w:rPr>
+        <w:rFonts w:ascii="Symbol" w:hAnsi="Symbol" w:hint="default"/>
+        <w:sz w:val="20"/>
+      </w:rPr>
+    </w:lvl>
+    <w:lvl w:ilvl="1">
+      <w:start w:val="1"/>
+      <w:numFmt w:val="bullet"/>
+      <w:lvlText w:val="o"/>
+      <w:lvlJc w:val="left"/>
+      <w:pPr>
+        <w:tabs>
+          <w:tab w:val="num" w:pos="1440"/>
+        </w:tabs>
+        <w:ind w:left="1440" w:hanging="360"/>
+      </w:pPr>
+      <w:rPr>
+        <w:rFonts w:ascii="Courier New" w:hAnsi="Courier New" w:hint="default"/>
+        <w:sz w:val="20"/>
+      </w:rPr>
+    </w:lvl>
+    <w:lvl w:ilvl="2" w:tentative="1">
+      <w:start w:val="1"/>
+      <w:numFmt w:val="bullet"/>
+      <w:lvlText w:val=""/>
+      <w:lvlJc w:val="left"/>
+      <w:pPr>
+        <w:tabs>
+          <w:tab w:val="num" w:pos="2160"/>
+        </w:tabs>
+        <w:ind w:left="2160" w:hanging="360"/>
+      </w:pPr>
+      <w:rPr>
+        <w:rFonts w:ascii="Wingdings" w:hAnsi="Wingdings" w:hint="default"/>
+        <w:sz w:val="20"/>
+      </w:rPr>
+    </w:lvl>
+    <w:lvl w:ilvl="3" w:tentative="1">
+      <w:start w:val="1"/>
+      <w:numFmt w:val="bullet"/>
+      <w:lvlText w:val=""/>
+      <w:lvlJc w:val="left"/>
+      <w:pPr>
+        <w:tabs>
+          <w:tab w:val="num" w:pos="2880"/>
+        </w:tabs>
+        <w:ind w:left="2880" w:hanging="360"/>
+      </w:pPr>
+      <w:rPr>
+        <w:rFonts w:ascii="Wingdings" w:hAnsi="Wingdings" w:hint="default"/>
+        <w:sz w:val="20"/>
+      </w:rPr>
+    </w:lvl>
+    <w:lvl w:ilvl="4" w:tentative="1">
+      <w:start w:val="1"/>
+      <w:numFmt w:val="bullet"/>
+      <w:lvlText w:val=""/>
+      <w:lvlJc w:val="left"/>
+      <w:pPr>
+        <w:tabs>
+          <w:tab w:val="num" w:pos="3600"/>
+        </w:tabs>
+        <w:ind w:left="3600" w:hanging="360"/>
+      </w:pPr>
+      <w:rPr>
+        <w:rFonts w:ascii="Wingdings" w:hAnsi="Wingdings" w:hint="default"/>
+        <w:sz w:val="20"/>
+      </w:rPr>
+    </w:lvl>
+    <w:lvl w:ilvl="5" w:tentative="1">
+      <w:start w:val="1"/>
+      <w:numFmt w:val="bullet"/>
+      <w:lvlText w:val=""/>
+      <w:lvlJc w:val="left"/>
+      <w:pPr>
+        <w:tabs>
+          <w:tab w:val="num" w:pos="4320"/>
+        </w:tabs>
+        <w:ind w:left="4320" w:hanging="360"/>
+      </w:pPr>
+      <w:rPr>
+        <w:rFonts w:ascii="Wingdings" w:hAnsi="Wingdings" w:hint="default"/>
+        <w:sz w:val="20"/>
+      </w:rPr>
+    </w:lvl>
+    <w:lvl w:ilvl="6" w:tentative="1">
+      <w:start w:val="1"/>
+      <w:numFmt w:val="bullet"/>
+      <w:lvlText w:val=""/>
+      <w:lvlJc w:val="left"/>
+      <w:pPr>
+        <w:tabs>
+          <w:tab w:val="num" w:pos="5040"/>
+        </w:tabs>
+        <w:ind w:left="5040" w:hanging="360"/>
+      </w:pPr>
+      <w:rPr>
+        <w:rFonts w:ascii="Wingdings" w:hAnsi="Wingdings" w:hint="default"/>
+        <w:sz w:val="20"/>
+      </w:rPr>
+    </w:lvl>
+    <w:lvl w:ilvl="7" w:tentative="1">
+      <w:start w:val="1"/>
+      <w:numFmt w:val="bullet"/>
+      <w:lvlText w:val=""/>
+      <w:lvlJc w:val="left"/>
+      <w:pPr>
+        <w:tabs>
+          <w:tab w:val="num" w:pos="5760"/>
+        </w:tabs>
+        <w:ind w:left="5760" w:hanging="360"/>
+      </w:pPr>
+      <w:rPr>
+        <w:rFonts w:ascii="Wingdings" w:hAnsi="Wingdings" w:hint="default"/>
+        <w:sz w:val="20"/>
+      </w:rPr>
+    </w:lvl>
+    <w:lvl w:ilvl="8" w:tentative="1">
+      <w:start w:val="1"/>
+      <w:numFmt w:val="bullet"/>
+      <w:lvlText w:val=""/>
+      <w:lvlJc w:val="left"/>
+      <w:pPr>
+        <w:tabs>
+          <w:tab w:val="num" w:pos="6480"/>
+        </w:tabs>
+        <w:ind w:left="6480" w:hanging="360"/>
+      </w:pPr>
+      <w:rPr>
+        <w:rFonts w:ascii="Wingdings" w:hAnsi="Wingdings" w:hint="default"/>
+        <w:sz w:val="20"/>
+      </w:rPr>
+    </w:lvl>
+  </w:abstractNum>
+  <w:abstractNum w:abstractNumId="45" w15:restartNumberingAfterBreak="0">
     <w:nsid w:val="7C9B1000"/>
     <w:multiLevelType w:val="multilevel"/>
     <w:tmpl w:val="104C8050"/>
@@ -9728,122 +11020,259 @@
       </w:rPr>
     </w:lvl>
   </w:abstractNum>
+  <w:abstractNum w:abstractNumId="46" w15:restartNumberingAfterBreak="0">
+    <w:nsid w:val="7D922016"/>
+    <w:multiLevelType w:val="multilevel"/>
+    <w:tmpl w:val="3CC25FDA"/>
+    <w:lvl w:ilvl="0">
+      <w:start w:val="1"/>
+      <w:numFmt w:val="decimal"/>
+      <w:lvlText w:val="%1."/>
+      <w:lvlJc w:val="left"/>
+      <w:pPr>
+        <w:tabs>
+          <w:tab w:val="num" w:pos="720"/>
+        </w:tabs>
+        <w:ind w:left="720" w:hanging="360"/>
+      </w:pPr>
+    </w:lvl>
+    <w:lvl w:ilvl="1" w:tentative="1">
+      <w:start w:val="1"/>
+      <w:numFmt w:val="decimal"/>
+      <w:lvlText w:val="%2."/>
+      <w:lvlJc w:val="left"/>
+      <w:pPr>
+        <w:tabs>
+          <w:tab w:val="num" w:pos="1440"/>
+        </w:tabs>
+        <w:ind w:left="1440" w:hanging="360"/>
+      </w:pPr>
+    </w:lvl>
+    <w:lvl w:ilvl="2" w:tentative="1">
+      <w:start w:val="1"/>
+      <w:numFmt w:val="decimal"/>
+      <w:lvlText w:val="%3."/>
+      <w:lvlJc w:val="left"/>
+      <w:pPr>
+        <w:tabs>
+          <w:tab w:val="num" w:pos="2160"/>
+        </w:tabs>
+        <w:ind w:left="2160" w:hanging="360"/>
+      </w:pPr>
+    </w:lvl>
+    <w:lvl w:ilvl="3" w:tentative="1">
+      <w:start w:val="1"/>
+      <w:numFmt w:val="decimal"/>
+      <w:lvlText w:val="%4."/>
+      <w:lvlJc w:val="left"/>
+      <w:pPr>
+        <w:tabs>
+          <w:tab w:val="num" w:pos="2880"/>
+        </w:tabs>
+        <w:ind w:left="2880" w:hanging="360"/>
+      </w:pPr>
+    </w:lvl>
+    <w:lvl w:ilvl="4" w:tentative="1">
+      <w:start w:val="1"/>
+      <w:numFmt w:val="decimal"/>
+      <w:lvlText w:val="%5."/>
+      <w:lvlJc w:val="left"/>
+      <w:pPr>
+        <w:tabs>
+          <w:tab w:val="num" w:pos="3600"/>
+        </w:tabs>
+        <w:ind w:left="3600" w:hanging="360"/>
+      </w:pPr>
+    </w:lvl>
+    <w:lvl w:ilvl="5" w:tentative="1">
+      <w:start w:val="1"/>
+      <w:numFmt w:val="decimal"/>
+      <w:lvlText w:val="%6."/>
+      <w:lvlJc w:val="left"/>
+      <w:pPr>
+        <w:tabs>
+          <w:tab w:val="num" w:pos="4320"/>
+        </w:tabs>
+        <w:ind w:left="4320" w:hanging="360"/>
+      </w:pPr>
+    </w:lvl>
+    <w:lvl w:ilvl="6" w:tentative="1">
+      <w:start w:val="1"/>
+      <w:numFmt w:val="decimal"/>
+      <w:lvlText w:val="%7."/>
+      <w:lvlJc w:val="left"/>
+      <w:pPr>
+        <w:tabs>
+          <w:tab w:val="num" w:pos="5040"/>
+        </w:tabs>
+        <w:ind w:left="5040" w:hanging="360"/>
+      </w:pPr>
+    </w:lvl>
+    <w:lvl w:ilvl="7" w:tentative="1">
+      <w:start w:val="1"/>
+      <w:numFmt w:val="decimal"/>
+      <w:lvlText w:val="%8."/>
+      <w:lvlJc w:val="left"/>
+      <w:pPr>
+        <w:tabs>
+          <w:tab w:val="num" w:pos="5760"/>
+        </w:tabs>
+        <w:ind w:left="5760" w:hanging="360"/>
+      </w:pPr>
+    </w:lvl>
+    <w:lvl w:ilvl="8" w:tentative="1">
+      <w:start w:val="1"/>
+      <w:numFmt w:val="decimal"/>
+      <w:lvlText w:val="%9."/>
+      <w:lvlJc w:val="left"/>
+      <w:pPr>
+        <w:tabs>
+          <w:tab w:val="num" w:pos="6480"/>
+        </w:tabs>
+        <w:ind w:left="6480" w:hanging="360"/>
+      </w:pPr>
+    </w:lvl>
+  </w:abstractNum>
   <w:num w:numId="1">
+    <w:abstractNumId w:val="4"/>
+  </w:num>
+  <w:num w:numId="2">
+    <w:abstractNumId w:val="6"/>
+  </w:num>
+  <w:num w:numId="3">
+    <w:abstractNumId w:val="13"/>
+  </w:num>
+  <w:num w:numId="4">
+    <w:abstractNumId w:val="38"/>
+  </w:num>
+  <w:num w:numId="5">
+    <w:abstractNumId w:val="39"/>
+  </w:num>
+  <w:num w:numId="6">
+    <w:abstractNumId w:val="11"/>
+  </w:num>
+  <w:num w:numId="7">
+    <w:abstractNumId w:val="34"/>
+  </w:num>
+  <w:num w:numId="8">
+    <w:abstractNumId w:val="26"/>
+  </w:num>
+  <w:num w:numId="9">
+    <w:abstractNumId w:val="14"/>
+  </w:num>
+  <w:num w:numId="10">
+    <w:abstractNumId w:val="20"/>
+  </w:num>
+  <w:num w:numId="11">
+    <w:abstractNumId w:val="31"/>
+  </w:num>
+  <w:num w:numId="12">
     <w:abstractNumId w:val="3"/>
   </w:num>
-  <w:num w:numId="2">
-    <w:abstractNumId w:val="5"/>
+  <w:num w:numId="13">
+    <w:abstractNumId w:val="40"/>
   </w:num>
-  <w:num w:numId="3">
-    <w:abstractNumId w:val="12"/>
+  <w:num w:numId="14">
+    <w:abstractNumId w:val="2"/>
   </w:num>
-  <w:num w:numId="4">
-    <w:abstractNumId w:val="33"/>
+  <w:num w:numId="15">
+    <w:abstractNumId w:val="7"/>
   </w:num>
-  <w:num w:numId="5">
-    <w:abstractNumId w:val="34"/>
-  </w:num>
-  <w:num w:numId="6">
+  <w:num w:numId="16">
     <w:abstractNumId w:val="10"/>
   </w:num>
-  <w:num w:numId="7">
-    <w:abstractNumId w:val="29"/>
+  <w:num w:numId="17">
+    <w:abstractNumId w:val="15"/>
   </w:num>
-  <w:num w:numId="8">
-    <w:abstractNumId w:val="23"/>
+  <w:num w:numId="18">
+    <w:abstractNumId w:val="24"/>
   </w:num>
-  <w:num w:numId="9">
-    <w:abstractNumId w:val="13"/>
-  </w:num>
-  <w:num w:numId="10">
-    <w:abstractNumId w:val="18"/>
-  </w:num>
-  <w:num w:numId="11">
-    <w:abstractNumId w:val="27"/>
-  </w:num>
-  <w:num w:numId="12">
-    <w:abstractNumId w:val="2"/>
-  </w:num>
-  <w:num w:numId="13">
-    <w:abstractNumId w:val="35"/>
-  </w:num>
-  <w:num w:numId="14">
-    <w:abstractNumId w:val="1"/>
-  </w:num>
-  <w:num w:numId="15">
-    <w:abstractNumId w:val="6"/>
-  </w:num>
-  <w:num w:numId="16">
+  <w:num w:numId="19">
     <w:abstractNumId w:val="9"/>
   </w:num>
-  <w:num w:numId="17">
-    <w:abstractNumId w:val="14"/>
-  </w:num>
-  <w:num w:numId="18">
-    <w:abstractNumId w:val="21"/>
-  </w:num>
-  <w:num w:numId="19">
-    <w:abstractNumId w:val="8"/>
-  </w:num>
   <w:num w:numId="20">
-    <w:abstractNumId w:val="38"/>
+    <w:abstractNumId w:val="45"/>
   </w:num>
   <w:num w:numId="21">
-    <w:abstractNumId w:val="36"/>
+    <w:abstractNumId w:val="41"/>
   </w:num>
   <w:num w:numId="22">
-    <w:abstractNumId w:val="15"/>
+    <w:abstractNumId w:val="17"/>
   </w:num>
   <w:num w:numId="23">
-    <w:abstractNumId w:val="20"/>
+    <w:abstractNumId w:val="22"/>
   </w:num>
   <w:num w:numId="24">
     <w:abstractNumId w:val="0"/>
   </w:num>
   <w:num w:numId="25">
+    <w:abstractNumId w:val="32"/>
+  </w:num>
+  <w:num w:numId="26">
+    <w:abstractNumId w:val="19"/>
+  </w:num>
+  <w:num w:numId="27">
+    <w:abstractNumId w:val="12"/>
+  </w:num>
+  <w:num w:numId="28">
+    <w:abstractNumId w:val="36"/>
+  </w:num>
+  <w:num w:numId="29">
     <w:abstractNumId w:val="28"/>
   </w:num>
-  <w:num w:numId="26">
-    <w:abstractNumId w:val="17"/>
+  <w:num w:numId="30">
+    <w:abstractNumId w:val="35"/>
   </w:num>
-  <w:num w:numId="27">
-    <w:abstractNumId w:val="11"/>
+  <w:num w:numId="31">
+    <w:abstractNumId w:val="27"/>
   </w:num>
-  <w:num w:numId="28">
-    <w:abstractNumId w:val="31"/>
+  <w:num w:numId="32">
+    <w:abstractNumId w:val="42"/>
   </w:num>
-  <w:num w:numId="29">
+  <w:num w:numId="33">
     <w:abstractNumId w:val="25"/>
   </w:num>
-  <w:num w:numId="30">
+  <w:num w:numId="34">
+    <w:abstractNumId w:val="29"/>
+  </w:num>
+  <w:num w:numId="35">
+    <w:abstractNumId w:val="37"/>
+  </w:num>
+  <w:num w:numId="36">
+    <w:abstractNumId w:val="5"/>
+  </w:num>
+  <w:num w:numId="37">
+    <w:abstractNumId w:val="21"/>
+  </w:num>
+  <w:num w:numId="38">
+    <w:abstractNumId w:val="8"/>
+  </w:num>
+  <w:num w:numId="39">
+    <w:abstractNumId w:val="18"/>
+  </w:num>
+  <w:num w:numId="40">
+    <w:abstractNumId w:val="33"/>
+  </w:num>
+  <w:num w:numId="41">
+    <w:abstractNumId w:val="44"/>
+  </w:num>
+  <w:num w:numId="42">
+    <w:abstractNumId w:val="16"/>
+  </w:num>
+  <w:num w:numId="43">
+    <w:abstractNumId w:val="43"/>
+  </w:num>
+  <w:num w:numId="44">
+    <w:abstractNumId w:val="1"/>
+  </w:num>
+  <w:num w:numId="45">
+    <w:abstractNumId w:val="23"/>
+  </w:num>
+  <w:num w:numId="46">
     <w:abstractNumId w:val="30"/>
   </w:num>
-  <w:num w:numId="31">
-    <w:abstractNumId w:val="24"/>
-  </w:num>
-  <w:num w:numId="32">
-    <w:abstractNumId w:val="37"/>
-  </w:num>
-  <w:num w:numId="33">
-    <w:abstractNumId w:val="22"/>
-  </w:num>
-  <w:num w:numId="34">
-    <w:abstractNumId w:val="26"/>
-  </w:num>
-  <w:num w:numId="35">
-    <w:abstractNumId w:val="32"/>
-  </w:num>
-  <w:num w:numId="36">
-    <w:abstractNumId w:val="4"/>
-  </w:num>
-  <w:num w:numId="37">
-    <w:abstractNumId w:val="19"/>
-  </w:num>
-  <w:num w:numId="38">
-    <w:abstractNumId w:val="7"/>
-  </w:num>
-  <w:num w:numId="39">
-    <w:abstractNumId w:val="16"/>
+  <w:num w:numId="47">
+    <w:abstractNumId w:val="46"/>
   </w:num>
 </w:numbering>
 </file>
